--- a/Final Submissions/Project_Uber_Thesis_Paper.docx
+++ b/Final Submissions/Project_Uber_Thesis_Paper.docx
@@ -362,7 +362,7 @@
           <w:sz w:val="24"/>
           <w:szCs w:val="24"/>
         </w:rPr>
-        <w:t>November 18, 2025</w:t>
+        <w:t>November 24, 2025</w:t>
       </w:r>
       <w:r>
         <w:rPr>
@@ -944,23 +944,7 @@
                 <w:rFonts w:cs="Times New Roman"/>
                 <w:noProof/>
               </w:rPr>
-              <w:t>1.4 Re</w:t>
-            </w:r>
-            <w:r>
-              <w:rPr>
-                <w:rStyle w:val="Hyperlink"/>
-                <w:rFonts w:cs="Times New Roman"/>
-                <w:noProof/>
-              </w:rPr>
-              <w:t>s</w:t>
-            </w:r>
-            <w:r>
-              <w:rPr>
-                <w:rStyle w:val="Hyperlink"/>
-                <w:rFonts w:cs="Times New Roman"/>
-                <w:noProof/>
-              </w:rPr>
-              <w:t>earch Problem and Gap</w:t>
+              <w:t>1.4 Research Problem and Gap</w:t>
             </w:r>
             <w:r>
               <w:rPr>
@@ -3388,23 +3372,7 @@
                 <w:rFonts w:cs="Times New Roman"/>
                 <w:noProof/>
               </w:rPr>
-              <w:t>3.3 Tools and Enviro</w:t>
-            </w:r>
-            <w:r>
-              <w:rPr>
-                <w:rStyle w:val="Hyperlink"/>
-                <w:rFonts w:cs="Times New Roman"/>
-                <w:noProof/>
-              </w:rPr>
-              <w:t>n</w:t>
-            </w:r>
-            <w:r>
-              <w:rPr>
-                <w:rStyle w:val="Hyperlink"/>
-                <w:rFonts w:cs="Times New Roman"/>
-                <w:noProof/>
-              </w:rPr>
-              <w:t>ment</w:t>
+              <w:t>3.3 Tools and Environment</w:t>
             </w:r>
             <w:r>
               <w:rPr>
@@ -4132,7 +4100,23 @@
                 <w:rFonts w:cs="Times New Roman"/>
                 <w:noProof/>
               </w:rPr>
-              <w:t>4.2 Demand Forecasting Results</w:t>
+              <w:t>4.2 Deman</w:t>
+            </w:r>
+            <w:r>
+              <w:rPr>
+                <w:rStyle w:val="Hyperlink"/>
+                <w:rFonts w:cs="Times New Roman"/>
+                <w:noProof/>
+              </w:rPr>
+              <w:t>d</w:t>
+            </w:r>
+            <w:r>
+              <w:rPr>
+                <w:rStyle w:val="Hyperlink"/>
+                <w:rFonts w:cs="Times New Roman"/>
+                <w:noProof/>
+              </w:rPr>
+              <w:t xml:space="preserve"> Forecasting Results</w:t>
             </w:r>
             <w:r>
               <w:rPr>
@@ -4368,71 +4352,97 @@
               <w14:ligatures w14:val="standardContextual"/>
             </w:rPr>
           </w:pPr>
-          <w:hyperlink w:anchor="_Toc214395297" w:history="1">
-            <w:r>
-              <w:rPr>
-                <w:rStyle w:val="Hyperlink"/>
-                <w:rFonts w:cs="Times New Roman"/>
-                <w:noProof/>
-              </w:rPr>
-              <w:t>4.3 Revenue and Dynamic Pricing Analysis</w:t>
-            </w:r>
-            <w:r>
-              <w:rPr>
-                <w:rFonts w:cs="Times New Roman"/>
-                <w:noProof/>
-                <w:webHidden/>
-              </w:rPr>
-              <w:tab/>
-            </w:r>
-            <w:r>
-              <w:rPr>
-                <w:rFonts w:cs="Times New Roman"/>
-                <w:noProof/>
-                <w:webHidden/>
-              </w:rPr>
-              <w:fldChar w:fldCharType="begin"/>
-            </w:r>
-            <w:r>
-              <w:rPr>
-                <w:rFonts w:cs="Times New Roman"/>
-                <w:noProof/>
-                <w:webHidden/>
-              </w:rPr>
-              <w:instrText xml:space="preserve"> PAGEREF _Toc214395297 \h </w:instrText>
-            </w:r>
-            <w:r>
-              <w:rPr>
-                <w:rFonts w:cs="Times New Roman"/>
-                <w:noProof/>
-                <w:webHidden/>
-              </w:rPr>
-            </w:r>
-            <w:r>
-              <w:rPr>
-                <w:rFonts w:cs="Times New Roman"/>
-                <w:noProof/>
-                <w:webHidden/>
-              </w:rPr>
-              <w:fldChar w:fldCharType="separate"/>
-            </w:r>
-            <w:r>
-              <w:rPr>
-                <w:rFonts w:cs="Times New Roman"/>
-                <w:noProof/>
-                <w:webHidden/>
-              </w:rPr>
-              <w:t>21</w:t>
-            </w:r>
-            <w:r>
-              <w:rPr>
-                <w:rFonts w:cs="Times New Roman"/>
-                <w:noProof/>
-                <w:webHidden/>
-              </w:rPr>
-              <w:fldChar w:fldCharType="end"/>
-            </w:r>
-          </w:hyperlink>
+          <w:r>
+            <w:fldChar w:fldCharType="begin"/>
+          </w:r>
+          <w:r>
+            <w:instrText>HYPERLINK \l "_Toc214395297"</w:instrText>
+          </w:r>
+          <w:r>
+            <w:fldChar w:fldCharType="separate"/>
+          </w:r>
+          <w:r>
+            <w:rPr>
+              <w:rStyle w:val="Hyperlink"/>
+              <w:rFonts w:cs="Times New Roman"/>
+              <w:noProof/>
+            </w:rPr>
+            <w:t xml:space="preserve">4.3 Revenue and </w:t>
+          </w:r>
+          <w:r>
+            <w:rPr>
+              <w:rStyle w:val="Hyperlink"/>
+              <w:rFonts w:cs="Times New Roman"/>
+              <w:noProof/>
+            </w:rPr>
+            <w:t>D</w:t>
+          </w:r>
+          <w:r>
+            <w:rPr>
+              <w:rStyle w:val="Hyperlink"/>
+              <w:rFonts w:cs="Times New Roman"/>
+              <w:noProof/>
+            </w:rPr>
+            <w:t>ynamic Pricing Analysis</w:t>
+          </w:r>
+          <w:r>
+            <w:rPr>
+              <w:rFonts w:cs="Times New Roman"/>
+              <w:noProof/>
+              <w:webHidden/>
+            </w:rPr>
+            <w:tab/>
+          </w:r>
+          <w:r>
+            <w:rPr>
+              <w:rFonts w:cs="Times New Roman"/>
+              <w:noProof/>
+              <w:webHidden/>
+            </w:rPr>
+            <w:fldChar w:fldCharType="begin"/>
+          </w:r>
+          <w:r>
+            <w:rPr>
+              <w:rFonts w:cs="Times New Roman"/>
+              <w:noProof/>
+              <w:webHidden/>
+            </w:rPr>
+            <w:instrText xml:space="preserve"> PAGEREF _Toc214395297 \h </w:instrText>
+          </w:r>
+          <w:r>
+            <w:rPr>
+              <w:rFonts w:cs="Times New Roman"/>
+              <w:noProof/>
+              <w:webHidden/>
+            </w:rPr>
+          </w:r>
+          <w:r>
+            <w:rPr>
+              <w:rFonts w:cs="Times New Roman"/>
+              <w:noProof/>
+              <w:webHidden/>
+            </w:rPr>
+            <w:fldChar w:fldCharType="separate"/>
+          </w:r>
+          <w:r>
+            <w:rPr>
+              <w:rFonts w:cs="Times New Roman"/>
+              <w:noProof/>
+              <w:webHidden/>
+            </w:rPr>
+            <w:t>21</w:t>
+          </w:r>
+          <w:r>
+            <w:rPr>
+              <w:rFonts w:cs="Times New Roman"/>
+              <w:noProof/>
+              <w:webHidden/>
+            </w:rPr>
+            <w:fldChar w:fldCharType="end"/>
+          </w:r>
+          <w:r>
+            <w:fldChar w:fldCharType="end"/>
+          </w:r>
         </w:p>
         <w:p>
           <w:pPr>
@@ -4942,7 +4952,23 @@
                 <w:rFonts w:cs="Times New Roman"/>
                 <w:noProof/>
               </w:rPr>
-              <w:t>4.5 Fairness and Sustainability Evaluation</w:t>
+              <w:t>4.5 F</w:t>
+            </w:r>
+            <w:r>
+              <w:rPr>
+                <w:rStyle w:val="Hyperlink"/>
+                <w:rFonts w:cs="Times New Roman"/>
+                <w:noProof/>
+              </w:rPr>
+              <w:t>a</w:t>
+            </w:r>
+            <w:r>
+              <w:rPr>
+                <w:rStyle w:val="Hyperlink"/>
+                <w:rFonts w:cs="Times New Roman"/>
+                <w:noProof/>
+              </w:rPr>
+              <w:t>irness and Sustainability Evaluation</w:t>
             </w:r>
             <w:r>
               <w:rPr>
@@ -5727,12 +5753,15 @@
         <w:rPr>
           <w:rFonts w:ascii="Times New Roman" w:hAnsi="Times New Roman" w:cs="Times New Roman"/>
           <w:noProof/>
+          <w:color w:val="000000"/>
+          <w:sz w:val="24"/>
+          <w:szCs w:val="24"/>
         </w:rPr>
         <w:drawing>
-          <wp:inline distT="0" distB="0" distL="0" distR="0" wp14:anchorId="4081AFAA" wp14:editId="7AA70214">
-            <wp:extent cx="2360428" cy="1676219"/>
-            <wp:effectExtent l="0" t="0" r="0" b="0"/>
-            <wp:docPr id="1966614182" name="Picture 6" descr="A diagram of a car driver&#10;&#10;AI-generated content may be incorrect."/>
+          <wp:inline distT="0" distB="0" distL="0" distR="0" wp14:anchorId="434F6400" wp14:editId="38EA9961">
+            <wp:extent cx="2800865" cy="2126731"/>
+            <wp:effectExtent l="0" t="0" r="6350" b="0"/>
+            <wp:docPr id="209124545" name="Picture 1" descr="A diagram of a driver assistance&#10;&#10;AI-generated content may be incorrect."/>
             <wp:cNvGraphicFramePr>
               <a:graphicFrameLocks xmlns:a="http://schemas.openxmlformats.org/drawingml/2006/main" noChangeAspect="1"/>
             </wp:cNvGraphicFramePr>
@@ -5740,36 +5769,23 @@
               <a:graphicData uri="http://schemas.openxmlformats.org/drawingml/2006/picture">
                 <pic:pic xmlns:pic="http://schemas.openxmlformats.org/drawingml/2006/picture">
                   <pic:nvPicPr>
-                    <pic:cNvPr id="1966614182" name="Picture 6" descr="A diagram of a car driver&#10;&#10;AI-generated content may be incorrect."/>
-                    <pic:cNvPicPr>
-                      <a:picLocks noChangeAspect="1" noChangeArrowheads="1"/>
-                    </pic:cNvPicPr>
+                    <pic:cNvPr id="209124545" name="Picture 1" descr="A diagram of a driver assistance&#10;&#10;AI-generated content may be incorrect."/>
+                    <pic:cNvPicPr/>
                   </pic:nvPicPr>
                   <pic:blipFill>
-                    <a:blip r:embed="rId8" cstate="print">
-                      <a:extLst>
-                        <a:ext uri="{28A0092B-C50C-407E-A947-70E740481C1C}">
-                          <a14:useLocalDpi xmlns:a14="http://schemas.microsoft.com/office/drawing/2010/main" val="0"/>
-                        </a:ext>
-                      </a:extLst>
-                    </a:blip>
-                    <a:srcRect/>
+                    <a:blip r:embed="rId8"/>
                     <a:stretch>
                       <a:fillRect/>
                     </a:stretch>
                   </pic:blipFill>
-                  <pic:spPr bwMode="auto">
+                  <pic:spPr>
                     <a:xfrm>
                       <a:off x="0" y="0"/>
-                      <a:ext cx="2480958" cy="1761811"/>
+                      <a:ext cx="2828134" cy="2147437"/>
                     </a:xfrm>
                     <a:prstGeom prst="rect">
                       <a:avLst/>
                     </a:prstGeom>
-                    <a:noFill/>
-                    <a:ln>
-                      <a:noFill/>
-                    </a:ln>
                   </pic:spPr>
                 </pic:pic>
               </a:graphicData>
@@ -5869,6 +5885,7 @@
       </w:pPr>
       <w:bookmarkStart w:id="6" w:name="_Toc214395254"/>
       <w:r>
+        <w:lastRenderedPageBreak/>
         <w:t>1.3 Context of the Study: Delhi NCR Ride Data</w:t>
       </w:r>
       <w:bookmarkEnd w:id="6"/>
@@ -5878,10 +5895,12 @@
         <w:pStyle w:val="p1"/>
       </w:pPr>
       <w:r>
-        <w:t xml:space="preserve">Delhi NCR provides a rich and complex environment for studying ride-hailing operations due to its dense population, multimodal transport infrastructure, and chronic congestion (Chen, Huang, and Ke, 2024). The dataset used in this study comprises several weeks of trip-level booking data, including pickup and drop-off times, locations, fare, vehicle type, and driver </w:t>
-      </w:r>
-      <w:r>
-        <w:lastRenderedPageBreak/>
+        <w:t>Delhi NCR provides a rich and complex environment for studying ride-hailing operations due to its dense population, multimodal transport infrastructure, and chronic congestion (Chen, Huang, and Ke, 2024). The dataset used in this study comprises several weeks of trip-level booking data, including pickup and drop-off times, locations, fare, vehicle type, and driver</w:t>
+      </w:r>
+      <w:r>
+        <w:t xml:space="preserve"> </w:t>
+      </w:r>
+      <w:r>
         <w:t xml:space="preserve">allocation outcomes. These data enable analysis of both passenger demand and operational metrics such as “No Driver Found” cancellations and fulfillment efficiency (Huynh et al., 2025). Temporal demand and cancellation patterns are visualized in </w:t>
       </w:r>
       <w:r>
@@ -6182,7 +6201,10 @@
         <w:pStyle w:val="p1"/>
       </w:pPr>
       <w:r>
-        <w:t>This study contributes to both academic and applied domains by linking predictive modeling with operational decision-making in ride-hailing. Academically, it establishes a transparent, reproducible machine learning pipeline (Li et al., 2025). Practically, it provides actionable insights for ride-hailing operators and urban planners to improve demand management, fare optimization, and fleet efficiency (Jacobsen et al., 2023). The study also sets a foundation for incorporating additional contextual variables—such as weather, traffic, and local events—to further refine predictive accuracy and service reliability (Wang et al., 2024; Zhou et al., 2025)</w:t>
+        <w:t xml:space="preserve">This study contributes to both academic and applied domains by linking predictive modeling with operational decision-making in ride-hailing. Academically, it establishes a transparent, reproducible machine learning pipeline (Li et al., 2025). Practically, it provides actionable insights for ride-hailing operators and urban planners to improve demand management, fare optimization, and fleet efficiency (Jacobsen et al., 2023). </w:t>
+      </w:r>
+      <w:r>
+        <w:t>The study also establishes a foundation for integrating additional contextual variables such as weather conditions, traffic patterns, and local events, which could further improve predictive accuracy and enhance overall service reliability (Wang et al., 2024; Zhou et al., 2025)</w:t>
       </w:r>
       <w:r>
         <w:t>.</w:t>
@@ -6875,7 +6897,6 @@
     <w:p>
       <w:pPr>
         <w:spacing w:before="100" w:beforeAutospacing="1" w:after="100" w:afterAutospacing="1" w:line="240" w:lineRule="auto"/>
-        <w:jc w:val="center"/>
         <w:rPr>
           <w:rFonts w:ascii="Times New Roman" w:hAnsi="Times New Roman" w:cs="Times New Roman"/>
           <w:sz w:val="24"/>
@@ -6890,10 +6911,10 @@
           <w:szCs w:val="24"/>
         </w:rPr>
         <w:drawing>
-          <wp:inline distT="0" distB="0" distL="0" distR="0" wp14:anchorId="1536C1C4" wp14:editId="70B42A35">
-            <wp:extent cx="4635500" cy="1282700"/>
-            <wp:effectExtent l="0" t="0" r="0" b="0"/>
-            <wp:docPr id="2026739389" name="Picture 16" descr="A diagram of a product&#10;&#10;AI-generated content may be incorrect."/>
+          <wp:inline distT="0" distB="0" distL="0" distR="0" wp14:anchorId="50CC1658" wp14:editId="5229DB77">
+            <wp:extent cx="5181600" cy="1432317"/>
+            <wp:effectExtent l="0" t="0" r="0" b="3175"/>
+            <wp:docPr id="201136822" name="Picture 1" descr="A diagram of a product model&#10;&#10;AI-generated content may be incorrect."/>
             <wp:cNvGraphicFramePr>
               <a:graphicFrameLocks xmlns:a="http://schemas.openxmlformats.org/drawingml/2006/main" noChangeAspect="1"/>
             </wp:cNvGraphicFramePr>
@@ -6901,17 +6922,11 @@
               <a:graphicData uri="http://schemas.openxmlformats.org/drawingml/2006/picture">
                 <pic:pic xmlns:pic="http://schemas.openxmlformats.org/drawingml/2006/picture">
                   <pic:nvPicPr>
-                    <pic:cNvPr id="2026739389" name="Picture 16" descr="A diagram of a product&#10;&#10;AI-generated content may be incorrect."/>
+                    <pic:cNvPr id="201136822" name="Picture 1" descr="A diagram of a product model&#10;&#10;AI-generated content may be incorrect."/>
                     <pic:cNvPicPr/>
                   </pic:nvPicPr>
                   <pic:blipFill>
-                    <a:blip r:embed="rId11">
-                      <a:extLst>
-                        <a:ext uri="{28A0092B-C50C-407E-A947-70E740481C1C}">
-                          <a14:useLocalDpi xmlns:a14="http://schemas.microsoft.com/office/drawing/2010/main" val="0"/>
-                        </a:ext>
-                      </a:extLst>
-                    </a:blip>
+                    <a:blip r:embed="rId11"/>
                     <a:stretch>
                       <a:fillRect/>
                     </a:stretch>
@@ -6919,7 +6934,7 @@
                   <pic:spPr>
                     <a:xfrm>
                       <a:off x="0" y="0"/>
-                      <a:ext cx="4635500" cy="1282700"/>
+                      <a:ext cx="5321246" cy="1470919"/>
                     </a:xfrm>
                     <a:prstGeom prst="rect">
                       <a:avLst/>
@@ -7017,11 +7032,11 @@
         <w:pStyle w:val="p1"/>
       </w:pPr>
       <w:r>
-        <w:t xml:space="preserve">Research has increasingly emphasized algorithmic transparency in fare prediction. Guo et al. (2024) and Lakshmi et al. (2024) noted that opaque pricing models can reduce user trust, especially among price-sensitive populations. Fairness-aware algorithms limit excessive surge multipliers and prioritize equitable access. As countries such as India move toward </w:t>
+        <w:t xml:space="preserve">Research has increasingly emphasized algorithmic transparency in fare prediction. Guo et al. (2024) and Lakshmi et al. (2024) noted that opaque pricing models can reduce user trust, especially among price-sensitive populations. Fairness-aware algorithms limit excessive </w:t>
       </w:r>
       <w:r>
         <w:lastRenderedPageBreak/>
-        <w:t>ride-hailing regulation, the ability to explain fare predictions becomes essential for compliance and public accountability.</w:t>
+        <w:t>surge multipliers and prioritize equitable access. As countries such as India move toward ride-hailing regulation, the ability to explain fare predictions becomes essential for compliance and public accountability.</w:t>
       </w:r>
     </w:p>
     <w:p>
@@ -7252,7 +7267,6 @@
         <w:pStyle w:val="p1"/>
       </w:pPr>
       <w:r>
-        <w:lastRenderedPageBreak/>
         <w:t>As shown in Figure 5 (adapted from Guo et al., 2024; Liu et al., 2022), fairness-aware and sustainability-focused frameworks intersect with governance mechanisms to create socially responsible and low-emission ride-hailing ecosystems</w:t>
       </w:r>
       <w:r>
@@ -7277,7 +7291,7 @@
           <w:szCs w:val="24"/>
         </w:rPr>
         <w:drawing>
-          <wp:inline distT="0" distB="0" distL="0" distR="0" wp14:anchorId="56119E7A" wp14:editId="12508A31">
+          <wp:inline distT="0" distB="0" distL="0" distR="0" wp14:anchorId="56119E7A" wp14:editId="4C79EF58">
             <wp:extent cx="4572000" cy="3430773"/>
             <wp:effectExtent l="0" t="0" r="0" b="0"/>
             <wp:docPr id="1600363630" name="Picture 10" descr="A diagram of a diagram&#10;&#10;AI-generated content may be incorrect."/>
@@ -7462,16 +7476,7 @@
           <w:sz w:val="24"/>
           <w:szCs w:val="24"/>
         </w:rPr>
-        <w:t>nto</w:t>
-      </w:r>
-      <w:r>
-        <w:rPr>
-          <w:rFonts w:ascii="Times New Roman" w:eastAsia="Times New Roman" w:hAnsi="Times New Roman" w:cs="Times New Roman"/>
-          <w:color w:val="0E0E0E"/>
-          <w:sz w:val="24"/>
-          <w:szCs w:val="24"/>
-        </w:rPr>
-        <w:t xml:space="preserve"> a transparent and fairness-aware analytical system</w:t>
+        <w:t>nto a transparent and fairness-aware analytical system</w:t>
       </w:r>
       <w:r>
         <w:rPr>
@@ -7733,7 +7738,7 @@
         <w:pStyle w:val="p1"/>
       </w:pPr>
       <w:r>
-        <w:t>The dataset used in this study contained about one point two million anonymized trip records obtained from a major ride-hailing platform operating in the Delhi NCR region. Each record included timestamped pickup and drop-off locations, trip distance, trip duration, fare, and driver allocation information.</w:t>
+        <w:t>The dataset used in this study consisted of approximately one point two million anonymized ride-hailing trip records collected over multiple consecutive weeks in the Delhi NCR region. Each entry represented a completed or attempted ride request and included timestamped pickup and drop-off locations, trip distance, trip duration, fare amount, payment method, driver rating, and driver assignment outcomes such as successful allocation or “No Driver Found” events. These variables provided the foundation for both demand forecasting and operational analysis by capturing temporal and spatial patterns across weekdays, weekends, peak hours, and off-peak periods.</w:t>
       </w:r>
     </w:p>
     <w:p>
@@ -7741,7 +7746,7 @@
         <w:pStyle w:val="p1"/>
       </w:pPr>
       <w:r>
-        <w:t>Additional contextual data such as weather and traffic conditions were included to enhance predictive accuracy. These datasets were structured as comma-separated value files and represented multiple continuous weeks of operations to capture weekday and weekend patterns as well as peak and off-peak demand intervals.</w:t>
+        <w:t>All trip-level information was supplied as comma-separated value (CSV) files representing continuous daily operations. This multi-week structure allowed for the identification of recurring mobility trends, including morning and evening commuting peaks and variation in supply–demand balance across different times of day. No personal identifiers were included in the dataset, ensuring that all observations remained fully anonymous.</w:t>
       </w:r>
     </w:p>
     <w:p>
@@ -7749,7 +7754,7 @@
         <w:pStyle w:val="p1"/>
       </w:pPr>
       <w:r>
-        <w:t>Preprocessing and data validation were carried out using Python scripts named week1_data_audit.py and week2_cleaning_eda.py. The process involved detecting and imputing missing values, resolving inconsistencies, removing outliers, and confirming the correct temporal sequence of all trips.</w:t>
+        <w:t>Preprocessing and validation were conducted using the Python scripts week1_data_audit.py and week2_cleaning_eda.py. These steps involved detecting and handling missing values, removing duplicate records, correcting inconsistent timestamps, and filtering implausible or invalid trip entries such as zero-distance or zero-fare trips. The cleaning process also standardized categorical fields and extracted additional time-based components (hour, weekday, and month) to support downstream modeling and visualization. After validation and correction, the cleaned dataset was exported as ncr_ride_bookings_cleaned.csv, which served as the input for feature engineering and all subsequent modeling tasks.</w:t>
       </w:r>
     </w:p>
     <w:p>
@@ -7757,11 +7762,15 @@
         <w:pStyle w:val="p1"/>
       </w:pPr>
       <w:r>
-        <w:t>Figure 7 shows the data preprocessing workflow that includes the sequential steps of import, validation, missing value imputation, outlier detection, normalization, and export to a cleaned dataset.</w:t>
-      </w:r>
-    </w:p>
-    <w:p>
-      <w:pPr>
+        <w:t>Figure 7 shows the complete data preprocessing workflow, illustrating the stages of import, validation, missing value imputation, outlier detection, normalization, and export of the final cleaned dataset</w:t>
+      </w:r>
+      <w:r>
+        <w:t>.</w:t>
+      </w:r>
+    </w:p>
+    <w:p>
+      <w:pPr>
+        <w:keepNext/>
         <w:spacing w:before="100" w:beforeAutospacing="1" w:after="100" w:afterAutospacing="1" w:line="240" w:lineRule="auto"/>
         <w:jc w:val="center"/>
         <w:rPr>
@@ -7777,6 +7786,7 @@
           <w:sz w:val="24"/>
           <w:szCs w:val="24"/>
         </w:rPr>
+        <w:lastRenderedPageBreak/>
         <w:drawing>
           <wp:inline distT="0" distB="0" distL="0" distR="0" wp14:anchorId="7FA33F7A" wp14:editId="7631EA2E">
             <wp:extent cx="5822830" cy="428759"/>
@@ -7822,6 +7832,7 @@
     </w:p>
     <w:p>
       <w:pPr>
+        <w:keepNext/>
         <w:spacing w:before="100" w:beforeAutospacing="1" w:after="100" w:afterAutospacing="1" w:line="240" w:lineRule="auto"/>
         <w:rPr>
           <w:rFonts w:ascii="Times New Roman" w:hAnsi="Times New Roman" w:cs="Times New Roman"/>
@@ -7884,13 +7895,7 @@
         <w:pStyle w:val="p1"/>
       </w:pPr>
       <w:r>
-        <w:t xml:space="preserve">All analysis was conducted using Python version </w:t>
-      </w:r>
-      <w:r>
-        <w:t>3.10</w:t>
-      </w:r>
-      <w:r>
-        <w:t xml:space="preserve"> on a MacBook Pro M3 computer with sixteen gigabytes of memory. The computational environment was managed with Conda, and all scripts were written and executed in </w:t>
+        <w:t xml:space="preserve">All analysis for this project was conducted using Python version 3.10 on a MacBook Pro with an M3 processor and sixteen gigabytes of memory. The computational environment was managed with Conda, and development took place in both </w:t>
       </w:r>
       <w:proofErr w:type="spellStart"/>
       <w:r>
@@ -7898,7 +7903,7 @@
       </w:r>
       <w:proofErr w:type="spellEnd"/>
       <w:r>
-        <w:t xml:space="preserve"> Notebook and Visual Studio Code.</w:t>
+        <w:t xml:space="preserve"> Notebook and Visual Studio Code to support exploratory work and modular script execution.</w:t>
       </w:r>
     </w:p>
     <w:p>
@@ -7906,64 +7911,18 @@
         <w:pStyle w:val="p1"/>
       </w:pPr>
       <w:r>
-        <w:lastRenderedPageBreak/>
-        <w:t>The following Python libraries were used:</w:t>
+        <w:t>The analysis relied on several Python libraries. pandas, NumPy, and Matplotlib were used throughout the project for data manipulation and visualization. scikit-learn supported baseline model development, feature preprocessing, and evaluation. XGBoost was used to train the ensemble models that produced the strongest forecasting and revenue prediction results. SHAP was used to interpret model behavior and quantify the contribution of key features.</w:t>
       </w:r>
     </w:p>
     <w:p>
       <w:pPr>
         <w:pStyle w:val="p1"/>
-        <w:numPr>
-          <w:ilvl w:val="0"/>
-          <w:numId w:val="33"/>
-        </w:numPr>
-      </w:pPr>
-      <w:r>
-        <w:t>pandas, NumPy, and Matplotlib for data manipulation and visualization,</w:t>
-      </w:r>
-    </w:p>
-    <w:p>
-      <w:pPr>
-        <w:pStyle w:val="p1"/>
-        <w:numPr>
-          <w:ilvl w:val="0"/>
-          <w:numId w:val="33"/>
-        </w:numPr>
-      </w:pPr>
-      <w:r>
-        <w:t>scikit-learn for machine learning model development and evaluation,</w:t>
-      </w:r>
-    </w:p>
-    <w:p>
-      <w:pPr>
-        <w:pStyle w:val="p1"/>
-        <w:numPr>
-          <w:ilvl w:val="0"/>
-          <w:numId w:val="33"/>
-        </w:numPr>
-      </w:pPr>
-      <w:r>
-        <w:t>TensorFlow for deep learning models, and</w:t>
-      </w:r>
-    </w:p>
-    <w:p>
-      <w:pPr>
-        <w:pStyle w:val="p1"/>
-        <w:numPr>
-          <w:ilvl w:val="0"/>
-          <w:numId w:val="33"/>
-        </w:numPr>
-      </w:pPr>
-      <w:r>
-        <w:t>SHAP for model interpretability and feature attribution.</w:t>
-      </w:r>
-    </w:p>
-    <w:p>
-      <w:pPr>
-        <w:pStyle w:val="p1"/>
-      </w:pPr>
-      <w:r>
-        <w:t>Version control and reproducibility were maintained using GitHub, with all scripts, results, and figures tracked through commits to the project repository.</w:t>
+      </w:pPr>
+      <w:r>
+        <w:t>Although initial experimentation included deep learning frameworks, the final codebase does not include TensorFlow implementations, and all reported results are based on ensemble learning models. Version control was maintained using GitHub, where all scripts, outputs, and figures were tracked through regular commits to ensure reproducibility</w:t>
+      </w:r>
+      <w:r>
+        <w:t>.</w:t>
       </w:r>
     </w:p>
     <w:p>
@@ -7985,7 +7944,15 @@
         <w:pStyle w:val="p1"/>
       </w:pPr>
       <w:r>
-        <w:t>Feature engineering prepared the dataset for modeling by creating new temporal, spatial, and contextual variables. This step was completed using the scripts week3_feature_engineering.py and week4_baselines.py.</w:t>
+        <w:t xml:space="preserve">Feature engineering prepared the cleaned dataset for modeling by creating new temporal, operational, and demand-related features. This work was implemented primarily in the scripts week3_feature_engineering.py and </w:t>
+      </w:r>
+      <w:proofErr w:type="gramStart"/>
+      <w:r>
+        <w:t>week4_baselines.py, and</w:t>
+      </w:r>
+      <w:proofErr w:type="gramEnd"/>
+      <w:r>
+        <w:t xml:space="preserve"> later expanded in weeks five through seven for advanced forecasting and revenue models.</w:t>
       </w:r>
     </w:p>
     <w:p>
@@ -7993,7 +7960,7 @@
         <w:pStyle w:val="p1"/>
       </w:pPr>
       <w:r>
-        <w:t>Temporal features such as hour of day and day of week were added to represent time-based demand patterns. Spatial features were derived using K-Means clustering to identify areas of concentrated ride activity. Contextual features were included to capture external influences such as traffic congestion and weather variation.</w:t>
+        <w:t>The temporal features included hour of day, day of week, month, and a weekend indicator, all of which were designed to capture routine mobility cycles in the Delhi NCR region. Rolling statistical features such as seven-day, fourteen-day, and twenty-eight-day moving averages were created to represent short-term demand momentum. These rolling features became some of the strongest predictors in the forecasting models.</w:t>
       </w:r>
     </w:p>
     <w:p>
@@ -8001,10 +7968,23 @@
         <w:pStyle w:val="p1"/>
       </w:pPr>
       <w:r>
-        <w:t xml:space="preserve">All features were normalized and encoded to produce a consistent model input format. </w:t>
-      </w:r>
-      <w:r>
-        <w:t>The feature transformation process is summarized in Figure 8, showing how raw inputs were converted into temporal, spatial, and contextual model features</w:t>
+        <w:t>Operational features such as trip distance, customer wait time, driver travel time, and cancellation indicators were included to support revenue modeling and service-quality analysis. Additional contextual variables, such as speed proxy (a derived measure of traffic intensity), were engineered from trip-level duration and distance information.</w:t>
+      </w:r>
+    </w:p>
+    <w:p>
+      <w:pPr>
+        <w:pStyle w:val="p1"/>
+      </w:pPr>
+      <w:r>
+        <w:t>All categorical attributes, including weekday labels and vehicle type, were encoded using one-hot encoding. Numerical features were standardized or log-transformed when necessary to stabilize variance, particularly for fare and distance-related variables used in the revenue models.</w:t>
+      </w:r>
+    </w:p>
+    <w:p>
+      <w:pPr>
+        <w:pStyle w:val="p1"/>
+      </w:pPr>
+      <w:r>
+        <w:t>Figure 8 summarizes the feature transformation process, showing the progression from raw cleaned trip records to a fully encoded and scaled dataset ready for machine learning model training</w:t>
       </w:r>
       <w:r>
         <w:t>.</w:t>
@@ -8027,11 +8007,12 @@
           <w:sz w:val="24"/>
           <w:szCs w:val="24"/>
         </w:rPr>
+        <w:lastRenderedPageBreak/>
         <w:drawing>
-          <wp:inline distT="0" distB="0" distL="0" distR="0" wp14:anchorId="0F1C6212" wp14:editId="63407CFE">
-            <wp:extent cx="5003312" cy="431320"/>
-            <wp:effectExtent l="0" t="0" r="635" b="635"/>
-            <wp:docPr id="1055270496" name="Picture 14"/>
+          <wp:inline distT="0" distB="0" distL="0" distR="0" wp14:anchorId="03A25445" wp14:editId="3583E37A">
+            <wp:extent cx="5731510" cy="681990"/>
+            <wp:effectExtent l="0" t="0" r="0" b="3810"/>
+            <wp:docPr id="1753749138" name="Picture 1"/>
             <wp:cNvGraphicFramePr>
               <a:graphicFrameLocks xmlns:a="http://schemas.openxmlformats.org/drawingml/2006/main" noChangeAspect="1"/>
             </wp:cNvGraphicFramePr>
@@ -8039,17 +8020,11 @@
               <a:graphicData uri="http://schemas.openxmlformats.org/drawingml/2006/picture">
                 <pic:pic xmlns:pic="http://schemas.openxmlformats.org/drawingml/2006/picture">
                   <pic:nvPicPr>
-                    <pic:cNvPr id="1055270496" name="Picture 1055270496"/>
+                    <pic:cNvPr id="1753749138" name=""/>
                     <pic:cNvPicPr/>
                   </pic:nvPicPr>
                   <pic:blipFill>
-                    <a:blip r:embed="rId15">
-                      <a:extLst>
-                        <a:ext uri="{28A0092B-C50C-407E-A947-70E740481C1C}">
-                          <a14:useLocalDpi xmlns:a14="http://schemas.microsoft.com/office/drawing/2010/main" val="0"/>
-                        </a:ext>
-                      </a:extLst>
-                    </a:blip>
+                    <a:blip r:embed="rId15"/>
                     <a:stretch>
                       <a:fillRect/>
                     </a:stretch>
@@ -8057,7 +8032,7 @@
                   <pic:spPr>
                     <a:xfrm>
                       <a:off x="0" y="0"/>
-                      <a:ext cx="5056668" cy="435920"/>
+                      <a:ext cx="5731510" cy="681990"/>
                     </a:xfrm>
                     <a:prstGeom prst="rect">
                       <a:avLst/>
@@ -8133,7 +8108,7 @@
         <w:pStyle w:val="p1"/>
       </w:pPr>
       <w:r>
-        <w:t>Model development followed two stages: baseline modeling and advanced modeling.</w:t>
+        <w:t>Predictive modeling in this study was carried out in two major stages: baseline modeling and advanced modeling. These stages correspond directly to the development scripts implemented in week4_baselines.py, week5_advanced.py, and week6_revenue_advanced.py.</w:t>
       </w:r>
     </w:p>
     <w:p>
@@ -8141,7 +8116,7 @@
         <w:pStyle w:val="p1"/>
       </w:pPr>
       <w:r>
-        <w:t>The baseline modeling stage used Linear Regression, Decision Tree Regression, and ARIMA models to provide benchmark comparisons. These models were implemented in week4_baselines.py.</w:t>
+        <w:t>The baseline modeling stage evaluated several foundational approaches for both demand and revenue forecasting. These included Linear Regression, Ridge Regression, Lasso Regression, Decision Tree Regression, and ARIMA-based time series models. The purpose of these models was to establish benchmark error levels and identify the limitations of simple approaches when applied to high-variability ride-hailing data.</w:t>
       </w:r>
     </w:p>
     <w:p>
@@ -8149,7 +8124,7 @@
         <w:pStyle w:val="p1"/>
       </w:pPr>
       <w:r>
-        <w:t>The advanced modeling stage, developed in week5_advanced.py, introduced ensemble and deep learning methods. Ensemble models included Random Forest and XGBoost, while deep learning models included Long Short-Term Memory and Transformer architectures.</w:t>
+        <w:t>The advanced modeling stage expanded the analysis by introducing ensemble learning and deep learning methods. Random Forest and XGBoost were used extensively for both demand and revenue prediction, with hyperparameter tuning performed in week5_advanced.py and week6_revenue_advanced.py. Deep learning experiments included Long Short-Term Memory (LSTM) networks and preliminary Transformer models, implemented to capture long-range temporal structure. These models were trained on the cleaned and feature-engineered dataset produced in earlier stages of the workflow.</w:t>
       </w:r>
     </w:p>
     <w:p>
@@ -8157,7 +8132,7 @@
         <w:pStyle w:val="p1"/>
       </w:pPr>
       <w:r>
-        <w:t>All models were trained using the cleaned and feature-engineered datasets. Performance metrics such as Mean Absolute Error, Root Mean Square Error, and R-squared were calculated to evaluate prediction accuracy.</w:t>
+        <w:t>Performance evaluation was conducted using standard regression metrics, including Mean Absolute Error, Root Mean Square Error, and R-squared. Additional diagnostic outputs were generated to support interpretation and result validation. These included permutation importance scores for Random Forest models, feature importance rankings for XGBoost, residual and error distribution plots, and SHAP-based interpretability visualizations. Operational modeling in week7_operational_insights.py also incorporated model outputs to link prediction accuracy with fulfillment behavior, surge patterns, and cancellation dynamics.</w:t>
       </w:r>
     </w:p>
     <w:p>
@@ -8165,7 +8140,7 @@
         <w:pStyle w:val="p1"/>
       </w:pPr>
       <w:r>
-        <w:t>Figure 9 illustrates the end-to-end machine learning pipeline, from dataset ingestion through model training and evaluation</w:t>
+        <w:t>Figure 9 summarizes the complete modeling workflow, beginning with the cleaned dataset and proceeding through model training, evaluation, and interpretability analysis</w:t>
       </w:r>
       <w:r>
         <w:t>.</w:t>
@@ -8189,12 +8164,11 @@
           <w:sz w:val="24"/>
           <w:szCs w:val="24"/>
         </w:rPr>
-        <w:lastRenderedPageBreak/>
         <w:drawing>
-          <wp:inline distT="0" distB="0" distL="0" distR="0" wp14:anchorId="29CB0A8D" wp14:editId="17EF8854">
-            <wp:extent cx="4822166" cy="415704"/>
-            <wp:effectExtent l="0" t="0" r="0" b="3810"/>
-            <wp:docPr id="1764622586" name="Picture 15"/>
+          <wp:inline distT="0" distB="0" distL="0" distR="0" wp14:anchorId="4160798C" wp14:editId="4C04B99D">
+            <wp:extent cx="5731510" cy="517525"/>
+            <wp:effectExtent l="0" t="0" r="0" b="3175"/>
+            <wp:docPr id="2030530485" name="Picture 1"/>
             <wp:cNvGraphicFramePr>
               <a:graphicFrameLocks xmlns:a="http://schemas.openxmlformats.org/drawingml/2006/main" noChangeAspect="1"/>
             </wp:cNvGraphicFramePr>
@@ -8202,17 +8176,11 @@
               <a:graphicData uri="http://schemas.openxmlformats.org/drawingml/2006/picture">
                 <pic:pic xmlns:pic="http://schemas.openxmlformats.org/drawingml/2006/picture">
                   <pic:nvPicPr>
-                    <pic:cNvPr id="1764622586" name="Picture 1764622586"/>
+                    <pic:cNvPr id="2030530485" name=""/>
                     <pic:cNvPicPr/>
                   </pic:nvPicPr>
                   <pic:blipFill>
-                    <a:blip r:embed="rId16">
-                      <a:extLst>
-                        <a:ext uri="{28A0092B-C50C-407E-A947-70E740481C1C}">
-                          <a14:useLocalDpi xmlns:a14="http://schemas.microsoft.com/office/drawing/2010/main" val="0"/>
-                        </a:ext>
-                      </a:extLst>
-                    </a:blip>
+                    <a:blip r:embed="rId16"/>
                     <a:stretch>
                       <a:fillRect/>
                     </a:stretch>
@@ -8220,7 +8188,7 @@
                   <pic:spPr>
                     <a:xfrm>
                       <a:off x="0" y="0"/>
-                      <a:ext cx="5052203" cy="435535"/>
+                      <a:ext cx="5731510" cy="517525"/>
                     </a:xfrm>
                     <a:prstGeom prst="rect">
                       <a:avLst/>
@@ -8278,22 +8246,15 @@
         <w:pStyle w:val="p1"/>
       </w:pPr>
       <w:r>
-        <w:t xml:space="preserve">Ensemble models such as Random Forest, </w:t>
+        <w:lastRenderedPageBreak/>
+        <w:t xml:space="preserve">Ensemble models such as Random Forest, XGBoost, and </w:t>
       </w:r>
       <w:proofErr w:type="spellStart"/>
       <w:r>
-        <w:t>XGBoost</w:t>
+        <w:t>CatBoost</w:t>
       </w:r>
       <w:proofErr w:type="spellEnd"/>
       <w:r>
-        <w:t xml:space="preserve">, and </w:t>
-      </w:r>
-      <w:proofErr w:type="spellStart"/>
-      <w:r>
-        <w:t>CatBoost</w:t>
-      </w:r>
-      <w:proofErr w:type="spellEnd"/>
-      <w:r>
         <w:t xml:space="preserve"> were compared for performance on the log-transformed fare variable. Model interpretability was supported through SHAP value analysis to identify the most influential predictors of fare variation.</w:t>
       </w:r>
     </w:p>
@@ -8303,96 +8264,6 @@
       </w:pPr>
       <w:r>
         <w:t>Dynamic pricing simulations were created to evaluate how changing demand and driver availability affect real-time fare adjustments. The system architecture used for these simulations is shown in Figure 4.</w:t>
-      </w:r>
-    </w:p>
-    <w:p>
-      <w:pPr>
-        <w:pStyle w:val="Heading2"/>
-        <w:spacing w:before="100" w:beforeAutospacing="1" w:after="100" w:afterAutospacing="1"/>
-      </w:pPr>
-      <w:bookmarkStart w:id="41" w:name="_Toc214395289"/>
-      <w:r>
-        <w:t>3</w:t>
-      </w:r>
-      <w:r>
-        <w:t>.7 Operational Integration</w:t>
-      </w:r>
-      <w:bookmarkEnd w:id="41"/>
-    </w:p>
-    <w:p>
-      <w:pPr>
-        <w:pStyle w:val="p1"/>
-      </w:pPr>
-      <w:r>
-        <w:t>Operational analytics connected demand forecasting and revenue modeling results to service performance indicators. This step was implemented in week7_operational_insights.py and week8_synthesis_methods_results.py.</w:t>
-      </w:r>
-    </w:p>
-    <w:p>
-      <w:pPr>
-        <w:pStyle w:val="p1"/>
-      </w:pPr>
-      <w:r>
-        <w:t>The operational module analyzed fleet utilization, driver allocation, and service reliability metrics such as cancellation rates and fulfillment percentages. Spatial analysis of trip patterns was also performed to evaluate regional service distribution.</w:t>
-      </w:r>
-    </w:p>
-    <w:p>
-      <w:pPr>
-        <w:pStyle w:val="p1"/>
-      </w:pPr>
-      <w:r>
-        <w:t xml:space="preserve">All analytical modules were linked through a shared data pipeline that allowed model outputs from one stage to inform subsequent stages. </w:t>
-      </w:r>
-      <w:r>
-        <w:t>Figure 6 provides the conceptual model linking forecasting, revenue estimation, and operational analytics within the unified framework</w:t>
-      </w:r>
-      <w:r>
-        <w:t>.</w:t>
-      </w:r>
-    </w:p>
-    <w:p>
-      <w:pPr>
-        <w:pStyle w:val="Heading2"/>
-        <w:spacing w:before="100" w:beforeAutospacing="1" w:after="100" w:afterAutospacing="1"/>
-      </w:pPr>
-      <w:bookmarkStart w:id="42" w:name="_Toc214395290"/>
-      <w:r>
-        <w:t>3</w:t>
-      </w:r>
-      <w:r>
-        <w:t>.8 Evaluation and Reproducibility</w:t>
-      </w:r>
-      <w:bookmarkEnd w:id="42"/>
-    </w:p>
-    <w:p>
-      <w:pPr>
-        <w:pStyle w:val="p1"/>
-      </w:pPr>
-      <w:r>
-        <w:t>All model evaluations were conducted using cross-validation procedures and paired t-tests at a ninety-five percent confidence level. Accuracy metrics including Mean Absolute Error, Root Mean Square Error, and R-squared were computed for each model.</w:t>
-      </w:r>
-    </w:p>
-    <w:p>
-      <w:pPr>
-        <w:pStyle w:val="p1"/>
-      </w:pPr>
-      <w:r>
-        <w:t xml:space="preserve">Model interpretability was assessed using SHAP-based feature importance visualization. All results and visualizations were produced using reproducible </w:t>
-      </w:r>
-      <w:proofErr w:type="spellStart"/>
-      <w:r>
-        <w:t>Jupyter</w:t>
-      </w:r>
-      <w:proofErr w:type="spellEnd"/>
-      <w:r>
-        <w:t xml:space="preserve"> notebooks and version-controlled scripts.</w:t>
-      </w:r>
-    </w:p>
-    <w:p>
-      <w:pPr>
-        <w:pStyle w:val="p1"/>
-      </w:pPr>
-      <w:r>
-        <w:t>Project reproducibility was further supported by saving all figures, datasets, and reports in the GitHub repository, with all dependencies documented in the environment configuration file.</w:t>
       </w:r>
     </w:p>
     <w:p>
@@ -8401,6 +8272,127 @@
         <w:keepNext/>
         <w:spacing w:before="100" w:beforeAutospacing="1" w:after="100" w:afterAutospacing="1"/>
       </w:pPr>
+      <w:bookmarkStart w:id="41" w:name="_Toc214395289"/>
+      <w:r>
+        <w:t>3</w:t>
+      </w:r>
+      <w:r>
+        <w:t>.7 Operational Integration</w:t>
+      </w:r>
+      <w:bookmarkEnd w:id="41"/>
+    </w:p>
+    <w:p>
+      <w:pPr>
+        <w:pStyle w:val="p1"/>
+      </w:pPr>
+      <w:r>
+        <w:t>The operational integration stage connected the predictive modeling results to real-world service performance indicators. This component was implemented primarily in week7_operational_insights.py, with additional consolidation and formatting completed in week8_synthesis_methods_results.py.</w:t>
+      </w:r>
+    </w:p>
+    <w:p>
+      <w:pPr>
+        <w:pStyle w:val="p1"/>
+      </w:pPr>
+      <w:r>
+        <w:t>In this stage, the analytical workflow examined how forecasted demand patterns and revenue drivers aligned with operational outcomes such as fleet utilization, driver availability, cancellation rates, and fulfillment efficiency. Using hourly and weekday breakdowns, the module generated peak-load matrices, top demand periods, and empirical heatmaps that revealed where and when operational pressure was highest. These insights made it possible to identify recurring bottlenecks, such as the evening congestion window and late-night service gaps.</w:t>
+      </w:r>
+    </w:p>
+    <w:p>
+      <w:pPr>
+        <w:pStyle w:val="p1"/>
+      </w:pPr>
+      <w:r>
+        <w:t>Spatial analysis was conducted to assess regional balance in service coverage. This included creating cross-region flow matrices that captured movement between central, north, south, west, and peripheral zones of the Delhi NCR area. These visualizations highlighted the extent of cross-district travel and revealed areas with disproportionate load, providing evidence for potential driver rebalancing strategies.</w:t>
+      </w:r>
+    </w:p>
+    <w:p>
+      <w:pPr>
+        <w:pStyle w:val="p1"/>
+      </w:pPr>
+      <w:r>
+        <w:t>The operational analysis also established a bridge between predictive modeling and strategic decision-making. Forecast error patterns, fare variability, and cancellation trends were jointly evaluated to understand how changes in demand or traffic conditions would influence real-time operations. Week 8 synthesis scripts packaged these results into unified tables and visual dashboards, enabling consistent comparison across demand, revenue, and operational metrics.</w:t>
+      </w:r>
+    </w:p>
+    <w:p>
+      <w:pPr>
+        <w:pStyle w:val="p1"/>
+      </w:pPr>
+      <w:r>
+        <w:t>Finally, Figure 6 presents the conceptual integration model used throughout this study. This framework demonstrates how demand forecasting outputs, fare estimates, and operational indicators feed into one another, forming a unified pipeline that supports proactive scheduling, pricing, and resource allocation decisions for ride-hailing platforms</w:t>
+      </w:r>
+      <w:r>
+        <w:t>.</w:t>
+      </w:r>
+    </w:p>
+    <w:p>
+      <w:pPr>
+        <w:pStyle w:val="Heading2"/>
+        <w:spacing w:before="100" w:beforeAutospacing="1" w:after="100" w:afterAutospacing="1"/>
+      </w:pPr>
+      <w:bookmarkStart w:id="42" w:name="_Toc214395290"/>
+      <w:r>
+        <w:t>3</w:t>
+      </w:r>
+      <w:r>
+        <w:t>.8 Evaluation and Reproducibility</w:t>
+      </w:r>
+      <w:bookmarkEnd w:id="42"/>
+    </w:p>
+    <w:p>
+      <w:pPr>
+        <w:pStyle w:val="p1"/>
+      </w:pPr>
+      <w:r>
+        <w:t xml:space="preserve">Model evaluation in this study relied on a consistent set of validation procedures applied across all </w:t>
+      </w:r>
+      <w:proofErr w:type="gramStart"/>
+      <w:r>
+        <w:t>baseline</w:t>
+      </w:r>
+      <w:proofErr w:type="gramEnd"/>
+      <w:r>
+        <w:t>, ensemble, and deep learning models. Each model was trained using an eighty–twenty train–test split, and performance was assessed on the held-out test set to ensure an unbiased estimate of generalization accuracy. Evaluation metrics included Mean Absolute Error (MAE), Root Mean Square Error (RMSE), and R-squared, all of which were computed within the model development scripts. These metrics provided a quantitative basis for comparing forecasting, revenue prediction, and operational modeling approaches.</w:t>
+      </w:r>
+    </w:p>
+    <w:p>
+      <w:pPr>
+        <w:pStyle w:val="p1"/>
+      </w:pPr>
+      <w:r>
+        <w:lastRenderedPageBreak/>
+        <w:t>Interpretability and model transparency were supported using SHAP value analysis and permutation feature importance, which helped identify the variables that contributed most strongly to both demand and revenue predictions. These interpretability steps ensured that model outputs were not treated as black boxes but were grounded in measurable relationships within the dataset.</w:t>
+      </w:r>
+    </w:p>
+    <w:p>
+      <w:pPr>
+        <w:pStyle w:val="p1"/>
+      </w:pPr>
+      <w:r>
+        <w:t xml:space="preserve">Reproducibility was maintained through a fully scripted workflow. All code used for data cleaning, feature engineering, model training, and operational analysis was executed in </w:t>
+      </w:r>
+      <w:proofErr w:type="spellStart"/>
+      <w:r>
+        <w:t>Jupyter</w:t>
+      </w:r>
+      <w:proofErr w:type="spellEnd"/>
+      <w:r>
+        <w:t xml:space="preserve"> Notebooks and Python scripts stored in the project’s GitHub repository. Each script corresponded to a specific stage of the pipeline (Weeks 1 through 8), and all figures, generated datasets, and summary reports were saved automatically to structured project directories.</w:t>
+      </w:r>
+    </w:p>
+    <w:p>
+      <w:pPr>
+        <w:pStyle w:val="p1"/>
+      </w:pPr>
+      <w:r>
+        <w:t>To further support reproducibility, the computational environment was documented through a version-controlled environment file specifying all Python dependencies. This ensures that the full analysis, including data preprocessing, modeling, and visualization, can be replicated on any machine that uses the same environment configuration.</w:t>
+      </w:r>
+    </w:p>
+    <w:p>
+      <w:pPr>
+        <w:pStyle w:val="Heading2"/>
+        <w:keepNext/>
+        <w:spacing w:before="100" w:beforeAutospacing="1" w:after="100" w:afterAutospacing="1"/>
+      </w:pPr>
       <w:bookmarkStart w:id="43" w:name="_Toc214395291"/>
       <w:r>
         <w:t>3</w:t>
@@ -8418,47 +8410,44 @@
     </w:p>
     <w:p>
       <w:pPr>
-        <w:keepNext/>
-        <w:spacing w:before="100" w:beforeAutospacing="1" w:after="100" w:afterAutospacing="1" w:line="240" w:lineRule="auto"/>
-        <w:rPr>
-          <w:rFonts w:ascii="Times New Roman" w:hAnsi="Times New Roman" w:cs="Times New Roman"/>
-          <w:sz w:val="24"/>
-          <w:szCs w:val="24"/>
-        </w:rPr>
-      </w:pPr>
-      <w:r>
-        <w:rPr>
-          <w:rFonts w:ascii="Times New Roman" w:hAnsi="Times New Roman" w:cs="Times New Roman"/>
-          <w:sz w:val="24"/>
-          <w:szCs w:val="24"/>
-        </w:rPr>
-        <w:t xml:space="preserve">This chapter described the data, tools, and methodological process used to model and analyze ride-hailing demand, revenue, and operations in the Delhi NCR region. The research </w:t>
-      </w:r>
-      <w:r>
-        <w:rPr>
-          <w:rFonts w:ascii="Times New Roman" w:hAnsi="Times New Roman" w:cs="Times New Roman"/>
-          <w:sz w:val="24"/>
-          <w:szCs w:val="24"/>
-        </w:rPr>
-        <w:lastRenderedPageBreak/>
-        <w:t>workflow combined data preprocessing, feature engineering, predictive modeling, and operational analysis into a unified analytical system.</w:t>
-      </w:r>
-    </w:p>
-    <w:p>
-      <w:pPr>
-        <w:rPr>
-          <w:rFonts w:ascii="Times New Roman" w:hAnsi="Times New Roman" w:cs="Times New Roman"/>
-          <w:sz w:val="24"/>
-          <w:szCs w:val="24"/>
-        </w:rPr>
-      </w:pPr>
-      <w:r>
-        <w:rPr>
-          <w:rFonts w:ascii="Times New Roman" w:hAnsi="Times New Roman" w:cs="Times New Roman"/>
-          <w:sz w:val="24"/>
-          <w:szCs w:val="24"/>
-        </w:rPr>
-        <w:t>Figures 1 through 9 together illustrate the end-to-end methodological flow from raw data import to structured model evaluation. The following chapter presents the quantitative results produced through this framework.</w:t>
+        <w:rPr>
+          <w:rFonts w:ascii="Times New Roman" w:hAnsi="Times New Roman" w:cs="Times New Roman"/>
+          <w:sz w:val="24"/>
+          <w:szCs w:val="24"/>
+        </w:rPr>
+      </w:pPr>
+      <w:r>
+        <w:rPr>
+          <w:rFonts w:ascii="Times New Roman" w:hAnsi="Times New Roman" w:cs="Times New Roman"/>
+          <w:sz w:val="24"/>
+          <w:szCs w:val="24"/>
+        </w:rPr>
+        <w:t>This chapter summarized the data sources, computational tools, and methodological steps used to model and analyze ride hailing demand, revenue, and operational performance in the Delhi NCR region. The research workflow integrated data preprocessing, feature engineering, predictive modeling, and operational analytics into one unified pipeline. Each stage of the process built on the output of the previous stage, ensuring consistency and reproducibility across the full analysis.</w:t>
+      </w:r>
+    </w:p>
+    <w:p>
+      <w:pPr>
+        <w:rPr>
+          <w:rFonts w:ascii="Times New Roman" w:hAnsi="Times New Roman" w:cs="Times New Roman"/>
+          <w:sz w:val="24"/>
+          <w:szCs w:val="24"/>
+        </w:rPr>
+      </w:pPr>
+      <w:r>
+        <w:rPr>
+          <w:rFonts w:ascii="Times New Roman" w:hAnsi="Times New Roman" w:cs="Times New Roman"/>
+          <w:sz w:val="24"/>
+          <w:szCs w:val="24"/>
+        </w:rPr>
+        <w:t>Figures 1 through 9 illustrate the complete methodological flow, beginning with raw data import and validation, followed by the development of cleaned datasets, engineered features, and predictive models, and ending with the operational evaluations that link model outputs to service performance. The next chapter presents the quantitative findings that result from applying this framework</w:t>
+      </w:r>
+      <w:r>
+        <w:rPr>
+          <w:rFonts w:ascii="Times New Roman" w:hAnsi="Times New Roman" w:cs="Times New Roman"/>
+          <w:sz w:val="24"/>
+          <w:szCs w:val="24"/>
+        </w:rPr>
+        <w:t>.</w:t>
       </w:r>
       <w:r>
         <w:rPr>
@@ -8528,7 +8517,7 @@
           <w:sz w:val="24"/>
           <w:szCs w:val="24"/>
         </w:rPr>
-        <w:t>This chapter presents the empirical findings obtained from the predictive and operational analyses described in the Methods section. The results are organized according to the three main objectives of the study:</w:t>
+        <w:t>This chapter presents the empirical findings obtained from the predictive and operational analyses described in the Methods section. The results are organized around three main objectives of the study:</w:t>
       </w:r>
     </w:p>
     <w:p>
@@ -8536,7 +8525,7 @@
         <w:pStyle w:val="ListParagraph"/>
         <w:numPr>
           <w:ilvl w:val="0"/>
-          <w:numId w:val="28"/>
+          <w:numId w:val="36"/>
         </w:numPr>
         <w:spacing w:before="100" w:beforeAutospacing="1" w:after="100" w:afterAutospacing="1" w:line="240" w:lineRule="auto"/>
         <w:rPr>
@@ -8551,7 +8540,25 @@
           <w:sz w:val="24"/>
           <w:szCs w:val="24"/>
         </w:rPr>
-        <w:t>Forecasting ride-hailing demand using ensemble and deep learning models.</w:t>
+        <w:t xml:space="preserve">To forecast ride-hailing demand using </w:t>
+      </w:r>
+      <w:proofErr w:type="gramStart"/>
+      <w:r>
+        <w:rPr>
+          <w:rFonts w:ascii="Times New Roman" w:hAnsi="Times New Roman" w:cs="Times New Roman"/>
+          <w:sz w:val="24"/>
+          <w:szCs w:val="24"/>
+        </w:rPr>
+        <w:t>tree based</w:t>
+      </w:r>
+      <w:proofErr w:type="gramEnd"/>
+      <w:r>
+        <w:rPr>
+          <w:rFonts w:ascii="Times New Roman" w:hAnsi="Times New Roman" w:cs="Times New Roman"/>
+          <w:sz w:val="24"/>
+          <w:szCs w:val="24"/>
+        </w:rPr>
+        <w:t xml:space="preserve"> ensemble models applied to the cleaned and feature engineered Delhi NCR dataset.</w:t>
       </w:r>
     </w:p>
     <w:p>
@@ -8559,7 +8566,7 @@
         <w:pStyle w:val="ListParagraph"/>
         <w:numPr>
           <w:ilvl w:val="0"/>
-          <w:numId w:val="28"/>
+          <w:numId w:val="36"/>
         </w:numPr>
         <w:spacing w:before="100" w:beforeAutospacing="1" w:after="100" w:afterAutospacing="1" w:line="240" w:lineRule="auto"/>
         <w:rPr>
@@ -8574,7 +8581,7 @@
           <w:sz w:val="24"/>
           <w:szCs w:val="24"/>
         </w:rPr>
-        <w:t>Modeling revenue and surge pricing mechanisms.</w:t>
+        <w:t>To model trip level revenue and examine how key temporal and operational factors relate to fare levels.</w:t>
       </w:r>
     </w:p>
     <w:p>
@@ -8582,7 +8589,7 @@
         <w:pStyle w:val="ListParagraph"/>
         <w:numPr>
           <w:ilvl w:val="0"/>
-          <w:numId w:val="28"/>
+          <w:numId w:val="36"/>
         </w:numPr>
         <w:spacing w:before="100" w:beforeAutospacing="1" w:after="100" w:afterAutospacing="1" w:line="240" w:lineRule="auto"/>
         <w:rPr>
@@ -8597,7 +8604,7 @@
           <w:sz w:val="24"/>
           <w:szCs w:val="24"/>
         </w:rPr>
-        <w:t>Analyzing operational efficiency and service fairness across spatial and temporal dimensions.</w:t>
+        <w:t>To analyze operational efficiency and basic fairness related patterns using observed demand, cancellation rates, fulfillment percentages, and cross regional ride flows.</w:t>
       </w:r>
     </w:p>
     <w:p>
@@ -8615,7 +8622,25 @@
           <w:sz w:val="24"/>
           <w:szCs w:val="24"/>
         </w:rPr>
-        <w:t>Each subsection reports the corresponding outputs in tabular and graphical form, as generated from the scripts (week4_baselines.py through week8_synthesis_methods_results.py). All figures and tables are numbered sequentially in the order they are referenced.</w:t>
+        <w:t>The first part of the chapter focuses on demand forecasting performance, comparing baseline and ensemble models and summarizing the main temporal demand patterns that emerge from the data. The second part reports revenue modeling results, including model accuracy and the relative influence of predictors such as trip distance, weekend effects, and simple speed proxies. The final part examines operational outcomes, including hourly fulfillment and “No Driver Found” cancellation patterns, regional trip flows, and an approximate estimate of emission reductions under more efficient dispatching.</w:t>
+      </w:r>
+    </w:p>
+    <w:p>
+      <w:pPr>
+        <w:spacing w:before="100" w:beforeAutospacing="1" w:after="100" w:afterAutospacing="1" w:line="240" w:lineRule="auto"/>
+        <w:rPr>
+          <w:rFonts w:ascii="Times New Roman" w:hAnsi="Times New Roman" w:cs="Times New Roman"/>
+          <w:sz w:val="24"/>
+          <w:szCs w:val="24"/>
+        </w:rPr>
+      </w:pPr>
+      <w:r>
+        <w:rPr>
+          <w:rFonts w:ascii="Times New Roman" w:hAnsi="Times New Roman" w:cs="Times New Roman"/>
+          <w:sz w:val="24"/>
+          <w:szCs w:val="24"/>
+        </w:rPr>
+        <w:t>Each subsection reports the corresponding outputs in tabular and graphical form, as generated from the week4_baselines.py through week8_synthesis_methods_results.py scripts and their associated analysis files. All figures and tables are numbered sequentially in the order in which they are referenced in the text.</w:t>
       </w:r>
     </w:p>
     <w:p>
@@ -8661,7 +8686,7 @@
           <w:sz w:val="24"/>
           <w:szCs w:val="24"/>
         </w:rPr>
-        <w:t>Baseline statistical and machine-learning models, including ARIMA and SARIMA, were first compared with ensemble learning approaches such as Random Forest and XGBoost. The ensemble models outperformed all statistical baselines, achieving lower forecasting errors and stronger adaptability to daily fluctuations in demand.</w:t>
+        <w:t>Baseline forecasting models, including ARIMA and SARIMA, were evaluated first to establish reference accuracy. These statistical approaches produced Mean Absolute Error values in the range of seventeen to eighteen, which indicated limited ability to capture nonlinear changes in daily demand.</w:t>
       </w:r>
     </w:p>
     <w:p>
@@ -8679,7 +8704,7 @@
           <w:sz w:val="24"/>
           <w:szCs w:val="24"/>
         </w:rPr>
-        <w:t>The Random Forest model achieved the best overall accuracy, with a Mean Absolute Error (MAE) of 15.25 and Root Mean Square Error (RMSE) of 19.55. The XGBoost model followed closely with MAE = 17.15 and RMSE = 21.84. By contrast, the baseline ARIMA and SARIMA models showed MAE values around 17, confirming that machine-learning approaches captured nonlinear variations more effectively.</w:t>
+        <w:t>The machine learning models showed stronger performance. The Random Forest model achieved the best overall accuracy with a Mean Absolute Error of 15.25 and a Root Mean Square Error of 19.55. XGBoost followed with a Mean Absolute Error of 17.15 and a Root Mean Square Error of 21.84. These results confirm that ensemble models are better suited for learning short term variations and complex temporal patterns found in the Delhi NCR dataset.</w:t>
       </w:r>
     </w:p>
     <w:p>
@@ -8697,7 +8722,7 @@
           <w:sz w:val="24"/>
           <w:szCs w:val="24"/>
         </w:rPr>
-        <w:t>As illustrated in Figure 10, both Random Forest and XGBoost achieved a close alignment between predicted and actual demand patterns. The Random Forest model produced smoother and more stable forecasts, while XGBoost responded more sharply to short-term demand peaks. This difference suggests that Random Forest generalized better for steady daily prediction, whereas XGBoost showed stronger responsiveness to recent fluctuations.</w:t>
+        <w:t>Figure 10 shows the tuned Random Forest and XGBoost forecasts compared with the actual demand values. The Random Forest model produced steady and stable predictions that followed the overall trend more smoothly. In contrast, XGBoost reacted more sharply to short term changes, which resulted in slightly higher error.</w:t>
       </w:r>
     </w:p>
     <w:p>
@@ -8709,50 +8734,6 @@
           <w:szCs w:val="24"/>
         </w:rPr>
       </w:pPr>
-      <w:r>
-        <w:rPr>
-          <w:rFonts w:ascii="Times New Roman" w:hAnsi="Times New Roman" w:cs="Times New Roman"/>
-          <w:sz w:val="24"/>
-          <w:szCs w:val="24"/>
-        </w:rPr>
-        <w:t xml:space="preserve">Feature importance analysis revealed that short-term rolling averages (roll_7, roll_14, roll_28) and temporal indicators, such as </w:t>
-      </w:r>
-      <w:proofErr w:type="spellStart"/>
-      <w:r>
-        <w:rPr>
-          <w:rFonts w:ascii="Times New Roman" w:hAnsi="Times New Roman" w:cs="Times New Roman"/>
-          <w:sz w:val="24"/>
-          <w:szCs w:val="24"/>
-        </w:rPr>
-        <w:t>is_weekend</w:t>
-      </w:r>
-      <w:proofErr w:type="spellEnd"/>
-      <w:r>
-        <w:rPr>
-          <w:rFonts w:ascii="Times New Roman" w:hAnsi="Times New Roman" w:cs="Times New Roman"/>
-          <w:sz w:val="24"/>
-          <w:szCs w:val="24"/>
-        </w:rPr>
-        <w:t xml:space="preserve"> and </w:t>
-      </w:r>
-      <w:proofErr w:type="spellStart"/>
-      <w:r>
-        <w:rPr>
-          <w:rFonts w:ascii="Times New Roman" w:hAnsi="Times New Roman" w:cs="Times New Roman"/>
-          <w:sz w:val="24"/>
-          <w:szCs w:val="24"/>
-        </w:rPr>
-        <w:t>Weekday_num</w:t>
-      </w:r>
-      <w:proofErr w:type="spellEnd"/>
-      <w:r>
-        <w:rPr>
-          <w:rFonts w:ascii="Times New Roman" w:hAnsi="Times New Roman" w:cs="Times New Roman"/>
-          <w:sz w:val="24"/>
-          <w:szCs w:val="24"/>
-        </w:rPr>
-        <w:t>, were the most influential predictors of daily ride volume. The SHAP summary plot confirmed that higher recent ride counts strongly increased predicted demand, while lower rolling averages reduced forecasts. Fourier terms also contributed to capturing weekly seasonality patterns, improving model stability.</w:t>
-      </w:r>
     </w:p>
     <w:p>
       <w:pPr>
@@ -8766,11 +8747,65 @@
       <w:r>
         <w:rPr>
           <w:rFonts w:ascii="Times New Roman" w:hAnsi="Times New Roman" w:cs="Times New Roman"/>
+          <w:sz w:val="24"/>
+          <w:szCs w:val="24"/>
+        </w:rPr>
+        <w:lastRenderedPageBreak/>
+        <w:t xml:space="preserve">Feature importance analysis showed that short term rolling averages, including roll seven, roll fourteen, and roll </w:t>
+      </w:r>
+      <w:proofErr w:type="gramStart"/>
+      <w:r>
+        <w:rPr>
+          <w:rFonts w:ascii="Times New Roman" w:hAnsi="Times New Roman" w:cs="Times New Roman"/>
+          <w:sz w:val="24"/>
+          <w:szCs w:val="24"/>
+        </w:rPr>
+        <w:t>twenty eight</w:t>
+      </w:r>
+      <w:proofErr w:type="gramEnd"/>
+      <w:r>
+        <w:rPr>
+          <w:rFonts w:ascii="Times New Roman" w:hAnsi="Times New Roman" w:cs="Times New Roman"/>
+          <w:sz w:val="24"/>
+          <w:szCs w:val="24"/>
+        </w:rPr>
+        <w:t>, were the most influential predictors of daily ride volume. Calendar based indicators such as is weekend and weekday number were also major contributors. Fourier terms added additional predictive value by capturing recurring weekly seasonality. The SHAP summary plot verified that high recent ride counts led to increased predicted demand and that lower rolling averages reduced the forecast.</w:t>
+      </w:r>
+    </w:p>
+    <w:p>
+      <w:pPr>
+        <w:spacing w:before="100" w:beforeAutospacing="1" w:after="100" w:afterAutospacing="1" w:line="240" w:lineRule="auto"/>
+        <w:rPr>
+          <w:rFonts w:ascii="Times New Roman" w:hAnsi="Times New Roman" w:cs="Times New Roman"/>
+          <w:sz w:val="24"/>
+          <w:szCs w:val="24"/>
+        </w:rPr>
+      </w:pPr>
+      <w:r>
+        <w:rPr>
+          <w:rFonts w:ascii="Times New Roman" w:hAnsi="Times New Roman" w:cs="Times New Roman"/>
+          <w:sz w:val="24"/>
+          <w:szCs w:val="24"/>
+        </w:rPr>
+        <w:t>Together, these findings show that Random Forest provides the strongest general performance, while XGBoost offers higher sensitivity to rapid fluctuations.</w:t>
+      </w:r>
+    </w:p>
+    <w:p>
+      <w:pPr>
+        <w:spacing w:before="100" w:beforeAutospacing="1" w:after="100" w:afterAutospacing="1" w:line="240" w:lineRule="auto"/>
+        <w:rPr>
+          <w:rFonts w:ascii="Times New Roman" w:hAnsi="Times New Roman" w:cs="Times New Roman"/>
+          <w:sz w:val="24"/>
+          <w:szCs w:val="24"/>
+        </w:rPr>
+      </w:pPr>
+      <w:r>
+        <w:rPr>
+          <w:rFonts w:ascii="Times New Roman" w:hAnsi="Times New Roman" w:cs="Times New Roman"/>
           <w:noProof/>
           <w:sz w:val="24"/>
           <w:szCs w:val="24"/>
         </w:rPr>
-        <w:lastRenderedPageBreak/>
         <w:drawing>
           <wp:inline distT="0" distB="0" distL="0" distR="0" wp14:anchorId="3C7DB8D9" wp14:editId="311B82EB">
             <wp:extent cx="5731510" cy="3428365"/>
@@ -8816,64 +8851,27 @@
     </w:p>
     <w:p>
       <w:pPr>
-        <w:spacing w:before="100" w:beforeAutospacing="1" w:after="100" w:afterAutospacing="1" w:line="240" w:lineRule="auto"/>
-        <w:rPr>
-          <w:rFonts w:ascii="Times New Roman" w:hAnsi="Times New Roman" w:cs="Times New Roman"/>
-          <w:sz w:val="24"/>
-          <w:szCs w:val="24"/>
-        </w:rPr>
-      </w:pPr>
-      <w:r>
-        <w:rPr>
-          <w:rFonts w:ascii="Times New Roman" w:hAnsi="Times New Roman" w:cs="Times New Roman"/>
+        <w:pStyle w:val="p1"/>
+      </w:pPr>
+      <w:r>
+        <w:rPr>
           <w:b/>
           <w:bCs/>
-          <w:sz w:val="24"/>
-          <w:szCs w:val="24"/>
         </w:rPr>
         <w:t>Figure 10.</w:t>
       </w:r>
       <w:r>
-        <w:rPr>
-          <w:rFonts w:ascii="Times New Roman" w:hAnsi="Times New Roman" w:cs="Times New Roman"/>
-          <w:sz w:val="24"/>
-          <w:szCs w:val="24"/>
-        </w:rPr>
         <w:t xml:space="preserve"> </w:t>
       </w:r>
       <w:r>
         <w:rPr>
-          <w:rFonts w:ascii="Times New Roman" w:hAnsi="Times New Roman" w:cs="Times New Roman"/>
           <w:i/>
           <w:iCs/>
-          <w:sz w:val="24"/>
-          <w:szCs w:val="24"/>
-        </w:rPr>
-        <w:t>Comparative model performance and feature interpretation.</w:t>
-      </w:r>
-      <w:r>
-        <w:rPr>
-          <w:rFonts w:ascii="Times New Roman" w:hAnsi="Times New Roman" w:cs="Times New Roman"/>
-          <w:i/>
-          <w:iCs/>
-          <w:sz w:val="24"/>
-          <w:szCs w:val="24"/>
-        </w:rPr>
-        <w:t xml:space="preserve"> </w:t>
-      </w:r>
-      <w:r>
-        <w:rPr>
-          <w:rFonts w:ascii="Times New Roman" w:hAnsi="Times New Roman" w:cs="Times New Roman"/>
-          <w:sz w:val="24"/>
-          <w:szCs w:val="24"/>
-        </w:rPr>
-        <w:t xml:space="preserve">Subplots </w:t>
-      </w:r>
-      <w:r>
-        <w:rPr>
-          <w:rFonts w:ascii="Times New Roman" w:hAnsi="Times New Roman" w:cs="Times New Roman"/>
-        </w:rPr>
-        <w:t>(A) and (B) show tuned Random Forest and XGBoost forecasts versus actual daily demand, highlighting smoother tracking and reduced noise in the Random Forest model. Subplot (C) displays feature importance rankings, emphasizing rolling averages and calendar indicators as dominant predictors. Subplot (D) presents the SHAP summary plot illustrating how recent activity levels and temporal factors influence forecast variability.</w:t>
+        </w:rPr>
+        <w:t>Comparative model performance and feature interpretation for daily demand forecasting.</w:t>
+      </w:r>
+      <w:r>
+        <w:t xml:space="preserve"> Subplot A and Subplot B compare Random Forest and XGBoost predictions with actual demand. Subplot C shows the most important predictors, highlighting rolling averages and calendar features. Subplot D presents the SHAP summary plot, illustrating how individual feature values influence forecast accuracy.</w:t>
       </w:r>
     </w:p>
     <w:p>
@@ -8905,7 +8903,7 @@
           <w:sz w:val="24"/>
           <w:szCs w:val="24"/>
         </w:rPr>
-        <w:t>Temporal analysis revealed strong hourly and weekly demand dependencies that reflect commuting behavior across the Delhi NCR region. Weekday demand exhibited pronounced peaks between 8:00 AM – 12:00 PM and 4:00 PM – 8:00 PM, corresponding to morning and evening commute times. Midday demand remained moderate and stable, representing continuous urban mobility needs. In contrast, weekend activity showed a flatter and more balanced distribution throughout the day, suggesting more leisure-oriented travel patterns.</w:t>
+        <w:t>Temporal analysis showed clear and recurring demand cycles across both hours of the day and days of the week. The weekday heatmap in Figure 11 reveals two dominant peaks. The morning peak occurs between 8 AM and 12 PM, with hourly ride counts consistently above 1,000 rides per hour. A larger and more concentrated evening peak occurs between 4 PM and 8 PM, reaching more than 1,600 rides per hour in the heatmap and approximately 12,000 average rides in the combined weekday time series.</w:t>
       </w:r>
     </w:p>
     <w:p>
@@ -8923,7 +8921,7 @@
           <w:sz w:val="24"/>
           <w:szCs w:val="24"/>
         </w:rPr>
-        <w:t>Figure 11 visualizes these temporal dynamics through an integrated composite plot of hourly and weekly demand patterns. The visualization combines an annotated demand heatmap with average rides per hour, fulfillment efficiency, and top-demand periods. Weekdays show sharper and more concentrated peaks, while weekends display a more evenly distributed pattern, indicating a shift from structured commuting to flexible, recreational ride behavior.</w:t>
+        <w:t>The weekday average ride curve confirms that the single strongest hour of demand is 6 PM, with approximately 12,200 rides, followed by 5 PM at roughly 11,200 rides. Early morning hours (12 AM to 5 AM) remain the lowest-demand period, averaging between 1,300 and 1,500 rides.</w:t>
       </w:r>
     </w:p>
     <w:p>
@@ -8942,6 +8940,68 @@
           <w:szCs w:val="24"/>
         </w:rPr>
         <w:lastRenderedPageBreak/>
+        <w:t>Data from week7_peak_top10.csv further shows that the highest observed demand window across the dataset occurs on Monday at 6 PM with 1,821 rides, followed closely by Saturday at 6 PM (1,780 rides) and Wednesday at 6 PM (1,774 rides). These values indicate that the evening commute consistently produces the strongest demand across all days of the week.</w:t>
+      </w:r>
+    </w:p>
+    <w:p>
+      <w:pPr>
+        <w:spacing w:before="100" w:beforeAutospacing="1" w:after="100" w:afterAutospacing="1" w:line="240" w:lineRule="auto"/>
+        <w:rPr>
+          <w:rFonts w:ascii="Times New Roman" w:hAnsi="Times New Roman" w:cs="Times New Roman"/>
+          <w:sz w:val="24"/>
+          <w:szCs w:val="24"/>
+        </w:rPr>
+      </w:pPr>
+      <w:r>
+        <w:rPr>
+          <w:rFonts w:ascii="Times New Roman" w:hAnsi="Times New Roman" w:cs="Times New Roman"/>
+          <w:sz w:val="24"/>
+          <w:szCs w:val="24"/>
+        </w:rPr>
+        <w:t>Fulfillment efficiency follows an opposite pattern: low in early morning hours but steadily improving from 5 AM onward, reaching 95–97 percent throughout most of the day. This reflects stable supply–demand alignment during active service hours.</w:t>
+      </w:r>
+    </w:p>
+    <w:p>
+      <w:pPr>
+        <w:spacing w:before="100" w:beforeAutospacing="1" w:after="100" w:afterAutospacing="1" w:line="240" w:lineRule="auto"/>
+        <w:rPr>
+          <w:rFonts w:ascii="Times New Roman" w:hAnsi="Times New Roman" w:cs="Times New Roman"/>
+          <w:sz w:val="24"/>
+          <w:szCs w:val="24"/>
+        </w:rPr>
+      </w:pPr>
+      <w:r>
+        <w:rPr>
+          <w:rFonts w:ascii="Times New Roman" w:hAnsi="Times New Roman" w:cs="Times New Roman"/>
+          <w:sz w:val="24"/>
+          <w:szCs w:val="24"/>
+        </w:rPr>
+        <w:t>Cancellation behavior, extracted from the NDF tables, shows that the highest cancellation rates occur between midnight and 4 AM, with the peak of 10.94 percent on Wednesday at 2 AM. This suggests that although demand is low at night, operational strain is highest during this period due to reduced driver availability.</w:t>
+      </w:r>
+    </w:p>
+    <w:p>
+      <w:pPr>
+        <w:spacing w:before="100" w:beforeAutospacing="1" w:after="100" w:afterAutospacing="1" w:line="240" w:lineRule="auto"/>
+        <w:rPr>
+          <w:rFonts w:ascii="Times New Roman" w:hAnsi="Times New Roman" w:cs="Times New Roman"/>
+          <w:sz w:val="24"/>
+          <w:szCs w:val="24"/>
+        </w:rPr>
+      </w:pPr>
+      <w:r>
+        <w:rPr>
+          <w:rFonts w:ascii="Times New Roman" w:hAnsi="Times New Roman" w:cs="Times New Roman"/>
+          <w:sz w:val="24"/>
+          <w:szCs w:val="24"/>
+        </w:rPr>
+        <w:t>Figure 11 brings these temporal dynamics together, combining the annotated demand heatmap, average ride curve, fulfillment efficiency map, and the top-demand table to highlight how demand intensifies during structured weekday commute cycles and becomes more evenly distributed on weekends.</w:t>
+      </w:r>
+      <w:r>
+        <w:rPr>
+          <w:rFonts w:ascii="Times New Roman" w:hAnsi="Times New Roman" w:cs="Times New Roman"/>
+          <w:sz w:val="24"/>
+          <w:szCs w:val="24"/>
+        </w:rPr>
         <w:t xml:space="preserve"> </w:t>
       </w:r>
       <w:r>
@@ -9031,15 +9091,23 @@
           <w:sz w:val="24"/>
           <w:szCs w:val="24"/>
         </w:rPr>
-        <w:t xml:space="preserve">Composite visualization of hourly and weekly demand patterns for the Delhi NCR region. </w:t>
-      </w:r>
-      <w:r>
-        <w:rPr>
-          <w:rFonts w:ascii="Times New Roman" w:hAnsi="Times New Roman" w:cs="Times New Roman"/>
-          <w:sz w:val="24"/>
-          <w:szCs w:val="24"/>
-        </w:rPr>
-        <w:t>The figure integrates the annotated demand heatmap, average rides per hour, fulfillment efficiency, and top demand periods. Demand intensity peaks between 8:00 AM – 12:00 PM and 4:00 PM – 8:00 PM on weekdays, while weekends exhibit a more balanced and evenly distributed activity pattern.</w:t>
+        <w:t xml:space="preserve">Composite visualization of hourly and weekly demand patterns in the Delhi NCR region. </w:t>
+      </w:r>
+      <w:r>
+        <w:rPr>
+          <w:rFonts w:ascii="Times New Roman" w:hAnsi="Times New Roman" w:cs="Times New Roman"/>
+          <w:sz w:val="24"/>
+          <w:szCs w:val="24"/>
+        </w:rPr>
+        <w:t>Subplot A shows the annotated heatmap of hourly demand intensity across weekdays, highlighting consistently high activity during the late morning and late evening periods. Subplot B presents the average weekday rides per hour, which rise sharply after 6 a.m., reach a late-morning peak near 10 a.m., and climb again toward an evening peak around 6 p.m. Subplot C shows fulfillment efficiency, which remains high throughout the day with minor fluctuations. Subplot D lists the top ten demand periods, with the highest ride volumes occurring around 6 p.m. on Monday and similar evening peaks throughout the week</w:t>
+      </w:r>
+      <w:r>
+        <w:rPr>
+          <w:rFonts w:ascii="Times New Roman" w:hAnsi="Times New Roman" w:cs="Times New Roman"/>
+          <w:sz w:val="24"/>
+          <w:szCs w:val="24"/>
+        </w:rPr>
+        <w:t>.</w:t>
       </w:r>
     </w:p>
     <w:p>
@@ -9049,6 +9117,7 @@
       </w:pPr>
       <w:bookmarkStart w:id="49" w:name="_Toc214395297"/>
       <w:r>
+        <w:lastRenderedPageBreak/>
         <w:t>4</w:t>
       </w:r>
       <w:r>
@@ -9058,19 +9127,13 @@
     </w:p>
     <w:p>
       <w:pPr>
-        <w:rPr>
-          <w:rFonts w:ascii="Times New Roman" w:hAnsi="Times New Roman" w:cs="Times New Roman"/>
-          <w:sz w:val="24"/>
-          <w:szCs w:val="24"/>
-        </w:rPr>
-      </w:pPr>
-      <w:r>
-        <w:rPr>
-          <w:rFonts w:ascii="Times New Roman" w:hAnsi="Times New Roman" w:cs="Times New Roman"/>
-          <w:sz w:val="24"/>
-          <w:szCs w:val="24"/>
-        </w:rPr>
-        <w:t>The revenue analysis extended the forecasting framework from demand modeling to fare prediction and dynamic pricing assessment. This phase focused on understanding how operational and temporal factors influence ride-hailing revenue, surge pricing behavior, and fulfillment efficiency across the Delhi NCR region.</w:t>
+        <w:pStyle w:val="p1"/>
+      </w:pPr>
+      <w:r>
+        <w:t>The revenue and pricing analysis extended the demand forecasting framework to model fare outcomes and evaluate surge pricing behavior across the Delhi NCR region. This part of the study examined how operational variables, temporal patterns, and ride characteristics contribute to revenue variability. Using the engineered dataset developed in earlier stages, the analysis focused on three major tasks: predicting log-transformed fare values, identifying the key drivers of fare variation, and examining how surge multipliers change across hours and weekdays. Together, these results provide a detailed view of how pricing responds to travel demand conditions and network performance in the ride-hailing system</w:t>
+      </w:r>
+      <w:r>
+        <w:t>.</w:t>
       </w:r>
     </w:p>
     <w:p>
@@ -9103,7 +9166,7 @@
           <w:sz w:val="24"/>
           <w:szCs w:val="24"/>
         </w:rPr>
-        <w:t>Revenue forecasting used ensemble learning methods to predict log-transformed fare values, reducing skew and improving interpretability. Both Random Forest (RF) and XGBoost (XGB) models were trained on the feature-engineered dataset using variables such as trip distance, time of day, vehicle type, and weekday indicators.</w:t>
+        <w:t>Revenue forecasting used ensemble learning models to predict log-transformed fare values. The log transformation was necessary because the original fare distribution was highly right-skewed due to long-distance trips, premium vehicle categories, and late-night surge periods. Transforming the target variable created a more stable variance structure and allowed the models to learn finer distinctions between moderate and high fare levels.</w:t>
       </w:r>
     </w:p>
     <w:p>
@@ -9122,16 +9185,7 @@
           <w:sz w:val="24"/>
           <w:szCs w:val="24"/>
         </w:rPr>
-        <w:t xml:space="preserve">As shown in Figure 12, Subplot (A), the Random Forest model achieved the lowest prediction errors, with MAE = 0.011 and RMSE = 0.035, outperforming XGBoost, which </w:t>
-      </w:r>
-      <w:r>
-        <w:rPr>
-          <w:rFonts w:ascii="Times New Roman" w:hAnsi="Times New Roman" w:cs="Times New Roman"/>
-          <w:sz w:val="24"/>
-          <w:szCs w:val="24"/>
-        </w:rPr>
-        <w:lastRenderedPageBreak/>
-        <w:t>produced MAE = 0.016 and RMSE = 0.045. This demonstrates that Random Forest provided more stable and accurate fare predictions under log-transformed scaling.</w:t>
+        <w:t>Both the Random Forest (RF) and XGBoost (XGB) models were trained using the full feature-engineered dataset, which included trip distance, speed proxy from distance and duration, hour of day, weekday indicators, vehicle category, and operational metrics such as customer travel allocation time and vehicle travel allocation time. These variables provided a combined representation of distance, traffic conditions, temporal rhythm, and dispatching efficiency.</w:t>
       </w:r>
     </w:p>
     <w:p>
@@ -9150,61 +9204,7 @@
           <w:sz w:val="24"/>
           <w:szCs w:val="24"/>
         </w:rPr>
-        <w:t xml:space="preserve">Subplot (B) of Figure 12 presents the Random Forest permutation feature importances. The </w:t>
-      </w:r>
-      <w:proofErr w:type="spellStart"/>
-      <w:r>
-        <w:rPr>
-          <w:rFonts w:ascii="Times New Roman" w:hAnsi="Times New Roman" w:cs="Times New Roman"/>
-          <w:sz w:val="24"/>
-          <w:szCs w:val="24"/>
-        </w:rPr>
-        <w:t>is_weekend</w:t>
-      </w:r>
-      <w:proofErr w:type="spellEnd"/>
-      <w:r>
-        <w:rPr>
-          <w:rFonts w:ascii="Times New Roman" w:hAnsi="Times New Roman" w:cs="Times New Roman"/>
-          <w:sz w:val="24"/>
-          <w:szCs w:val="24"/>
-        </w:rPr>
-        <w:t xml:space="preserve"> variable contributed the most to prediction accuracy, showing strong fare variation between weekday and weekend travel patterns. Ride Distance ranked second, confirming its expected positive relationship with fare magnitude. Operational features such as </w:t>
-      </w:r>
-      <w:proofErr w:type="spellStart"/>
-      <w:r>
-        <w:rPr>
-          <w:rFonts w:ascii="Times New Roman" w:hAnsi="Times New Roman" w:cs="Times New Roman"/>
-          <w:sz w:val="24"/>
-          <w:szCs w:val="24"/>
-        </w:rPr>
-        <w:t>speed_proxy</w:t>
-      </w:r>
-      <w:proofErr w:type="spellEnd"/>
-      <w:r>
-        <w:rPr>
-          <w:rFonts w:ascii="Times New Roman" w:hAnsi="Times New Roman" w:cs="Times New Roman"/>
-          <w:sz w:val="24"/>
-          <w:szCs w:val="24"/>
-        </w:rPr>
-        <w:t xml:space="preserve"> and </w:t>
-      </w:r>
-      <w:proofErr w:type="spellStart"/>
-      <w:r>
-        <w:rPr>
-          <w:rFonts w:ascii="Times New Roman" w:hAnsi="Times New Roman" w:cs="Times New Roman"/>
-          <w:sz w:val="24"/>
-          <w:szCs w:val="24"/>
-        </w:rPr>
-        <w:t>Weekday_num</w:t>
-      </w:r>
-      <w:proofErr w:type="spellEnd"/>
-      <w:r>
-        <w:rPr>
-          <w:rFonts w:ascii="Times New Roman" w:hAnsi="Times New Roman" w:cs="Times New Roman"/>
-          <w:sz w:val="24"/>
-          <w:szCs w:val="24"/>
-        </w:rPr>
-        <w:t xml:space="preserve"> also exhibited high importance, suggesting that slower traffic speeds and weekday timing significantly affect fare outcomes. Secondary variables, including Avg CTAT (customer travel-allocation time) and Avg VTAT (vehicle travel-allocation time), showed moderate effects, implying that longer wait or travel-allocation durations slightly increase total fare.</w:t>
+        <w:t>Figure 12, Subplot A, compares the prediction errors of the two models. The Random Forest model showed the strongest performance, achieving MAE equal to 0.011 and RMSE equal to 0.035, clearly outperforming XGBoost, which produced MAE equal to 0.016 and RMSE equal to 0.045. The tighter error spread in the Random Forest model indicates that it generalized more consistently across both peak and off-peak hours, whereas XGBoost tended to overshoot fares during congested time windows where traffic patterns changed rapidly.</w:t>
       </w:r>
     </w:p>
     <w:p>
@@ -9223,15 +9223,278 @@
           <w:sz w:val="24"/>
           <w:szCs w:val="24"/>
         </w:rPr>
-        <w:t>SHAP and partial-dependence diagnostics (available in the repository) further showed that fare amounts rise sharply with trip distance and exhibit mild increases during late-evening hours. Together, these results indicate that weekend travel, trip length, and traffic speed are the strongest determinants of fare variability in the Delhi NCR dataset</w:t>
-      </w:r>
-      <w:r>
-        <w:rPr>
-          <w:rFonts w:ascii="Times New Roman" w:hAnsi="Times New Roman" w:cs="Times New Roman"/>
-          <w:sz w:val="24"/>
-          <w:szCs w:val="24"/>
-        </w:rPr>
-        <w:t>.</w:t>
+        <w:t xml:space="preserve">Figure 12, Subplot B shows the permutation importance results for the Random Forest model. The </w:t>
+      </w:r>
+      <w:proofErr w:type="spellStart"/>
+      <w:r>
+        <w:rPr>
+          <w:rFonts w:ascii="Times New Roman" w:hAnsi="Times New Roman" w:cs="Times New Roman"/>
+          <w:sz w:val="24"/>
+          <w:szCs w:val="24"/>
+        </w:rPr>
+        <w:t>is_weekend</w:t>
+      </w:r>
+      <w:proofErr w:type="spellEnd"/>
+      <w:r>
+        <w:rPr>
+          <w:rFonts w:ascii="Times New Roman" w:hAnsi="Times New Roman" w:cs="Times New Roman"/>
+          <w:sz w:val="24"/>
+          <w:szCs w:val="24"/>
+        </w:rPr>
+        <w:t xml:space="preserve"> indicator was the strongest predictor, reflecting a real structural difference in rider behavior between weekdays and weekends. Weekday trips are dominated by repeated commuter routes that have predictable fares, while weekend trips show greater variation in distance and traffic speeds, leading to stronger predictive value.</w:t>
+      </w:r>
+    </w:p>
+    <w:p>
+      <w:pPr>
+        <w:keepNext/>
+        <w:spacing w:before="100" w:beforeAutospacing="1" w:after="100" w:afterAutospacing="1" w:line="240" w:lineRule="auto"/>
+        <w:rPr>
+          <w:rFonts w:ascii="Times New Roman" w:hAnsi="Times New Roman" w:cs="Times New Roman"/>
+          <w:sz w:val="24"/>
+          <w:szCs w:val="24"/>
+        </w:rPr>
+      </w:pPr>
+      <w:r>
+        <w:rPr>
+          <w:rFonts w:ascii="Times New Roman" w:hAnsi="Times New Roman" w:cs="Times New Roman"/>
+          <w:sz w:val="24"/>
+          <w:szCs w:val="24"/>
+        </w:rPr>
+        <w:t xml:space="preserve">Ride Distance ranked second in importance, confirming its expected direct influence on fare magnitude. </w:t>
+      </w:r>
+      <w:proofErr w:type="spellStart"/>
+      <w:r>
+        <w:rPr>
+          <w:rFonts w:ascii="Times New Roman" w:hAnsi="Times New Roman" w:cs="Times New Roman"/>
+          <w:sz w:val="24"/>
+          <w:szCs w:val="24"/>
+        </w:rPr>
+        <w:t>speed_proxy</w:t>
+      </w:r>
+      <w:proofErr w:type="spellEnd"/>
+      <w:r>
+        <w:rPr>
+          <w:rFonts w:ascii="Times New Roman" w:hAnsi="Times New Roman" w:cs="Times New Roman"/>
+          <w:sz w:val="24"/>
+          <w:szCs w:val="24"/>
+        </w:rPr>
+        <w:t xml:space="preserve"> also had a high contribution, showing that slower or inconsistent traffic speeds increased fare expectations, even after distance was controlled for. This pattern matches operational conditions in Delhi NCR, where congestion can significantly increase total trip time without a large change in distance.</w:t>
+      </w:r>
+    </w:p>
+    <w:p>
+      <w:pPr>
+        <w:keepNext/>
+        <w:spacing w:before="100" w:beforeAutospacing="1" w:after="100" w:afterAutospacing="1" w:line="240" w:lineRule="auto"/>
+        <w:rPr>
+          <w:rFonts w:ascii="Times New Roman" w:hAnsi="Times New Roman" w:cs="Times New Roman"/>
+          <w:sz w:val="24"/>
+          <w:szCs w:val="24"/>
+        </w:rPr>
+      </w:pPr>
+      <w:r>
+        <w:rPr>
+          <w:rFonts w:ascii="Times New Roman" w:hAnsi="Times New Roman" w:cs="Times New Roman"/>
+          <w:sz w:val="24"/>
+          <w:szCs w:val="24"/>
+        </w:rPr>
+        <w:t xml:space="preserve">Temporal features such as </w:t>
+      </w:r>
+      <w:proofErr w:type="spellStart"/>
+      <w:r>
+        <w:rPr>
+          <w:rFonts w:ascii="Times New Roman" w:hAnsi="Times New Roman" w:cs="Times New Roman"/>
+          <w:sz w:val="24"/>
+          <w:szCs w:val="24"/>
+        </w:rPr>
+        <w:t>Weekday_num</w:t>
+      </w:r>
+      <w:proofErr w:type="spellEnd"/>
+      <w:r>
+        <w:rPr>
+          <w:rFonts w:ascii="Times New Roman" w:hAnsi="Times New Roman" w:cs="Times New Roman"/>
+          <w:sz w:val="24"/>
+          <w:szCs w:val="24"/>
+        </w:rPr>
+        <w:t xml:space="preserve"> and the hour-based variables also contributed significantly to the predictions. These effects indicate that specific days of the week have unique fare patterns, likely due to differences in work schedules, shopping activity, and weekend nightlife. Operational metrics such as Avg CTAT and Avg VTAT had moderate but </w:t>
+      </w:r>
+      <w:r>
+        <w:rPr>
+          <w:rFonts w:ascii="Times New Roman" w:hAnsi="Times New Roman" w:cs="Times New Roman"/>
+          <w:sz w:val="24"/>
+          <w:szCs w:val="24"/>
+        </w:rPr>
+        <w:lastRenderedPageBreak/>
+        <w:t>meaningful contributions, suggesting that longer wait times and dispatching delays slightly increase the total fare, especially during evening and late-night hours.</w:t>
+      </w:r>
+    </w:p>
+    <w:p>
+      <w:pPr>
+        <w:keepNext/>
+        <w:spacing w:before="100" w:beforeAutospacing="1" w:after="100" w:afterAutospacing="1" w:line="240" w:lineRule="auto"/>
+        <w:rPr>
+          <w:rFonts w:ascii="Times New Roman" w:hAnsi="Times New Roman" w:cs="Times New Roman"/>
+          <w:sz w:val="24"/>
+          <w:szCs w:val="24"/>
+        </w:rPr>
+      </w:pPr>
+      <w:r>
+        <w:rPr>
+          <w:rFonts w:ascii="Times New Roman" w:hAnsi="Times New Roman" w:cs="Times New Roman"/>
+          <w:sz w:val="24"/>
+          <w:szCs w:val="24"/>
+        </w:rPr>
+        <w:t>Diagnostics using SHAP and partial dependence plots (included in the repository output) further confirmed that:</w:t>
+      </w:r>
+    </w:p>
+    <w:p>
+      <w:pPr>
+        <w:pStyle w:val="ListParagraph"/>
+        <w:keepNext/>
+        <w:numPr>
+          <w:ilvl w:val="0"/>
+          <w:numId w:val="39"/>
+        </w:numPr>
+        <w:spacing w:before="100" w:beforeAutospacing="1" w:after="100" w:afterAutospacing="1" w:line="240" w:lineRule="auto"/>
+        <w:rPr>
+          <w:rFonts w:ascii="Times New Roman" w:hAnsi="Times New Roman" w:cs="Times New Roman"/>
+          <w:sz w:val="24"/>
+          <w:szCs w:val="24"/>
+        </w:rPr>
+      </w:pPr>
+      <w:r>
+        <w:rPr>
+          <w:rFonts w:ascii="Times New Roman" w:hAnsi="Times New Roman" w:cs="Times New Roman"/>
+          <w:sz w:val="24"/>
+          <w:szCs w:val="24"/>
+        </w:rPr>
+        <w:t>Fare increases sharply with trip distance, especially beyond medium distances.</w:t>
+      </w:r>
+    </w:p>
+    <w:p>
+      <w:pPr>
+        <w:pStyle w:val="ListParagraph"/>
+        <w:keepNext/>
+        <w:numPr>
+          <w:ilvl w:val="0"/>
+          <w:numId w:val="39"/>
+        </w:numPr>
+        <w:spacing w:before="100" w:beforeAutospacing="1" w:after="100" w:afterAutospacing="1" w:line="240" w:lineRule="auto"/>
+        <w:rPr>
+          <w:rFonts w:ascii="Times New Roman" w:hAnsi="Times New Roman" w:cs="Times New Roman"/>
+          <w:sz w:val="24"/>
+          <w:szCs w:val="24"/>
+        </w:rPr>
+      </w:pPr>
+      <w:r>
+        <w:rPr>
+          <w:rFonts w:ascii="Times New Roman" w:hAnsi="Times New Roman" w:cs="Times New Roman"/>
+          <w:sz w:val="24"/>
+          <w:szCs w:val="24"/>
+        </w:rPr>
+        <w:t>Evening trips show slightly higher predicted fares even after controlling for distance.</w:t>
+      </w:r>
+    </w:p>
+    <w:p>
+      <w:pPr>
+        <w:pStyle w:val="ListParagraph"/>
+        <w:keepNext/>
+        <w:numPr>
+          <w:ilvl w:val="0"/>
+          <w:numId w:val="39"/>
+        </w:numPr>
+        <w:spacing w:before="100" w:beforeAutospacing="1" w:after="100" w:afterAutospacing="1" w:line="240" w:lineRule="auto"/>
+        <w:rPr>
+          <w:rFonts w:ascii="Times New Roman" w:hAnsi="Times New Roman" w:cs="Times New Roman"/>
+          <w:sz w:val="24"/>
+          <w:szCs w:val="24"/>
+        </w:rPr>
+      </w:pPr>
+      <w:r>
+        <w:rPr>
+          <w:rFonts w:ascii="Times New Roman" w:hAnsi="Times New Roman" w:cs="Times New Roman"/>
+          <w:sz w:val="24"/>
+          <w:szCs w:val="24"/>
+        </w:rPr>
+        <w:t xml:space="preserve">Peak congestion periods increase </w:t>
+      </w:r>
+      <w:proofErr w:type="spellStart"/>
+      <w:r>
+        <w:rPr>
+          <w:rFonts w:ascii="Times New Roman" w:hAnsi="Times New Roman" w:cs="Times New Roman"/>
+          <w:sz w:val="24"/>
+          <w:szCs w:val="24"/>
+        </w:rPr>
+        <w:t>speed_proxy</w:t>
+      </w:r>
+      <w:proofErr w:type="spellEnd"/>
+      <w:r>
+        <w:rPr>
+          <w:rFonts w:ascii="Times New Roman" w:hAnsi="Times New Roman" w:cs="Times New Roman"/>
+          <w:sz w:val="24"/>
+          <w:szCs w:val="24"/>
+        </w:rPr>
+        <w:t xml:space="preserve"> and lead to higher predicted fare values.</w:t>
+      </w:r>
+    </w:p>
+    <w:p>
+      <w:pPr>
+        <w:pStyle w:val="ListParagraph"/>
+        <w:keepNext/>
+        <w:numPr>
+          <w:ilvl w:val="0"/>
+          <w:numId w:val="39"/>
+        </w:numPr>
+        <w:spacing w:before="100" w:beforeAutospacing="1" w:after="100" w:afterAutospacing="1" w:line="240" w:lineRule="auto"/>
+        <w:rPr>
+          <w:rFonts w:ascii="Times New Roman" w:hAnsi="Times New Roman" w:cs="Times New Roman"/>
+          <w:sz w:val="24"/>
+          <w:szCs w:val="24"/>
+        </w:rPr>
+      </w:pPr>
+      <w:r>
+        <w:rPr>
+          <w:rFonts w:ascii="Times New Roman" w:hAnsi="Times New Roman" w:cs="Times New Roman"/>
+          <w:sz w:val="24"/>
+          <w:szCs w:val="24"/>
+        </w:rPr>
+        <w:t xml:space="preserve">Weekend fare patterns have wider variability, which is captured by the </w:t>
+      </w:r>
+      <w:proofErr w:type="spellStart"/>
+      <w:r>
+        <w:rPr>
+          <w:rFonts w:ascii="Times New Roman" w:hAnsi="Times New Roman" w:cs="Times New Roman"/>
+          <w:sz w:val="24"/>
+          <w:szCs w:val="24"/>
+        </w:rPr>
+        <w:t>is_weekend</w:t>
+      </w:r>
+      <w:proofErr w:type="spellEnd"/>
+      <w:r>
+        <w:rPr>
+          <w:rFonts w:ascii="Times New Roman" w:hAnsi="Times New Roman" w:cs="Times New Roman"/>
+          <w:sz w:val="24"/>
+          <w:szCs w:val="24"/>
+        </w:rPr>
+        <w:t xml:space="preserve"> indicator.</w:t>
+      </w:r>
+    </w:p>
+    <w:p>
+      <w:pPr>
+        <w:keepNext/>
+        <w:spacing w:before="100" w:beforeAutospacing="1" w:after="100" w:afterAutospacing="1" w:line="240" w:lineRule="auto"/>
+        <w:rPr>
+          <w:rFonts w:ascii="Times New Roman" w:hAnsi="Times New Roman" w:cs="Times New Roman"/>
+          <w:sz w:val="24"/>
+          <w:szCs w:val="24"/>
+        </w:rPr>
+      </w:pPr>
+      <w:r>
+        <w:rPr>
+          <w:rFonts w:ascii="Times New Roman" w:hAnsi="Times New Roman" w:cs="Times New Roman"/>
+          <w:sz w:val="24"/>
+          <w:szCs w:val="24"/>
+        </w:rPr>
+        <w:t>Together, these results show that fare prediction in the Delhi NCR market is driven by a combination of distance, traffic conditions, and temporal patterns. The Random Forest model captured these relationships more effectively than XGBoost, producing smoother predictions and lower error. The importance results demonstrate that both structural patterns (weekly cycles and weekend effects) and dynamic conditions (traffic speed and allocation times) play key roles in determining fare variability.</w:t>
       </w:r>
       <w:r>
         <w:rPr>
@@ -9314,15 +9577,33 @@
           <w:sz w:val="24"/>
           <w:szCs w:val="24"/>
         </w:rPr>
-        <w:t xml:space="preserve"> Revenue model performance and feature importance comparison. </w:t>
-      </w:r>
-      <w:r>
-        <w:rPr>
-          <w:rFonts w:ascii="Times New Roman" w:hAnsi="Times New Roman" w:cs="Times New Roman"/>
-          <w:sz w:val="24"/>
-          <w:szCs w:val="24"/>
-        </w:rPr>
-        <w:t>Subplot (A) compares Mean Absolute Error (MAE) and Root Mean Square Error (RMSE) for Random Forest and XGBoost models trained on log-transformed revenue data, showing that Random Forest achieves lower prediction error. Subplot (B) displays Random Forest permutation feature importances, highlighting weekend indicators, ride distance, and traffic speed as dominant predictors of fare variation.</w:t>
+        <w:t xml:space="preserve"> </w:t>
+      </w:r>
+      <w:r>
+        <w:rPr>
+          <w:rFonts w:ascii="Times New Roman" w:hAnsi="Times New Roman" w:cs="Times New Roman"/>
+          <w:i/>
+          <w:iCs/>
+          <w:sz w:val="24"/>
+          <w:szCs w:val="24"/>
+        </w:rPr>
+        <w:t xml:space="preserve">Revenue model performance and feature importance results. </w:t>
+      </w:r>
+      <w:r>
+        <w:rPr>
+          <w:rFonts w:ascii="Times New Roman" w:hAnsi="Times New Roman" w:cs="Times New Roman"/>
+          <w:sz w:val="24"/>
+          <w:szCs w:val="24"/>
+        </w:rPr>
+        <w:t>Subplot (A) reports the Mean Absolute Error (MAE) and Root Mean Square Error (RMSE) for Random Forest and XGBoost models trained on log-transformed fare values, showing that Random Forest produces lower prediction error. Subplot (B) presents the Random Forest permutation feature importances, identifying weekend effects, ride distance, and traffic speed as the most influential predictors of fare variation</w:t>
+      </w:r>
+      <w:r>
+        <w:rPr>
+          <w:rFonts w:ascii="Times New Roman" w:hAnsi="Times New Roman" w:cs="Times New Roman"/>
+          <w:sz w:val="24"/>
+          <w:szCs w:val="24"/>
+        </w:rPr>
+        <w:t>.</w:t>
       </w:r>
     </w:p>
     <w:p>
@@ -9344,7 +9625,7 @@
         <w:pStyle w:val="p1"/>
       </w:pPr>
       <w:r>
-        <w:t>Dynamic pricing analysis examined how surge multipliers vary by hour and weekday. The reconstructed surge distribution heatmap in Figure 13 reveals consistent temporal and spatial patterns in pricing behavior.</w:t>
+        <w:t>The surge pricing analysis examined how fare multipliers fluctuate by hour and weekday in response to shifting demand and driver availability. The reconstructed surge distribution heatmap (Figure 13) shows that surge activity is highly concentrated around the 18:00 hour, coinciding with the evening commuter peak identified in Section 4.2.</w:t>
       </w:r>
     </w:p>
     <w:p>
@@ -9352,35 +9633,35 @@
         <w:pStyle w:val="p1"/>
       </w:pPr>
       <w:r>
-        <w:t xml:space="preserve">Surge multipliers peak around 6:00 PM Hour 18, particularly on Monday, aligning with the evening commuter demand spike identified in the demand forecasting results. Surge intensity gradually decreases across </w:t>
-      </w:r>
-      <w:r>
-        <w:t>mid-</w:t>
-      </w:r>
-      <w:proofErr w:type="gramStart"/>
-      <w:r>
-        <w:t>week</w:t>
-      </w:r>
-      <w:r>
-        <w:t xml:space="preserve"> days</w:t>
-      </w:r>
-      <w:proofErr w:type="gramEnd"/>
-      <w:r>
-        <w:t xml:space="preserve"> and remains comparatively flat on weekends, suggesting that weekday rush hour demand drives most price fluctuations.</w:t>
-      </w:r>
-    </w:p>
-    <w:p>
-      <w:pPr>
-        <w:pStyle w:val="p2"/>
-      </w:pPr>
+        <w:t xml:space="preserve">The highest surge multiplier occurred on Monday, reaching a relative value of approximately 2.0×, indicating the strongest supply–demand imbalance of the week. Wednesday and Saturday displayed surge levels only slightly lower than Monday, suggesting that these periods also experienced substantial pressure on driver availability. Wednesday’s surge likely </w:t>
+      </w:r>
+      <w:r>
+        <w:lastRenderedPageBreak/>
+        <w:t>reflects midweek commuting intensity combined with partial fleet fatigue, while Saturday’s peak aligns with increased leisure and social travel.</w:t>
+      </w:r>
     </w:p>
     <w:p>
       <w:pPr>
         <w:pStyle w:val="p1"/>
       </w:pPr>
       <w:r>
-        <w:lastRenderedPageBreak/>
-        <w:t>These findings confirm that the temporal concentration of ride demand, especially during the evening commute, has the strongest influence on surge pricing in the Delhi NCR market. The relative stability of weekend multipliers indicates that weekend travel demand is distributed more evenly across the day, leading to lower price volatility.</w:t>
+        <w:t>By contrast, Tuesday, Friday, and Sunday exhibited noticeably lower surge multipliers, implying more balanced fleet distribution or smoother rider flow during these days. Thursday recorded the lowest overall surge values at 18:00, indicating effective operational equilibrium between driver supply and trip requests.</w:t>
+      </w:r>
+    </w:p>
+    <w:p>
+      <w:pPr>
+        <w:pStyle w:val="p1"/>
+      </w:pPr>
+      <w:r>
+        <w:t>Surge activity remained minimal at 17:00 and 19:00, confirming that dynamic pricing adjustments are narrowly focused within a one-hour window of maximum network congestion. This temporal precision underscores the algorithm’s responsiveness, raising fares only briefly to attract additional drivers into high-demand zones.</w:t>
+      </w:r>
+    </w:p>
+    <w:p>
+      <w:pPr>
+        <w:pStyle w:val="p1"/>
+      </w:pPr>
+      <w:r>
+        <w:t>Supporting model metrics (Random Forest MAE ≈ 1.18; RMSE ≈ 3.53) confirm that hour of day, though less dominant than distance-based variables, remains a key determinant in fare dynamics. The observed surge structure demonstrates that price adjustments in the Delhi NCR market are short-lived, demand-reactive, and strategically localized, designed to restore service balance during transient peaks rather than sustain prolonged fare inflation.</w:t>
       </w:r>
     </w:p>
     <w:p>
@@ -9471,18 +9752,7 @@
           <w:sz w:val="24"/>
           <w:szCs w:val="24"/>
         </w:rPr>
-        <w:t>Spatial and temporal distribution of surge multipliers across weekdays</w:t>
-      </w:r>
-      <w:r>
-        <w:rPr>
-          <w:rFonts w:ascii="Times New Roman" w:eastAsia="Times New Roman" w:hAnsi="Times New Roman" w:cs="Times New Roman"/>
-          <w:i/>
-          <w:iCs/>
-          <w:color w:val="0E0E0E"/>
-          <w:sz w:val="24"/>
-          <w:szCs w:val="24"/>
-        </w:rPr>
-        <w:t>.</w:t>
+        <w:t xml:space="preserve">Temporal distribution of surge multipliers by weekday and hour. </w:t>
       </w:r>
       <w:r>
         <w:rPr>
@@ -9491,7 +9761,7 @@
           <w:sz w:val="24"/>
           <w:szCs w:val="24"/>
         </w:rPr>
-        <w:t xml:space="preserve"> The heatmap illustrates relative surge intensity by hour of day, normalized against baseline demand levels. The highest surge multipliers occur consistently around 6:00 PM (Hour 18) on </w:t>
+        <w:t>Monday exhibits the highest surge at 18:00, with Wednesday and Saturday slightly lower. Tuesday, Friday, and Sunday show moderate levels, while Thursday records the lowest. Surge intensity drops sharply before and after the 18:00 peak</w:t>
       </w:r>
       <w:r>
         <w:rPr>
@@ -9500,16 +9770,7 @@
           <w:sz w:val="24"/>
           <w:szCs w:val="24"/>
         </w:rPr>
-        <w:t>Monday</w:t>
-      </w:r>
-      <w:r>
-        <w:rPr>
-          <w:rFonts w:ascii="Times New Roman" w:eastAsia="Times New Roman" w:hAnsi="Times New Roman" w:cs="Times New Roman"/>
-          <w:color w:val="0E0E0E"/>
-          <w:sz w:val="24"/>
-          <w:szCs w:val="24"/>
-        </w:rPr>
-        <w:t>, reflecting the evening peak period, while weekends display more balanced surge behavior with lower overall volatility.</w:t>
+        <w:t>.</w:t>
       </w:r>
     </w:p>
     <w:p>
@@ -9541,7 +9802,78 @@
           <w:sz w:val="24"/>
           <w:szCs w:val="24"/>
         </w:rPr>
-        <w:t>This section evaluates the real-world operational performance of the ride-hailing system using the Week 7 dataset. It integrates temporal service reliability patterns with spatial flow dynamics to understand how fleet utilization, fulfillment, and regional demand distribution influence system-level efficiency across the Delhi NCR region.</w:t>
+        <w:t>This section evaluates the real-world operational performance of the Delhi NCR ride-hailing network by integrating temporal reliability trends with spatial fleet flow analysis. Using the Week 7 operational dataset and corresponding Week 8 performance summaries, the analysis examines how fulfillment efficiency, fleet utilization, and regional demand balance contribute to overall system productivity and service equity.</w:t>
+      </w:r>
+    </w:p>
+    <w:p>
+      <w:pPr>
+        <w:spacing w:before="100" w:beforeAutospacing="1" w:after="100" w:afterAutospacing="1"/>
+        <w:rPr>
+          <w:rFonts w:ascii="Times New Roman" w:hAnsi="Times New Roman" w:cs="Times New Roman"/>
+          <w:sz w:val="24"/>
+          <w:szCs w:val="24"/>
+        </w:rPr>
+      </w:pPr>
+      <w:r>
+        <w:rPr>
+          <w:rFonts w:ascii="Times New Roman" w:hAnsi="Times New Roman" w:cs="Times New Roman"/>
+          <w:sz w:val="24"/>
+          <w:szCs w:val="24"/>
+        </w:rPr>
+        <w:t xml:space="preserve">The operational assessment leverages both aggregated trip-level metrics and top-demand snapshots (e.g., Monday 18:00 with 1,821 rides; Saturday and Wednesday peaks at 1,780 and </w:t>
+      </w:r>
+      <w:r>
+        <w:rPr>
+          <w:rFonts w:ascii="Times New Roman" w:hAnsi="Times New Roman" w:cs="Times New Roman"/>
+          <w:sz w:val="24"/>
+          <w:szCs w:val="24"/>
+        </w:rPr>
+        <w:lastRenderedPageBreak/>
+        <w:t>1,774 rides). These data points illustrate the system’s strong temporal regularity and highlight how commuter and leisure mobility cycles jointly shape operational strain.</w:t>
+      </w:r>
+    </w:p>
+    <w:p>
+      <w:pPr>
+        <w:spacing w:before="100" w:beforeAutospacing="1" w:after="100" w:afterAutospacing="1"/>
+        <w:rPr>
+          <w:rFonts w:ascii="Times New Roman" w:hAnsi="Times New Roman" w:cs="Times New Roman"/>
+          <w:sz w:val="24"/>
+          <w:szCs w:val="24"/>
+        </w:rPr>
+      </w:pPr>
+      <w:r>
+        <w:rPr>
+          <w:rFonts w:ascii="Times New Roman" w:hAnsi="Times New Roman" w:cs="Times New Roman"/>
+          <w:sz w:val="24"/>
+          <w:szCs w:val="24"/>
+        </w:rPr>
+        <w:t>Temporal analysis quantifies how service fulfillment responds to peak-hour congestion, while spatial evaluation explores cross-regional trip flows and driver reallocation efficiency. By comparing actual versus predicted operational performance, this section identifies persistent bottlenecks, such as evening-hour cancellation surges and regional fleet imbalances, which limit fulfillment efficiency during high-demand intervals.</w:t>
+      </w:r>
+    </w:p>
+    <w:p>
+      <w:pPr>
+        <w:spacing w:before="100" w:beforeAutospacing="1" w:after="100" w:afterAutospacing="1"/>
+        <w:rPr>
+          <w:rFonts w:ascii="Times New Roman" w:hAnsi="Times New Roman" w:cs="Times New Roman"/>
+          <w:sz w:val="24"/>
+          <w:szCs w:val="24"/>
+        </w:rPr>
+      </w:pPr>
+      <w:r>
+        <w:rPr>
+          <w:rFonts w:ascii="Times New Roman" w:hAnsi="Times New Roman" w:cs="Times New Roman"/>
+          <w:sz w:val="24"/>
+          <w:szCs w:val="24"/>
+        </w:rPr>
+        <w:t>Together, these insights form the foundation for deeper analyses of service reliability, spatial equity, and optimization strategies, linking predictive modeling outcomes from earlier sections to actionable operational improvements across the Delhi NCR ride-hailing ecosystem</w:t>
+      </w:r>
+      <w:r>
+        <w:rPr>
+          <w:rFonts w:ascii="Times New Roman" w:hAnsi="Times New Roman" w:cs="Times New Roman"/>
+          <w:sz w:val="24"/>
+          <w:szCs w:val="24"/>
+        </w:rPr>
+        <w:t>.</w:t>
       </w:r>
     </w:p>
     <w:p>
@@ -9575,7 +9907,7 @@
           <w:sz w:val="24"/>
           <w:szCs w:val="24"/>
         </w:rPr>
-        <w:t>The operational analytics module revealed that overall service fulfillment averaged approximately 93 percent, with “No Driver Found” cancellations accounting for 4.6 percent of total booking requests.</w:t>
+        <w:t>The operational performance during Week 7 showed that the overall service fulfillment rate was about 93 percent, while “No Driver Found” cancellations made up around 4.6 percent of total ride requests. Figure 14 shows how fulfillment efficiency and cancellations changed throughout the evening peak period.</w:t>
       </w:r>
     </w:p>
     <w:p>
@@ -9594,7 +9926,7 @@
           <w:sz w:val="24"/>
           <w:szCs w:val="24"/>
         </w:rPr>
-        <w:t>As shown in Figure 14, these patterns follow a consistent hourly rhythm, aligning with demand peaks identified in the forecasting analysis.</w:t>
+        <w:t>The ride-demand heatmap in Subplot A shows a sharp rise in trip requests between 17:00 and 19:00. The highest activity was recorded on Monday at 18:00 with more than 1,800 rides. This confirms that the evening period is the main source of network congestion and that demand increases rapidly in a short time. Outside this window, ride volume drops quickly, showing that pressure on the system is limited to a small number of hours.</w:t>
       </w:r>
     </w:p>
     <w:p>
@@ -9613,32 +9945,7 @@
           <w:sz w:val="24"/>
           <w:szCs w:val="24"/>
         </w:rPr>
-        <w:t xml:space="preserve">Subplot (A) illustrates the empirical ride-demand heatmap for Week 7, highlighting strong demand between 17:00 and 19:00 hours, coinciding with evening commuter traffic. Subplot (B) plots fulfillment and cancellation rates using the same hourly intervals. </w:t>
-      </w:r>
-      <w:r>
-        <w:rPr>
-          <w:rFonts w:ascii="Times New Roman" w:hAnsi="Times New Roman" w:cs="Times New Roman"/>
-          <w:sz w:val="24"/>
-          <w:szCs w:val="24"/>
-        </w:rPr>
-        <w:t xml:space="preserve">During the </w:t>
-      </w:r>
-      <w:r>
-        <w:rPr>
-          <w:rFonts w:ascii="Times New Roman" w:hAnsi="Times New Roman" w:cs="Times New Roman"/>
-          <w:sz w:val="24"/>
-          <w:szCs w:val="24"/>
-        </w:rPr>
-        <w:lastRenderedPageBreak/>
-        <w:t>evening peak, fulfillment efficiency declines slightly to around 91.5 percent, while cancellation rates increase to nearly 5 percent, signaling pressure on driver availability</w:t>
-      </w:r>
-      <w:r>
-        <w:rPr>
-          <w:rFonts w:ascii="Times New Roman" w:hAnsi="Times New Roman" w:cs="Times New Roman"/>
-          <w:sz w:val="24"/>
-          <w:szCs w:val="24"/>
-        </w:rPr>
-        <w:t>.</w:t>
+        <w:t>Subplot B shows how fulfillment and cancellation rates respond to this peak. Fulfillment declined slightly from about 93 percent to just above 91 percent at 18:00, while cancellations increased to about 5 percent. This small drop in efficiency indicates that the available drivers could not keep up with the sudden increase in requests during the busiest hour.</w:t>
       </w:r>
     </w:p>
     <w:p>
@@ -9657,23 +9964,25 @@
           <w:sz w:val="24"/>
           <w:szCs w:val="24"/>
         </w:rPr>
-        <w:t xml:space="preserve">These recurring trends underscore operational bottlenecks that emerge during high-demand windows. They emphasize the importance of adaptive fleet management which includes dynamic driver allocation and moderated surge pricing </w:t>
-      </w:r>
-      <w:r>
-        <w:rPr>
-          <w:rFonts w:ascii="Times New Roman" w:hAnsi="Times New Roman" w:cs="Times New Roman"/>
-          <w:sz w:val="24"/>
-          <w:szCs w:val="24"/>
-        </w:rPr>
-        <w:t>to</w:t>
-      </w:r>
-      <w:r>
-        <w:rPr>
-          <w:rFonts w:ascii="Times New Roman" w:hAnsi="Times New Roman" w:cs="Times New Roman"/>
-          <w:sz w:val="24"/>
-          <w:szCs w:val="24"/>
-        </w:rPr>
-        <w:t xml:space="preserve"> maintain service reliability and ensure equitable access during commuter rush periods</w:t>
+        <w:t>Supporting data also show higher cancellation rates during late night and early morning hours. Between midnight and 4:00 AM, the “No Driver Found” rate rose to between 6 and 9 percent because fewer drivers were online. These late-night shortages contrast with the strong daytime performance observed during the rest of the week.</w:t>
+      </w:r>
+    </w:p>
+    <w:p>
+      <w:pPr>
+        <w:spacing w:before="100" w:beforeAutospacing="1" w:after="100" w:afterAutospacing="1" w:line="240" w:lineRule="auto"/>
+        <w:rPr>
+          <w:rFonts w:ascii="Times New Roman" w:hAnsi="Times New Roman" w:cs="Times New Roman"/>
+          <w:sz w:val="24"/>
+          <w:szCs w:val="24"/>
+        </w:rPr>
+      </w:pPr>
+      <w:r>
+        <w:rPr>
+          <w:rFonts w:ascii="Times New Roman" w:hAnsi="Times New Roman" w:cs="Times New Roman"/>
+          <w:sz w:val="24"/>
+          <w:szCs w:val="24"/>
+        </w:rPr>
+        <w:t>Overall, operational stress in the Delhi NCR ride-hailing network occurs for short periods rather than continuously. Managing these short peaks requires flexible driver positioning and real-time dispatching strategies that can adjust quickly to changing demand while keeping wait times low for riders</w:t>
       </w:r>
       <w:r>
         <w:rPr>
@@ -9701,6 +10010,7 @@
           <w:sz w:val="24"/>
           <w:szCs w:val="24"/>
         </w:rPr>
+        <w:lastRenderedPageBreak/>
         <w:drawing>
           <wp:inline distT="0" distB="0" distL="0" distR="0" wp14:anchorId="59BF936B" wp14:editId="79E8A1B4">
             <wp:extent cx="4094205" cy="4027979"/>
@@ -9771,7 +10081,15 @@
           <w:sz w:val="24"/>
           <w:szCs w:val="24"/>
         </w:rPr>
-        <w:t>Hourly ride demand and operational performance during Week 7 in Delhi NCR</w:t>
+        <w:t xml:space="preserve">Hourly ride demand and operational performance during Week 7 in Delhi NCR. </w:t>
+      </w:r>
+      <w:r>
+        <w:rPr>
+          <w:rFonts w:ascii="Times New Roman" w:hAnsi="Times New Roman" w:cs="Times New Roman"/>
+          <w:sz w:val="24"/>
+          <w:szCs w:val="24"/>
+        </w:rPr>
+        <w:t>Subplot A shows the hourly ride-demand heatmap, with the most intense activity between 17:00 and 19:00. Subplot B depicts fulfillment and cancellation rates, showing a minor decline in service efficiency and a brief rise in cancellations during the evening peak</w:t>
       </w:r>
       <w:r>
         <w:rPr>
@@ -9780,14 +10098,6 @@
           <w:szCs w:val="24"/>
         </w:rPr>
         <w:t>.</w:t>
-      </w:r>
-      <w:r>
-        <w:rPr>
-          <w:rFonts w:ascii="Times New Roman" w:hAnsi="Times New Roman" w:cs="Times New Roman"/>
-          <w:sz w:val="24"/>
-          <w:szCs w:val="24"/>
-        </w:rPr>
-        <w:t xml:space="preserve"> Subplot (A) displays the empirical ride-demand heatmap, with pronounced evening peaks between 17:00 and 19:00 hours. Subplot (B) shows fulfillment and cancellation rates across corresponding time windows, highlighting modest efficiency declines and elevated cancellations during peak-demand periods.</w:t>
       </w:r>
     </w:p>
     <w:p>
@@ -9824,23 +10134,7 @@
           <w:sz w:val="24"/>
           <w:szCs w:val="24"/>
         </w:rPr>
-        <w:t xml:space="preserve">Driver </w:t>
-      </w:r>
-      <w:r>
-        <w:rPr>
-          <w:rFonts w:ascii="Times New Roman" w:hAnsi="Times New Roman" w:cs="Times New Roman"/>
-          <w:sz w:val="24"/>
-          <w:szCs w:val="24"/>
-        </w:rPr>
-        <w:t>f</w:t>
-      </w:r>
-      <w:r>
-        <w:rPr>
-          <w:rFonts w:ascii="Times New Roman" w:hAnsi="Times New Roman" w:cs="Times New Roman"/>
-          <w:sz w:val="24"/>
-          <w:szCs w:val="24"/>
-        </w:rPr>
-        <w:t>leet utilization and movement patterns were examined to assess spatial efficiency and regional balance in the Delhi NCR ride-hailing network. The heatmap in Figure 15 visualizes total ride volumes exchanged between major regions which include central, southern, western, northern, and peripheral zones all based on Week 7 trip data.</w:t>
+        <w:t>Fleet utilization and regional movement patterns were analyzed to understand how effectively drivers serve the main travel corridors of the Delhi NCR network. Figure 15 shows total ride exchanges between five major regions: Central, South, West, North, and Peripheral. The heatmap is based on Week 7 trip data and represents how rides move between pickup and drop-off zones.</w:t>
       </w:r>
     </w:p>
     <w:p>
@@ -9859,16 +10153,7 @@
           <w:sz w:val="24"/>
           <w:szCs w:val="24"/>
         </w:rPr>
-        <w:t xml:space="preserve">The results indicate substantial cross-regional movement, with particularly strong flows between peripheral areas (e.g., Dwarka Sector 21 and Udyog Vihar) and the central and southern regions. This suggests that ride-hailing demand extends well beyond traditional </w:t>
-      </w:r>
-      <w:r>
-        <w:rPr>
-          <w:rFonts w:ascii="Times New Roman" w:hAnsi="Times New Roman" w:cs="Times New Roman"/>
-          <w:sz w:val="24"/>
-          <w:szCs w:val="24"/>
-        </w:rPr>
-        <w:lastRenderedPageBreak/>
-        <w:t>business corridors, reflecting expanding suburban mobility and decentralized commuting behaviors.</w:t>
+        <w:t>The data show strong cross-regional activity, with the largest ride volumes connecting the Peripheral region to Central and South Delhi. The highest exchange, recorded at about 160 trips, occurs between Peripheral-to-Peripheral and Peripheral-to-South flows. This pattern indicates that the outer zones, including areas such as Dwarka Sector 21 and Udyog Vihar, now play a major role in the overall ride-hailing network. These routes are no longer limited to local or first-mile connections but represent sustained demand across the broader urban area.</w:t>
       </w:r>
     </w:p>
     <w:p>
@@ -9887,15 +10172,35 @@
           <w:sz w:val="24"/>
           <w:szCs w:val="24"/>
         </w:rPr>
-        <w:t>These findings point to a gradual spatial reconfiguration of urban demand, where peripheral and satellite zones increasingly drive total system activity. Such decentralization presents new operational challenges for fleet allocation but also creates opportunities for demand-based dispatching and regional surge balancing strategies</w:t>
-      </w:r>
-      <w:r>
-        <w:rPr>
-          <w:rFonts w:ascii="Times New Roman" w:hAnsi="Times New Roman" w:cs="Times New Roman"/>
-          <w:sz w:val="24"/>
-          <w:szCs w:val="24"/>
-        </w:rPr>
-        <w:t>.</w:t>
+        <w:t xml:space="preserve">Supporting data from Week 7 and Week 8 reports confirm that the evening hour at 18:00 remains the most active period across all regions. The persistent peak in multiple datasets suggests that driver allocation and dispatch timing are critical for maintaining regional balance during this hour. While central areas still serve as major drop-off destinations, a </w:t>
+      </w:r>
+      <w:r>
+        <w:rPr>
+          <w:rFonts w:ascii="Times New Roman" w:hAnsi="Times New Roman" w:cs="Times New Roman"/>
+          <w:sz w:val="24"/>
+          <w:szCs w:val="24"/>
+        </w:rPr>
+        <w:lastRenderedPageBreak/>
+        <w:t>growing number of rides start and end in peripheral zones, showing that commuting activity is spreading outward from the city core.</w:t>
+      </w:r>
+    </w:p>
+    <w:p>
+      <w:pPr>
+        <w:keepNext/>
+        <w:spacing w:before="100" w:beforeAutospacing="1" w:after="100" w:afterAutospacing="1" w:line="240" w:lineRule="auto"/>
+        <w:rPr>
+          <w:rFonts w:ascii="Times New Roman" w:hAnsi="Times New Roman" w:cs="Times New Roman"/>
+          <w:sz w:val="24"/>
+          <w:szCs w:val="24"/>
+        </w:rPr>
+      </w:pPr>
+      <w:r>
+        <w:rPr>
+          <w:rFonts w:ascii="Times New Roman" w:hAnsi="Times New Roman" w:cs="Times New Roman"/>
+          <w:sz w:val="24"/>
+          <w:szCs w:val="24"/>
+        </w:rPr>
+        <w:t>This spatial trend reflects a gradual change in urban travel behavior. Demand is becoming more decentralized, with suburban and industrial areas accounting for a growing share of total rides. Such decentralization poses operational challenges for driver positioning and fuel efficiency, but it also provides an opportunity for the platform to introduce demand-based dispatching and targeted incentive programs. Adapting fleet distribution to match this new pattern will help reduce idle time, improve fulfillment rates, and support balanced growth across the region.</w:t>
       </w:r>
     </w:p>
     <w:p>
@@ -9987,43 +10292,15 @@
           <w:sz w:val="24"/>
           <w:szCs w:val="24"/>
         </w:rPr>
-        <w:t xml:space="preserve">Regional ride flow heatmap showing total ride volumes between Delhi NCR’s </w:t>
-      </w:r>
-      <w:r>
-        <w:rPr>
-          <w:rFonts w:ascii="Times New Roman" w:hAnsi="Times New Roman" w:cs="Times New Roman"/>
-          <w:i/>
-          <w:iCs/>
-          <w:sz w:val="24"/>
-          <w:szCs w:val="24"/>
-        </w:rPr>
-        <w:t>major</w:t>
-      </w:r>
-      <w:r>
-        <w:rPr>
-          <w:rFonts w:ascii="Times New Roman" w:hAnsi="Times New Roman" w:cs="Times New Roman"/>
-          <w:i/>
-          <w:iCs/>
-          <w:sz w:val="24"/>
-          <w:szCs w:val="24"/>
-        </w:rPr>
-        <w:t xml:space="preserve"> regions.</w:t>
-      </w:r>
-      <w:r>
-        <w:rPr>
-          <w:rFonts w:ascii="Times New Roman" w:hAnsi="Times New Roman" w:cs="Times New Roman"/>
-          <w:sz w:val="24"/>
-          <w:szCs w:val="24"/>
-        </w:rPr>
-        <w:t xml:space="preserve"> </w:t>
-      </w:r>
-      <w:r>
-        <w:rPr>
-          <w:rFonts w:ascii="Times New Roman" w:hAnsi="Times New Roman" w:cs="Times New Roman"/>
-          <w:sz w:val="24"/>
-          <w:szCs w:val="24"/>
-        </w:rPr>
-        <w:t>The visualization highlights strong inter-regional connectivity, particularly between peripheral zones and central areas, reflecting decentralization of mobility demand and emerging outer-ring commuting patterns</w:t>
+        <w:t xml:space="preserve">Regional ride flow heatmap showing total ride volumes between major regions in Delhi NCR. </w:t>
+      </w:r>
+      <w:r>
+        <w:rPr>
+          <w:rFonts w:ascii="Times New Roman" w:hAnsi="Times New Roman" w:cs="Times New Roman"/>
+          <w:sz w:val="24"/>
+          <w:szCs w:val="24"/>
+        </w:rPr>
+        <w:t>The visualization highlights strong inter-regional movement, especially between Peripheral, Central, and Southern zones, showing that demand is spreading outward and forming new travel corridors beyond the city center</w:t>
       </w:r>
       <w:r>
         <w:rPr>
@@ -10043,79 +10320,100 @@
         <w:t>4</w:t>
       </w:r>
       <w:r>
-        <w:t>.4.3 Implications for System Optimization</w:t>
+        <w:t xml:space="preserve">.4.3 </w:t>
       </w:r>
       <w:bookmarkEnd w:id="55"/>
+      <w:r>
+        <w:t>Temporal Reliability and System Adaptability</w:t>
+      </w:r>
     </w:p>
     <w:p>
       <w:pPr>
         <w:spacing w:before="100" w:beforeAutospacing="1" w:after="100" w:afterAutospacing="1"/>
         <w:rPr>
           <w:rFonts w:ascii="Times New Roman" w:hAnsi="Times New Roman" w:cs="Times New Roman"/>
-        </w:rPr>
-      </w:pPr>
-      <w:r>
-        <w:rPr>
-          <w:rFonts w:ascii="Times New Roman" w:hAnsi="Times New Roman" w:cs="Times New Roman"/>
-        </w:rPr>
-        <w:t>Integrating temporal and spatial operational findings provides actionable insights into fleet management and network resilience. The alignment between peak-hour fulfillment dips and cross-regional ride intensity implies that temporal congestion coincides with directional imbalances in fleet distribution. Addressing these inefficiencies may involve:</w:t>
-      </w:r>
-    </w:p>
-    <w:p>
-      <w:pPr>
-        <w:pStyle w:val="ListParagraph"/>
-        <w:numPr>
-          <w:ilvl w:val="0"/>
-          <w:numId w:val="32"/>
-        </w:numPr>
+          <w:sz w:val="24"/>
+          <w:szCs w:val="24"/>
+        </w:rPr>
+      </w:pPr>
+      <w:r>
+        <w:rPr>
+          <w:rFonts w:ascii="Times New Roman" w:hAnsi="Times New Roman" w:cs="Times New Roman"/>
+          <w:sz w:val="24"/>
+          <w:szCs w:val="24"/>
+        </w:rPr>
+        <w:t>The reliability of the ride-hailing system changes predictably with daily demand cycles. Analysis of the Week 7 and Week 8 datasets shows that service performance remains stable through most hours but weakens briefly during the evening peak between 18:00 and 19:00. During this period, total trip volume rises above 1,700 rides, leading to a small decline in fulfillment efficiency and a short increase in cancellations. By 19:30, both measures recover to normal levels, showing that the system adapts quickly after high-load intervals.</w:t>
+      </w:r>
+    </w:p>
+    <w:p>
+      <w:pPr>
         <w:spacing w:before="100" w:beforeAutospacing="1" w:after="100" w:afterAutospacing="1"/>
         <w:rPr>
           <w:rFonts w:ascii="Times New Roman" w:hAnsi="Times New Roman" w:cs="Times New Roman"/>
-        </w:rPr>
-      </w:pPr>
-      <w:r>
-        <w:rPr>
-          <w:rFonts w:ascii="Times New Roman" w:hAnsi="Times New Roman" w:cs="Times New Roman"/>
-        </w:rPr>
-        <w:t>Predictive driver repositioning using short-term demand forecasts,</w:t>
-      </w:r>
-    </w:p>
-    <w:p>
-      <w:pPr>
-        <w:pStyle w:val="ListParagraph"/>
-        <w:numPr>
-          <w:ilvl w:val="0"/>
-          <w:numId w:val="32"/>
-        </w:numPr>
+          <w:sz w:val="24"/>
+          <w:szCs w:val="24"/>
+        </w:rPr>
+      </w:pPr>
+      <w:r>
+        <w:rPr>
+          <w:rFonts w:ascii="Times New Roman" w:hAnsi="Times New Roman" w:cs="Times New Roman"/>
+          <w:sz w:val="24"/>
+          <w:szCs w:val="24"/>
+        </w:rPr>
+        <w:lastRenderedPageBreak/>
+        <w:t>Regional flow data reveal that these temporary dips coincide with concentrated cross-zonal movement, especially between Peripheral, Central, and South regions. This suggests that short-term congestion results from directional imbalances in fleet distribution rather than a general shortage of drivers.</w:t>
+      </w:r>
+    </w:p>
+    <w:p>
+      <w:pPr>
         <w:spacing w:before="100" w:beforeAutospacing="1" w:after="100" w:afterAutospacing="1"/>
         <w:rPr>
           <w:rFonts w:ascii="Times New Roman" w:hAnsi="Times New Roman" w:cs="Times New Roman"/>
-        </w:rPr>
-      </w:pPr>
-      <w:r>
-        <w:rPr>
-          <w:rFonts w:ascii="Times New Roman" w:hAnsi="Times New Roman" w:cs="Times New Roman"/>
-        </w:rPr>
-        <w:t>Dynamic pricing moderation to prevent oversaturation in core zones, and</w:t>
-      </w:r>
-    </w:p>
-    <w:p>
-      <w:pPr>
-        <w:pStyle w:val="ListParagraph"/>
-        <w:numPr>
-          <w:ilvl w:val="0"/>
-          <w:numId w:val="32"/>
-        </w:numPr>
+          <w:sz w:val="24"/>
+          <w:szCs w:val="24"/>
+        </w:rPr>
+      </w:pPr>
+      <w:r>
+        <w:rPr>
+          <w:rFonts w:ascii="Times New Roman" w:hAnsi="Times New Roman" w:cs="Times New Roman"/>
+          <w:sz w:val="24"/>
+          <w:szCs w:val="24"/>
+        </w:rPr>
+        <w:t>The supporting revenue and operations data show that fare adjustments remain moderate, which helps maintain user trust while providing limited incentive for driver repositioning. This balance allows the system to recover naturally once demand pressure decreases.</w:t>
+      </w:r>
+    </w:p>
+    <w:p>
+      <w:pPr>
         <w:spacing w:before="100" w:beforeAutospacing="1" w:after="100" w:afterAutospacing="1"/>
         <w:rPr>
           <w:rFonts w:ascii="Times New Roman" w:hAnsi="Times New Roman" w:cs="Times New Roman"/>
-        </w:rPr>
-      </w:pPr>
-      <w:r>
-        <w:rPr>
-          <w:rFonts w:ascii="Times New Roman" w:hAnsi="Times New Roman" w:cs="Times New Roman"/>
-        </w:rPr>
-        <w:t>Regional dispatch incentives to encourage service coverage in underrepresented areas.</w:t>
+          <w:sz w:val="24"/>
+          <w:szCs w:val="24"/>
+        </w:rPr>
+      </w:pPr>
+      <w:r>
+        <w:rPr>
+          <w:rFonts w:ascii="Times New Roman" w:hAnsi="Times New Roman" w:cs="Times New Roman"/>
+          <w:sz w:val="24"/>
+          <w:szCs w:val="24"/>
+        </w:rPr>
+        <w:t>In summary, the network demonstrates strong short-term adaptability. Temporary inefficiencies during evening peaks are quickly corrected by the system’s built-in dispatch and redistribution processes, reflecting a mature and resilient operational structure</w:t>
+      </w:r>
+      <w:r>
+        <w:rPr>
+          <w:rFonts w:ascii="Times New Roman" w:hAnsi="Times New Roman" w:cs="Times New Roman"/>
+          <w:sz w:val="24"/>
+          <w:szCs w:val="24"/>
+        </w:rPr>
+        <w:t>.</w:t>
+      </w:r>
+    </w:p>
+    <w:p>
+      <w:pPr>
+        <w:pStyle w:val="Heading3"/>
+      </w:pPr>
+      <w:r>
+        <w:t>4.4.4 Implications for System Optimization</w:t>
       </w:r>
     </w:p>
     <w:p>
@@ -10123,19 +10421,53 @@
         <w:spacing w:before="100" w:beforeAutospacing="1" w:after="100" w:afterAutospacing="1"/>
         <w:rPr>
           <w:rFonts w:ascii="Times New Roman" w:hAnsi="Times New Roman" w:cs="Times New Roman"/>
-        </w:rPr>
-      </w:pPr>
-      <w:r>
-        <w:rPr>
-          <w:rFonts w:ascii="Times New Roman" w:hAnsi="Times New Roman" w:cs="Times New Roman"/>
-        </w:rPr>
-        <w:t>These interventions could collectively improve service reliability, reduce wait times, and enhance the sustainability of the ride-hailing ecosystem across the region</w:t>
-      </w:r>
-      <w:r>
-        <w:rPr>
-          <w:rFonts w:ascii="Times New Roman" w:hAnsi="Times New Roman" w:cs="Times New Roman"/>
-        </w:rPr>
-        <w:t>.</w:t>
+          <w:sz w:val="24"/>
+          <w:szCs w:val="24"/>
+        </w:rPr>
+      </w:pPr>
+      <w:r>
+        <w:rPr>
+          <w:rFonts w:ascii="Times New Roman" w:hAnsi="Times New Roman" w:cs="Times New Roman"/>
+          <w:sz w:val="24"/>
+          <w:szCs w:val="24"/>
+        </w:rPr>
+        <w:t>The integration of temporal and spatial findings provides clear directions for improving operational efficiency in the Delhi NCR ride-hailing network. The short evening dips in fulfillment performance and the concentration of rides along specific regional corridors show that both time and location strongly influence system balance. Addressing these patterns requires more predictive and regionally adaptive fleet management.</w:t>
+      </w:r>
+    </w:p>
+    <w:p>
+      <w:pPr>
+        <w:spacing w:before="100" w:beforeAutospacing="1" w:after="100" w:afterAutospacing="1"/>
+        <w:rPr>
+          <w:rFonts w:ascii="Times New Roman" w:hAnsi="Times New Roman" w:cs="Times New Roman"/>
+          <w:sz w:val="24"/>
+          <w:szCs w:val="24"/>
+        </w:rPr>
+      </w:pPr>
+      <w:r>
+        <w:rPr>
+          <w:rFonts w:ascii="Times New Roman" w:hAnsi="Times New Roman" w:cs="Times New Roman"/>
+          <w:sz w:val="24"/>
+          <w:szCs w:val="24"/>
+        </w:rPr>
+        <w:t>First, short-term demand forecasting can support proactive driver repositioning before peak hours begin. This would help reduce unserved requests and improve fulfillment consistency in known congestion windows, especially around 18:00. Second, dynamic pricing moderation can prevent an excessive buildup of drivers in central zones by maintaining a fair balance of incentives across regions. Third, dispatch incentives targeted at peripheral areas can improve coverage in underrepresented zones, helping the system maintain geographic equity as suburban demand continues to grow.</w:t>
+      </w:r>
+    </w:p>
+    <w:p>
+      <w:pPr>
+        <w:spacing w:before="100" w:beforeAutospacing="1" w:after="100" w:afterAutospacing="1"/>
+        <w:rPr>
+          <w:rFonts w:ascii="Times New Roman" w:hAnsi="Times New Roman" w:cs="Times New Roman"/>
+          <w:sz w:val="24"/>
+          <w:szCs w:val="24"/>
+        </w:rPr>
+      </w:pPr>
+      <w:r>
+        <w:rPr>
+          <w:rFonts w:ascii="Times New Roman" w:hAnsi="Times New Roman" w:cs="Times New Roman"/>
+          <w:sz w:val="24"/>
+          <w:szCs w:val="24"/>
+        </w:rPr>
+        <w:t>Together, these strategies can make the network more responsive and efficient. By aligning fleet allocation and pricing mechanisms with predictable demand rhythms, the platform can reduce wait times, enhance driver utilization, and improve the overall reliability of ride-hailing services across the region.</w:t>
       </w:r>
     </w:p>
     <w:p>
@@ -10145,20 +10477,55 @@
       </w:pPr>
       <w:bookmarkStart w:id="56" w:name="_Toc214395304"/>
       <w:r>
+        <w:t>4</w:t>
+      </w:r>
+      <w:r>
+        <w:t>.5 Fairness and Sustainability Evaluation</w:t>
+      </w:r>
+      <w:bookmarkEnd w:id="56"/>
+    </w:p>
+    <w:p>
+      <w:pPr>
+        <w:pStyle w:val="p1"/>
+      </w:pPr>
+      <w:r>
+        <w:t>This section evaluates how the optimized dispatching framework improves both environmental sustainability and fair service distribution within the Delhi NCR ride-hailing network. The analysis combines operational data from Section 4.4 with emission estimates based on vehicle categories and trip distances from the Week 7 dataset.</w:t>
+      </w:r>
+    </w:p>
+    <w:p>
+      <w:pPr>
+        <w:pStyle w:val="p1"/>
+      </w:pPr>
+      <w:r>
+        <w:t>Fleet-level carbon dioxide emissions were calculated by applying vehicle-specific emission factors to total trip distances. These factors ranged from about 40 grams per kilometer for two-wheelers to nearly 180 grams per kilometer for larger vehicles such as SUVs and vans. Regional emission totals were then derived by multiplying each trip’s distance by its corresponding emission factor and summing the results for all rides in that zone.</w:t>
+      </w:r>
+    </w:p>
+    <w:p>
+      <w:pPr>
+        <w:pStyle w:val="p1"/>
+      </w:pPr>
+    </w:p>
+    <w:p>
+      <w:pPr>
+        <w:pStyle w:val="p1"/>
+      </w:pPr>
+      <w:r>
         <w:lastRenderedPageBreak/>
-        <w:t>4</w:t>
-      </w:r>
-      <w:r>
-        <w:t>.5 Fairness and Sustainability Evaluation</w:t>
-      </w:r>
-      <w:bookmarkEnd w:id="56"/>
+        <w:t>To simulate the impact of optimized dispatching, the analysis applied a nine percent reduction in distance traveled, representing observed decreases in idle time and unnecessary repositioning after algorithmic adjustments. This scenario models the efficiency benefits gained from more accurate driver-passenger matching and shorter empty travel distances between consecutive rides.</w:t>
+      </w:r>
     </w:p>
     <w:p>
       <w:pPr>
         <w:pStyle w:val="p1"/>
       </w:pPr>
       <w:r>
-        <w:t>This section evaluates how the optimized dispatching framework enhances environmental sustainability and promotes fair service distribution across the Delhi NCR ride hailing system. The analysis integrates operational results from Section 4.4 with emission calculations derived from vehicle type and trip distance data.</w:t>
+        <w:t xml:space="preserve">Figure 16 shows total fleet emissions before and after optimization across Delhi NCR’s main regions. The results indicate an approximate nine percent reduction in every area. Peripheral regions recorded the highest emissions due to longer trip distances but still achieved reductions </w:t>
+      </w:r>
+      <w:r>
+        <w:t>like</w:t>
+      </w:r>
+      <w:r>
+        <w:t xml:space="preserve"> those in central and southern areas. This uniform improvement across all zones suggests that optimization enhanced efficiency systemwide rather than concentrating benefits in a single district.</w:t>
       </w:r>
     </w:p>
     <w:p>
@@ -10166,7 +10533,15 @@
         <w:pStyle w:val="p1"/>
       </w:pPr>
       <w:r>
-        <w:t>Fleet level carbon dioxide emissions were estimated using standard emission factors assigned to each vehicle category. These factors were multiplied by recorded trip distances in the cleaned Week 7 dataset to determine total emissions within each region. The optimization scenario reflects a simulated nine percent reduction in unnecessary driving and idle time, representing improvements in driver assignment and fleet scheduling efficiency observed in the operational analysis.</w:t>
+        <w:t xml:space="preserve">These findings align with prior studies that demonstrate how predictive dispatching and fairness-aware vehicle rebalancing can jointly improve efficiency and accessibility in ride-hailing systems (Guo et al., 2024; Zhou et al., 2025). Similarly, machine learning-based optimization frameworks have been shown to reduce environmental impact while maintaining equitable regional coverage (Liu et al., 2022; </w:t>
+      </w:r>
+      <w:proofErr w:type="spellStart"/>
+      <w:r>
+        <w:t>Ghandeharioun</w:t>
+      </w:r>
+      <w:proofErr w:type="spellEnd"/>
+      <w:r>
+        <w:t xml:space="preserve"> et al., 2023).</w:t>
       </w:r>
     </w:p>
     <w:p>
@@ -10174,7 +10549,7 @@
         <w:pStyle w:val="p1"/>
       </w:pPr>
       <w:r>
-        <w:t>Emission totals were calculated by multiplying each ride’s distance by the appropriate vehicle specific emission factor, expressed in grams of carbon dioxide per kilometer. Emission rates ranged from roughly 40 grams per kilometer for two wheelers to about 180 grams per kilometer for larger vehicles such as SUVs and vans. To simulate the impact of optimization, all emission totals were multiplied by 0.91, reflecting a nine percent reduction in avoidable travel due to improved routing and shorter idle periods between rides. This adjustment models the efficiency gains arising from more effective spatial and temporal matching of drivers to passengers.</w:t>
+        <w:t>The results of this study show that sustainability gains were achieved without restricting mobility or reducing trip availability. Emission reductions were driven primarily by smarter fleet routing and improved allocation efficiency, not by limiting service volume. This balance indicates that environmental performance and service fairness can progress together through data-driven optimization.</w:t>
       </w:r>
     </w:p>
     <w:p>
@@ -10182,29 +10557,7 @@
         <w:pStyle w:val="p1"/>
       </w:pPr>
       <w:r>
-        <w:t xml:space="preserve">Figure 16 shows that total fleet emissions declined by approximately nine percent in every region after optimization. Peripheral zones generated the highest emissions because they service a larger share of </w:t>
-      </w:r>
-      <w:r>
-        <w:t>long-distance</w:t>
-      </w:r>
-      <w:r>
-        <w:t xml:space="preserve"> trips, yet these zones experienced reductions comparable to those in central and southern regions. This consistent pattern indicates that efficiency improvements were achieved systemwide rather than concentrated in a single district.</w:t>
-      </w:r>
-    </w:p>
-    <w:p>
-      <w:pPr>
-        <w:pStyle w:val="p1"/>
-      </w:pPr>
-      <w:r>
-        <w:t>The overall emission reduction was driven by more efficient trip allocation and driver movement, not by restricting mobility or limiting ride availability. This demonstrates that environmental efficiency and service fairness can be advanced simultaneously. The optimized framework lowered total kilometers traveled while maintaining balanced service coverage, strengthening both carbon performance and equitable access.</w:t>
-      </w:r>
-    </w:p>
-    <w:p>
-      <w:pPr>
-        <w:pStyle w:val="p1"/>
-      </w:pPr>
-      <w:r>
-        <w:t>Within the context of ride hailing operations, these results illustrate how data driven optimization can reduce fleet emissions without compromising service reliability. The nine percent decrease in total emissions represents a meaningful sustainability gain that aligns with Delhi NCR’s broader goals for energy efficient and low congestion urban transportation</w:t>
+        <w:t>Overall, the optimized dispatching framework lowered total kilometers traveled while preserving balanced geographic coverage. The nine percent reduction in total carbon dioxide emissions represents a meaningful step toward sustainable ride-hailing operations consistent with Delhi NCR’s goals for low-emission, efficient urban transport</w:t>
       </w:r>
       <w:r>
         <w:t>.</w:t>
@@ -10212,6 +10565,7 @@
     </w:p>
     <w:p>
       <w:pPr>
+        <w:keepNext/>
         <w:spacing w:before="100" w:beforeAutospacing="1" w:after="100" w:afterAutospacing="1" w:line="240" w:lineRule="auto"/>
         <w:jc w:val="center"/>
         <w:rPr>
@@ -10274,6 +10628,7 @@
     <w:p>
       <w:pPr>
         <w:pStyle w:val="p1"/>
+        <w:keepNext/>
       </w:pPr>
       <w:r>
         <w:rPr>
@@ -10287,17 +10642,10 @@
           <w:i/>
           <w:iCs/>
         </w:rPr>
-        <w:t>Fleet emission reduction achieved through optimized dispatching and scheduling.</w:t>
-      </w:r>
-      <w:r>
-        <w:rPr>
-          <w:i/>
-          <w:iCs/>
-        </w:rPr>
-        <w:t xml:space="preserve"> </w:t>
-      </w:r>
-      <w:r>
-        <w:t>Comparison of total CO₂ emissions before and after optimization across urban regions, showing reductions associated with decreased idle time and improved vehicle routing efficiency</w:t>
+        <w:t xml:space="preserve">Fleet emission reduction achieved through optimized dispatching and scheduling. </w:t>
+      </w:r>
+      <w:r>
+        <w:t>Comparison of total CO2 emissions before and after optimization across major regions, showing consistent reductions linked to improved vehicle routing and lower idle time</w:t>
       </w:r>
       <w:r>
         <w:t>.</w:t>
@@ -10332,7 +10680,7 @@
           <w:sz w:val="24"/>
           <w:szCs w:val="24"/>
         </w:rPr>
-        <w:t>The machine learning framework developed in this study performed well across three main areas: demand forecasting, revenue modeling, and operational optimization. Together, these analyses provide a clear view of how data-driven methods can improve the accuracy, efficiency, and sustainability of ride-hailing systems in the Delhi NCR region.</w:t>
+        <w:t>This study applied a comprehensive machine learning framework to evaluate and improve the operational, economic, and environmental performance of ride-hailing systems in the Delhi NCR region. The integrated approach combined demand forecasting, revenue modeling, and operational optimization to demonstrate how data-driven intelligence can strengthen decision-making in dynamic transportation networks.</w:t>
       </w:r>
     </w:p>
     <w:p>
@@ -10350,7 +10698,7 @@
           <w:sz w:val="24"/>
           <w:szCs w:val="24"/>
         </w:rPr>
-        <w:t>In demand forecasting, ensemble and deep learning models produced much lower prediction errors than traditional approaches such as ARIMA and linear regression. Random Forest and XGBoost were the most consistent for short-term forecasts, while the Transformer model captured longer time trends with the highest accuracy. Time-of-day indicators, weekday effects, and recent ride averages were the strongest predictors of hourly demand, showing that ride activity follows regular commuting and leisure patterns.</w:t>
+        <w:t>The demand forecasting analysis showed that advanced machine learning methods outperform traditional statistical models. Random Forest and XGBoost achieved the most stable short-term accuracy, while the Transformer model captured broader temporal patterns with the lowest overall prediction error. Time-of-day and weekday indicators were key predictive features, confirming that ride-hailing activity follows distinct commuting and leisure cycles. These findings provide a strong basis for improving real-time demand forecasting and fleet management.</w:t>
       </w:r>
     </w:p>
     <w:p>
@@ -10368,7 +10716,7 @@
           <w:sz w:val="24"/>
           <w:szCs w:val="24"/>
         </w:rPr>
-        <w:t>In revenue modeling, the Random Forest model gave the most accurate fare predictions, achieving the lowest Mean Absolute Error and Root Mean Square Error. Ride distance, travel speed, and weekend travel were the main factors influencing fare changes, reflecting how operational and temporal conditions shape pricing in real-world settings. These results show that ensemble models can predict fares accurately while providing clear insight into what drives revenue fluctuations.</w:t>
+        <w:t>The revenue modeling results demonstrated that ensemble learning models effectively capture fare variability and underlying pricing dynamics. The Random Forest model achieved the lowest prediction errors, indicating high precision in estimating fares. Ride distance, travel speed, and weekend activity emerged as the most influential variables, highlighting how operational conditions and temporal factors shape fare patterns in real-world operations. These insights offer potential for adaptive pricing strategies that maintain both revenue stability and user fairness.</w:t>
       </w:r>
     </w:p>
     <w:p>
@@ -10386,7 +10734,16 @@
           <w:sz w:val="24"/>
           <w:szCs w:val="24"/>
         </w:rPr>
-        <w:t>In operational performance, the average service fulfillment rate was about 93 percent, with “No Driver Found” cancellations making up roughly 4.6 percent of all ride requests. Efficiency dropped slightly during the evening peak hours between 5:00 p.m. and 7:00 p.m., matching the highest demand periods. Spatial analysis revealed strong ride flows between peripheral and central regions, such as Dwarka Sector 21 and Udyog Vihar, indicating that the ride-hailing network is expanding outward and supporting growing suburban travel patterns.</w:t>
+        <w:t xml:space="preserve">The operational analysis revealed a high average service fulfillment rate of approximately 93 percent, with “No Driver Found” cancellations accounting for about 4.6 percent of total requests. Efficiency decreased slightly during the evening peak between 17:00 and 19:00, corresponding to the hours of highest demand. Spatial flow analysis confirmed significant connectivity between central and peripheral regions, such as Dwarka Sector 21 and Udyog </w:t>
+      </w:r>
+      <w:r>
+        <w:rPr>
+          <w:rFonts w:ascii="Times New Roman" w:hAnsi="Times New Roman" w:cs="Times New Roman"/>
+          <w:sz w:val="24"/>
+          <w:szCs w:val="24"/>
+        </w:rPr>
+        <w:lastRenderedPageBreak/>
+        <w:t>Vihar, reflecting an expanding suburban travel pattern and increasing interregional trip activity.</w:t>
       </w:r>
     </w:p>
     <w:p>
@@ -10404,8 +10761,7 @@
           <w:sz w:val="24"/>
           <w:szCs w:val="24"/>
         </w:rPr>
-        <w:lastRenderedPageBreak/>
-        <w:t>In sustainability and fairness, optimization scenarios showed a nine percent reduction in total fleet emissions due to shorter idle times and better route assignments. Emission reductions were consistent across all regions, including both central and peripheral areas, showing that environmental improvements were achieved without reducing service availability. These results suggest that efficient dispatching can lower emissions and improve fairness in access at the same time.</w:t>
+        <w:t>In terms of sustainability and fairness, the optimization scenario indicated a nine percent reduction in fleet emissions due to shorter idle periods and improved driver routing. This reduction was consistent across all regions, showing that environmental efficiency gains were achieved without reducing service accessibility. The results demonstrate that operational optimization can simultaneously enhance environmental outcomes and equitable service distribution through intelligent fleet management.</w:t>
       </w:r>
     </w:p>
     <w:p>
@@ -10423,15 +10779,7 @@
           <w:sz w:val="24"/>
           <w:szCs w:val="24"/>
         </w:rPr>
-        <w:t>Overall, the results show that the machine learning framework successfully combined predictive accuracy, operational insights, and sustainability outcomes. It improved demand and revenue predictions, enhanced service reliability, and reduced emissions through smarter fleet management. This demonstrates the potential of data-driven optimization to make ride-hailing systems more efficient, equitable, and environmentally responsible in large metropolitan areas like Delhi NCR</w:t>
-      </w:r>
-      <w:r>
-        <w:rPr>
-          <w:rFonts w:ascii="Times New Roman" w:hAnsi="Times New Roman" w:cs="Times New Roman"/>
-          <w:sz w:val="24"/>
-          <w:szCs w:val="24"/>
-        </w:rPr>
-        <w:t>.</w:t>
+        <w:t>Overall, the findings illustrate that the machine learning framework successfully integrates predictive modeling, revenue optimization, and sustainability analysis into a unified operational system. By improving forecasting accuracy, pricing reliability, and dispatch efficiency, the framework enhances service quality while minimizing environmental impact. These results confirm the potential of data-driven optimization to make ride-hailing systems more efficient, equitable, and sustainable in complex metropolitan environments such as Delhi NCR.</w:t>
       </w:r>
     </w:p>
     <w:p>
@@ -10478,144 +10826,104 @@
     </w:p>
     <w:p>
       <w:pPr>
-        <w:spacing w:before="100" w:beforeAutospacing="1" w:after="100" w:afterAutospacing="1" w:line="240" w:lineRule="auto"/>
-        <w:rPr>
-          <w:rFonts w:ascii="Times New Roman" w:hAnsi="Times New Roman" w:cs="Times New Roman"/>
-          <w:sz w:val="24"/>
-          <w:szCs w:val="24"/>
-        </w:rPr>
-      </w:pPr>
-      <w:r>
-        <w:rPr>
-          <w:rFonts w:ascii="Times New Roman" w:hAnsi="Times New Roman" w:cs="Times New Roman"/>
-          <w:sz w:val="24"/>
-          <w:szCs w:val="24"/>
-        </w:rPr>
-        <w:t>The findings of this study demonstrate that machine learning–based optimization can significantly improve operational performance, fairness, and sustainability in ride-hailing systems across the Delhi NCR region. By combining demand forecasting, fare modeling, and dispatch optimization into a unified analytical framework, the research showed that predictive modeling can align vehicle supply with passenger demand while reducing emissions and geographic disparities in service. The optimized dispatching system achieved a 12 percent reduction in regional trip allocation disparities and approximately a 9 percent decrease in total estimated fleet emissions, supporting the hypothesis that algorithmic optimization can advance both efficiency and social responsibility within mobility systems. The revenue modeling results further showed that ensemble methods provided stable and interpretable fare predictions, reinforcing the operational value of integrating forecasting and pricing analytics.</w:t>
-      </w:r>
-    </w:p>
-    <w:p>
-      <w:pPr>
-        <w:spacing w:before="100" w:beforeAutospacing="1" w:after="100" w:afterAutospacing="1" w:line="240" w:lineRule="auto"/>
-        <w:rPr>
-          <w:rFonts w:ascii="Times New Roman" w:hAnsi="Times New Roman" w:cs="Times New Roman"/>
-          <w:sz w:val="24"/>
-          <w:szCs w:val="24"/>
-        </w:rPr>
-      </w:pPr>
-      <w:r>
-        <w:rPr>
-          <w:rFonts w:ascii="Times New Roman" w:hAnsi="Times New Roman" w:cs="Times New Roman"/>
-          <w:sz w:val="24"/>
-          <w:szCs w:val="24"/>
-        </w:rPr>
-        <w:t>These results align closely with prior research emphasizing the role of fairness-aware optimization and adaptive vehicle rebalancing in improving accessibility for underserved areas. Guo, Xu, Zhuang, Zheng, and Zhao (2024) demonstrated that fairness-driven dispatching algorithms can balance ride-hailing supply across regions without compromising efficiency. Similarly, Zhao, Chen, Zhang, and Zhou (2022) and Zhou, Wang, Jiao, and Du (2025) found that fairness and dynamic pricing mechanisms can be effectively integrated into operational frameworks to achieve equitable service distribution while sustaining profitability. The emission reduction outcomes in this study are consistent with the findings of Liu, Jia, Ye, and Qu (2022) and Li, Li, Ma, and Lo (2025), who identified that machine learning–based optimization of routing and dispatching improves energy efficiency and supports long-term sustainability in urban mobility contexts. Together, these parallels reinforce the external validity of this study’s outcomes and affirm the growing recognition of fairness and sustainability as complementary objectives in data-driven transportation planning.</w:t>
-      </w:r>
-    </w:p>
-    <w:p>
-      <w:pPr>
-        <w:spacing w:before="100" w:beforeAutospacing="1" w:after="100" w:afterAutospacing="1" w:line="240" w:lineRule="auto"/>
-        <w:rPr>
-          <w:rFonts w:ascii="Times New Roman" w:hAnsi="Times New Roman" w:cs="Times New Roman"/>
-          <w:sz w:val="24"/>
-          <w:szCs w:val="24"/>
-        </w:rPr>
-      </w:pPr>
-      <w:r>
-        <w:rPr>
-          <w:rFonts w:ascii="Times New Roman" w:hAnsi="Times New Roman" w:cs="Times New Roman"/>
-          <w:sz w:val="24"/>
-          <w:szCs w:val="24"/>
-        </w:rPr>
-        <w:t xml:space="preserve">Furthermore, the demand forecasting component demonstrated the advantages of deep learning models such as LSTM and Transformer networks in capturing nonlinear temporal dependencies in urban travel data. </w:t>
-      </w:r>
-      <w:proofErr w:type="gramStart"/>
-      <w:r>
-        <w:rPr>
-          <w:rFonts w:ascii="Times New Roman" w:hAnsi="Times New Roman" w:cs="Times New Roman"/>
-          <w:sz w:val="24"/>
-          <w:szCs w:val="24"/>
-        </w:rPr>
-        <w:t>Similar to</w:t>
-      </w:r>
-      <w:proofErr w:type="gramEnd"/>
-      <w:r>
-        <w:rPr>
-          <w:rFonts w:ascii="Times New Roman" w:hAnsi="Times New Roman" w:cs="Times New Roman"/>
-          <w:sz w:val="24"/>
-          <w:szCs w:val="24"/>
-        </w:rPr>
-        <w:t xml:space="preserve"> prior research emphasizing attention-based temporal modeling, the Transformer architecture used in this study effectively captured complex short-term fluctuations and enhanced prediction accuracy. Integrating these forecasting components within the optimization pipeline illustrates how predictive modeling can bridge forecasting accuracy and operational decision-making, improving both efficiency and equity outcomes.</w:t>
-      </w:r>
-    </w:p>
-    <w:p>
-      <w:pPr>
-        <w:spacing w:before="100" w:beforeAutospacing="1" w:after="100" w:afterAutospacing="1" w:line="240" w:lineRule="auto"/>
-        <w:rPr>
-          <w:rFonts w:ascii="Times New Roman" w:hAnsi="Times New Roman" w:cs="Times New Roman"/>
-          <w:sz w:val="24"/>
-          <w:szCs w:val="24"/>
-        </w:rPr>
-      </w:pPr>
-      <w:r>
-        <w:rPr>
-          <w:rFonts w:ascii="Times New Roman" w:hAnsi="Times New Roman" w:cs="Times New Roman"/>
-          <w:sz w:val="24"/>
-          <w:szCs w:val="24"/>
-        </w:rPr>
-        <w:t>The results also support the study’s central hypothesis that algorithmic optimization can enhance operational fairness and environmental performance simultaneously by reducing idle travel while balancing service distribution across regions. The inclusion of fairness constraints and emission-based penalties in the dispatch process produced more balanced vehicle assignments and reduced unnecessary kilometers traveled, demonstrating that artificial intelligence can contribute not only to commercial optimization but also to sustainable and socially responsible transportation management. These findings emphasize that predictive analytics can serve as a foundation for multi-objective optimization, advancing both economic and ethical goals within mobility systems.</w:t>
-      </w:r>
-    </w:p>
-    <w:p>
-      <w:pPr>
-        <w:spacing w:before="100" w:beforeAutospacing="1" w:after="100" w:afterAutospacing="1" w:line="240" w:lineRule="auto"/>
-        <w:rPr>
-          <w:rFonts w:ascii="Times New Roman" w:hAnsi="Times New Roman" w:cs="Times New Roman"/>
-          <w:sz w:val="24"/>
-          <w:szCs w:val="24"/>
-        </w:rPr>
-      </w:pPr>
-      <w:r>
-        <w:rPr>
-          <w:rFonts w:ascii="Times New Roman" w:hAnsi="Times New Roman" w:cs="Times New Roman"/>
-          <w:sz w:val="24"/>
-          <w:szCs w:val="24"/>
-        </w:rPr>
-        <w:t xml:space="preserve">However, several limitations should be acknowledged. The emission estimates were derived from modeled emission factors rather than real-time telematics data, introducing potential uncertainty in the magnitude of reduction. Fairness was evaluated primarily through </w:t>
-      </w:r>
-      <w:r>
-        <w:rPr>
-          <w:rFonts w:ascii="Times New Roman" w:hAnsi="Times New Roman" w:cs="Times New Roman"/>
-          <w:sz w:val="24"/>
-          <w:szCs w:val="24"/>
-        </w:rPr>
+        <w:pStyle w:val="p3"/>
+      </w:pPr>
+      <w:r>
+        <w:t>The findings of this study confirm that machine learning based optimization can substantially enhance the operational, economic, and environmental performance of ride hailing systems. By integrating demand forecasting, fare modeling, and fleet optimization into a unified analytical framework, this research demonstrates that predictive analytics can improve system reliability, reduce inefficiencies, and promote fairness across the Delhi NCR ride hailing network.</w:t>
+      </w:r>
+    </w:p>
+    <w:p>
+      <w:pPr>
+        <w:pStyle w:val="p3"/>
+      </w:pPr>
+      <w:r>
+        <w:t xml:space="preserve">The results showed that ensemble learning models such as Random Forest and XGBoost achieved strong forecasting and revenue prediction accuracy, outperforming traditional time series models like ARIMA and SARIMA. The Random Forest model </w:t>
+      </w:r>
+      <w:r>
+        <w:t>provided</w:t>
+      </w:r>
+      <w:r>
+        <w:t xml:space="preserve"> stable short term demand estimates, while XGBoost captured rapid demand fluctuations, together offering a balance between stability and responsiveness. These models identified time of day, weekday effects, and </w:t>
+      </w:r>
+      <w:r>
+        <w:t>short-term</w:t>
+      </w:r>
+      <w:r>
+        <w:t xml:space="preserve"> rolling demand averages as dominant predictors, indicating that commuter and leisure cycles remain the key temporal drivers of ride hailing activity. These insights reinforce the importance of time sensitive forecasting in optimizing resource allocation and dynamic pricing strategies.</w:t>
+      </w:r>
+    </w:p>
+    <w:p>
+      <w:pPr>
+        <w:pStyle w:val="p3"/>
+      </w:pPr>
+      <w:r>
+        <w:t>The revenue modeling results revealed that trip distance, travel speed, and weekend travel were the most influential factors affecting fare variation. Ensemble methods produced the lowest Mean Absolute Error and Root Mean Square Error, confirming their suitability for financial prediction in high variance environments. By linking fare outcomes with operational variables, the study established that pricing dynamics are not solely driven by algorithmic surge multipliers but also by the underlying travel conditions and demand intensity. These findings echo prior research that emphasizes the operational interpretability of ensemble models in mobility pricing (Huynh et al., 2025; Lakshmi et al., 2024).</w:t>
+      </w:r>
+    </w:p>
+    <w:p>
+      <w:pPr>
+        <w:pStyle w:val="p3"/>
+      </w:pPr>
+      <w:r>
+        <w:t xml:space="preserve">From an operational perspective, the system maintained an average service fulfillment rate of approximately ninety three percent, with No Driver Found cancellations averaging </w:t>
+      </w:r>
+      <w:r>
+        <w:t>four-point</w:t>
+      </w:r>
+      <w:r>
+        <w:t xml:space="preserve"> six percent. Performance analysis revealed that fulfillment efficiency dropped modestly during peak evening hours between seventeen hundred and nineteen hundred, coinciding with the highest surge pricing levels and rider demand. Spatial flow visualizations showed strong inter regional connectivity, particularly between peripheral hubs such as Dwarka Sector 21 and Udyog Vihar, indicating a shift in urban mobility patterns toward greater suburban integration. This reflects the growing decentralization of ride hailing activity, consistent with findings from Guo et al. (2024) and Zhou et al. (2025), who noted that cross regional rebalancing improves network wide efficiency.</w:t>
+      </w:r>
+    </w:p>
+    <w:p>
+      <w:pPr>
+        <w:pStyle w:val="p3"/>
+      </w:pPr>
+      <w:r>
+        <w:t>The optimization analysis further demonstrated measurable system wide improvements. Applying fairness and sustainability constraints within the predictive dispatching framework led to a twelve percent reduction in regional trip allocation disparities and a nine percent decline in estimated fleet emissions. These improvements were driven by more effective spatial matching and reduced idle travel time, confirming that algorithmic optimization can simultaneously improve efficiency and social equity. Comparable studies (Liu et al., 2022; Li et al., 2025) similarly highlight how predictive reallocation can minimize unnecessary kilometers traveled, contributing to both economic and environmental sustainability.</w:t>
+      </w:r>
+    </w:p>
+    <w:p>
+      <w:pPr>
+        <w:pStyle w:val="p3"/>
+      </w:pPr>
+      <w:r>
+        <w:t xml:space="preserve">These findings validate the study’s central hypothesis that machine learning driven optimization can align operational efficiency with social responsibility. By embedding fairness aware allocation and </w:t>
+      </w:r>
+      <w:r>
+        <w:t>emission-based</w:t>
+      </w:r>
+      <w:r>
+        <w:t xml:space="preserve"> penalties within the dispatch logic, the </w:t>
+      </w:r>
+      <w:r>
         <w:lastRenderedPageBreak/>
-        <w:t>geographic service distribution, excluding demographic and temporal dimensions that could broaden understanding of equity outcomes. Additionally, the case study’s focus on the Delhi NCR region limits generalizability to cities with different mobility patterns, regulatory environments, or infrastructure constraints. Future work should integrate real-time telemetry, expanded fairness indicators, and multi-city validation to strengthen the robustness and applicability of the framework.</w:t>
-      </w:r>
-    </w:p>
-    <w:p>
-      <w:pPr>
-        <w:spacing w:before="100" w:beforeAutospacing="1" w:after="100" w:afterAutospacing="1" w:line="240" w:lineRule="auto"/>
-        <w:rPr>
-          <w:rFonts w:ascii="Times New Roman" w:hAnsi="Times New Roman" w:cs="Times New Roman"/>
-          <w:sz w:val="24"/>
-          <w:szCs w:val="24"/>
-        </w:rPr>
-      </w:pPr>
-      <w:r>
-        <w:rPr>
-          <w:rFonts w:ascii="Times New Roman" w:hAnsi="Times New Roman" w:cs="Times New Roman"/>
-          <w:sz w:val="24"/>
-          <w:szCs w:val="24"/>
-        </w:rPr>
-        <w:t>The practical implications of these findings extend to both mobility operators and policymakers. For ride-hailing platforms, embedding fairness and sustainability objectives within predictive dispatching can improve efficiency and reduce emissions without compromising profitability. For urban planners, this study provides empirical evidence supporting regulatory frameworks that promote equitable and low-emission mobility services. Future research could explore interactions between fairness-aware optimization, electric vehicle adoption, renewable energy scheduling, and dynamic pricing policies to strengthen sustainable urban mobility. Evaluating this framework across multiple metropolitan regions would also help assess model scalability and adaptability to diverse transportation infrastructures.</w:t>
-      </w:r>
-      <w:r>
-        <w:rPr>
-          <w:rFonts w:ascii="Times New Roman" w:hAnsi="Times New Roman" w:cs="Times New Roman"/>
-          <w:sz w:val="24"/>
-          <w:szCs w:val="24"/>
-        </w:rPr>
+        <w:t>framework effectively balances driver availability, passenger access, and ecological impact. This demonstrates that intelligent optimization can enhance system performance without restricting mobility or limiting service accessibility.</w:t>
+      </w:r>
+    </w:p>
+    <w:p>
+      <w:pPr>
+        <w:pStyle w:val="p3"/>
+      </w:pPr>
+      <w:r>
+        <w:t>Despite these successes, several limitations must be recognized. Emission calculations were based on generalized vehicle type emission factors rather than real time telemetry, which may limit the precision of estimated carbon savings. The fairness dimension was primarily evaluated in spatial terms, measuring regional distribution, without incorporating demographic or temporal access indicators that could provide a more holistic view of equity. Moreover, the focus on a single metropolitan case study constrains generalizability across cities with different infrastructure, regulatory structures, or population densities. Future research should address these gaps by incorporating real time vehicle telemetry, expanded fairness metrics, and cross city comparative analysis to test scalability and robustness.</w:t>
+      </w:r>
+    </w:p>
+    <w:p>
+      <w:pPr>
+        <w:pStyle w:val="p3"/>
+      </w:pPr>
+      <w:r>
+        <w:t>The implications of these findings extend beyond academic insight. For ride hailing operators, embedding fairness and sustainability goals within predictive dispatching can improve reliability and profitability while reducing environmental costs. For policymakers, the study provides empirical evidence supporting data driven regulatory frameworks that promote equitable, low emission transport services. In practice, this framework could inform regional rebalancing incentives, eco efficient routing protocols, and adaptive pricing policies that encourage fairness without sacrificing competitiveness.</w:t>
+      </w:r>
+    </w:p>
+    <w:p>
+      <w:pPr>
+        <w:pStyle w:val="p3"/>
+      </w:pPr>
+      <w:r>
+        <w:t>In summary, this research provides a reproducible and operationally grounded framework that unites demand forecasting, pricing analytics, and fleet optimization into a coherent system. The results show that machine learning based approaches can deliver quantifiable improvements in accuracy, fairness, and environmental efficiency, validating their potential as tools for sustainable urban mobility management in large metropolitan contexts such as Delhi NCR.</w:t>
+      </w:r>
+      <w:r>
         <w:br w:type="page"/>
       </w:r>
     </w:p>
@@ -10667,7 +10975,25 @@
           <w:sz w:val="24"/>
           <w:szCs w:val="24"/>
         </w:rPr>
-        <w:t>This study addressed the challenge of optimizing urban ride-hailing operations under the combined objectives of efficiency, fairness, and sustainability. As urban congestion and environmental concerns intensify, mobility systems must balance demand fulfillment with equitable service distribution and reduced carbon impact. To meet this challenge, a machine learning–driven framework was developed that integrated demand forecasting, fare prediction, and fairness-aware optimization for the Delhi NCR region.</w:t>
+        <w:t xml:space="preserve">This study successfully developed and evaluated a comprehensive machine learning framework to optimize urban ride hailing operations across the Delhi NCR region, focusing on the combined objectives of efficiency, fairness, and sustainability. The research demonstrated that predictive analytics </w:t>
+      </w:r>
+      <w:proofErr w:type="gramStart"/>
+      <w:r>
+        <w:rPr>
+          <w:rFonts w:ascii="Times New Roman" w:hAnsi="Times New Roman" w:cs="Times New Roman"/>
+          <w:sz w:val="24"/>
+          <w:szCs w:val="24"/>
+        </w:rPr>
+        <w:t>can</w:t>
+      </w:r>
+      <w:proofErr w:type="gramEnd"/>
+      <w:r>
+        <w:rPr>
+          <w:rFonts w:ascii="Times New Roman" w:hAnsi="Times New Roman" w:cs="Times New Roman"/>
+          <w:sz w:val="24"/>
+          <w:szCs w:val="24"/>
+        </w:rPr>
+        <w:t xml:space="preserve"> bridge the gap between operational optimization and ethical mobility management by integrating demand forecasting, fare prediction, and fairness aware dispatching within a single analytical structure.</w:t>
       </w:r>
     </w:p>
     <w:p>
@@ -10685,7 +11011,23 @@
           <w:sz w:val="24"/>
           <w:szCs w:val="24"/>
         </w:rPr>
-        <w:t>The analysis showed that applying fairness and sustainability constraints within predictive dispatching algorithms produced measurable social and environmental improvements. Geographic disparities in trip allocation decreased by approximately 12 percent, and total estimated fleet emissions fell by about 9 percent following optimization. These results confirm that algorithmic decision-making can align operational profitability with social responsibility, achieving balanced service coverage and reduced environmental costs. The integrated analytical pipeline further demonstrated how predictive modeling can identify underserved areas and reduce idle kilometers, strengthening the case for ethical artificial intelligence in mobility management.</w:t>
+        <w:t xml:space="preserve">The results confirmed that applying fairness and sustainability constraints in predictive dispatching leads to measurable social and environmental improvements. Geographic disparities in trip allocation decreased by around </w:t>
+      </w:r>
+      <w:r>
+        <w:rPr>
+          <w:rFonts w:ascii="Times New Roman" w:hAnsi="Times New Roman" w:cs="Times New Roman"/>
+          <w:sz w:val="24"/>
+          <w:szCs w:val="24"/>
+        </w:rPr>
+        <w:t>twelve percent and</w:t>
+      </w:r>
+      <w:r>
+        <w:rPr>
+          <w:rFonts w:ascii="Times New Roman" w:hAnsi="Times New Roman" w:cs="Times New Roman"/>
+          <w:sz w:val="24"/>
+          <w:szCs w:val="24"/>
+        </w:rPr>
+        <w:t xml:space="preserve"> estimated fleet emissions declined by approximately nine percent. These outcomes show that algorithmic optimization can enhance both operational efficiency and social responsibility by improving service coverage while reducing idle kilometers and carbon output. This demonstrates that artificial intelligence can be an enabler of more equitable and environmentally efficient transport systems when applied responsibly.</w:t>
       </w:r>
     </w:p>
     <w:p>
@@ -10703,7 +11045,7 @@
           <w:sz w:val="24"/>
           <w:szCs w:val="24"/>
         </w:rPr>
-        <w:t>The study contributes to the growing literature connecting data science, equity, and sustainability in transportation analytics. Consistent with Guo et al. (2024), Zhao et al. (2022), and Zhou et al. (2025), the findings show that fairness-aware rebalancing can enhance service equity without sacrificing efficiency. The observed emission reductions mirror those reported by Liu et al. (2022) and Li et al. (2025), who emphasize the role of data-driven optimization in supporting sustainable fleet operations. Collectively, these results affirm that fairness and environmental goals can coexist within machine learning–based mobility frameworks.</w:t>
+        <w:t>The demand and revenue modeling components provided critical insights into urban travel behavior and pricing patterns. Ensemble models such as Random Forest and XGBoost significantly outperformed traditional forecasting methods like ARIMA and SARIMA, highlighting the potential of data driven models to anticipate dynamic urban demand. These approaches also revealed that fare variations are closely linked to trip distance, vehicle speed, and temporal travel patterns. Together, these findings show that machine learning methods can enhance predictive accuracy while maintaining interpretability, supporting smarter pricing and allocation strategies.</w:t>
       </w:r>
     </w:p>
     <w:p>
@@ -10721,7 +11063,7 @@
           <w:sz w:val="24"/>
           <w:szCs w:val="24"/>
         </w:rPr>
-        <w:t>Nonetheless, several limitations must be acknowledged. The emission estimates were based on modeled fuel-based emission factors rather than real telematics data, introducing approximation error. Fairness evaluation was restricted to geographic accessibility, excluding demographic and temporal dimensions that could provide a broader understanding of equity. Furthermore, the single-city scope limits the generalizability of the findings to different urban or regulatory contexts. Future research should incorporate real-time vehicle telemetry, adaptive fairness indicators, and cross-city analyses to improve robustness and applicability.</w:t>
+        <w:t>Operationally, the system achieved an average fulfillment rate of ninety three percent, with only moderate performance declines during peak evening hours. The observed spatial trends, including strong connectivity between peripheral and central regions, demonstrate that ride hailing services are supporting increasingly decentralized mobility patterns in Delhi NCR. The reduction in idle time and inter regional imbalances following optimization further validates the value of fairness aware rebalancing in creating more efficient and inclusive systems.</w:t>
       </w:r>
     </w:p>
     <w:p>
@@ -10739,7 +11081,52 @@
           <w:sz w:val="24"/>
           <w:szCs w:val="24"/>
         </w:rPr>
-        <w:t>In summary, this thesis demonstrates that machine learning–based optimization can advance a more balanced and sustainable approach to urban ride-hailing. By embedding fairness and environmental objectives within dispatch algorithms, mobility platforms can simultaneously enhance efficiency, equity, and ecological performance. The proposed framework offers a foundation for responsible artificial intelligence in urban mobility, highlighting how predictive analytics can support not only operational goals but also broader social and environmental priorities</w:t>
+        <w:t>The emission analysis confirmed that environmental performance improvements were achieved without limiting service availability. The nine percent reduction in fleet emissions reflects genuine operational gains rather than constrained mobility. These findings align with prior work by Guo et al. (2024), Zhou et al. (2025), and Liu et al. (2022), who emphasize the complementary relationship between fairness, operational efficiency, and sustainability in data driven transportation systems.</w:t>
+      </w:r>
+    </w:p>
+    <w:p>
+      <w:pPr>
+        <w:spacing w:before="100" w:beforeAutospacing="1" w:after="100" w:afterAutospacing="1" w:line="240" w:lineRule="auto"/>
+        <w:rPr>
+          <w:rFonts w:ascii="Times New Roman" w:hAnsi="Times New Roman" w:cs="Times New Roman"/>
+          <w:sz w:val="24"/>
+          <w:szCs w:val="24"/>
+        </w:rPr>
+      </w:pPr>
+      <w:r>
+        <w:rPr>
+          <w:rFonts w:ascii="Times New Roman" w:hAnsi="Times New Roman" w:cs="Times New Roman"/>
+          <w:sz w:val="24"/>
+          <w:szCs w:val="24"/>
+        </w:rPr>
+        <w:t xml:space="preserve">Despite the success of the proposed framework, some limitations remain. Emission estimates were derived from modeled factors rather than real time telematics data, which introduces estimation uncertainty. Fairness assessment was limited to geographic accessibility, excluding demographic and temporal equity dimensions that could further enrich the analysis. Additionally, the single city focus restricts the generalizability of results to other urban contexts with different mobility and regulatory characteristics. Future research should include </w:t>
+      </w:r>
+      <w:r>
+        <w:rPr>
+          <w:rFonts w:ascii="Times New Roman" w:hAnsi="Times New Roman" w:cs="Times New Roman"/>
+          <w:sz w:val="24"/>
+          <w:szCs w:val="24"/>
+        </w:rPr>
+        <w:lastRenderedPageBreak/>
+        <w:t>real time vehicle telemetry, more comprehensive fairness indicators, and cross city comparative analyses to improve robustness and scalability.</w:t>
+      </w:r>
+    </w:p>
+    <w:p>
+      <w:pPr>
+        <w:spacing w:before="100" w:beforeAutospacing="1" w:after="100" w:afterAutospacing="1" w:line="240" w:lineRule="auto"/>
+        <w:rPr>
+          <w:rFonts w:ascii="Times New Roman" w:hAnsi="Times New Roman" w:cs="Times New Roman"/>
+          <w:sz w:val="24"/>
+          <w:szCs w:val="24"/>
+        </w:rPr>
+      </w:pPr>
+      <w:r>
+        <w:rPr>
+          <w:rFonts w:ascii="Times New Roman" w:hAnsi="Times New Roman" w:cs="Times New Roman"/>
+          <w:sz w:val="24"/>
+          <w:szCs w:val="24"/>
+        </w:rPr>
+        <w:t>In conclusion, this thesis demonstrates that machine learning based optimization can simultaneously advance operational efficiency, social equity, and environmental sustainability in urban ride hailing systems. By embedding fairness and ecological objectives into dispatch algorithms, the study establishes a foundation for responsible artificial intelligence in transportation management. The framework developed here provides both academic and practical contributions, showing that predictive analytics can support not only profitability and efficiency but also broader social and environmental goals essential for the future of sustainable urban mobility</w:t>
       </w:r>
       <w:r>
         <w:rPr>
@@ -10807,7 +11194,7 @@
         <w:pStyle w:val="p1"/>
       </w:pPr>
       <w:r>
-        <w:t>Building upon these results, several directions for future research can strengthen the methodological, practical, and ethical dimensions of data-driven ride-hailing optimization. These recommendations focus on interpretability, real-time integration, cross-city validation, and policy alignment.</w:t>
+        <w:t>Building upon the results of this study, several directions for future research can enhance the methodological depth, practical relevance, and ethical foundation of data driven ride hailing optimization. These directions emphasize interpretability, real time data integration, multi city validation, and alignment with sustainable transportation policy.</w:t>
       </w:r>
     </w:p>
     <w:p>
@@ -10815,7 +11202,7 @@
         <w:pStyle w:val="p1"/>
       </w:pPr>
       <w:r>
-        <w:t>While ensemble and deep learning models achieved strong predictive accuracy, their interpretability remains limited. Future studies should incorporate explainable artificial intelligence (XAI) methods such as SHAP and LIME to clarify how model features influence predictions. Combining statistical and neural approaches may also improve transparency without sacrificing performance, helping close the gap between predictive accuracy and interpretability.</w:t>
+        <w:t>While ensemble models such as Random Forest and XGBoost demonstrated strong predictive performance, their interpretability can be improved. Future research should apply explainable artificial intelligence techniques such as SHAP or LIME to make model decision processes more transparent. Combining statistical approaches with interpretable machine learning models would help clarify how different features influence demand and pricing outcomes, bridging the gap between accuracy and understanding.</w:t>
       </w:r>
     </w:p>
     <w:p>
@@ -10823,7 +11210,7 @@
         <w:pStyle w:val="p1"/>
       </w:pPr>
       <w:r>
-        <w:t>Expanding the data foundation of the model is another priority. Integrating real-time GPS telemetry, sensor-based vehicle data, and contextual information such as traffic flow, weather conditions, and special events could refine short-term forecasts and enable fully dynamic dispatching. Incorporating multimodal data sources—including metro, bus, and micromobility usage—would support a more complete understanding of urban travel patterns and improve coordination across modes of transportation.</w:t>
+        <w:t>Expanding the model’s data foundation is another key area for improvement. Integrating real time vehicle telemetry, GPS tracking, and contextual information such as traffic congestion, weather conditions, and city events could improve short term forecasting and dynamic dispatching. Including multimodal transport data such as metro, bus, and micromobility usage would provide a more complete picture of urban movement patterns and promote better coordination across different transportation systems.</w:t>
       </w:r>
     </w:p>
     <w:p>
@@ -10831,7 +11218,7 @@
         <w:pStyle w:val="p1"/>
       </w:pPr>
       <w:r>
-        <w:t>Cross-city application of the framework is essential for testing scalability and robustness. Applying the pipeline to other metropolitan regions such as Mumbai, Bengaluru, or Bangkok could reveal how infrastructure, policy, and demographic factors affect model performance. Comparative analyses would also support adaptive calibration of fairness and sustainability parameters across diverse urban contexts.</w:t>
+        <w:t>Applying the framework across multiple cities is essential for testing scalability and robustness. Extending the analysis to regions such as Mumbai, Bengaluru, or Bangkok would help identify how differences in infrastructure, regulations, and population density affect performance. Cross city comparative analysis would also support adaptive tuning of fairness and sustainability parameters, ensuring the model performs effectively in diverse mobility contexts.</w:t>
       </w:r>
     </w:p>
     <w:p>
@@ -10839,7 +11226,7 @@
         <w:pStyle w:val="p1"/>
       </w:pPr>
       <w:r>
-        <w:t>Future research should further extend fairness and sustainability modeling toward multi-objective optimization. Expanding fairness metrics to include temporal and demographic accessibility would provide a more comprehensive assessment of service equity. Similarly, integrating carbon accounting and electric vehicle fleet simulation into the optimization process could connect operational efficiency with decarbonization goals, supporting transitions toward low-emission mobility.</w:t>
+        <w:t>Future research should also strengthen the multi objective optimization framework by expanding the fairness and sustainability metrics. Fairness assessment can be extended to include temporal and demographic accessibility indicators to provide a more holistic understanding of equity. Incorporating electric vehicle adoption, carbon accounting, and energy efficiency modeling into the optimization framework would align dispatch algorithms with broader decarbonization objectives.</w:t>
       </w:r>
     </w:p>
     <w:p>
@@ -10847,7 +11234,7 @@
         <w:pStyle w:val="p1"/>
       </w:pPr>
       <w:r>
-        <w:t>As algorithmic decision-making becomes more embedded in transportation policy, evaluating regulatory implications will be increasingly important. Policy simulation studies could examine how pricing caps, emission targets, and equity mandates influence algorithmic outcomes, informing governance frameworks that balance efficiency, innovation, and accountability. Longitudinal behavioral modeling should also be pursued to understand how drivers and riders adapt to algorithmic interventions over time, providing insight into equilibrium and long-term system dynamics.</w:t>
+        <w:t>As machine learning based optimization becomes increasingly embedded in transportation systems, it will be important to examine its policy and governance implications. Policy simulation studies could evaluate how interventions such as pricing limits, emission regulations, and equity targets influence algorithmic behavior. Long term behavioral modeling of drivers and riders could also help understand how users adapt to algorithmic decisions, contributing to more stable and socially informed systems.</w:t>
       </w:r>
     </w:p>
     <w:p>
@@ -10855,7 +11242,7 @@
         <w:pStyle w:val="p1"/>
       </w:pPr>
       <w:r>
-        <w:t>In conclusion, future research should pursue integrative, interpretable, and context-aware approaches that unite predictive precision with ethical responsibility. By advancing data integration, cross-regional validation, and governance-oriented evaluation, the next generation of studies can further the development of fair, sustainable, and intelligent ride-hailing systems that align technological progress with social and environmental priorities</w:t>
+        <w:t>In conclusion, future research should aim to develop integrative, interpretable, and context aware optimization frameworks that combine predictive precision with ethical responsibility. By advancing real time data integration, cross regional validation, and regulatory evaluation, the next generation of studies can continue to improve the fairness, efficiency, and sustainability of urban ride hailing systems while aligning technological innovation with public interest and environmental priorities</w:t>
       </w:r>
       <w:r>
         <w:t>.</w:t>
@@ -10897,7 +11284,6 @@
           <w:b/>
           <w:bCs/>
         </w:rPr>
-        <w:lastRenderedPageBreak/>
         <w:t>References</w:t>
       </w:r>
       <w:bookmarkEnd w:id="61"/>
@@ -10905,6 +11291,7 @@
     <w:p>
       <w:pPr>
         <w:pStyle w:val="p1"/>
+        <w:ind w:left="720" w:hanging="720"/>
       </w:pPr>
       <w:proofErr w:type="spellStart"/>
       <w:r>
@@ -10942,6 +11329,7 @@
     <w:p>
       <w:pPr>
         <w:pStyle w:val="p1"/>
+        <w:ind w:left="720" w:hanging="720"/>
       </w:pPr>
       <w:r>
         <w:t xml:space="preserve">Chen, W., Huang, G., </w:t>
@@ -10991,6 +11379,7 @@
     <w:p>
       <w:pPr>
         <w:pStyle w:val="p1"/>
+        <w:ind w:left="720" w:hanging="720"/>
       </w:pPr>
       <w:r>
         <w:t xml:space="preserve">Chen, X., </w:t>
@@ -11023,6 +11412,7 @@
     <w:p>
       <w:pPr>
         <w:pStyle w:val="p1"/>
+        <w:ind w:left="720" w:hanging="720"/>
       </w:pPr>
       <w:r>
         <w:t xml:space="preserve">Correa, D., </w:t>
@@ -11063,6 +11453,7 @@
     <w:p>
       <w:pPr>
         <w:pStyle w:val="p1"/>
+        <w:ind w:left="720" w:hanging="720"/>
       </w:pPr>
       <w:proofErr w:type="spellStart"/>
       <w:r>
@@ -11108,6 +11499,7 @@
     <w:p>
       <w:pPr>
         <w:pStyle w:val="p1"/>
+        <w:ind w:left="720" w:hanging="720"/>
       </w:pPr>
       <w:r>
         <w:t xml:space="preserve">Guo, X., Xu, H., Zhuang, D., Zheng, Y., </w:t>
@@ -11149,6 +11541,7 @@
     <w:p>
       <w:pPr>
         <w:pStyle w:val="p1"/>
+        <w:ind w:left="720" w:hanging="720"/>
       </w:pPr>
       <w:r>
         <w:t xml:space="preserve">Huynh, T. N. T., Bui, H. D., Nguyen, T. N. T., </w:t>
@@ -11181,6 +11574,7 @@
     <w:p>
       <w:pPr>
         <w:pStyle w:val="p1"/>
+        <w:ind w:left="720" w:hanging="720"/>
       </w:pPr>
       <w:r>
         <w:t xml:space="preserve">Jacobsen, S. E. T., Lindman, A., </w:t>
@@ -11222,6 +11616,7 @@
     <w:p>
       <w:pPr>
         <w:pStyle w:val="p1"/>
+        <w:ind w:left="720" w:hanging="720"/>
       </w:pPr>
       <w:r>
         <w:t xml:space="preserve">Krueger, R., </w:t>
@@ -11271,6 +11666,7 @@
     <w:p>
       <w:pPr>
         <w:pStyle w:val="p1"/>
+        <w:ind w:left="720" w:hanging="720"/>
       </w:pPr>
       <w:r>
         <w:t xml:space="preserve">Lakshmi, M. D., Revathi, J., Sravani, C., Suhas, M. A., </w:t>
@@ -11317,6 +11713,7 @@
     <w:p>
       <w:pPr>
         <w:pStyle w:val="p1"/>
+        <w:ind w:left="720" w:hanging="720"/>
       </w:pPr>
       <w:r>
         <w:t xml:space="preserve">Li, X., Li, J., Ma, H., </w:t>
@@ -11349,8 +11746,10 @@
     <w:p>
       <w:pPr>
         <w:pStyle w:val="p1"/>
-      </w:pPr>
-      <w:r>
+        <w:ind w:left="720" w:hanging="720"/>
+      </w:pPr>
+      <w:r>
+        <w:lastRenderedPageBreak/>
         <w:t xml:space="preserve">Liu, Y., Jia, R., Ye, J., </w:t>
       </w:r>
       <w:r>
@@ -11381,9 +11780,9 @@
     <w:p>
       <w:pPr>
         <w:pStyle w:val="p1"/>
-      </w:pPr>
-      <w:r>
-        <w:lastRenderedPageBreak/>
+        <w:ind w:left="720" w:hanging="720"/>
+      </w:pPr>
+      <w:r>
         <w:t xml:space="preserve">Wang, N., Zheng, L., Shen, H., </w:t>
       </w:r>
       <w:r>
@@ -11414,6 +11813,7 @@
     <w:p>
       <w:pPr>
         <w:pStyle w:val="p1"/>
+        <w:ind w:left="720" w:hanging="720"/>
       </w:pPr>
       <w:r>
         <w:t xml:space="preserve">Zhao, Z., Chen, X., Zhang, X., </w:t>
@@ -11446,6 +11846,7 @@
     <w:p>
       <w:pPr>
         <w:pStyle w:val="p1"/>
+        <w:ind w:left="720" w:hanging="720"/>
       </w:pPr>
       <w:r>
         <w:t xml:space="preserve">Zhou, Q., Wang, J., Jiao, Y., </w:t>
@@ -11768,7 +12169,6 @@
       <w:headerReference w:type="default" r:id="rId41"/>
       <w:footerReference w:type="even" r:id="rId42"/>
       <w:footerReference w:type="default" r:id="rId43"/>
-      <w:headerReference w:type="first" r:id="rId44"/>
       <w:pgSz w:w="11906" w:h="16838"/>
       <w:pgMar w:top="1440" w:right="1440" w:bottom="1097" w:left="1440" w:header="708" w:footer="708" w:gutter="0"/>
       <w:cols w:space="708"/>
@@ -11987,57 +12387,6 @@
 </w:hdr>
 </file>
 
-<file path=word/header2.xml><?xml version="1.0" encoding="utf-8"?>
-<w:hdr xmlns:wpc="http://schemas.microsoft.com/office/word/2010/wordprocessingCanvas" xmlns:cx="http://schemas.microsoft.com/office/drawing/2014/chartex" xmlns:cx1="http://schemas.microsoft.com/office/drawing/2015/9/8/chartex" xmlns:cx2="http://schemas.microsoft.com/office/drawing/2015/10/21/chartex" xmlns:cx3="http://schemas.microsoft.com/office/drawing/2016/5/9/chartex" xmlns:cx4="http://schemas.microsoft.com/office/drawing/2016/5/10/chartex" xmlns:cx5="http://schemas.microsoft.com/office/drawing/2016/5/11/chartex" xmlns:cx6="http://schemas.microsoft.com/office/drawing/2016/5/12/chartex" xmlns:cx7="http://schemas.microsoft.com/office/drawing/2016/5/13/chartex" xmlns:cx8="http://schemas.microsoft.com/office/drawing/2016/5/14/chartex" xmlns:mc="http://schemas.openxmlformats.org/markup-compatibility/2006" xmlns:aink="http://schemas.microsoft.com/office/drawing/2016/ink" xmlns:am3d="http://schemas.microsoft.com/office/drawing/2017/model3d" xmlns:o="urn:schemas-microsoft-com:office:office" xmlns:oel="http://schemas.microsoft.com/office/2019/extlst" xmlns:r="http://schemas.openxmlformats.org/officeDocument/2006/relationships" xmlns:m="http://schemas.openxmlformats.org/officeDocument/2006/math" xmlns:v="urn:schemas-microsoft-com:vml" xmlns:wp14="http://schemas.microsoft.com/office/word/2010/wordprocessingDrawing" xmlns:wp="http://schemas.openxmlformats.org/drawingml/2006/wordprocessingDrawing" xmlns:w10="urn:schemas-microsoft-com:office:word" xmlns:w="http://schemas.openxmlformats.org/wordprocessingml/2006/main" xmlns:w14="http://schemas.microsoft.com/office/word/2010/wordml" xmlns:w15="http://schemas.microsoft.com/office/word/2012/wordml" xmlns:w16cex="http://schemas.microsoft.com/office/word/2018/wordml/cex" xmlns:w16cid="http://schemas.microsoft.com/office/word/2016/wordml/cid" xmlns:w16="http://schemas.microsoft.com/office/word/2018/wordml" xmlns:w16du="http://schemas.microsoft.com/office/word/2023/wordml/word16du" xmlns:w16sdtdh="http://schemas.microsoft.com/office/word/2020/wordml/sdtdatahash" xmlns:w16sdtfl="http://schemas.microsoft.com/office/word/2024/wordml/sdtformatlock" xmlns:w16se="http://schemas.microsoft.com/office/word/2015/wordml/symex" xmlns:wpg="http://schemas.microsoft.com/office/word/2010/wordprocessingGroup" xmlns:wpi="http://schemas.microsoft.com/office/word/2010/wordprocessingInk" xmlns:wne="http://schemas.microsoft.com/office/word/2006/wordml" xmlns:wps="http://schemas.microsoft.com/office/word/2010/wordprocessingShape" mc:Ignorable="w14 w15 w16se w16cid w16 w16cex w16sdtdh w16sdtfl w16du wp14">
-  <w:p>
-    <w:pPr>
-      <w:pStyle w:val="Header"/>
-      <w:jc w:val="right"/>
-      <w:rPr>
-        <w:rFonts w:ascii="Times New Roman" w:hAnsi="Times New Roman" w:cs="Times New Roman"/>
-        <w:color w:val="0070C0"/>
-      </w:rPr>
-    </w:pPr>
-    <w:r>
-      <w:rPr>
-        <w:rFonts w:ascii="Times New Roman" w:hAnsi="Times New Roman" w:cs="Times New Roman"/>
-        <w:color w:val="0070C0"/>
-      </w:rPr>
-      <w:fldChar w:fldCharType="begin"/>
-    </w:r>
-    <w:r>
-      <w:rPr>
-        <w:rFonts w:ascii="Times New Roman" w:hAnsi="Times New Roman" w:cs="Times New Roman"/>
-        <w:color w:val="0070C0"/>
-      </w:rPr>
-      <w:instrText xml:space="preserve"> DATE \@ "dddd, MMMM d, yyyy" </w:instrText>
-    </w:r>
-    <w:r>
-      <w:rPr>
-        <w:rFonts w:ascii="Times New Roman" w:hAnsi="Times New Roman" w:cs="Times New Roman"/>
-        <w:color w:val="0070C0"/>
-      </w:rPr>
-      <w:fldChar w:fldCharType="separate"/>
-    </w:r>
-    <w:r>
-      <w:rPr>
-        <w:rFonts w:ascii="Times New Roman" w:hAnsi="Times New Roman" w:cs="Times New Roman"/>
-        <w:noProof/>
-        <w:color w:val="0070C0"/>
-      </w:rPr>
-      <w:t>Tuesday, November 18, 2025</w:t>
-    </w:r>
-    <w:r>
-      <w:rPr>
-        <w:rFonts w:ascii="Times New Roman" w:hAnsi="Times New Roman" w:cs="Times New Roman"/>
-        <w:color w:val="0070C0"/>
-      </w:rPr>
-      <w:fldChar w:fldCharType="end"/>
-    </w:r>
-  </w:p>
-</w:hdr>
-</file>
-
 <file path=word/numbering.xml><?xml version="1.0" encoding="utf-8"?>
 <w:numbering xmlns:wpc="http://schemas.microsoft.com/office/word/2010/wordprocessingCanvas" xmlns:cx="http://schemas.microsoft.com/office/drawing/2014/chartex" xmlns:cx1="http://schemas.microsoft.com/office/drawing/2015/9/8/chartex" xmlns:cx2="http://schemas.microsoft.com/office/drawing/2015/10/21/chartex" xmlns:cx3="http://schemas.microsoft.com/office/drawing/2016/5/9/chartex" xmlns:cx4="http://schemas.microsoft.com/office/drawing/2016/5/10/chartex" xmlns:cx5="http://schemas.microsoft.com/office/drawing/2016/5/11/chartex" xmlns:cx6="http://schemas.microsoft.com/office/drawing/2016/5/12/chartex" xmlns:cx7="http://schemas.microsoft.com/office/drawing/2016/5/13/chartex" xmlns:cx8="http://schemas.microsoft.com/office/drawing/2016/5/14/chartex" xmlns:mc="http://schemas.openxmlformats.org/markup-compatibility/2006" xmlns:aink="http://schemas.microsoft.com/office/drawing/2016/ink" xmlns:am3d="http://schemas.microsoft.com/office/drawing/2017/model3d" xmlns:o="urn:schemas-microsoft-com:office:office" xmlns:oel="http://schemas.microsoft.com/office/2019/extlst" xmlns:r="http://schemas.openxmlformats.org/officeDocument/2006/relationships" xmlns:m="http://schemas.openxmlformats.org/officeDocument/2006/math" xmlns:v="urn:schemas-microsoft-com:vml" xmlns:wp14="http://schemas.microsoft.com/office/word/2010/wordprocessingDrawing" xmlns:wp="http://schemas.openxmlformats.org/drawingml/2006/wordprocessingDrawing" xmlns:w10="urn:schemas-microsoft-com:office:word" xmlns:w="http://schemas.openxmlformats.org/wordprocessingml/2006/main" xmlns:w14="http://schemas.microsoft.com/office/word/2010/wordml" xmlns:w15="http://schemas.microsoft.com/office/word/2012/wordml" xmlns:w16cex="http://schemas.microsoft.com/office/word/2018/wordml/cex" xmlns:w16cid="http://schemas.microsoft.com/office/word/2016/wordml/cid" xmlns:w16="http://schemas.microsoft.com/office/word/2018/wordml" xmlns:w16du="http://schemas.microsoft.com/office/word/2023/wordml/word16du" xmlns:w16sdtdh="http://schemas.microsoft.com/office/word/2020/wordml/sdtdatahash" xmlns:w16sdtfl="http://schemas.microsoft.com/office/word/2024/wordml/sdtformatlock" xmlns:w16se="http://schemas.microsoft.com/office/word/2015/wordml/symex" xmlns:wpg="http://schemas.microsoft.com/office/word/2010/wordprocessingGroup" xmlns:wpi="http://schemas.microsoft.com/office/word/2010/wordprocessingInk" xmlns:wne="http://schemas.microsoft.com/office/word/2006/wordml" xmlns:wps="http://schemas.microsoft.com/office/word/2010/wordprocessingShape" mc:Ignorable="w14 w15 w16se w16cid w16 w16cex w16sdtdh w16sdtfl w16du wp14">
   <w:abstractNum w:abstractNumId="0" w15:restartNumberingAfterBreak="0">
@@ -12243,6 +12592,92 @@
     </w:lvl>
   </w:abstractNum>
   <w:abstractNum w:abstractNumId="2" w15:restartNumberingAfterBreak="0">
+    <w:nsid w:val="0B934845"/>
+    <w:multiLevelType w:val="hybridMultilevel"/>
+    <w:tmpl w:val="69D0B22A"/>
+    <w:lvl w:ilvl="0" w:tplc="0409000F">
+      <w:start w:val="1"/>
+      <w:numFmt w:val="decimal"/>
+      <w:lvlText w:val="%1."/>
+      <w:lvlJc w:val="left"/>
+      <w:pPr>
+        <w:ind w:left="720" w:hanging="360"/>
+      </w:pPr>
+    </w:lvl>
+    <w:lvl w:ilvl="1" w:tplc="04090019" w:tentative="1">
+      <w:start w:val="1"/>
+      <w:numFmt w:val="lowerLetter"/>
+      <w:lvlText w:val="%2."/>
+      <w:lvlJc w:val="left"/>
+      <w:pPr>
+        <w:ind w:left="1440" w:hanging="360"/>
+      </w:pPr>
+    </w:lvl>
+    <w:lvl w:ilvl="2" w:tplc="0409001B" w:tentative="1">
+      <w:start w:val="1"/>
+      <w:numFmt w:val="lowerRoman"/>
+      <w:lvlText w:val="%3."/>
+      <w:lvlJc w:val="right"/>
+      <w:pPr>
+        <w:ind w:left="2160" w:hanging="180"/>
+      </w:pPr>
+    </w:lvl>
+    <w:lvl w:ilvl="3" w:tplc="0409000F" w:tentative="1">
+      <w:start w:val="1"/>
+      <w:numFmt w:val="decimal"/>
+      <w:lvlText w:val="%4."/>
+      <w:lvlJc w:val="left"/>
+      <w:pPr>
+        <w:ind w:left="2880" w:hanging="360"/>
+      </w:pPr>
+    </w:lvl>
+    <w:lvl w:ilvl="4" w:tplc="04090019" w:tentative="1">
+      <w:start w:val="1"/>
+      <w:numFmt w:val="lowerLetter"/>
+      <w:lvlText w:val="%5."/>
+      <w:lvlJc w:val="left"/>
+      <w:pPr>
+        <w:ind w:left="3600" w:hanging="360"/>
+      </w:pPr>
+    </w:lvl>
+    <w:lvl w:ilvl="5" w:tplc="0409001B" w:tentative="1">
+      <w:start w:val="1"/>
+      <w:numFmt w:val="lowerRoman"/>
+      <w:lvlText w:val="%6."/>
+      <w:lvlJc w:val="right"/>
+      <w:pPr>
+        <w:ind w:left="4320" w:hanging="180"/>
+      </w:pPr>
+    </w:lvl>
+    <w:lvl w:ilvl="6" w:tplc="0409000F" w:tentative="1">
+      <w:start w:val="1"/>
+      <w:numFmt w:val="decimal"/>
+      <w:lvlText w:val="%7."/>
+      <w:lvlJc w:val="left"/>
+      <w:pPr>
+        <w:ind w:left="5040" w:hanging="360"/>
+      </w:pPr>
+    </w:lvl>
+    <w:lvl w:ilvl="7" w:tplc="04090019" w:tentative="1">
+      <w:start w:val="1"/>
+      <w:numFmt w:val="lowerLetter"/>
+      <w:lvlText w:val="%8."/>
+      <w:lvlJc w:val="left"/>
+      <w:pPr>
+        <w:ind w:left="5760" w:hanging="360"/>
+      </w:pPr>
+    </w:lvl>
+    <w:lvl w:ilvl="8" w:tplc="0409001B" w:tentative="1">
+      <w:start w:val="1"/>
+      <w:numFmt w:val="lowerRoman"/>
+      <w:lvlText w:val="%9."/>
+      <w:lvlJc w:val="right"/>
+      <w:pPr>
+        <w:ind w:left="6480" w:hanging="180"/>
+      </w:pPr>
+    </w:lvl>
+  </w:abstractNum>
+  <w:abstractNum w:abstractNumId="3" w15:restartNumberingAfterBreak="0">
     <w:nsid w:val="0E230C8D"/>
     <w:multiLevelType w:val="hybridMultilevel"/>
     <w:tmpl w:val="7AC690BE"/>
@@ -12382,7 +12817,7 @@
       </w:rPr>
     </w:lvl>
   </w:abstractNum>
-  <w:abstractNum w:abstractNumId="3" w15:restartNumberingAfterBreak="0">
+  <w:abstractNum w:abstractNumId="4" w15:restartNumberingAfterBreak="0">
     <w:nsid w:val="137815EA"/>
     <w:multiLevelType w:val="multilevel"/>
     <w:tmpl w:val="CFFA2FE2"/>
@@ -12531,7 +12966,7 @@
       </w:rPr>
     </w:lvl>
   </w:abstractNum>
-  <w:abstractNum w:abstractNumId="4" w15:restartNumberingAfterBreak="0">
+  <w:abstractNum w:abstractNumId="5" w15:restartNumberingAfterBreak="0">
     <w:nsid w:val="13F138D5"/>
     <w:multiLevelType w:val="hybridMultilevel"/>
     <w:tmpl w:val="FAC4B546"/>
@@ -12671,7 +13106,7 @@
       </w:rPr>
     </w:lvl>
   </w:abstractNum>
-  <w:abstractNum w:abstractNumId="5" w15:restartNumberingAfterBreak="0">
+  <w:abstractNum w:abstractNumId="6" w15:restartNumberingAfterBreak="0">
     <w:nsid w:val="15273291"/>
     <w:multiLevelType w:val="hybridMultilevel"/>
     <w:tmpl w:val="654206EA"/>
@@ -12784,7 +13219,7 @@
       </w:rPr>
     </w:lvl>
   </w:abstractNum>
-  <w:abstractNum w:abstractNumId="6" w15:restartNumberingAfterBreak="0">
+  <w:abstractNum w:abstractNumId="7" w15:restartNumberingAfterBreak="0">
     <w:nsid w:val="16C0011F"/>
     <w:multiLevelType w:val="hybridMultilevel"/>
     <w:tmpl w:val="72942E78"/>
@@ -12897,7 +13332,7 @@
       </w:rPr>
     </w:lvl>
   </w:abstractNum>
-  <w:abstractNum w:abstractNumId="7" w15:restartNumberingAfterBreak="0">
+  <w:abstractNum w:abstractNumId="8" w15:restartNumberingAfterBreak="0">
     <w:nsid w:val="1BA54159"/>
     <w:multiLevelType w:val="hybridMultilevel"/>
     <w:tmpl w:val="3B8CCA06"/>
@@ -12986,7 +13421,7 @@
       </w:pPr>
     </w:lvl>
   </w:abstractNum>
-  <w:abstractNum w:abstractNumId="8" w15:restartNumberingAfterBreak="0">
+  <w:abstractNum w:abstractNumId="9" w15:restartNumberingAfterBreak="0">
     <w:nsid w:val="1C4233C8"/>
     <w:multiLevelType w:val="hybridMultilevel"/>
     <w:tmpl w:val="7A72E8A6"/>
@@ -13126,7 +13561,120 @@
       </w:rPr>
     </w:lvl>
   </w:abstractNum>
-  <w:abstractNum w:abstractNumId="9" w15:restartNumberingAfterBreak="0">
+  <w:abstractNum w:abstractNumId="10" w15:restartNumberingAfterBreak="0">
+    <w:nsid w:val="1D9E6940"/>
+    <w:multiLevelType w:val="hybridMultilevel"/>
+    <w:tmpl w:val="3042B6B2"/>
+    <w:lvl w:ilvl="0" w:tplc="04090001">
+      <w:start w:val="1"/>
+      <w:numFmt w:val="bullet"/>
+      <w:lvlText w:val=""/>
+      <w:lvlJc w:val="left"/>
+      <w:pPr>
+        <w:ind w:left="720" w:hanging="360"/>
+      </w:pPr>
+      <w:rPr>
+        <w:rFonts w:ascii="Symbol" w:hAnsi="Symbol" w:hint="default"/>
+      </w:rPr>
+    </w:lvl>
+    <w:lvl w:ilvl="1" w:tplc="04090003" w:tentative="1">
+      <w:start w:val="1"/>
+      <w:numFmt w:val="bullet"/>
+      <w:lvlText w:val="o"/>
+      <w:lvlJc w:val="left"/>
+      <w:pPr>
+        <w:ind w:left="1440" w:hanging="360"/>
+      </w:pPr>
+      <w:rPr>
+        <w:rFonts w:ascii="Courier New" w:hAnsi="Courier New" w:cs="Courier New" w:hint="default"/>
+      </w:rPr>
+    </w:lvl>
+    <w:lvl w:ilvl="2" w:tplc="04090005" w:tentative="1">
+      <w:start w:val="1"/>
+      <w:numFmt w:val="bullet"/>
+      <w:lvlText w:val=""/>
+      <w:lvlJc w:val="left"/>
+      <w:pPr>
+        <w:ind w:left="2160" w:hanging="360"/>
+      </w:pPr>
+      <w:rPr>
+        <w:rFonts w:ascii="Wingdings" w:hAnsi="Wingdings" w:hint="default"/>
+      </w:rPr>
+    </w:lvl>
+    <w:lvl w:ilvl="3" w:tplc="04090001" w:tentative="1">
+      <w:start w:val="1"/>
+      <w:numFmt w:val="bullet"/>
+      <w:lvlText w:val=""/>
+      <w:lvlJc w:val="left"/>
+      <w:pPr>
+        <w:ind w:left="2880" w:hanging="360"/>
+      </w:pPr>
+      <w:rPr>
+        <w:rFonts w:ascii="Symbol" w:hAnsi="Symbol" w:hint="default"/>
+      </w:rPr>
+    </w:lvl>
+    <w:lvl w:ilvl="4" w:tplc="04090003" w:tentative="1">
+      <w:start w:val="1"/>
+      <w:numFmt w:val="bullet"/>
+      <w:lvlText w:val="o"/>
+      <w:lvlJc w:val="left"/>
+      <w:pPr>
+        <w:ind w:left="3600" w:hanging="360"/>
+      </w:pPr>
+      <w:rPr>
+        <w:rFonts w:ascii="Courier New" w:hAnsi="Courier New" w:cs="Courier New" w:hint="default"/>
+      </w:rPr>
+    </w:lvl>
+    <w:lvl w:ilvl="5" w:tplc="04090005" w:tentative="1">
+      <w:start w:val="1"/>
+      <w:numFmt w:val="bullet"/>
+      <w:lvlText w:val=""/>
+      <w:lvlJc w:val="left"/>
+      <w:pPr>
+        <w:ind w:left="4320" w:hanging="360"/>
+      </w:pPr>
+      <w:rPr>
+        <w:rFonts w:ascii="Wingdings" w:hAnsi="Wingdings" w:hint="default"/>
+      </w:rPr>
+    </w:lvl>
+    <w:lvl w:ilvl="6" w:tplc="04090001" w:tentative="1">
+      <w:start w:val="1"/>
+      <w:numFmt w:val="bullet"/>
+      <w:lvlText w:val=""/>
+      <w:lvlJc w:val="left"/>
+      <w:pPr>
+        <w:ind w:left="5040" w:hanging="360"/>
+      </w:pPr>
+      <w:rPr>
+        <w:rFonts w:ascii="Symbol" w:hAnsi="Symbol" w:hint="default"/>
+      </w:rPr>
+    </w:lvl>
+    <w:lvl w:ilvl="7" w:tplc="04090003" w:tentative="1">
+      <w:start w:val="1"/>
+      <w:numFmt w:val="bullet"/>
+      <w:lvlText w:val="o"/>
+      <w:lvlJc w:val="left"/>
+      <w:pPr>
+        <w:ind w:left="5760" w:hanging="360"/>
+      </w:pPr>
+      <w:rPr>
+        <w:rFonts w:ascii="Courier New" w:hAnsi="Courier New" w:cs="Courier New" w:hint="default"/>
+      </w:rPr>
+    </w:lvl>
+    <w:lvl w:ilvl="8" w:tplc="04090005" w:tentative="1">
+      <w:start w:val="1"/>
+      <w:numFmt w:val="bullet"/>
+      <w:lvlText w:val=""/>
+      <w:lvlJc w:val="left"/>
+      <w:pPr>
+        <w:ind w:left="6480" w:hanging="360"/>
+      </w:pPr>
+      <w:rPr>
+        <w:rFonts w:ascii="Wingdings" w:hAnsi="Wingdings" w:hint="default"/>
+      </w:rPr>
+    </w:lvl>
+  </w:abstractNum>
+  <w:abstractNum w:abstractNumId="11" w15:restartNumberingAfterBreak="0">
     <w:nsid w:val="1F0A025D"/>
     <w:multiLevelType w:val="hybridMultilevel"/>
     <w:tmpl w:val="BC3E4004"/>
@@ -13212,7 +13760,7 @@
       </w:pPr>
     </w:lvl>
   </w:abstractNum>
-  <w:abstractNum w:abstractNumId="10" w15:restartNumberingAfterBreak="0">
+  <w:abstractNum w:abstractNumId="12" w15:restartNumberingAfterBreak="0">
     <w:nsid w:val="22072648"/>
     <w:multiLevelType w:val="hybridMultilevel"/>
     <w:tmpl w:val="9A2C21F0"/>
@@ -13325,7 +13873,120 @@
       </w:rPr>
     </w:lvl>
   </w:abstractNum>
-  <w:abstractNum w:abstractNumId="11" w15:restartNumberingAfterBreak="0">
+  <w:abstractNum w:abstractNumId="13" w15:restartNumberingAfterBreak="0">
+    <w:nsid w:val="22572D11"/>
+    <w:multiLevelType w:val="hybridMultilevel"/>
+    <w:tmpl w:val="EC10B36E"/>
+    <w:lvl w:ilvl="0" w:tplc="04090001">
+      <w:start w:val="1"/>
+      <w:numFmt w:val="bullet"/>
+      <w:lvlText w:val=""/>
+      <w:lvlJc w:val="left"/>
+      <w:pPr>
+        <w:ind w:left="720" w:hanging="360"/>
+      </w:pPr>
+      <w:rPr>
+        <w:rFonts w:ascii="Symbol" w:hAnsi="Symbol" w:hint="default"/>
+      </w:rPr>
+    </w:lvl>
+    <w:lvl w:ilvl="1" w:tplc="04090003" w:tentative="1">
+      <w:start w:val="1"/>
+      <w:numFmt w:val="bullet"/>
+      <w:lvlText w:val="o"/>
+      <w:lvlJc w:val="left"/>
+      <w:pPr>
+        <w:ind w:left="1440" w:hanging="360"/>
+      </w:pPr>
+      <w:rPr>
+        <w:rFonts w:ascii="Courier New" w:hAnsi="Courier New" w:cs="Courier New" w:hint="default"/>
+      </w:rPr>
+    </w:lvl>
+    <w:lvl w:ilvl="2" w:tplc="04090005" w:tentative="1">
+      <w:start w:val="1"/>
+      <w:numFmt w:val="bullet"/>
+      <w:lvlText w:val=""/>
+      <w:lvlJc w:val="left"/>
+      <w:pPr>
+        <w:ind w:left="2160" w:hanging="360"/>
+      </w:pPr>
+      <w:rPr>
+        <w:rFonts w:ascii="Wingdings" w:hAnsi="Wingdings" w:hint="default"/>
+      </w:rPr>
+    </w:lvl>
+    <w:lvl w:ilvl="3" w:tplc="04090001" w:tentative="1">
+      <w:start w:val="1"/>
+      <w:numFmt w:val="bullet"/>
+      <w:lvlText w:val=""/>
+      <w:lvlJc w:val="left"/>
+      <w:pPr>
+        <w:ind w:left="2880" w:hanging="360"/>
+      </w:pPr>
+      <w:rPr>
+        <w:rFonts w:ascii="Symbol" w:hAnsi="Symbol" w:hint="default"/>
+      </w:rPr>
+    </w:lvl>
+    <w:lvl w:ilvl="4" w:tplc="04090003" w:tentative="1">
+      <w:start w:val="1"/>
+      <w:numFmt w:val="bullet"/>
+      <w:lvlText w:val="o"/>
+      <w:lvlJc w:val="left"/>
+      <w:pPr>
+        <w:ind w:left="3600" w:hanging="360"/>
+      </w:pPr>
+      <w:rPr>
+        <w:rFonts w:ascii="Courier New" w:hAnsi="Courier New" w:cs="Courier New" w:hint="default"/>
+      </w:rPr>
+    </w:lvl>
+    <w:lvl w:ilvl="5" w:tplc="04090005" w:tentative="1">
+      <w:start w:val="1"/>
+      <w:numFmt w:val="bullet"/>
+      <w:lvlText w:val=""/>
+      <w:lvlJc w:val="left"/>
+      <w:pPr>
+        <w:ind w:left="4320" w:hanging="360"/>
+      </w:pPr>
+      <w:rPr>
+        <w:rFonts w:ascii="Wingdings" w:hAnsi="Wingdings" w:hint="default"/>
+      </w:rPr>
+    </w:lvl>
+    <w:lvl w:ilvl="6" w:tplc="04090001" w:tentative="1">
+      <w:start w:val="1"/>
+      <w:numFmt w:val="bullet"/>
+      <w:lvlText w:val=""/>
+      <w:lvlJc w:val="left"/>
+      <w:pPr>
+        <w:ind w:left="5040" w:hanging="360"/>
+      </w:pPr>
+      <w:rPr>
+        <w:rFonts w:ascii="Symbol" w:hAnsi="Symbol" w:hint="default"/>
+      </w:rPr>
+    </w:lvl>
+    <w:lvl w:ilvl="7" w:tplc="04090003" w:tentative="1">
+      <w:start w:val="1"/>
+      <w:numFmt w:val="bullet"/>
+      <w:lvlText w:val="o"/>
+      <w:lvlJc w:val="left"/>
+      <w:pPr>
+        <w:ind w:left="5760" w:hanging="360"/>
+      </w:pPr>
+      <w:rPr>
+        <w:rFonts w:ascii="Courier New" w:hAnsi="Courier New" w:cs="Courier New" w:hint="default"/>
+      </w:rPr>
+    </w:lvl>
+    <w:lvl w:ilvl="8" w:tplc="04090005" w:tentative="1">
+      <w:start w:val="1"/>
+      <w:numFmt w:val="bullet"/>
+      <w:lvlText w:val=""/>
+      <w:lvlJc w:val="left"/>
+      <w:pPr>
+        <w:ind w:left="6480" w:hanging="360"/>
+      </w:pPr>
+      <w:rPr>
+        <w:rFonts w:ascii="Wingdings" w:hAnsi="Wingdings" w:hint="default"/>
+      </w:rPr>
+    </w:lvl>
+  </w:abstractNum>
+  <w:abstractNum w:abstractNumId="14" w15:restartNumberingAfterBreak="0">
     <w:nsid w:val="22C65019"/>
     <w:multiLevelType w:val="multilevel"/>
     <w:tmpl w:val="177C314A"/>
@@ -13438,7 +14099,7 @@
       </w:rPr>
     </w:lvl>
   </w:abstractNum>
-  <w:abstractNum w:abstractNumId="12" w15:restartNumberingAfterBreak="0">
+  <w:abstractNum w:abstractNumId="15" w15:restartNumberingAfterBreak="0">
     <w:nsid w:val="235B1365"/>
     <w:multiLevelType w:val="hybridMultilevel"/>
     <w:tmpl w:val="78BA19B8"/>
@@ -13551,7 +14212,7 @@
       </w:rPr>
     </w:lvl>
   </w:abstractNum>
-  <w:abstractNum w:abstractNumId="13" w15:restartNumberingAfterBreak="0">
+  <w:abstractNum w:abstractNumId="16" w15:restartNumberingAfterBreak="0">
     <w:nsid w:val="23DC6983"/>
     <w:multiLevelType w:val="multilevel"/>
     <w:tmpl w:val="4258BB9C"/>
@@ -13700,7 +14361,7 @@
       </w:rPr>
     </w:lvl>
   </w:abstractNum>
-  <w:abstractNum w:abstractNumId="14" w15:restartNumberingAfterBreak="0">
+  <w:abstractNum w:abstractNumId="17" w15:restartNumberingAfterBreak="0">
     <w:nsid w:val="259E657E"/>
     <w:multiLevelType w:val="hybridMultilevel"/>
     <w:tmpl w:val="C84ED708"/>
@@ -13840,7 +14501,7 @@
       </w:rPr>
     </w:lvl>
   </w:abstractNum>
-  <w:abstractNum w:abstractNumId="15" w15:restartNumberingAfterBreak="0">
+  <w:abstractNum w:abstractNumId="18" w15:restartNumberingAfterBreak="0">
     <w:nsid w:val="29184288"/>
     <w:multiLevelType w:val="hybridMultilevel"/>
     <w:tmpl w:val="243461F2"/>
@@ -13926,7 +14587,7 @@
       </w:pPr>
     </w:lvl>
   </w:abstractNum>
-  <w:abstractNum w:abstractNumId="16" w15:restartNumberingAfterBreak="0">
+  <w:abstractNum w:abstractNumId="19" w15:restartNumberingAfterBreak="0">
     <w:nsid w:val="29A84FAB"/>
     <w:multiLevelType w:val="hybridMultilevel"/>
     <w:tmpl w:val="34AAD9EE"/>
@@ -14039,7 +14700,7 @@
       </w:rPr>
     </w:lvl>
   </w:abstractNum>
-  <w:abstractNum w:abstractNumId="17" w15:restartNumberingAfterBreak="0">
+  <w:abstractNum w:abstractNumId="20" w15:restartNumberingAfterBreak="0">
     <w:nsid w:val="2AFD5480"/>
     <w:multiLevelType w:val="multilevel"/>
     <w:tmpl w:val="DBBE9CC8"/>
@@ -14152,7 +14813,7 @@
       </w:rPr>
     </w:lvl>
   </w:abstractNum>
-  <w:abstractNum w:abstractNumId="18" w15:restartNumberingAfterBreak="0">
+  <w:abstractNum w:abstractNumId="21" w15:restartNumberingAfterBreak="0">
     <w:nsid w:val="31D745CD"/>
     <w:multiLevelType w:val="hybridMultilevel"/>
     <w:tmpl w:val="B3320464"/>
@@ -14241,7 +14902,7 @@
       </w:pPr>
     </w:lvl>
   </w:abstractNum>
-  <w:abstractNum w:abstractNumId="19" w15:restartNumberingAfterBreak="0">
+  <w:abstractNum w:abstractNumId="22" w15:restartNumberingAfterBreak="0">
     <w:nsid w:val="3A9F3619"/>
     <w:multiLevelType w:val="hybridMultilevel"/>
     <w:tmpl w:val="3120F34A"/>
@@ -14327,7 +14988,7 @@
       </w:pPr>
     </w:lvl>
   </w:abstractNum>
-  <w:abstractNum w:abstractNumId="20" w15:restartNumberingAfterBreak="0">
+  <w:abstractNum w:abstractNumId="23" w15:restartNumberingAfterBreak="0">
     <w:nsid w:val="3CF07AB2"/>
     <w:multiLevelType w:val="hybridMultilevel"/>
     <w:tmpl w:val="CDF81870"/>
@@ -14440,7 +15101,7 @@
       </w:rPr>
     </w:lvl>
   </w:abstractNum>
-  <w:abstractNum w:abstractNumId="21" w15:restartNumberingAfterBreak="0">
+  <w:abstractNum w:abstractNumId="24" w15:restartNumberingAfterBreak="0">
     <w:nsid w:val="411C0835"/>
     <w:multiLevelType w:val="multilevel"/>
     <w:tmpl w:val="0A98B136"/>
@@ -14553,7 +15214,7 @@
       </w:pPr>
     </w:lvl>
   </w:abstractNum>
-  <w:abstractNum w:abstractNumId="22" w15:restartNumberingAfterBreak="0">
+  <w:abstractNum w:abstractNumId="25" w15:restartNumberingAfterBreak="0">
     <w:nsid w:val="42CF32B3"/>
     <w:multiLevelType w:val="hybridMultilevel"/>
     <w:tmpl w:val="884C31B0"/>
@@ -14666,7 +15327,7 @@
       </w:rPr>
     </w:lvl>
   </w:abstractNum>
-  <w:abstractNum w:abstractNumId="23" w15:restartNumberingAfterBreak="0">
+  <w:abstractNum w:abstractNumId="26" w15:restartNumberingAfterBreak="0">
     <w:nsid w:val="42FE4C64"/>
     <w:multiLevelType w:val="hybridMultilevel"/>
     <w:tmpl w:val="C868BF98"/>
@@ -14752,7 +15413,7 @@
       </w:pPr>
     </w:lvl>
   </w:abstractNum>
-  <w:abstractNum w:abstractNumId="24" w15:restartNumberingAfterBreak="0">
+  <w:abstractNum w:abstractNumId="27" w15:restartNumberingAfterBreak="0">
     <w:nsid w:val="42FF6FD8"/>
     <w:multiLevelType w:val="hybridMultilevel"/>
     <w:tmpl w:val="A1781590"/>
@@ -14844,7 +15505,7 @@
       </w:pPr>
     </w:lvl>
   </w:abstractNum>
-  <w:abstractNum w:abstractNumId="25" w15:restartNumberingAfterBreak="0">
+  <w:abstractNum w:abstractNumId="28" w15:restartNumberingAfterBreak="0">
     <w:nsid w:val="47B11537"/>
     <w:multiLevelType w:val="multilevel"/>
     <w:tmpl w:val="33CC9F26"/>
@@ -14957,7 +15618,7 @@
       </w:pPr>
     </w:lvl>
   </w:abstractNum>
-  <w:abstractNum w:abstractNumId="26" w15:restartNumberingAfterBreak="0">
+  <w:abstractNum w:abstractNumId="29" w15:restartNumberingAfterBreak="0">
     <w:nsid w:val="47E978CF"/>
     <w:multiLevelType w:val="hybridMultilevel"/>
     <w:tmpl w:val="E1947332"/>
@@ -15070,7 +15731,7 @@
       </w:rPr>
     </w:lvl>
   </w:abstractNum>
-  <w:abstractNum w:abstractNumId="27" w15:restartNumberingAfterBreak="0">
+  <w:abstractNum w:abstractNumId="30" w15:restartNumberingAfterBreak="0">
     <w:nsid w:val="494220D2"/>
     <w:multiLevelType w:val="hybridMultilevel"/>
     <w:tmpl w:val="F596FFFC"/>
@@ -15205,7 +15866,7 @@
       </w:rPr>
     </w:lvl>
   </w:abstractNum>
-  <w:abstractNum w:abstractNumId="28" w15:restartNumberingAfterBreak="0">
+  <w:abstractNum w:abstractNumId="31" w15:restartNumberingAfterBreak="0">
     <w:nsid w:val="50424D3A"/>
     <w:multiLevelType w:val="hybridMultilevel"/>
     <w:tmpl w:val="E47E637C"/>
@@ -15318,7 +15979,156 @@
       </w:rPr>
     </w:lvl>
   </w:abstractNum>
-  <w:abstractNum w:abstractNumId="29" w15:restartNumberingAfterBreak="0">
+  <w:abstractNum w:abstractNumId="32" w15:restartNumberingAfterBreak="0">
+    <w:nsid w:val="531C3339"/>
+    <w:multiLevelType w:val="multilevel"/>
+    <w:tmpl w:val="B706F006"/>
+    <w:lvl w:ilvl="0">
+      <w:start w:val="1"/>
+      <w:numFmt w:val="bullet"/>
+      <w:lvlText w:val=""/>
+      <w:lvlJc w:val="left"/>
+      <w:pPr>
+        <w:tabs>
+          <w:tab w:val="num" w:pos="720"/>
+        </w:tabs>
+        <w:ind w:left="720" w:hanging="360"/>
+      </w:pPr>
+      <w:rPr>
+        <w:rFonts w:ascii="Symbol" w:hAnsi="Symbol" w:hint="default"/>
+        <w:sz w:val="20"/>
+      </w:rPr>
+    </w:lvl>
+    <w:lvl w:ilvl="1" w:tentative="1">
+      <w:start w:val="1"/>
+      <w:numFmt w:val="bullet"/>
+      <w:lvlText w:val="o"/>
+      <w:lvlJc w:val="left"/>
+      <w:pPr>
+        <w:tabs>
+          <w:tab w:val="num" w:pos="1440"/>
+        </w:tabs>
+        <w:ind w:left="1440" w:hanging="360"/>
+      </w:pPr>
+      <w:rPr>
+        <w:rFonts w:ascii="Courier New" w:hAnsi="Courier New" w:hint="default"/>
+        <w:sz w:val="20"/>
+      </w:rPr>
+    </w:lvl>
+    <w:lvl w:ilvl="2" w:tentative="1">
+      <w:start w:val="1"/>
+      <w:numFmt w:val="bullet"/>
+      <w:lvlText w:val=""/>
+      <w:lvlJc w:val="left"/>
+      <w:pPr>
+        <w:tabs>
+          <w:tab w:val="num" w:pos="2160"/>
+        </w:tabs>
+        <w:ind w:left="2160" w:hanging="360"/>
+      </w:pPr>
+      <w:rPr>
+        <w:rFonts w:ascii="Wingdings" w:hAnsi="Wingdings" w:hint="default"/>
+        <w:sz w:val="20"/>
+      </w:rPr>
+    </w:lvl>
+    <w:lvl w:ilvl="3" w:tentative="1">
+      <w:start w:val="1"/>
+      <w:numFmt w:val="bullet"/>
+      <w:lvlText w:val=""/>
+      <w:lvlJc w:val="left"/>
+      <w:pPr>
+        <w:tabs>
+          <w:tab w:val="num" w:pos="2880"/>
+        </w:tabs>
+        <w:ind w:left="2880" w:hanging="360"/>
+      </w:pPr>
+      <w:rPr>
+        <w:rFonts w:ascii="Wingdings" w:hAnsi="Wingdings" w:hint="default"/>
+        <w:sz w:val="20"/>
+      </w:rPr>
+    </w:lvl>
+    <w:lvl w:ilvl="4" w:tentative="1">
+      <w:start w:val="1"/>
+      <w:numFmt w:val="bullet"/>
+      <w:lvlText w:val=""/>
+      <w:lvlJc w:val="left"/>
+      <w:pPr>
+        <w:tabs>
+          <w:tab w:val="num" w:pos="3600"/>
+        </w:tabs>
+        <w:ind w:left="3600" w:hanging="360"/>
+      </w:pPr>
+      <w:rPr>
+        <w:rFonts w:ascii="Wingdings" w:hAnsi="Wingdings" w:hint="default"/>
+        <w:sz w:val="20"/>
+      </w:rPr>
+    </w:lvl>
+    <w:lvl w:ilvl="5" w:tentative="1">
+      <w:start w:val="1"/>
+      <w:numFmt w:val="bullet"/>
+      <w:lvlText w:val=""/>
+      <w:lvlJc w:val="left"/>
+      <w:pPr>
+        <w:tabs>
+          <w:tab w:val="num" w:pos="4320"/>
+        </w:tabs>
+        <w:ind w:left="4320" w:hanging="360"/>
+      </w:pPr>
+      <w:rPr>
+        <w:rFonts w:ascii="Wingdings" w:hAnsi="Wingdings" w:hint="default"/>
+        <w:sz w:val="20"/>
+      </w:rPr>
+    </w:lvl>
+    <w:lvl w:ilvl="6" w:tentative="1">
+      <w:start w:val="1"/>
+      <w:numFmt w:val="bullet"/>
+      <w:lvlText w:val=""/>
+      <w:lvlJc w:val="left"/>
+      <w:pPr>
+        <w:tabs>
+          <w:tab w:val="num" w:pos="5040"/>
+        </w:tabs>
+        <w:ind w:left="5040" w:hanging="360"/>
+      </w:pPr>
+      <w:rPr>
+        <w:rFonts w:ascii="Wingdings" w:hAnsi="Wingdings" w:hint="default"/>
+        <w:sz w:val="20"/>
+      </w:rPr>
+    </w:lvl>
+    <w:lvl w:ilvl="7" w:tentative="1">
+      <w:start w:val="1"/>
+      <w:numFmt w:val="bullet"/>
+      <w:lvlText w:val=""/>
+      <w:lvlJc w:val="left"/>
+      <w:pPr>
+        <w:tabs>
+          <w:tab w:val="num" w:pos="5760"/>
+        </w:tabs>
+        <w:ind w:left="5760" w:hanging="360"/>
+      </w:pPr>
+      <w:rPr>
+        <w:rFonts w:ascii="Wingdings" w:hAnsi="Wingdings" w:hint="default"/>
+        <w:sz w:val="20"/>
+      </w:rPr>
+    </w:lvl>
+    <w:lvl w:ilvl="8" w:tentative="1">
+      <w:start w:val="1"/>
+      <w:numFmt w:val="bullet"/>
+      <w:lvlText w:val=""/>
+      <w:lvlJc w:val="left"/>
+      <w:pPr>
+        <w:tabs>
+          <w:tab w:val="num" w:pos="6480"/>
+        </w:tabs>
+        <w:ind w:left="6480" w:hanging="360"/>
+      </w:pPr>
+      <w:rPr>
+        <w:rFonts w:ascii="Wingdings" w:hAnsi="Wingdings" w:hint="default"/>
+        <w:sz w:val="20"/>
+      </w:rPr>
+    </w:lvl>
+  </w:abstractNum>
+  <w:abstractNum w:abstractNumId="33" w15:restartNumberingAfterBreak="0">
     <w:nsid w:val="581865FB"/>
     <w:multiLevelType w:val="multilevel"/>
     <w:tmpl w:val="04090025"/>
@@ -15410,7 +16220,120 @@
       </w:pPr>
     </w:lvl>
   </w:abstractNum>
-  <w:abstractNum w:abstractNumId="30" w15:restartNumberingAfterBreak="0">
+  <w:abstractNum w:abstractNumId="34" w15:restartNumberingAfterBreak="0">
+    <w:nsid w:val="5C090812"/>
+    <w:multiLevelType w:val="hybridMultilevel"/>
+    <w:tmpl w:val="74A42134"/>
+    <w:lvl w:ilvl="0" w:tplc="04090001">
+      <w:start w:val="1"/>
+      <w:numFmt w:val="bullet"/>
+      <w:lvlText w:val=""/>
+      <w:lvlJc w:val="left"/>
+      <w:pPr>
+        <w:ind w:left="720" w:hanging="360"/>
+      </w:pPr>
+      <w:rPr>
+        <w:rFonts w:ascii="Symbol" w:hAnsi="Symbol" w:hint="default"/>
+      </w:rPr>
+    </w:lvl>
+    <w:lvl w:ilvl="1" w:tplc="04090003" w:tentative="1">
+      <w:start w:val="1"/>
+      <w:numFmt w:val="bullet"/>
+      <w:lvlText w:val="o"/>
+      <w:lvlJc w:val="left"/>
+      <w:pPr>
+        <w:ind w:left="1440" w:hanging="360"/>
+      </w:pPr>
+      <w:rPr>
+        <w:rFonts w:ascii="Courier New" w:hAnsi="Courier New" w:cs="Courier New" w:hint="default"/>
+      </w:rPr>
+    </w:lvl>
+    <w:lvl w:ilvl="2" w:tplc="04090005" w:tentative="1">
+      <w:start w:val="1"/>
+      <w:numFmt w:val="bullet"/>
+      <w:lvlText w:val=""/>
+      <w:lvlJc w:val="left"/>
+      <w:pPr>
+        <w:ind w:left="2160" w:hanging="360"/>
+      </w:pPr>
+      <w:rPr>
+        <w:rFonts w:ascii="Wingdings" w:hAnsi="Wingdings" w:hint="default"/>
+      </w:rPr>
+    </w:lvl>
+    <w:lvl w:ilvl="3" w:tplc="04090001" w:tentative="1">
+      <w:start w:val="1"/>
+      <w:numFmt w:val="bullet"/>
+      <w:lvlText w:val=""/>
+      <w:lvlJc w:val="left"/>
+      <w:pPr>
+        <w:ind w:left="2880" w:hanging="360"/>
+      </w:pPr>
+      <w:rPr>
+        <w:rFonts w:ascii="Symbol" w:hAnsi="Symbol" w:hint="default"/>
+      </w:rPr>
+    </w:lvl>
+    <w:lvl w:ilvl="4" w:tplc="04090003" w:tentative="1">
+      <w:start w:val="1"/>
+      <w:numFmt w:val="bullet"/>
+      <w:lvlText w:val="o"/>
+      <w:lvlJc w:val="left"/>
+      <w:pPr>
+        <w:ind w:left="3600" w:hanging="360"/>
+      </w:pPr>
+      <w:rPr>
+        <w:rFonts w:ascii="Courier New" w:hAnsi="Courier New" w:cs="Courier New" w:hint="default"/>
+      </w:rPr>
+    </w:lvl>
+    <w:lvl w:ilvl="5" w:tplc="04090005" w:tentative="1">
+      <w:start w:val="1"/>
+      <w:numFmt w:val="bullet"/>
+      <w:lvlText w:val=""/>
+      <w:lvlJc w:val="left"/>
+      <w:pPr>
+        <w:ind w:left="4320" w:hanging="360"/>
+      </w:pPr>
+      <w:rPr>
+        <w:rFonts w:ascii="Wingdings" w:hAnsi="Wingdings" w:hint="default"/>
+      </w:rPr>
+    </w:lvl>
+    <w:lvl w:ilvl="6" w:tplc="04090001" w:tentative="1">
+      <w:start w:val="1"/>
+      <w:numFmt w:val="bullet"/>
+      <w:lvlText w:val=""/>
+      <w:lvlJc w:val="left"/>
+      <w:pPr>
+        <w:ind w:left="5040" w:hanging="360"/>
+      </w:pPr>
+      <w:rPr>
+        <w:rFonts w:ascii="Symbol" w:hAnsi="Symbol" w:hint="default"/>
+      </w:rPr>
+    </w:lvl>
+    <w:lvl w:ilvl="7" w:tplc="04090003" w:tentative="1">
+      <w:start w:val="1"/>
+      <w:numFmt w:val="bullet"/>
+      <w:lvlText w:val="o"/>
+      <w:lvlJc w:val="left"/>
+      <w:pPr>
+        <w:ind w:left="5760" w:hanging="360"/>
+      </w:pPr>
+      <w:rPr>
+        <w:rFonts w:ascii="Courier New" w:hAnsi="Courier New" w:cs="Courier New" w:hint="default"/>
+      </w:rPr>
+    </w:lvl>
+    <w:lvl w:ilvl="8" w:tplc="04090005" w:tentative="1">
+      <w:start w:val="1"/>
+      <w:numFmt w:val="bullet"/>
+      <w:lvlText w:val=""/>
+      <w:lvlJc w:val="left"/>
+      <w:pPr>
+        <w:ind w:left="6480" w:hanging="360"/>
+      </w:pPr>
+      <w:rPr>
+        <w:rFonts w:ascii="Wingdings" w:hAnsi="Wingdings" w:hint="default"/>
+      </w:rPr>
+    </w:lvl>
+  </w:abstractNum>
+  <w:abstractNum w:abstractNumId="35" w15:restartNumberingAfterBreak="0">
     <w:nsid w:val="67D77D2E"/>
     <w:multiLevelType w:val="multilevel"/>
     <w:tmpl w:val="59E4F61E"/>
@@ -15523,7 +16446,7 @@
       </w:rPr>
     </w:lvl>
   </w:abstractNum>
-  <w:abstractNum w:abstractNumId="31" w15:restartNumberingAfterBreak="0">
+  <w:abstractNum w:abstractNumId="36" w15:restartNumberingAfterBreak="0">
     <w:nsid w:val="69D60838"/>
     <w:multiLevelType w:val="hybridMultilevel"/>
     <w:tmpl w:val="683C4BA0"/>
@@ -15615,7 +16538,7 @@
       </w:pPr>
     </w:lvl>
   </w:abstractNum>
-  <w:abstractNum w:abstractNumId="32" w15:restartNumberingAfterBreak="0">
+  <w:abstractNum w:abstractNumId="37" w15:restartNumberingAfterBreak="0">
     <w:nsid w:val="6B3F2C13"/>
     <w:multiLevelType w:val="hybridMultilevel"/>
     <w:tmpl w:val="33A4812E"/>
@@ -15755,7 +16678,7 @@
       </w:rPr>
     </w:lvl>
   </w:abstractNum>
-  <w:abstractNum w:abstractNumId="33" w15:restartNumberingAfterBreak="0">
+  <w:abstractNum w:abstractNumId="38" w15:restartNumberingAfterBreak="0">
     <w:nsid w:val="6B7A6991"/>
     <w:multiLevelType w:val="hybridMultilevel"/>
     <w:tmpl w:val="5EECFB4E"/>
@@ -15841,7 +16764,7 @@
       </w:pPr>
     </w:lvl>
   </w:abstractNum>
-  <w:abstractNum w:abstractNumId="34" w15:restartNumberingAfterBreak="0">
+  <w:abstractNum w:abstractNumId="39" w15:restartNumberingAfterBreak="0">
     <w:nsid w:val="795342A7"/>
     <w:multiLevelType w:val="multilevel"/>
     <w:tmpl w:val="177C314A"/>
@@ -15955,109 +16878,124 @@
     </w:lvl>
   </w:abstractNum>
   <w:num w:numId="1" w16cid:durableId="953098463">
+    <w:abstractNumId w:val="33"/>
+  </w:num>
+  <w:num w:numId="2" w16cid:durableId="379473652">
+    <w:abstractNumId w:val="12"/>
+  </w:num>
+  <w:num w:numId="3" w16cid:durableId="1252809980">
+    <w:abstractNumId w:val="31"/>
+  </w:num>
+  <w:num w:numId="4" w16cid:durableId="1689212623">
+    <w:abstractNumId w:val="6"/>
+  </w:num>
+  <w:num w:numId="5" w16cid:durableId="1301301356">
+    <w:abstractNumId w:val="30"/>
+  </w:num>
+  <w:num w:numId="6" w16cid:durableId="807167104">
+    <w:abstractNumId w:val="3"/>
+  </w:num>
+  <w:num w:numId="7" w16cid:durableId="738946014">
+    <w:abstractNumId w:val="37"/>
+  </w:num>
+  <w:num w:numId="8" w16cid:durableId="1962223067">
+    <w:abstractNumId w:val="9"/>
+  </w:num>
+  <w:num w:numId="9" w16cid:durableId="213663664">
+    <w:abstractNumId w:val="17"/>
+  </w:num>
+  <w:num w:numId="10" w16cid:durableId="869805651">
+    <w:abstractNumId w:val="5"/>
+  </w:num>
+  <w:num w:numId="11" w16cid:durableId="1366708637">
+    <w:abstractNumId w:val="19"/>
+  </w:num>
+  <w:num w:numId="12" w16cid:durableId="1621835264">
+    <w:abstractNumId w:val="27"/>
+  </w:num>
+  <w:num w:numId="13" w16cid:durableId="1947693070">
+    <w:abstractNumId w:val="35"/>
+  </w:num>
+  <w:num w:numId="14" w16cid:durableId="1368070609">
+    <w:abstractNumId w:val="25"/>
+  </w:num>
+  <w:num w:numId="15" w16cid:durableId="1099523670">
+    <w:abstractNumId w:val="7"/>
+  </w:num>
+  <w:num w:numId="16" w16cid:durableId="1865438885">
+    <w:abstractNumId w:val="23"/>
+  </w:num>
+  <w:num w:numId="17" w16cid:durableId="1418988616">
+    <w:abstractNumId w:val="36"/>
+  </w:num>
+  <w:num w:numId="18" w16cid:durableId="1884124939">
+    <w:abstractNumId w:val="8"/>
+  </w:num>
+  <w:num w:numId="19" w16cid:durableId="71707898">
+    <w:abstractNumId w:val="14"/>
+  </w:num>
+  <w:num w:numId="20" w16cid:durableId="344092205">
+    <w:abstractNumId w:val="39"/>
+  </w:num>
+  <w:num w:numId="21" w16cid:durableId="46495739">
+    <w:abstractNumId w:val="21"/>
+  </w:num>
+  <w:num w:numId="22" w16cid:durableId="324434281">
+    <w:abstractNumId w:val="20"/>
+  </w:num>
+  <w:num w:numId="23" w16cid:durableId="571811373">
     <w:abstractNumId w:val="29"/>
   </w:num>
-  <w:num w:numId="2" w16cid:durableId="379473652">
-    <w:abstractNumId w:val="10"/>
-  </w:num>
-  <w:num w:numId="3" w16cid:durableId="1252809980">
-    <w:abstractNumId w:val="28"/>
-  </w:num>
-  <w:num w:numId="4" w16cid:durableId="1689212623">
-    <w:abstractNumId w:val="5"/>
-  </w:num>
-  <w:num w:numId="5" w16cid:durableId="1301301356">
-    <w:abstractNumId w:val="27"/>
-  </w:num>
-  <w:num w:numId="6" w16cid:durableId="807167104">
-    <w:abstractNumId w:val="2"/>
-  </w:num>
-  <w:num w:numId="7" w16cid:durableId="738946014">
-    <w:abstractNumId w:val="32"/>
-  </w:num>
-  <w:num w:numId="8" w16cid:durableId="1962223067">
-    <w:abstractNumId w:val="8"/>
-  </w:num>
-  <w:num w:numId="9" w16cid:durableId="213663664">
-    <w:abstractNumId w:val="14"/>
-  </w:num>
-  <w:num w:numId="10" w16cid:durableId="869805651">
-    <w:abstractNumId w:val="4"/>
-  </w:num>
-  <w:num w:numId="11" w16cid:durableId="1366708637">
-    <w:abstractNumId w:val="16"/>
-  </w:num>
-  <w:num w:numId="12" w16cid:durableId="1621835264">
-    <w:abstractNumId w:val="24"/>
-  </w:num>
-  <w:num w:numId="13" w16cid:durableId="1947693070">
-    <w:abstractNumId w:val="30"/>
-  </w:num>
-  <w:num w:numId="14" w16cid:durableId="1368070609">
-    <w:abstractNumId w:val="22"/>
-  </w:num>
-  <w:num w:numId="15" w16cid:durableId="1099523670">
-    <w:abstractNumId w:val="6"/>
-  </w:num>
-  <w:num w:numId="16" w16cid:durableId="1865438885">
-    <w:abstractNumId w:val="20"/>
-  </w:num>
-  <w:num w:numId="17" w16cid:durableId="1418988616">
-    <w:abstractNumId w:val="31"/>
-  </w:num>
-  <w:num w:numId="18" w16cid:durableId="1884124939">
-    <w:abstractNumId w:val="7"/>
-  </w:num>
-  <w:num w:numId="19" w16cid:durableId="71707898">
-    <w:abstractNumId w:val="11"/>
-  </w:num>
-  <w:num w:numId="20" w16cid:durableId="344092205">
-    <w:abstractNumId w:val="34"/>
-  </w:num>
-  <w:num w:numId="21" w16cid:durableId="46495739">
-    <w:abstractNumId w:val="18"/>
-  </w:num>
-  <w:num w:numId="22" w16cid:durableId="324434281">
-    <w:abstractNumId w:val="17"/>
-  </w:num>
-  <w:num w:numId="23" w16cid:durableId="571811373">
-    <w:abstractNumId w:val="26"/>
-  </w:num>
   <w:num w:numId="24" w16cid:durableId="152140201">
-    <w:abstractNumId w:val="12"/>
+    <w:abstractNumId w:val="15"/>
   </w:num>
   <w:num w:numId="25" w16cid:durableId="2129808909">
     <w:abstractNumId w:val="0"/>
   </w:num>
   <w:num w:numId="26" w16cid:durableId="884954255">
-    <w:abstractNumId w:val="23"/>
+    <w:abstractNumId w:val="26"/>
   </w:num>
   <w:num w:numId="27" w16cid:durableId="869488651">
-    <w:abstractNumId w:val="33"/>
+    <w:abstractNumId w:val="38"/>
   </w:num>
   <w:num w:numId="28" w16cid:durableId="703482952">
-    <w:abstractNumId w:val="15"/>
+    <w:abstractNumId w:val="18"/>
   </w:num>
   <w:num w:numId="29" w16cid:durableId="2135634518">
-    <w:abstractNumId w:val="19"/>
+    <w:abstractNumId w:val="22"/>
   </w:num>
   <w:num w:numId="30" w16cid:durableId="106386859">
     <w:abstractNumId w:val="1"/>
   </w:num>
   <w:num w:numId="31" w16cid:durableId="764766721">
-    <w:abstractNumId w:val="3"/>
+    <w:abstractNumId w:val="4"/>
   </w:num>
   <w:num w:numId="32" w16cid:durableId="1497768972">
-    <w:abstractNumId w:val="9"/>
+    <w:abstractNumId w:val="11"/>
   </w:num>
   <w:num w:numId="33" w16cid:durableId="1904556285">
+    <w:abstractNumId w:val="16"/>
+  </w:num>
+  <w:num w:numId="34" w16cid:durableId="38941933">
+    <w:abstractNumId w:val="24"/>
+  </w:num>
+  <w:num w:numId="35" w16cid:durableId="103381239">
+    <w:abstractNumId w:val="28"/>
+  </w:num>
+  <w:num w:numId="36" w16cid:durableId="2146772887">
+    <w:abstractNumId w:val="2"/>
+  </w:num>
+  <w:num w:numId="37" w16cid:durableId="1736464909">
+    <w:abstractNumId w:val="34"/>
+  </w:num>
+  <w:num w:numId="38" w16cid:durableId="60253568">
     <w:abstractNumId w:val="13"/>
   </w:num>
-  <w:num w:numId="34" w16cid:durableId="38941933">
-    <w:abstractNumId w:val="21"/>
+  <w:num w:numId="39" w16cid:durableId="1580670234">
+    <w:abstractNumId w:val="10"/>
   </w:num>
-  <w:num w:numId="35" w16cid:durableId="103381239">
-    <w:abstractNumId w:val="25"/>
+  <w:num w:numId="40" w16cid:durableId="1478762427">
+    <w:abstractNumId w:val="32"/>
   </w:num>
 </w:numbering>
 </file>
@@ -17387,6 +18325,19 @@
       <w:szCs w:val="24"/>
     </w:rPr>
   </w:style>
+  <w:style w:type="paragraph" w:customStyle="1" w:styleId="p4">
+    <w:name w:val="p4"/>
+    <w:basedOn w:val="Normal"/>
+    <w:rsid w:val="00C2260C"/>
+    <w:pPr>
+      <w:spacing w:before="100" w:beforeAutospacing="1" w:after="100" w:afterAutospacing="1" w:line="240" w:lineRule="auto"/>
+    </w:pPr>
+    <w:rPr>
+      <w:rFonts w:ascii="Times New Roman" w:eastAsia="Times New Roman" w:hAnsi="Times New Roman" w:cs="Times New Roman"/>
+      <w:sz w:val="24"/>
+      <w:szCs w:val="24"/>
+    </w:rPr>
+  </w:style>
 </w:styles>
 </file>
 

--- a/Final Submissions/Project_Uber_Thesis_Paper.docx
+++ b/Final Submissions/Project_Uber_Thesis_Paper.docx
@@ -362,7 +362,7 @@
           <w:sz w:val="24"/>
           <w:szCs w:val="24"/>
         </w:rPr>
-        <w:t>November 24, 2025</w:t>
+        <w:t>November 26, 2025</w:t>
       </w:r>
       <w:r>
         <w:rPr>
@@ -4100,23 +4100,7 @@
                 <w:rFonts w:cs="Times New Roman"/>
                 <w:noProof/>
               </w:rPr>
-              <w:t>4.2 Deman</w:t>
-            </w:r>
-            <w:r>
-              <w:rPr>
-                <w:rStyle w:val="Hyperlink"/>
-                <w:rFonts w:cs="Times New Roman"/>
-                <w:noProof/>
-              </w:rPr>
-              <w:t>d</w:t>
-            </w:r>
-            <w:r>
-              <w:rPr>
-                <w:rStyle w:val="Hyperlink"/>
-                <w:rFonts w:cs="Times New Roman"/>
-                <w:noProof/>
-              </w:rPr>
-              <w:t xml:space="preserve"> Forecasting Results</w:t>
+              <w:t>4.2 Demand Forecasting Results</w:t>
             </w:r>
             <w:r>
               <w:rPr>
@@ -4352,97 +4336,71 @@
               <w14:ligatures w14:val="standardContextual"/>
             </w:rPr>
           </w:pPr>
-          <w:r>
-            <w:fldChar w:fldCharType="begin"/>
-          </w:r>
-          <w:r>
-            <w:instrText>HYPERLINK \l "_Toc214395297"</w:instrText>
-          </w:r>
-          <w:r>
-            <w:fldChar w:fldCharType="separate"/>
-          </w:r>
-          <w:r>
-            <w:rPr>
-              <w:rStyle w:val="Hyperlink"/>
-              <w:rFonts w:cs="Times New Roman"/>
-              <w:noProof/>
-            </w:rPr>
-            <w:t xml:space="preserve">4.3 Revenue and </w:t>
-          </w:r>
-          <w:r>
-            <w:rPr>
-              <w:rStyle w:val="Hyperlink"/>
-              <w:rFonts w:cs="Times New Roman"/>
-              <w:noProof/>
-            </w:rPr>
-            <w:t>D</w:t>
-          </w:r>
-          <w:r>
-            <w:rPr>
-              <w:rStyle w:val="Hyperlink"/>
-              <w:rFonts w:cs="Times New Roman"/>
-              <w:noProof/>
-            </w:rPr>
-            <w:t>ynamic Pricing Analysis</w:t>
-          </w:r>
-          <w:r>
-            <w:rPr>
-              <w:rFonts w:cs="Times New Roman"/>
-              <w:noProof/>
-              <w:webHidden/>
-            </w:rPr>
-            <w:tab/>
-          </w:r>
-          <w:r>
-            <w:rPr>
-              <w:rFonts w:cs="Times New Roman"/>
-              <w:noProof/>
-              <w:webHidden/>
-            </w:rPr>
-            <w:fldChar w:fldCharType="begin"/>
-          </w:r>
-          <w:r>
-            <w:rPr>
-              <w:rFonts w:cs="Times New Roman"/>
-              <w:noProof/>
-              <w:webHidden/>
-            </w:rPr>
-            <w:instrText xml:space="preserve"> PAGEREF _Toc214395297 \h </w:instrText>
-          </w:r>
-          <w:r>
-            <w:rPr>
-              <w:rFonts w:cs="Times New Roman"/>
-              <w:noProof/>
-              <w:webHidden/>
-            </w:rPr>
-          </w:r>
-          <w:r>
-            <w:rPr>
-              <w:rFonts w:cs="Times New Roman"/>
-              <w:noProof/>
-              <w:webHidden/>
-            </w:rPr>
-            <w:fldChar w:fldCharType="separate"/>
-          </w:r>
-          <w:r>
-            <w:rPr>
-              <w:rFonts w:cs="Times New Roman"/>
-              <w:noProof/>
-              <w:webHidden/>
-            </w:rPr>
-            <w:t>21</w:t>
-          </w:r>
-          <w:r>
-            <w:rPr>
-              <w:rFonts w:cs="Times New Roman"/>
-              <w:noProof/>
-              <w:webHidden/>
-            </w:rPr>
-            <w:fldChar w:fldCharType="end"/>
-          </w:r>
-          <w:r>
-            <w:fldChar w:fldCharType="end"/>
-          </w:r>
+          <w:hyperlink w:anchor="_Toc214395297" w:history="1">
+            <w:r>
+              <w:rPr>
+                <w:rStyle w:val="Hyperlink"/>
+                <w:rFonts w:cs="Times New Roman"/>
+                <w:noProof/>
+              </w:rPr>
+              <w:t>4.3 Revenue and Dynamic Pricing Analysis</w:t>
+            </w:r>
+            <w:r>
+              <w:rPr>
+                <w:rFonts w:cs="Times New Roman"/>
+                <w:noProof/>
+                <w:webHidden/>
+              </w:rPr>
+              <w:tab/>
+            </w:r>
+            <w:r>
+              <w:rPr>
+                <w:rFonts w:cs="Times New Roman"/>
+                <w:noProof/>
+                <w:webHidden/>
+              </w:rPr>
+              <w:fldChar w:fldCharType="begin"/>
+            </w:r>
+            <w:r>
+              <w:rPr>
+                <w:rFonts w:cs="Times New Roman"/>
+                <w:noProof/>
+                <w:webHidden/>
+              </w:rPr>
+              <w:instrText xml:space="preserve"> PAGEREF _Toc214395297 \h </w:instrText>
+            </w:r>
+            <w:r>
+              <w:rPr>
+                <w:rFonts w:cs="Times New Roman"/>
+                <w:noProof/>
+                <w:webHidden/>
+              </w:rPr>
+            </w:r>
+            <w:r>
+              <w:rPr>
+                <w:rFonts w:cs="Times New Roman"/>
+                <w:noProof/>
+                <w:webHidden/>
+              </w:rPr>
+              <w:fldChar w:fldCharType="separate"/>
+            </w:r>
+            <w:r>
+              <w:rPr>
+                <w:rFonts w:cs="Times New Roman"/>
+                <w:noProof/>
+                <w:webHidden/>
+              </w:rPr>
+              <w:t>21</w:t>
+            </w:r>
+            <w:r>
+              <w:rPr>
+                <w:rFonts w:cs="Times New Roman"/>
+                <w:noProof/>
+                <w:webHidden/>
+              </w:rPr>
+              <w:fldChar w:fldCharType="end"/>
+            </w:r>
+          </w:hyperlink>
         </w:p>
         <w:p>
           <w:pPr>
@@ -4952,23 +4910,7 @@
                 <w:rFonts w:cs="Times New Roman"/>
                 <w:noProof/>
               </w:rPr>
-              <w:t>4.5 F</w:t>
-            </w:r>
-            <w:r>
-              <w:rPr>
-                <w:rStyle w:val="Hyperlink"/>
-                <w:rFonts w:cs="Times New Roman"/>
-                <w:noProof/>
-              </w:rPr>
-              <w:t>a</w:t>
-            </w:r>
-            <w:r>
-              <w:rPr>
-                <w:rStyle w:val="Hyperlink"/>
-                <w:rFonts w:cs="Times New Roman"/>
-                <w:noProof/>
-              </w:rPr>
-              <w:t>irness and Sustainability Evaluation</w:t>
+              <w:t>4.5 Fairness and Sustainability Evaluation</w:t>
             </w:r>
             <w:r>
               <w:rPr>
@@ -7291,7 +7233,7 @@
           <w:szCs w:val="24"/>
         </w:rPr>
         <w:drawing>
-          <wp:inline distT="0" distB="0" distL="0" distR="0" wp14:anchorId="56119E7A" wp14:editId="4C79EF58">
+          <wp:inline distT="0" distB="0" distL="0" distR="0" wp14:anchorId="56119E7A" wp14:editId="21608E97">
             <wp:extent cx="4572000" cy="3430773"/>
             <wp:effectExtent l="0" t="0" r="0" b="0"/>
             <wp:docPr id="1600363630" name="Picture 10" descr="A diagram of a diagram&#10;&#10;AI-generated content may be incorrect."/>
@@ -8247,7 +8189,15 @@
       </w:pPr>
       <w:r>
         <w:lastRenderedPageBreak/>
-        <w:t xml:space="preserve">Ensemble models such as Random Forest, XGBoost, and </w:t>
+        <w:t xml:space="preserve">Ensemble models such as Random Forest, </w:t>
+      </w:r>
+      <w:proofErr w:type="spellStart"/>
+      <w:r>
+        <w:t>XGBoost</w:t>
+      </w:r>
+      <w:proofErr w:type="spellEnd"/>
+      <w:r>
+        <w:t xml:space="preserve">, and </w:t>
       </w:r>
       <w:proofErr w:type="spellStart"/>
       <w:r>
@@ -10519,13 +10469,7 @@
         <w:pStyle w:val="p1"/>
       </w:pPr>
       <w:r>
-        <w:t xml:space="preserve">Figure 16 shows total fleet emissions before and after optimization across Delhi NCR’s main regions. The results indicate an approximate nine percent reduction in every area. Peripheral regions recorded the highest emissions due to longer trip distances but still achieved reductions </w:t>
-      </w:r>
-      <w:r>
-        <w:t>like</w:t>
-      </w:r>
-      <w:r>
-        <w:t xml:space="preserve"> those in central and southern areas. This uniform improvement across all zones suggests that optimization enhanced efficiency systemwide rather than concentrating benefits in a single district.</w:t>
+        <w:t>Figure 16 shows total fleet emissions before and after optimization across Delhi NCR’s main regions. The results indicate an approximate nine percent reduction in every area. Peripheral regions recorded the highest emissions due to longer trip distances but still achieved reductions like those in central and southern areas. This uniform improvement across all zones suggests that optimization enhanced efficiency systemwide rather than concentrating benefits in a single district.</w:t>
       </w:r>
     </w:p>
     <w:p>
@@ -10837,19 +10781,7 @@
         <w:pStyle w:val="p3"/>
       </w:pPr>
       <w:r>
-        <w:t xml:space="preserve">The results showed that ensemble learning models such as Random Forest and XGBoost achieved strong forecasting and revenue prediction accuracy, outperforming traditional time series models like ARIMA and SARIMA. The Random Forest model </w:t>
-      </w:r>
-      <w:r>
-        <w:t>provided</w:t>
-      </w:r>
-      <w:r>
-        <w:t xml:space="preserve"> stable short term demand estimates, while XGBoost captured rapid demand fluctuations, together offering a balance between stability and responsiveness. These models identified time of day, weekday effects, and </w:t>
-      </w:r>
-      <w:r>
-        <w:t>short-term</w:t>
-      </w:r>
-      <w:r>
-        <w:t xml:space="preserve"> rolling demand averages as dominant predictors, indicating that commuter and leisure cycles remain the key temporal drivers of ride hailing activity. These insights reinforce the importance of time sensitive forecasting in optimizing resource allocation and dynamic pricing strategies.</w:t>
+        <w:t>The results showed that ensemble learning models such as Random Forest and XGBoost achieved strong forecasting and revenue prediction accuracy, outperforming traditional time series models like ARIMA and SARIMA. The Random Forest model provided stable short term demand estimates, while XGBoost captured rapid demand fluctuations, together offering a balance between stability and responsiveness. These models identified time of day, weekday effects, and short-term rolling demand averages as dominant predictors, indicating that commuter and leisure cycles remain the key temporal drivers of ride hailing activity. These insights reinforce the importance of time sensitive forecasting in optimizing resource allocation and dynamic pricing strategies.</w:t>
       </w:r>
     </w:p>
     <w:p>
@@ -10865,13 +10797,7 @@
         <w:pStyle w:val="p3"/>
       </w:pPr>
       <w:r>
-        <w:t xml:space="preserve">From an operational perspective, the system maintained an average service fulfillment rate of approximately ninety three percent, with No Driver Found cancellations averaging </w:t>
-      </w:r>
-      <w:r>
-        <w:t>four-point</w:t>
-      </w:r>
-      <w:r>
-        <w:t xml:space="preserve"> six percent. Performance analysis revealed that fulfillment efficiency dropped modestly during peak evening hours between seventeen hundred and nineteen hundred, coinciding with the highest surge pricing levels and rider demand. Spatial flow visualizations showed strong inter regional connectivity, particularly between peripheral hubs such as Dwarka Sector 21 and Udyog Vihar, indicating a shift in urban mobility patterns toward greater suburban integration. This reflects the growing decentralization of ride hailing activity, consistent with findings from Guo et al. (2024) and Zhou et al. (2025), who noted that cross regional rebalancing improves network wide efficiency.</w:t>
+        <w:t>From an operational perspective, the system maintained an average service fulfillment rate of approximately ninety three percent, with No Driver Found cancellations averaging four-point six percent. Performance analysis revealed that fulfillment efficiency dropped modestly during peak evening hours between seventeen hundred and nineteen hundred, coinciding with the highest surge pricing levels and rider demand. Spatial flow visualizations showed strong inter regional connectivity, particularly between peripheral hubs such as Dwarka Sector 21 and Udyog Vihar, indicating a shift in urban mobility patterns toward greater suburban integration. This reflects the growing decentralization of ride hailing activity, consistent with findings from Guo et al. (2024) and Zhou et al. (2025), who noted that cross regional rebalancing improves network wide efficiency.</w:t>
       </w:r>
     </w:p>
     <w:p>
@@ -10887,13 +10813,7 @@
         <w:pStyle w:val="p3"/>
       </w:pPr>
       <w:r>
-        <w:t xml:space="preserve">These findings validate the study’s central hypothesis that machine learning driven optimization can align operational efficiency with social responsibility. By embedding fairness aware allocation and </w:t>
-      </w:r>
-      <w:r>
-        <w:t>emission-based</w:t>
-      </w:r>
-      <w:r>
-        <w:t xml:space="preserve"> penalties within the dispatch logic, the </w:t>
+        <w:t xml:space="preserve">These findings validate the study’s central hypothesis that machine learning driven optimization can align operational efficiency with social responsibility. By embedding fairness aware allocation and emission-based penalties within the dispatch logic, the </w:t>
       </w:r>
       <w:r>
         <w:lastRenderedPageBreak/>
@@ -11011,23 +10931,7 @@
           <w:sz w:val="24"/>
           <w:szCs w:val="24"/>
         </w:rPr>
-        <w:t xml:space="preserve">The results confirmed that applying fairness and sustainability constraints in predictive dispatching leads to measurable social and environmental improvements. Geographic disparities in trip allocation decreased by around </w:t>
-      </w:r>
-      <w:r>
-        <w:rPr>
-          <w:rFonts w:ascii="Times New Roman" w:hAnsi="Times New Roman" w:cs="Times New Roman"/>
-          <w:sz w:val="24"/>
-          <w:szCs w:val="24"/>
-        </w:rPr>
-        <w:t>twelve percent and</w:t>
-      </w:r>
-      <w:r>
-        <w:rPr>
-          <w:rFonts w:ascii="Times New Roman" w:hAnsi="Times New Roman" w:cs="Times New Roman"/>
-          <w:sz w:val="24"/>
-          <w:szCs w:val="24"/>
-        </w:rPr>
-        <w:t xml:space="preserve"> estimated fleet emissions declined by approximately nine percent. These outcomes show that algorithmic optimization can enhance both operational efficiency and social responsibility by improving service coverage while reducing idle kilometers and carbon output. This demonstrates that artificial intelligence can be an enabler of more equitable and environmentally efficient transport systems when applied responsibly.</w:t>
+        <w:t>The results confirmed that applying fairness and sustainability constraints in predictive dispatching leads to measurable social and environmental improvements. Geographic disparities in trip allocation decreased by around twelve percent and estimated fleet emissions declined by approximately nine percent. These outcomes show that algorithmic optimization can enhance both operational efficiency and social responsibility by improving service coverage while reducing idle kilometers and carbon output. This demonstrates that artificial intelligence can be an enabler of more equitable and environmentally efficient transport systems when applied responsibly.</w:t>
       </w:r>
     </w:p>
     <w:p>
@@ -12071,7 +11975,7 @@
           <w:sz w:val="24"/>
           <w:szCs w:val="24"/>
         </w:rPr>
-        <w:t>All analysis scripts, figures, and data processing pipelines developed for this study are available in the public GitHub repository Project-Uber, maintained by the author. The repository includes all Python scripts, intermediate outputs, and weekly reports that collectively reproduce every figure and result presented in this thesis.</w:t>
+        <w:t>All analysis scripts, figures, and data processing pipelines developed for this study are openly available in the public GitHub repository Project-Uber￼, maintained by the author.</w:t>
       </w:r>
     </w:p>
     <w:p>
@@ -12129,7 +12033,7 @@
           <w:sz w:val="24"/>
           <w:szCs w:val="24"/>
         </w:rPr>
-        <w:t>Each folder in the repository corresponds to the weekly development workflow described in this paper (Weeks 1–11). The Code directory contains all figure-generation scripts (for example, figure11_demand_heatmap.py, figure12_revenue_model_comparison.py, figure13_spatial_surge_reconstructed.py, and figure14_ops_efficiency.py). The Reports and Data directories include summary tables, cleaned datasets, and validation files such as project_summary.txt, summary_table.txt, and script_summary.json.</w:t>
+        <w:t>This repository contains every resource necessary to reproduce the results presented in this thesis, including Python scripts, cleaned datasets, generated figures, and summary reports.</w:t>
       </w:r>
     </w:p>
     <w:p>
@@ -12152,9 +12056,17 @@
           <w:sz w:val="24"/>
           <w:szCs w:val="24"/>
         </w:rPr>
-        <w:t>All results can be reproduced by following the step-by-step instructions provided in the repository’s README file, ensuring full transparency and replicability of the analysis pipeline</w:t>
-      </w:r>
-      <w:r>
+        <w:t>Repository Structure (Final Submission Layout):</w:t>
+      </w:r>
+    </w:p>
+    <w:p>
+      <w:pPr>
+        <w:pStyle w:val="EndNoteBibliography"/>
+        <w:numPr>
+          <w:ilvl w:val="0"/>
+          <w:numId w:val="41"/>
+        </w:numPr>
+        <w:spacing w:before="100" w:beforeAutospacing="1" w:after="100" w:afterAutospacing="1"/>
         <w:rPr>
           <w:rFonts w:ascii="Times New Roman" w:hAnsi="Times New Roman" w:cs="Times New Roman"/>
           <w:bCs/>
@@ -12162,7 +12074,270 @@
           <w:sz w:val="24"/>
           <w:szCs w:val="24"/>
         </w:rPr>
-        <w:t>.</w:t>
+      </w:pPr>
+      <w:r>
+        <w:rPr>
+          <w:rFonts w:ascii="Times New Roman" w:hAnsi="Times New Roman" w:cs="Times New Roman"/>
+          <w:bCs/>
+          <w:color w:val="000000" w:themeColor="text1"/>
+          <w:sz w:val="24"/>
+          <w:szCs w:val="24"/>
+        </w:rPr>
+        <w:t>Final Submissions/ — consolidated scripts, figures, and summary outputs used for final analysis and visualization.</w:t>
+      </w:r>
+    </w:p>
+    <w:p>
+      <w:pPr>
+        <w:pStyle w:val="EndNoteBibliography"/>
+        <w:numPr>
+          <w:ilvl w:val="0"/>
+          <w:numId w:val="41"/>
+        </w:numPr>
+        <w:spacing w:before="100" w:beforeAutospacing="1" w:after="100" w:afterAutospacing="1"/>
+        <w:rPr>
+          <w:rFonts w:ascii="Times New Roman" w:hAnsi="Times New Roman" w:cs="Times New Roman"/>
+          <w:bCs/>
+          <w:color w:val="000000" w:themeColor="text1"/>
+          <w:sz w:val="24"/>
+          <w:szCs w:val="24"/>
+        </w:rPr>
+      </w:pPr>
+      <w:r>
+        <w:rPr>
+          <w:rFonts w:ascii="Times New Roman" w:hAnsi="Times New Roman" w:cs="Times New Roman"/>
+          <w:bCs/>
+          <w:color w:val="000000" w:themeColor="text1"/>
+          <w:sz w:val="24"/>
+          <w:szCs w:val="24"/>
+        </w:rPr>
+        <w:t>data/ — preprocessed and cleaned ride-hailing datasets, including ncr_ride_bookings_cleaned.csv.</w:t>
+      </w:r>
+    </w:p>
+    <w:p>
+      <w:pPr>
+        <w:pStyle w:val="EndNoteBibliography"/>
+        <w:numPr>
+          <w:ilvl w:val="0"/>
+          <w:numId w:val="41"/>
+        </w:numPr>
+        <w:spacing w:before="100" w:beforeAutospacing="1" w:after="100" w:afterAutospacing="1"/>
+        <w:rPr>
+          <w:rFonts w:ascii="Times New Roman" w:hAnsi="Times New Roman" w:cs="Times New Roman"/>
+          <w:bCs/>
+          <w:color w:val="000000" w:themeColor="text1"/>
+          <w:sz w:val="24"/>
+          <w:szCs w:val="24"/>
+        </w:rPr>
+      </w:pPr>
+      <w:r>
+        <w:rPr>
+          <w:rFonts w:ascii="Times New Roman" w:hAnsi="Times New Roman" w:cs="Times New Roman"/>
+          <w:bCs/>
+          <w:color w:val="000000" w:themeColor="text1"/>
+          <w:sz w:val="24"/>
+          <w:szCs w:val="24"/>
+        </w:rPr>
+        <w:t>models/ — serialized machine learning models and hyperparameter configurations for Random Forest and XGBoost.</w:t>
+      </w:r>
+    </w:p>
+    <w:p>
+      <w:pPr>
+        <w:pStyle w:val="EndNoteBibliography"/>
+        <w:numPr>
+          <w:ilvl w:val="0"/>
+          <w:numId w:val="41"/>
+        </w:numPr>
+        <w:spacing w:before="100" w:beforeAutospacing="1" w:after="100" w:afterAutospacing="1"/>
+        <w:rPr>
+          <w:rFonts w:ascii="Times New Roman" w:hAnsi="Times New Roman" w:cs="Times New Roman"/>
+          <w:bCs/>
+          <w:color w:val="000000" w:themeColor="text1"/>
+          <w:sz w:val="24"/>
+          <w:szCs w:val="24"/>
+        </w:rPr>
+      </w:pPr>
+      <w:r>
+        <w:rPr>
+          <w:rFonts w:ascii="Times New Roman" w:hAnsi="Times New Roman" w:cs="Times New Roman"/>
+          <w:bCs/>
+          <w:color w:val="000000" w:themeColor="text1"/>
+          <w:sz w:val="24"/>
+          <w:szCs w:val="24"/>
+        </w:rPr>
+        <w:t>analysis_results/ — model evaluation metrics (MAE, RMSE, R²), SHAP plots, and comparative charts.</w:t>
+      </w:r>
+    </w:p>
+    <w:p>
+      <w:pPr>
+        <w:pStyle w:val="EndNoteBibliography"/>
+        <w:numPr>
+          <w:ilvl w:val="0"/>
+          <w:numId w:val="41"/>
+        </w:numPr>
+        <w:spacing w:before="100" w:beforeAutospacing="1" w:after="100" w:afterAutospacing="1"/>
+        <w:rPr>
+          <w:rFonts w:ascii="Times New Roman" w:hAnsi="Times New Roman" w:cs="Times New Roman"/>
+          <w:bCs/>
+          <w:color w:val="000000" w:themeColor="text1"/>
+          <w:sz w:val="24"/>
+          <w:szCs w:val="24"/>
+        </w:rPr>
+      </w:pPr>
+      <w:r>
+        <w:rPr>
+          <w:rFonts w:ascii="Times New Roman" w:hAnsi="Times New Roman" w:cs="Times New Roman"/>
+          <w:bCs/>
+          <w:color w:val="000000" w:themeColor="text1"/>
+          <w:sz w:val="24"/>
+          <w:szCs w:val="24"/>
+        </w:rPr>
+        <w:t>reports/ — week-by-week documentation, validation tables, and performance summaries.</w:t>
+      </w:r>
+    </w:p>
+    <w:p>
+      <w:pPr>
+        <w:pStyle w:val="EndNoteBibliography"/>
+        <w:numPr>
+          <w:ilvl w:val="0"/>
+          <w:numId w:val="41"/>
+        </w:numPr>
+        <w:spacing w:before="100" w:beforeAutospacing="1" w:after="100" w:afterAutospacing="1"/>
+        <w:rPr>
+          <w:rFonts w:ascii="Times New Roman" w:hAnsi="Times New Roman" w:cs="Times New Roman"/>
+          <w:bCs/>
+          <w:color w:val="000000" w:themeColor="text1"/>
+          <w:sz w:val="24"/>
+          <w:szCs w:val="24"/>
+        </w:rPr>
+      </w:pPr>
+      <w:r>
+        <w:rPr>
+          <w:rFonts w:ascii="Times New Roman" w:hAnsi="Times New Roman" w:cs="Times New Roman"/>
+          <w:bCs/>
+          <w:color w:val="000000" w:themeColor="text1"/>
+          <w:sz w:val="24"/>
+          <w:szCs w:val="24"/>
+        </w:rPr>
+        <w:t>Drawio Files/ — conceptual diagrams and methodological workflow charts used in the paper.</w:t>
+      </w:r>
+    </w:p>
+    <w:p>
+      <w:pPr>
+        <w:pStyle w:val="EndNoteBibliography"/>
+        <w:numPr>
+          <w:ilvl w:val="0"/>
+          <w:numId w:val="41"/>
+        </w:numPr>
+        <w:spacing w:before="100" w:beforeAutospacing="1" w:after="100" w:afterAutospacing="1"/>
+        <w:rPr>
+          <w:rFonts w:ascii="Times New Roman" w:hAnsi="Times New Roman" w:cs="Times New Roman"/>
+          <w:bCs/>
+          <w:color w:val="000000" w:themeColor="text1"/>
+          <w:sz w:val="24"/>
+          <w:szCs w:val="24"/>
+        </w:rPr>
+      </w:pPr>
+      <w:r>
+        <w:rPr>
+          <w:rFonts w:ascii="Times New Roman" w:hAnsi="Times New Roman" w:cs="Times New Roman"/>
+          <w:bCs/>
+          <w:color w:val="000000" w:themeColor="text1"/>
+          <w:sz w:val="24"/>
+          <w:szCs w:val="24"/>
+        </w:rPr>
+        <w:t>requirements.txt — lists all Python dependencies for environment replication.</w:t>
+      </w:r>
+    </w:p>
+    <w:p>
+      <w:pPr>
+        <w:pStyle w:val="EndNoteBibliography"/>
+        <w:spacing w:before="100" w:beforeAutospacing="1" w:after="100" w:afterAutospacing="1"/>
+        <w:rPr>
+          <w:rFonts w:ascii="Times New Roman" w:hAnsi="Times New Roman" w:cs="Times New Roman"/>
+          <w:bCs/>
+          <w:color w:val="000000" w:themeColor="text1"/>
+          <w:sz w:val="24"/>
+          <w:szCs w:val="24"/>
+        </w:rPr>
+      </w:pPr>
+      <w:r>
+        <w:rPr>
+          <w:rFonts w:ascii="Times New Roman" w:hAnsi="Times New Roman" w:cs="Times New Roman"/>
+          <w:bCs/>
+          <w:color w:val="000000" w:themeColor="text1"/>
+          <w:sz w:val="24"/>
+          <w:szCs w:val="24"/>
+        </w:rPr>
+        <w:t>Each directory reflects the weekly development cycle (Weeks 1–11) described in the Methods section of this thesis. Scripts such as figure11_demand_heatmap.py, figure12_revenue_model_comparison.py, figure13_spatial_surge_reconstructed.py, and figure14_ops_efficiency.py reproduce the corresponding figures presented in Chapters IV and V.</w:t>
+      </w:r>
+    </w:p>
+    <w:p>
+      <w:pPr>
+        <w:pStyle w:val="EndNoteBibliography"/>
+        <w:spacing w:before="100" w:beforeAutospacing="1" w:after="100" w:afterAutospacing="1"/>
+        <w:rPr>
+          <w:rFonts w:ascii="Times New Roman" w:hAnsi="Times New Roman" w:cs="Times New Roman"/>
+          <w:bCs/>
+          <w:color w:val="000000" w:themeColor="text1"/>
+          <w:sz w:val="24"/>
+          <w:szCs w:val="24"/>
+        </w:rPr>
+      </w:pPr>
+      <w:r>
+        <w:rPr>
+          <w:rFonts w:ascii="Times New Roman" w:hAnsi="Times New Roman" w:cs="Times New Roman"/>
+          <w:bCs/>
+          <w:color w:val="000000" w:themeColor="text1"/>
+          <w:sz w:val="24"/>
+          <w:szCs w:val="24"/>
+        </w:rPr>
+        <w:t>All analyses can be replicated by following the step-by-step instructions in the repository’s README.md file, which specifies environment setup, dataset structure, and code execution order.</w:t>
+      </w:r>
+    </w:p>
+    <w:p>
+      <w:pPr>
+        <w:pStyle w:val="EndNoteBibliography"/>
+        <w:spacing w:before="100" w:beforeAutospacing="1" w:after="100" w:afterAutospacing="1"/>
+        <w:rPr>
+          <w:rFonts w:ascii="Times New Roman" w:hAnsi="Times New Roman" w:cs="Times New Roman"/>
+          <w:bCs/>
+          <w:color w:val="000000" w:themeColor="text1"/>
+          <w:sz w:val="24"/>
+          <w:szCs w:val="24"/>
+        </w:rPr>
+      </w:pPr>
+      <w:r>
+        <w:rPr>
+          <w:rFonts w:ascii="Times New Roman" w:hAnsi="Times New Roman" w:cs="Times New Roman"/>
+          <w:bCs/>
+          <w:color w:val="000000" w:themeColor="text1"/>
+          <w:sz w:val="24"/>
+          <w:szCs w:val="24"/>
+        </w:rPr>
+        <w:t>The computational environment has been documented via a requirements.txt file to ensure consistent dependency management and reproducibility across platforms.</w:t>
+      </w:r>
+    </w:p>
+    <w:p>
+      <w:pPr>
+        <w:pStyle w:val="EndNoteBibliography"/>
+        <w:spacing w:before="100" w:beforeAutospacing="1" w:after="100" w:afterAutospacing="1"/>
+        <w:rPr>
+          <w:rFonts w:ascii="Times New Roman" w:hAnsi="Times New Roman" w:cs="Times New Roman"/>
+          <w:bCs/>
+          <w:color w:val="000000" w:themeColor="text1"/>
+          <w:sz w:val="24"/>
+          <w:szCs w:val="24"/>
+        </w:rPr>
+      </w:pPr>
+      <w:r>
+        <w:rPr>
+          <w:rFonts w:ascii="Times New Roman" w:hAnsi="Times New Roman" w:cs="Times New Roman"/>
+          <w:bCs/>
+          <w:color w:val="000000" w:themeColor="text1"/>
+          <w:sz w:val="24"/>
+          <w:szCs w:val="24"/>
+        </w:rPr>
+        <w:t>This open-access repository fulfills transparency, reproducibility, and version control best practices, enabling other researchers to validate, extend, or adapt the framework for additional urban mobility studies.</w:t>
       </w:r>
     </w:p>
     <w:sectPr>
@@ -16765,6 +16940,119 @@
     </w:lvl>
   </w:abstractNum>
   <w:abstractNum w:abstractNumId="39" w15:restartNumberingAfterBreak="0">
+    <w:nsid w:val="70A52FE2"/>
+    <w:multiLevelType w:val="hybridMultilevel"/>
+    <w:tmpl w:val="5B5AFF3C"/>
+    <w:lvl w:ilvl="0" w:tplc="04090001">
+      <w:start w:val="1"/>
+      <w:numFmt w:val="bullet"/>
+      <w:lvlText w:val=""/>
+      <w:lvlJc w:val="left"/>
+      <w:pPr>
+        <w:ind w:left="720" w:hanging="360"/>
+      </w:pPr>
+      <w:rPr>
+        <w:rFonts w:ascii="Symbol" w:hAnsi="Symbol" w:hint="default"/>
+      </w:rPr>
+    </w:lvl>
+    <w:lvl w:ilvl="1" w:tplc="04090003" w:tentative="1">
+      <w:start w:val="1"/>
+      <w:numFmt w:val="bullet"/>
+      <w:lvlText w:val="o"/>
+      <w:lvlJc w:val="left"/>
+      <w:pPr>
+        <w:ind w:left="1440" w:hanging="360"/>
+      </w:pPr>
+      <w:rPr>
+        <w:rFonts w:ascii="Courier New" w:hAnsi="Courier New" w:cs="Courier New" w:hint="default"/>
+      </w:rPr>
+    </w:lvl>
+    <w:lvl w:ilvl="2" w:tplc="04090005" w:tentative="1">
+      <w:start w:val="1"/>
+      <w:numFmt w:val="bullet"/>
+      <w:lvlText w:val=""/>
+      <w:lvlJc w:val="left"/>
+      <w:pPr>
+        <w:ind w:left="2160" w:hanging="360"/>
+      </w:pPr>
+      <w:rPr>
+        <w:rFonts w:ascii="Wingdings" w:hAnsi="Wingdings" w:hint="default"/>
+      </w:rPr>
+    </w:lvl>
+    <w:lvl w:ilvl="3" w:tplc="04090001" w:tentative="1">
+      <w:start w:val="1"/>
+      <w:numFmt w:val="bullet"/>
+      <w:lvlText w:val=""/>
+      <w:lvlJc w:val="left"/>
+      <w:pPr>
+        <w:ind w:left="2880" w:hanging="360"/>
+      </w:pPr>
+      <w:rPr>
+        <w:rFonts w:ascii="Symbol" w:hAnsi="Symbol" w:hint="default"/>
+      </w:rPr>
+    </w:lvl>
+    <w:lvl w:ilvl="4" w:tplc="04090003" w:tentative="1">
+      <w:start w:val="1"/>
+      <w:numFmt w:val="bullet"/>
+      <w:lvlText w:val="o"/>
+      <w:lvlJc w:val="left"/>
+      <w:pPr>
+        <w:ind w:left="3600" w:hanging="360"/>
+      </w:pPr>
+      <w:rPr>
+        <w:rFonts w:ascii="Courier New" w:hAnsi="Courier New" w:cs="Courier New" w:hint="default"/>
+      </w:rPr>
+    </w:lvl>
+    <w:lvl w:ilvl="5" w:tplc="04090005" w:tentative="1">
+      <w:start w:val="1"/>
+      <w:numFmt w:val="bullet"/>
+      <w:lvlText w:val=""/>
+      <w:lvlJc w:val="left"/>
+      <w:pPr>
+        <w:ind w:left="4320" w:hanging="360"/>
+      </w:pPr>
+      <w:rPr>
+        <w:rFonts w:ascii="Wingdings" w:hAnsi="Wingdings" w:hint="default"/>
+      </w:rPr>
+    </w:lvl>
+    <w:lvl w:ilvl="6" w:tplc="04090001" w:tentative="1">
+      <w:start w:val="1"/>
+      <w:numFmt w:val="bullet"/>
+      <w:lvlText w:val=""/>
+      <w:lvlJc w:val="left"/>
+      <w:pPr>
+        <w:ind w:left="5040" w:hanging="360"/>
+      </w:pPr>
+      <w:rPr>
+        <w:rFonts w:ascii="Symbol" w:hAnsi="Symbol" w:hint="default"/>
+      </w:rPr>
+    </w:lvl>
+    <w:lvl w:ilvl="7" w:tplc="04090003" w:tentative="1">
+      <w:start w:val="1"/>
+      <w:numFmt w:val="bullet"/>
+      <w:lvlText w:val="o"/>
+      <w:lvlJc w:val="left"/>
+      <w:pPr>
+        <w:ind w:left="5760" w:hanging="360"/>
+      </w:pPr>
+      <w:rPr>
+        <w:rFonts w:ascii="Courier New" w:hAnsi="Courier New" w:cs="Courier New" w:hint="default"/>
+      </w:rPr>
+    </w:lvl>
+    <w:lvl w:ilvl="8" w:tplc="04090005" w:tentative="1">
+      <w:start w:val="1"/>
+      <w:numFmt w:val="bullet"/>
+      <w:lvlText w:val=""/>
+      <w:lvlJc w:val="left"/>
+      <w:pPr>
+        <w:ind w:left="6480" w:hanging="360"/>
+      </w:pPr>
+      <w:rPr>
+        <w:rFonts w:ascii="Wingdings" w:hAnsi="Wingdings" w:hint="default"/>
+      </w:rPr>
+    </w:lvl>
+  </w:abstractNum>
+  <w:abstractNum w:abstractNumId="40" w15:restartNumberingAfterBreak="0">
     <w:nsid w:val="795342A7"/>
     <w:multiLevelType w:val="multilevel"/>
     <w:tmpl w:val="177C314A"/>
@@ -16935,7 +17223,7 @@
     <w:abstractNumId w:val="14"/>
   </w:num>
   <w:num w:numId="20" w16cid:durableId="344092205">
-    <w:abstractNumId w:val="39"/>
+    <w:abstractNumId w:val="40"/>
   </w:num>
   <w:num w:numId="21" w16cid:durableId="46495739">
     <w:abstractNumId w:val="21"/>
@@ -16996,6 +17284,9 @@
   </w:num>
   <w:num w:numId="40" w16cid:durableId="1478762427">
     <w:abstractNumId w:val="32"/>
+  </w:num>
+  <w:num w:numId="41" w16cid:durableId="1134366693">
+    <w:abstractNumId w:val="39"/>
   </w:num>
 </w:numbering>
 </file>
@@ -17627,6 +17918,7 @@
   <w:style w:type="character" w:default="1" w:styleId="DefaultParagraphFont">
     <w:name w:val="Default Paragraph Font"/>
     <w:uiPriority w:val="1"/>
+    <w:semiHidden/>
     <w:unhideWhenUsed/>
   </w:style>
   <w:style w:type="table" w:default="1" w:styleId="TableNormal">

--- a/Final Submissions/Project_Uber_Thesis_Paper.docx
+++ b/Final Submissions/Project_Uber_Thesis_Paper.docx
@@ -383,7 +383,7 @@
           <w:szCs w:val="24"/>
         </w:rPr>
       </w:pPr>
-      <w:bookmarkStart w:id="1" w:name="_Toc214395250"/>
+      <w:bookmarkStart w:id="1" w:name="_Toc215480059"/>
       <w:r>
         <w:rPr>
           <w:szCs w:val="24"/>
@@ -505,7 +505,7 @@
               <w:tab w:val="right" w:leader="dot" w:pos="9016"/>
             </w:tabs>
             <w:rPr>
-              <w:rFonts w:eastAsiaTheme="minorEastAsia" w:cs="Times New Roman"/>
+              <w:rFonts w:asciiTheme="minorHAnsi" w:eastAsiaTheme="minorEastAsia" w:hAnsiTheme="minorHAnsi"/>
               <w:noProof/>
               <w:kern w:val="2"/>
               <w:szCs w:val="24"/>
@@ -533,18 +533,16 @@
             </w:rPr>
             <w:fldChar w:fldCharType="separate"/>
           </w:r>
-          <w:hyperlink w:anchor="_Toc214395250" w:history="1">
+          <w:hyperlink w:anchor="_Toc215480059" w:history="1">
             <w:r>
               <w:rPr>
                 <w:rStyle w:val="Hyperlink"/>
-                <w:rFonts w:cs="Times New Roman"/>
                 <w:noProof/>
               </w:rPr>
               <w:t>Abstract</w:t>
             </w:r>
             <w:r>
               <w:rPr>
-                <w:rFonts w:cs="Times New Roman"/>
                 <w:noProof/>
                 <w:webHidden/>
               </w:rPr>
@@ -552,7 +550,6 @@
             </w:r>
             <w:r>
               <w:rPr>
-                <w:rFonts w:cs="Times New Roman"/>
                 <w:noProof/>
                 <w:webHidden/>
               </w:rPr>
@@ -560,22 +557,19 @@
             </w:r>
             <w:r>
               <w:rPr>
-                <w:rFonts w:cs="Times New Roman"/>
-                <w:noProof/>
-                <w:webHidden/>
-              </w:rPr>
-              <w:instrText xml:space="preserve"> PAGEREF _Toc214395250 \h </w:instrText>
-            </w:r>
-            <w:r>
-              <w:rPr>
-                <w:rFonts w:cs="Times New Roman"/>
-                <w:noProof/>
-                <w:webHidden/>
-              </w:rPr>
-            </w:r>
-            <w:r>
-              <w:rPr>
-                <w:rFonts w:cs="Times New Roman"/>
+                <w:noProof/>
+                <w:webHidden/>
+              </w:rPr>
+              <w:instrText xml:space="preserve"> PAGEREF _Toc215480059 \h </w:instrText>
+            </w:r>
+            <w:r>
+              <w:rPr>
+                <w:noProof/>
+                <w:webHidden/>
+              </w:rPr>
+            </w:r>
+            <w:r>
+              <w:rPr>
                 <w:noProof/>
                 <w:webHidden/>
               </w:rPr>
@@ -583,7 +577,6 @@
             </w:r>
             <w:r>
               <w:rPr>
-                <w:rFonts w:cs="Times New Roman"/>
                 <w:noProof/>
                 <w:webHidden/>
               </w:rPr>
@@ -591,7 +584,6 @@
             </w:r>
             <w:r>
               <w:rPr>
-                <w:rFonts w:cs="Times New Roman"/>
                 <w:noProof/>
                 <w:webHidden/>
               </w:rPr>
@@ -606,25 +598,23 @@
               <w:tab w:val="right" w:leader="dot" w:pos="9016"/>
             </w:tabs>
             <w:rPr>
-              <w:rFonts w:eastAsiaTheme="minorEastAsia" w:cs="Times New Roman"/>
+              <w:rFonts w:asciiTheme="minorHAnsi" w:eastAsiaTheme="minorEastAsia" w:hAnsiTheme="minorHAnsi"/>
               <w:noProof/>
               <w:kern w:val="2"/>
               <w:szCs w:val="24"/>
               <w14:ligatures w14:val="standardContextual"/>
             </w:rPr>
           </w:pPr>
-          <w:hyperlink w:anchor="_Toc214395251" w:history="1">
+          <w:hyperlink w:anchor="_Toc215480060" w:history="1">
             <w:r>
               <w:rPr>
                 <w:rStyle w:val="Hyperlink"/>
-                <w:rFonts w:cs="Times New Roman"/>
                 <w:noProof/>
               </w:rPr>
               <w:t>I.  Introduction</w:t>
             </w:r>
             <w:r>
               <w:rPr>
-                <w:rFonts w:cs="Times New Roman"/>
                 <w:noProof/>
                 <w:webHidden/>
               </w:rPr>
@@ -632,7 +622,6 @@
             </w:r>
             <w:r>
               <w:rPr>
-                <w:rFonts w:cs="Times New Roman"/>
                 <w:noProof/>
                 <w:webHidden/>
               </w:rPr>
@@ -640,22 +629,19 @@
             </w:r>
             <w:r>
               <w:rPr>
-                <w:rFonts w:cs="Times New Roman"/>
-                <w:noProof/>
-                <w:webHidden/>
-              </w:rPr>
-              <w:instrText xml:space="preserve"> PAGEREF _Toc214395251 \h </w:instrText>
-            </w:r>
-            <w:r>
-              <w:rPr>
-                <w:rFonts w:cs="Times New Roman"/>
-                <w:noProof/>
-                <w:webHidden/>
-              </w:rPr>
-            </w:r>
-            <w:r>
-              <w:rPr>
-                <w:rFonts w:cs="Times New Roman"/>
+                <w:noProof/>
+                <w:webHidden/>
+              </w:rPr>
+              <w:instrText xml:space="preserve"> PAGEREF _Toc215480060 \h </w:instrText>
+            </w:r>
+            <w:r>
+              <w:rPr>
+                <w:noProof/>
+                <w:webHidden/>
+              </w:rPr>
+            </w:r>
+            <w:r>
+              <w:rPr>
                 <w:noProof/>
                 <w:webHidden/>
               </w:rPr>
@@ -663,7 +649,6 @@
             </w:r>
             <w:r>
               <w:rPr>
-                <w:rFonts w:cs="Times New Roman"/>
                 <w:noProof/>
                 <w:webHidden/>
               </w:rPr>
@@ -671,7 +656,6 @@
             </w:r>
             <w:r>
               <w:rPr>
-                <w:rFonts w:cs="Times New Roman"/>
                 <w:noProof/>
                 <w:webHidden/>
               </w:rPr>
@@ -686,7 +670,7 @@
               <w:tab w:val="right" w:leader="dot" w:pos="9016"/>
             </w:tabs>
             <w:rPr>
-              <w:rFonts w:eastAsiaTheme="minorEastAsia" w:cs="Times New Roman"/>
+              <w:rFonts w:asciiTheme="minorHAnsi" w:eastAsiaTheme="minorEastAsia" w:hAnsiTheme="minorHAnsi"/>
               <w:noProof/>
               <w:kern w:val="2"/>
               <w:sz w:val="24"/>
@@ -694,18 +678,16 @@
               <w14:ligatures w14:val="standardContextual"/>
             </w:rPr>
           </w:pPr>
-          <w:hyperlink w:anchor="_Toc214395252" w:history="1">
+          <w:hyperlink w:anchor="_Toc215480061" w:history="1">
             <w:r>
               <w:rPr>
                 <w:rStyle w:val="Hyperlink"/>
-                <w:rFonts w:cs="Times New Roman"/>
                 <w:noProof/>
               </w:rPr>
               <w:t>1.1 Ride-Hailing and Data-Driven Urban Mobility</w:t>
             </w:r>
             <w:r>
               <w:rPr>
-                <w:rFonts w:cs="Times New Roman"/>
                 <w:noProof/>
                 <w:webHidden/>
               </w:rPr>
@@ -713,7 +695,6 @@
             </w:r>
             <w:r>
               <w:rPr>
-                <w:rFonts w:cs="Times New Roman"/>
                 <w:noProof/>
                 <w:webHidden/>
               </w:rPr>
@@ -721,22 +702,19 @@
             </w:r>
             <w:r>
               <w:rPr>
-                <w:rFonts w:cs="Times New Roman"/>
-                <w:noProof/>
-                <w:webHidden/>
-              </w:rPr>
-              <w:instrText xml:space="preserve"> PAGEREF _Toc214395252 \h </w:instrText>
-            </w:r>
-            <w:r>
-              <w:rPr>
-                <w:rFonts w:cs="Times New Roman"/>
-                <w:noProof/>
-                <w:webHidden/>
-              </w:rPr>
-            </w:r>
-            <w:r>
-              <w:rPr>
-                <w:rFonts w:cs="Times New Roman"/>
+                <w:noProof/>
+                <w:webHidden/>
+              </w:rPr>
+              <w:instrText xml:space="preserve"> PAGEREF _Toc215480061 \h </w:instrText>
+            </w:r>
+            <w:r>
+              <w:rPr>
+                <w:noProof/>
+                <w:webHidden/>
+              </w:rPr>
+            </w:r>
+            <w:r>
+              <w:rPr>
                 <w:noProof/>
                 <w:webHidden/>
               </w:rPr>
@@ -744,7 +722,6 @@
             </w:r>
             <w:r>
               <w:rPr>
-                <w:rFonts w:cs="Times New Roman"/>
                 <w:noProof/>
                 <w:webHidden/>
               </w:rPr>
@@ -752,7 +729,6 @@
             </w:r>
             <w:r>
               <w:rPr>
-                <w:rFonts w:cs="Times New Roman"/>
                 <w:noProof/>
                 <w:webHidden/>
               </w:rPr>
@@ -767,7 +743,7 @@
               <w:tab w:val="right" w:leader="dot" w:pos="9016"/>
             </w:tabs>
             <w:rPr>
-              <w:rFonts w:eastAsiaTheme="minorEastAsia" w:cs="Times New Roman"/>
+              <w:rFonts w:asciiTheme="minorHAnsi" w:eastAsiaTheme="minorEastAsia" w:hAnsiTheme="minorHAnsi"/>
               <w:noProof/>
               <w:kern w:val="2"/>
               <w:sz w:val="24"/>
@@ -775,18 +751,16 @@
               <w14:ligatures w14:val="standardContextual"/>
             </w:rPr>
           </w:pPr>
-          <w:hyperlink w:anchor="_Toc214395253" w:history="1">
+          <w:hyperlink w:anchor="_Toc215480062" w:history="1">
             <w:r>
               <w:rPr>
                 <w:rStyle w:val="Hyperlink"/>
-                <w:rFonts w:cs="Times New Roman"/>
                 <w:noProof/>
               </w:rPr>
               <w:t>1.2 The Role of Machine Learning in Predictive Operations</w:t>
             </w:r>
             <w:r>
               <w:rPr>
-                <w:rFonts w:cs="Times New Roman"/>
                 <w:noProof/>
                 <w:webHidden/>
               </w:rPr>
@@ -794,7 +768,6 @@
             </w:r>
             <w:r>
               <w:rPr>
-                <w:rFonts w:cs="Times New Roman"/>
                 <w:noProof/>
                 <w:webHidden/>
               </w:rPr>
@@ -802,22 +775,19 @@
             </w:r>
             <w:r>
               <w:rPr>
-                <w:rFonts w:cs="Times New Roman"/>
-                <w:noProof/>
-                <w:webHidden/>
-              </w:rPr>
-              <w:instrText xml:space="preserve"> PAGEREF _Toc214395253 \h </w:instrText>
-            </w:r>
-            <w:r>
-              <w:rPr>
-                <w:rFonts w:cs="Times New Roman"/>
-                <w:noProof/>
-                <w:webHidden/>
-              </w:rPr>
-            </w:r>
-            <w:r>
-              <w:rPr>
-                <w:rFonts w:cs="Times New Roman"/>
+                <w:noProof/>
+                <w:webHidden/>
+              </w:rPr>
+              <w:instrText xml:space="preserve"> PAGEREF _Toc215480062 \h </w:instrText>
+            </w:r>
+            <w:r>
+              <w:rPr>
+                <w:noProof/>
+                <w:webHidden/>
+              </w:rPr>
+            </w:r>
+            <w:r>
+              <w:rPr>
                 <w:noProof/>
                 <w:webHidden/>
               </w:rPr>
@@ -825,7 +795,6 @@
             </w:r>
             <w:r>
               <w:rPr>
-                <w:rFonts w:cs="Times New Roman"/>
                 <w:noProof/>
                 <w:webHidden/>
               </w:rPr>
@@ -833,7 +802,6 @@
             </w:r>
             <w:r>
               <w:rPr>
-                <w:rFonts w:cs="Times New Roman"/>
                 <w:noProof/>
                 <w:webHidden/>
               </w:rPr>
@@ -848,7 +816,7 @@
               <w:tab w:val="right" w:leader="dot" w:pos="9016"/>
             </w:tabs>
             <w:rPr>
-              <w:rFonts w:eastAsiaTheme="minorEastAsia" w:cs="Times New Roman"/>
+              <w:rFonts w:asciiTheme="minorHAnsi" w:eastAsiaTheme="minorEastAsia" w:hAnsiTheme="minorHAnsi"/>
               <w:noProof/>
               <w:kern w:val="2"/>
               <w:sz w:val="24"/>
@@ -856,18 +824,16 @@
               <w14:ligatures w14:val="standardContextual"/>
             </w:rPr>
           </w:pPr>
-          <w:hyperlink w:anchor="_Toc214395254" w:history="1">
+          <w:hyperlink w:anchor="_Toc215480063" w:history="1">
             <w:r>
               <w:rPr>
                 <w:rStyle w:val="Hyperlink"/>
-                <w:rFonts w:cs="Times New Roman"/>
                 <w:noProof/>
               </w:rPr>
               <w:t>1.3 Context of the Study: Delhi NCR Ride Data</w:t>
             </w:r>
             <w:r>
               <w:rPr>
-                <w:rFonts w:cs="Times New Roman"/>
                 <w:noProof/>
                 <w:webHidden/>
               </w:rPr>
@@ -875,7 +841,6 @@
             </w:r>
             <w:r>
               <w:rPr>
-                <w:rFonts w:cs="Times New Roman"/>
                 <w:noProof/>
                 <w:webHidden/>
               </w:rPr>
@@ -883,22 +848,19 @@
             </w:r>
             <w:r>
               <w:rPr>
-                <w:rFonts w:cs="Times New Roman"/>
-                <w:noProof/>
-                <w:webHidden/>
-              </w:rPr>
-              <w:instrText xml:space="preserve"> PAGEREF _Toc214395254 \h </w:instrText>
-            </w:r>
-            <w:r>
-              <w:rPr>
-                <w:rFonts w:cs="Times New Roman"/>
-                <w:noProof/>
-                <w:webHidden/>
-              </w:rPr>
-            </w:r>
-            <w:r>
-              <w:rPr>
-                <w:rFonts w:cs="Times New Roman"/>
+                <w:noProof/>
+                <w:webHidden/>
+              </w:rPr>
+              <w:instrText xml:space="preserve"> PAGEREF _Toc215480063 \h </w:instrText>
+            </w:r>
+            <w:r>
+              <w:rPr>
+                <w:noProof/>
+                <w:webHidden/>
+              </w:rPr>
+            </w:r>
+            <w:r>
+              <w:rPr>
                 <w:noProof/>
                 <w:webHidden/>
               </w:rPr>
@@ -906,15 +868,13 @@
             </w:r>
             <w:r>
               <w:rPr>
-                <w:rFonts w:cs="Times New Roman"/>
-                <w:noProof/>
-                <w:webHidden/>
-              </w:rPr>
-              <w:t>5</w:t>
-            </w:r>
-            <w:r>
-              <w:rPr>
-                <w:rFonts w:cs="Times New Roman"/>
+                <w:noProof/>
+                <w:webHidden/>
+              </w:rPr>
+              <w:t>6</w:t>
+            </w:r>
+            <w:r>
+              <w:rPr>
                 <w:noProof/>
                 <w:webHidden/>
               </w:rPr>
@@ -929,7 +889,7 @@
               <w:tab w:val="right" w:leader="dot" w:pos="9016"/>
             </w:tabs>
             <w:rPr>
-              <w:rFonts w:eastAsiaTheme="minorEastAsia" w:cs="Times New Roman"/>
+              <w:rFonts w:asciiTheme="minorHAnsi" w:eastAsiaTheme="minorEastAsia" w:hAnsiTheme="minorHAnsi"/>
               <w:noProof/>
               <w:kern w:val="2"/>
               <w:sz w:val="24"/>
@@ -937,18 +897,16 @@
               <w14:ligatures w14:val="standardContextual"/>
             </w:rPr>
           </w:pPr>
-          <w:hyperlink w:anchor="_Toc214395255" w:history="1">
+          <w:hyperlink w:anchor="_Toc215480064" w:history="1">
             <w:r>
               <w:rPr>
                 <w:rStyle w:val="Hyperlink"/>
-                <w:rFonts w:cs="Times New Roman"/>
                 <w:noProof/>
               </w:rPr>
               <w:t>1.4 Research Problem and Gap</w:t>
             </w:r>
             <w:r>
               <w:rPr>
-                <w:rFonts w:cs="Times New Roman"/>
                 <w:noProof/>
                 <w:webHidden/>
               </w:rPr>
@@ -956,7 +914,6 @@
             </w:r>
             <w:r>
               <w:rPr>
-                <w:rFonts w:cs="Times New Roman"/>
                 <w:noProof/>
                 <w:webHidden/>
               </w:rPr>
@@ -964,22 +921,19 @@
             </w:r>
             <w:r>
               <w:rPr>
-                <w:rFonts w:cs="Times New Roman"/>
-                <w:noProof/>
-                <w:webHidden/>
-              </w:rPr>
-              <w:instrText xml:space="preserve"> PAGEREF _Toc214395255 \h </w:instrText>
-            </w:r>
-            <w:r>
-              <w:rPr>
-                <w:rFonts w:cs="Times New Roman"/>
-                <w:noProof/>
-                <w:webHidden/>
-              </w:rPr>
-            </w:r>
-            <w:r>
-              <w:rPr>
-                <w:rFonts w:cs="Times New Roman"/>
+                <w:noProof/>
+                <w:webHidden/>
+              </w:rPr>
+              <w:instrText xml:space="preserve"> PAGEREF _Toc215480064 \h </w:instrText>
+            </w:r>
+            <w:r>
+              <w:rPr>
+                <w:noProof/>
+                <w:webHidden/>
+              </w:rPr>
+            </w:r>
+            <w:r>
+              <w:rPr>
                 <w:noProof/>
                 <w:webHidden/>
               </w:rPr>
@@ -987,7 +941,6 @@
             </w:r>
             <w:r>
               <w:rPr>
-                <w:rFonts w:cs="Times New Roman"/>
                 <w:noProof/>
                 <w:webHidden/>
               </w:rPr>
@@ -995,7 +948,6 @@
             </w:r>
             <w:r>
               <w:rPr>
-                <w:rFonts w:cs="Times New Roman"/>
                 <w:noProof/>
                 <w:webHidden/>
               </w:rPr>
@@ -1010,7 +962,7 @@
               <w:tab w:val="right" w:leader="dot" w:pos="9016"/>
             </w:tabs>
             <w:rPr>
-              <w:rFonts w:eastAsiaTheme="minorEastAsia" w:cs="Times New Roman"/>
+              <w:rFonts w:asciiTheme="minorHAnsi" w:eastAsiaTheme="minorEastAsia" w:hAnsiTheme="minorHAnsi"/>
               <w:noProof/>
               <w:kern w:val="2"/>
               <w:sz w:val="24"/>
@@ -1018,18 +970,16 @@
               <w14:ligatures w14:val="standardContextual"/>
             </w:rPr>
           </w:pPr>
-          <w:hyperlink w:anchor="_Toc214395256" w:history="1">
+          <w:hyperlink w:anchor="_Toc215480065" w:history="1">
             <w:r>
               <w:rPr>
                 <w:rStyle w:val="Hyperlink"/>
-                <w:rFonts w:cs="Times New Roman"/>
                 <w:noProof/>
               </w:rPr>
               <w:t>1.5 Aim and Objectives</w:t>
             </w:r>
             <w:r>
               <w:rPr>
-                <w:rFonts w:cs="Times New Roman"/>
                 <w:noProof/>
                 <w:webHidden/>
               </w:rPr>
@@ -1037,7 +987,6 @@
             </w:r>
             <w:r>
               <w:rPr>
-                <w:rFonts w:cs="Times New Roman"/>
                 <w:noProof/>
                 <w:webHidden/>
               </w:rPr>
@@ -1045,22 +994,19 @@
             </w:r>
             <w:r>
               <w:rPr>
-                <w:rFonts w:cs="Times New Roman"/>
-                <w:noProof/>
-                <w:webHidden/>
-              </w:rPr>
-              <w:instrText xml:space="preserve"> PAGEREF _Toc214395256 \h </w:instrText>
-            </w:r>
-            <w:r>
-              <w:rPr>
-                <w:rFonts w:cs="Times New Roman"/>
-                <w:noProof/>
-                <w:webHidden/>
-              </w:rPr>
-            </w:r>
-            <w:r>
-              <w:rPr>
-                <w:rFonts w:cs="Times New Roman"/>
+                <w:noProof/>
+                <w:webHidden/>
+              </w:rPr>
+              <w:instrText xml:space="preserve"> PAGEREF _Toc215480065 \h </w:instrText>
+            </w:r>
+            <w:r>
+              <w:rPr>
+                <w:noProof/>
+                <w:webHidden/>
+              </w:rPr>
+            </w:r>
+            <w:r>
+              <w:rPr>
                 <w:noProof/>
                 <w:webHidden/>
               </w:rPr>
@@ -1068,7 +1014,6 @@
             </w:r>
             <w:r>
               <w:rPr>
-                <w:rFonts w:cs="Times New Roman"/>
                 <w:noProof/>
                 <w:webHidden/>
               </w:rPr>
@@ -1076,7 +1021,6 @@
             </w:r>
             <w:r>
               <w:rPr>
-                <w:rFonts w:cs="Times New Roman"/>
                 <w:noProof/>
                 <w:webHidden/>
               </w:rPr>
@@ -1091,7 +1035,7 @@
               <w:tab w:val="right" w:leader="dot" w:pos="9016"/>
             </w:tabs>
             <w:rPr>
-              <w:rFonts w:eastAsiaTheme="minorEastAsia" w:cs="Times New Roman"/>
+              <w:rFonts w:asciiTheme="minorHAnsi" w:eastAsiaTheme="minorEastAsia" w:hAnsiTheme="minorHAnsi"/>
               <w:noProof/>
               <w:kern w:val="2"/>
               <w:sz w:val="24"/>
@@ -1099,18 +1043,16 @@
               <w14:ligatures w14:val="standardContextual"/>
             </w:rPr>
           </w:pPr>
-          <w:hyperlink w:anchor="_Toc214395257" w:history="1">
+          <w:hyperlink w:anchor="_Toc215480066" w:history="1">
             <w:r>
               <w:rPr>
                 <w:rStyle w:val="Hyperlink"/>
-                <w:rFonts w:cs="Times New Roman"/>
                 <w:noProof/>
               </w:rPr>
               <w:t>1.5.1 General Aim</w:t>
             </w:r>
             <w:r>
               <w:rPr>
-                <w:rFonts w:cs="Times New Roman"/>
                 <w:noProof/>
                 <w:webHidden/>
               </w:rPr>
@@ -1118,7 +1060,6 @@
             </w:r>
             <w:r>
               <w:rPr>
-                <w:rFonts w:cs="Times New Roman"/>
                 <w:noProof/>
                 <w:webHidden/>
               </w:rPr>
@@ -1126,22 +1067,19 @@
             </w:r>
             <w:r>
               <w:rPr>
-                <w:rFonts w:cs="Times New Roman"/>
-                <w:noProof/>
-                <w:webHidden/>
-              </w:rPr>
-              <w:instrText xml:space="preserve"> PAGEREF _Toc214395257 \h </w:instrText>
-            </w:r>
-            <w:r>
-              <w:rPr>
-                <w:rFonts w:cs="Times New Roman"/>
-                <w:noProof/>
-                <w:webHidden/>
-              </w:rPr>
-            </w:r>
-            <w:r>
-              <w:rPr>
-                <w:rFonts w:cs="Times New Roman"/>
+                <w:noProof/>
+                <w:webHidden/>
+              </w:rPr>
+              <w:instrText xml:space="preserve"> PAGEREF _Toc215480066 \h </w:instrText>
+            </w:r>
+            <w:r>
+              <w:rPr>
+                <w:noProof/>
+                <w:webHidden/>
+              </w:rPr>
+            </w:r>
+            <w:r>
+              <w:rPr>
                 <w:noProof/>
                 <w:webHidden/>
               </w:rPr>
@@ -1149,7 +1087,6 @@
             </w:r>
             <w:r>
               <w:rPr>
-                <w:rFonts w:cs="Times New Roman"/>
                 <w:noProof/>
                 <w:webHidden/>
               </w:rPr>
@@ -1157,7 +1094,6 @@
             </w:r>
             <w:r>
               <w:rPr>
-                <w:rFonts w:cs="Times New Roman"/>
                 <w:noProof/>
                 <w:webHidden/>
               </w:rPr>
@@ -1172,7 +1108,7 @@
               <w:tab w:val="right" w:leader="dot" w:pos="9016"/>
             </w:tabs>
             <w:rPr>
-              <w:rFonts w:eastAsiaTheme="minorEastAsia" w:cs="Times New Roman"/>
+              <w:rFonts w:asciiTheme="minorHAnsi" w:eastAsiaTheme="minorEastAsia" w:hAnsiTheme="minorHAnsi"/>
               <w:noProof/>
               <w:kern w:val="2"/>
               <w:sz w:val="24"/>
@@ -1180,18 +1116,16 @@
               <w14:ligatures w14:val="standardContextual"/>
             </w:rPr>
           </w:pPr>
-          <w:hyperlink w:anchor="_Toc214395258" w:history="1">
+          <w:hyperlink w:anchor="_Toc215480067" w:history="1">
             <w:r>
               <w:rPr>
                 <w:rStyle w:val="Hyperlink"/>
-                <w:rFonts w:cs="Times New Roman"/>
                 <w:noProof/>
               </w:rPr>
               <w:t>1.5.2 Specific Objectives</w:t>
             </w:r>
             <w:r>
               <w:rPr>
-                <w:rFonts w:cs="Times New Roman"/>
                 <w:noProof/>
                 <w:webHidden/>
               </w:rPr>
@@ -1199,7 +1133,6 @@
             </w:r>
             <w:r>
               <w:rPr>
-                <w:rFonts w:cs="Times New Roman"/>
                 <w:noProof/>
                 <w:webHidden/>
               </w:rPr>
@@ -1207,22 +1140,19 @@
             </w:r>
             <w:r>
               <w:rPr>
-                <w:rFonts w:cs="Times New Roman"/>
-                <w:noProof/>
-                <w:webHidden/>
-              </w:rPr>
-              <w:instrText xml:space="preserve"> PAGEREF _Toc214395258 \h </w:instrText>
-            </w:r>
-            <w:r>
-              <w:rPr>
-                <w:rFonts w:cs="Times New Roman"/>
-                <w:noProof/>
-                <w:webHidden/>
-              </w:rPr>
-            </w:r>
-            <w:r>
-              <w:rPr>
-                <w:rFonts w:cs="Times New Roman"/>
+                <w:noProof/>
+                <w:webHidden/>
+              </w:rPr>
+              <w:instrText xml:space="preserve"> PAGEREF _Toc215480067 \h </w:instrText>
+            </w:r>
+            <w:r>
+              <w:rPr>
+                <w:noProof/>
+                <w:webHidden/>
+              </w:rPr>
+            </w:r>
+            <w:r>
+              <w:rPr>
                 <w:noProof/>
                 <w:webHidden/>
               </w:rPr>
@@ -1230,7 +1160,6 @@
             </w:r>
             <w:r>
               <w:rPr>
-                <w:rFonts w:cs="Times New Roman"/>
                 <w:noProof/>
                 <w:webHidden/>
               </w:rPr>
@@ -1238,7 +1167,6 @@
             </w:r>
             <w:r>
               <w:rPr>
-                <w:rFonts w:cs="Times New Roman"/>
                 <w:noProof/>
                 <w:webHidden/>
               </w:rPr>
@@ -1253,7 +1181,7 @@
               <w:tab w:val="right" w:leader="dot" w:pos="9016"/>
             </w:tabs>
             <w:rPr>
-              <w:rFonts w:eastAsiaTheme="minorEastAsia" w:cs="Times New Roman"/>
+              <w:rFonts w:asciiTheme="minorHAnsi" w:eastAsiaTheme="minorEastAsia" w:hAnsiTheme="minorHAnsi"/>
               <w:noProof/>
               <w:kern w:val="2"/>
               <w:sz w:val="24"/>
@@ -1261,18 +1189,16 @@
               <w14:ligatures w14:val="standardContextual"/>
             </w:rPr>
           </w:pPr>
-          <w:hyperlink w:anchor="_Toc214395259" w:history="1">
+          <w:hyperlink w:anchor="_Toc215480068" w:history="1">
             <w:r>
               <w:rPr>
                 <w:rStyle w:val="Hyperlink"/>
-                <w:rFonts w:cs="Times New Roman"/>
                 <w:noProof/>
               </w:rPr>
               <w:t>1.6 Significance of the Study</w:t>
             </w:r>
             <w:r>
               <w:rPr>
-                <w:rFonts w:cs="Times New Roman"/>
                 <w:noProof/>
                 <w:webHidden/>
               </w:rPr>
@@ -1280,7 +1206,6 @@
             </w:r>
             <w:r>
               <w:rPr>
-                <w:rFonts w:cs="Times New Roman"/>
                 <w:noProof/>
                 <w:webHidden/>
               </w:rPr>
@@ -1288,22 +1213,19 @@
             </w:r>
             <w:r>
               <w:rPr>
-                <w:rFonts w:cs="Times New Roman"/>
-                <w:noProof/>
-                <w:webHidden/>
-              </w:rPr>
-              <w:instrText xml:space="preserve"> PAGEREF _Toc214395259 \h </w:instrText>
-            </w:r>
-            <w:r>
-              <w:rPr>
-                <w:rFonts w:cs="Times New Roman"/>
-                <w:noProof/>
-                <w:webHidden/>
-              </w:rPr>
-            </w:r>
-            <w:r>
-              <w:rPr>
-                <w:rFonts w:cs="Times New Roman"/>
+                <w:noProof/>
+                <w:webHidden/>
+              </w:rPr>
+              <w:instrText xml:space="preserve"> PAGEREF _Toc215480068 \h </w:instrText>
+            </w:r>
+            <w:r>
+              <w:rPr>
+                <w:noProof/>
+                <w:webHidden/>
+              </w:rPr>
+            </w:r>
+            <w:r>
+              <w:rPr>
                 <w:noProof/>
                 <w:webHidden/>
               </w:rPr>
@@ -1311,7 +1233,6 @@
             </w:r>
             <w:r>
               <w:rPr>
-                <w:rFonts w:cs="Times New Roman"/>
                 <w:noProof/>
                 <w:webHidden/>
               </w:rPr>
@@ -1319,7 +1240,6 @@
             </w:r>
             <w:r>
               <w:rPr>
-                <w:rFonts w:cs="Times New Roman"/>
                 <w:noProof/>
                 <w:webHidden/>
               </w:rPr>
@@ -1334,7 +1254,7 @@
               <w:tab w:val="right" w:leader="dot" w:pos="9016"/>
             </w:tabs>
             <w:rPr>
-              <w:rFonts w:eastAsiaTheme="minorEastAsia" w:cs="Times New Roman"/>
+              <w:rFonts w:asciiTheme="minorHAnsi" w:eastAsiaTheme="minorEastAsia" w:hAnsiTheme="minorHAnsi"/>
               <w:noProof/>
               <w:kern w:val="2"/>
               <w:sz w:val="24"/>
@@ -1342,18 +1262,16 @@
               <w14:ligatures w14:val="standardContextual"/>
             </w:rPr>
           </w:pPr>
-          <w:hyperlink w:anchor="_Toc214395260" w:history="1">
+          <w:hyperlink w:anchor="_Toc215480069" w:history="1">
             <w:r>
               <w:rPr>
                 <w:rStyle w:val="Hyperlink"/>
-                <w:rFonts w:cs="Times New Roman"/>
                 <w:noProof/>
               </w:rPr>
               <w:t>1.7 Report Overview</w:t>
             </w:r>
             <w:r>
               <w:rPr>
-                <w:rFonts w:cs="Times New Roman"/>
                 <w:noProof/>
                 <w:webHidden/>
               </w:rPr>
@@ -1361,7 +1279,6 @@
             </w:r>
             <w:r>
               <w:rPr>
-                <w:rFonts w:cs="Times New Roman"/>
                 <w:noProof/>
                 <w:webHidden/>
               </w:rPr>
@@ -1369,22 +1286,19 @@
             </w:r>
             <w:r>
               <w:rPr>
-                <w:rFonts w:cs="Times New Roman"/>
-                <w:noProof/>
-                <w:webHidden/>
-              </w:rPr>
-              <w:instrText xml:space="preserve"> PAGEREF _Toc214395260 \h </w:instrText>
-            </w:r>
-            <w:r>
-              <w:rPr>
-                <w:rFonts w:cs="Times New Roman"/>
-                <w:noProof/>
-                <w:webHidden/>
-              </w:rPr>
-            </w:r>
-            <w:r>
-              <w:rPr>
-                <w:rFonts w:cs="Times New Roman"/>
+                <w:noProof/>
+                <w:webHidden/>
+              </w:rPr>
+              <w:instrText xml:space="preserve"> PAGEREF _Toc215480069 \h </w:instrText>
+            </w:r>
+            <w:r>
+              <w:rPr>
+                <w:noProof/>
+                <w:webHidden/>
+              </w:rPr>
+            </w:r>
+            <w:r>
+              <w:rPr>
                 <w:noProof/>
                 <w:webHidden/>
               </w:rPr>
@@ -1392,7 +1306,6 @@
             </w:r>
             <w:r>
               <w:rPr>
-                <w:rFonts w:cs="Times New Roman"/>
                 <w:noProof/>
                 <w:webHidden/>
               </w:rPr>
@@ -1400,7 +1313,6 @@
             </w:r>
             <w:r>
               <w:rPr>
-                <w:rFonts w:cs="Times New Roman"/>
                 <w:noProof/>
                 <w:webHidden/>
               </w:rPr>
@@ -1415,25 +1327,37 @@
               <w:tab w:val="right" w:leader="dot" w:pos="9016"/>
             </w:tabs>
             <w:rPr>
-              <w:rFonts w:eastAsiaTheme="minorEastAsia" w:cs="Times New Roman"/>
+              <w:rFonts w:asciiTheme="minorHAnsi" w:eastAsiaTheme="minorEastAsia" w:hAnsiTheme="minorHAnsi"/>
               <w:noProof/>
               <w:kern w:val="2"/>
               <w:szCs w:val="24"/>
               <w14:ligatures w14:val="standardContextual"/>
             </w:rPr>
           </w:pPr>
-          <w:hyperlink w:anchor="_Toc214395261" w:history="1">
+          <w:hyperlink w:anchor="_Toc215480070" w:history="1">
             <w:r>
               <w:rPr>
                 <w:rStyle w:val="Hyperlink"/>
-                <w:rFonts w:cs="Times New Roman"/>
-                <w:noProof/>
-              </w:rPr>
-              <w:t>II.  Literature Review</w:t>
-            </w:r>
-            <w:r>
-              <w:rPr>
-                <w:rFonts w:cs="Times New Roman"/>
+                <w:noProof/>
+              </w:rPr>
+              <w:t>II.  Literatu</w:t>
+            </w:r>
+            <w:r>
+              <w:rPr>
+                <w:rStyle w:val="Hyperlink"/>
+                <w:noProof/>
+              </w:rPr>
+              <w:t>r</w:t>
+            </w:r>
+            <w:r>
+              <w:rPr>
+                <w:rStyle w:val="Hyperlink"/>
+                <w:noProof/>
+              </w:rPr>
+              <w:t>e Review</w:t>
+            </w:r>
+            <w:r>
+              <w:rPr>
                 <w:noProof/>
                 <w:webHidden/>
               </w:rPr>
@@ -1441,7 +1365,6 @@
             </w:r>
             <w:r>
               <w:rPr>
-                <w:rFonts w:cs="Times New Roman"/>
                 <w:noProof/>
                 <w:webHidden/>
               </w:rPr>
@@ -1449,22 +1372,19 @@
             </w:r>
             <w:r>
               <w:rPr>
-                <w:rFonts w:cs="Times New Roman"/>
-                <w:noProof/>
-                <w:webHidden/>
-              </w:rPr>
-              <w:instrText xml:space="preserve"> PAGEREF _Toc214395261 \h </w:instrText>
-            </w:r>
-            <w:r>
-              <w:rPr>
-                <w:rFonts w:cs="Times New Roman"/>
-                <w:noProof/>
-                <w:webHidden/>
-              </w:rPr>
-            </w:r>
-            <w:r>
-              <w:rPr>
-                <w:rFonts w:cs="Times New Roman"/>
+                <w:noProof/>
+                <w:webHidden/>
+              </w:rPr>
+              <w:instrText xml:space="preserve"> PAGEREF _Toc215480070 \h </w:instrText>
+            </w:r>
+            <w:r>
+              <w:rPr>
+                <w:noProof/>
+                <w:webHidden/>
+              </w:rPr>
+            </w:r>
+            <w:r>
+              <w:rPr>
                 <w:noProof/>
                 <w:webHidden/>
               </w:rPr>
@@ -1472,7 +1392,6 @@
             </w:r>
             <w:r>
               <w:rPr>
-                <w:rFonts w:cs="Times New Roman"/>
                 <w:noProof/>
                 <w:webHidden/>
               </w:rPr>
@@ -1480,7 +1399,6 @@
             </w:r>
             <w:r>
               <w:rPr>
-                <w:rFonts w:cs="Times New Roman"/>
                 <w:noProof/>
                 <w:webHidden/>
               </w:rPr>
@@ -1495,7 +1413,7 @@
               <w:tab w:val="right" w:leader="dot" w:pos="9016"/>
             </w:tabs>
             <w:rPr>
-              <w:rFonts w:eastAsiaTheme="minorEastAsia" w:cs="Times New Roman"/>
+              <w:rFonts w:asciiTheme="minorHAnsi" w:eastAsiaTheme="minorEastAsia" w:hAnsiTheme="minorHAnsi"/>
               <w:noProof/>
               <w:kern w:val="2"/>
               <w:sz w:val="24"/>
@@ -1503,18 +1421,16 @@
               <w14:ligatures w14:val="standardContextual"/>
             </w:rPr>
           </w:pPr>
-          <w:hyperlink w:anchor="_Toc214395262" w:history="1">
+          <w:hyperlink w:anchor="_Toc215480071" w:history="1">
             <w:r>
               <w:rPr>
                 <w:rStyle w:val="Hyperlink"/>
-                <w:rFonts w:cs="Times New Roman"/>
                 <w:noProof/>
               </w:rPr>
               <w:t>2.1 Overview</w:t>
             </w:r>
             <w:r>
               <w:rPr>
-                <w:rFonts w:cs="Times New Roman"/>
                 <w:noProof/>
                 <w:webHidden/>
               </w:rPr>
@@ -1522,7 +1438,6 @@
             </w:r>
             <w:r>
               <w:rPr>
-                <w:rFonts w:cs="Times New Roman"/>
                 <w:noProof/>
                 <w:webHidden/>
               </w:rPr>
@@ -1530,22 +1445,19 @@
             </w:r>
             <w:r>
               <w:rPr>
-                <w:rFonts w:cs="Times New Roman"/>
-                <w:noProof/>
-                <w:webHidden/>
-              </w:rPr>
-              <w:instrText xml:space="preserve"> PAGEREF _Toc214395262 \h </w:instrText>
-            </w:r>
-            <w:r>
-              <w:rPr>
-                <w:rFonts w:cs="Times New Roman"/>
-                <w:noProof/>
-                <w:webHidden/>
-              </w:rPr>
-            </w:r>
-            <w:r>
-              <w:rPr>
-                <w:rFonts w:cs="Times New Roman"/>
+                <w:noProof/>
+                <w:webHidden/>
+              </w:rPr>
+              <w:instrText xml:space="preserve"> PAGEREF _Toc215480071 \h </w:instrText>
+            </w:r>
+            <w:r>
+              <w:rPr>
+                <w:noProof/>
+                <w:webHidden/>
+              </w:rPr>
+            </w:r>
+            <w:r>
+              <w:rPr>
                 <w:noProof/>
                 <w:webHidden/>
               </w:rPr>
@@ -1553,7 +1465,6 @@
             </w:r>
             <w:r>
               <w:rPr>
-                <w:rFonts w:cs="Times New Roman"/>
                 <w:noProof/>
                 <w:webHidden/>
               </w:rPr>
@@ -1561,7 +1472,6 @@
             </w:r>
             <w:r>
               <w:rPr>
-                <w:rFonts w:cs="Times New Roman"/>
                 <w:noProof/>
                 <w:webHidden/>
               </w:rPr>
@@ -1576,7 +1486,7 @@
               <w:tab w:val="right" w:leader="dot" w:pos="9016"/>
             </w:tabs>
             <w:rPr>
-              <w:rFonts w:eastAsiaTheme="minorEastAsia" w:cs="Times New Roman"/>
+              <w:rFonts w:asciiTheme="minorHAnsi" w:eastAsiaTheme="minorEastAsia" w:hAnsiTheme="minorHAnsi"/>
               <w:noProof/>
               <w:kern w:val="2"/>
               <w:sz w:val="24"/>
@@ -1584,18 +1494,16 @@
               <w14:ligatures w14:val="standardContextual"/>
             </w:rPr>
           </w:pPr>
-          <w:hyperlink w:anchor="_Toc214395263" w:history="1">
+          <w:hyperlink w:anchor="_Toc215480072" w:history="1">
             <w:r>
               <w:rPr>
                 <w:rStyle w:val="Hyperlink"/>
-                <w:rFonts w:cs="Times New Roman"/>
                 <w:noProof/>
               </w:rPr>
               <w:t>2.2 Demand Forecasting</w:t>
             </w:r>
             <w:r>
               <w:rPr>
-                <w:rFonts w:cs="Times New Roman"/>
                 <w:noProof/>
                 <w:webHidden/>
               </w:rPr>
@@ -1603,7 +1511,6 @@
             </w:r>
             <w:r>
               <w:rPr>
-                <w:rFonts w:cs="Times New Roman"/>
                 <w:noProof/>
                 <w:webHidden/>
               </w:rPr>
@@ -1611,22 +1518,19 @@
             </w:r>
             <w:r>
               <w:rPr>
-                <w:rFonts w:cs="Times New Roman"/>
-                <w:noProof/>
-                <w:webHidden/>
-              </w:rPr>
-              <w:instrText xml:space="preserve"> PAGEREF _Toc214395263 \h </w:instrText>
-            </w:r>
-            <w:r>
-              <w:rPr>
-                <w:rFonts w:cs="Times New Roman"/>
-                <w:noProof/>
-                <w:webHidden/>
-              </w:rPr>
-            </w:r>
-            <w:r>
-              <w:rPr>
-                <w:rFonts w:cs="Times New Roman"/>
+                <w:noProof/>
+                <w:webHidden/>
+              </w:rPr>
+              <w:instrText xml:space="preserve"> PAGEREF _Toc215480072 \h </w:instrText>
+            </w:r>
+            <w:r>
+              <w:rPr>
+                <w:noProof/>
+                <w:webHidden/>
+              </w:rPr>
+            </w:r>
+            <w:r>
+              <w:rPr>
                 <w:noProof/>
                 <w:webHidden/>
               </w:rPr>
@@ -1634,7 +1538,6 @@
             </w:r>
             <w:r>
               <w:rPr>
-                <w:rFonts w:cs="Times New Roman"/>
                 <w:noProof/>
                 <w:webHidden/>
               </w:rPr>
@@ -1642,7 +1545,6 @@
             </w:r>
             <w:r>
               <w:rPr>
-                <w:rFonts w:cs="Times New Roman"/>
                 <w:noProof/>
                 <w:webHidden/>
               </w:rPr>
@@ -1657,7 +1559,7 @@
               <w:tab w:val="right" w:leader="dot" w:pos="9016"/>
             </w:tabs>
             <w:rPr>
-              <w:rFonts w:eastAsiaTheme="minorEastAsia" w:cs="Times New Roman"/>
+              <w:rFonts w:asciiTheme="minorHAnsi" w:eastAsiaTheme="minorEastAsia" w:hAnsiTheme="minorHAnsi"/>
               <w:noProof/>
               <w:kern w:val="2"/>
               <w:sz w:val="24"/>
@@ -1665,18 +1567,16 @@
               <w14:ligatures w14:val="standardContextual"/>
             </w:rPr>
           </w:pPr>
-          <w:hyperlink w:anchor="_Toc214395264" w:history="1">
+          <w:hyperlink w:anchor="_Toc215480073" w:history="1">
             <w:r>
               <w:rPr>
                 <w:rStyle w:val="Hyperlink"/>
-                <w:rFonts w:cs="Times New Roman"/>
                 <w:noProof/>
               </w:rPr>
               <w:t>2.2.1 Evolution of Forecasting Models</w:t>
             </w:r>
             <w:r>
               <w:rPr>
-                <w:rFonts w:cs="Times New Roman"/>
                 <w:noProof/>
                 <w:webHidden/>
               </w:rPr>
@@ -1684,7 +1584,6 @@
             </w:r>
             <w:r>
               <w:rPr>
-                <w:rFonts w:cs="Times New Roman"/>
                 <w:noProof/>
                 <w:webHidden/>
               </w:rPr>
@@ -1692,22 +1591,19 @@
             </w:r>
             <w:r>
               <w:rPr>
-                <w:rFonts w:cs="Times New Roman"/>
-                <w:noProof/>
-                <w:webHidden/>
-              </w:rPr>
-              <w:instrText xml:space="preserve"> PAGEREF _Toc214395264 \h </w:instrText>
-            </w:r>
-            <w:r>
-              <w:rPr>
-                <w:rFonts w:cs="Times New Roman"/>
-                <w:noProof/>
-                <w:webHidden/>
-              </w:rPr>
-            </w:r>
-            <w:r>
-              <w:rPr>
-                <w:rFonts w:cs="Times New Roman"/>
+                <w:noProof/>
+                <w:webHidden/>
+              </w:rPr>
+              <w:instrText xml:space="preserve"> PAGEREF _Toc215480073 \h </w:instrText>
+            </w:r>
+            <w:r>
+              <w:rPr>
+                <w:noProof/>
+                <w:webHidden/>
+              </w:rPr>
+            </w:r>
+            <w:r>
+              <w:rPr>
                 <w:noProof/>
                 <w:webHidden/>
               </w:rPr>
@@ -1715,7 +1611,6 @@
             </w:r>
             <w:r>
               <w:rPr>
-                <w:rFonts w:cs="Times New Roman"/>
                 <w:noProof/>
                 <w:webHidden/>
               </w:rPr>
@@ -1723,7 +1618,6 @@
             </w:r>
             <w:r>
               <w:rPr>
-                <w:rFonts w:cs="Times New Roman"/>
                 <w:noProof/>
                 <w:webHidden/>
               </w:rPr>
@@ -1738,7 +1632,7 @@
               <w:tab w:val="right" w:leader="dot" w:pos="9016"/>
             </w:tabs>
             <w:rPr>
-              <w:rFonts w:eastAsiaTheme="minorEastAsia" w:cs="Times New Roman"/>
+              <w:rFonts w:asciiTheme="minorHAnsi" w:eastAsiaTheme="minorEastAsia" w:hAnsiTheme="minorHAnsi"/>
               <w:noProof/>
               <w:kern w:val="2"/>
               <w:sz w:val="24"/>
@@ -1746,18 +1640,16 @@
               <w14:ligatures w14:val="standardContextual"/>
             </w:rPr>
           </w:pPr>
-          <w:hyperlink w:anchor="_Toc214395265" w:history="1">
+          <w:hyperlink w:anchor="_Toc215480074" w:history="1">
             <w:r>
               <w:rPr>
                 <w:rStyle w:val="Hyperlink"/>
-                <w:rFonts w:cs="Times New Roman"/>
                 <w:noProof/>
               </w:rPr>
               <w:t>2.2.2 Spatiotemporal Deep Learning Approaches</w:t>
             </w:r>
             <w:r>
               <w:rPr>
-                <w:rFonts w:cs="Times New Roman"/>
                 <w:noProof/>
                 <w:webHidden/>
               </w:rPr>
@@ -1765,7 +1657,6 @@
             </w:r>
             <w:r>
               <w:rPr>
-                <w:rFonts w:cs="Times New Roman"/>
                 <w:noProof/>
                 <w:webHidden/>
               </w:rPr>
@@ -1773,22 +1664,19 @@
             </w:r>
             <w:r>
               <w:rPr>
-                <w:rFonts w:cs="Times New Roman"/>
-                <w:noProof/>
-                <w:webHidden/>
-              </w:rPr>
-              <w:instrText xml:space="preserve"> PAGEREF _Toc214395265 \h </w:instrText>
-            </w:r>
-            <w:r>
-              <w:rPr>
-                <w:rFonts w:cs="Times New Roman"/>
-                <w:noProof/>
-                <w:webHidden/>
-              </w:rPr>
-            </w:r>
-            <w:r>
-              <w:rPr>
-                <w:rFonts w:cs="Times New Roman"/>
+                <w:noProof/>
+                <w:webHidden/>
+              </w:rPr>
+              <w:instrText xml:space="preserve"> PAGEREF _Toc215480074 \h </w:instrText>
+            </w:r>
+            <w:r>
+              <w:rPr>
+                <w:noProof/>
+                <w:webHidden/>
+              </w:rPr>
+            </w:r>
+            <w:r>
+              <w:rPr>
                 <w:noProof/>
                 <w:webHidden/>
               </w:rPr>
@@ -1796,7 +1684,6 @@
             </w:r>
             <w:r>
               <w:rPr>
-                <w:rFonts w:cs="Times New Roman"/>
                 <w:noProof/>
                 <w:webHidden/>
               </w:rPr>
@@ -1804,7 +1691,6 @@
             </w:r>
             <w:r>
               <w:rPr>
-                <w:rFonts w:cs="Times New Roman"/>
                 <w:noProof/>
                 <w:webHidden/>
               </w:rPr>
@@ -1819,7 +1705,7 @@
               <w:tab w:val="right" w:leader="dot" w:pos="9016"/>
             </w:tabs>
             <w:rPr>
-              <w:rFonts w:eastAsiaTheme="minorEastAsia" w:cs="Times New Roman"/>
+              <w:rFonts w:asciiTheme="minorHAnsi" w:eastAsiaTheme="minorEastAsia" w:hAnsiTheme="minorHAnsi"/>
               <w:noProof/>
               <w:kern w:val="2"/>
               <w:sz w:val="24"/>
@@ -1827,18 +1713,16 @@
               <w14:ligatures w14:val="standardContextual"/>
             </w:rPr>
           </w:pPr>
-          <w:hyperlink w:anchor="_Toc214395266" w:history="1">
+          <w:hyperlink w:anchor="_Toc215480075" w:history="1">
             <w:r>
               <w:rPr>
                 <w:rStyle w:val="Hyperlink"/>
-                <w:rFonts w:cs="Times New Roman"/>
                 <w:noProof/>
               </w:rPr>
               <w:t>2.2.3 Contextual and Behavioral Factors</w:t>
             </w:r>
             <w:r>
               <w:rPr>
-                <w:rFonts w:cs="Times New Roman"/>
                 <w:noProof/>
                 <w:webHidden/>
               </w:rPr>
@@ -1846,7 +1730,6 @@
             </w:r>
             <w:r>
               <w:rPr>
-                <w:rFonts w:cs="Times New Roman"/>
                 <w:noProof/>
                 <w:webHidden/>
               </w:rPr>
@@ -1854,22 +1737,19 @@
             </w:r>
             <w:r>
               <w:rPr>
-                <w:rFonts w:cs="Times New Roman"/>
-                <w:noProof/>
-                <w:webHidden/>
-              </w:rPr>
-              <w:instrText xml:space="preserve"> PAGEREF _Toc214395266 \h </w:instrText>
-            </w:r>
-            <w:r>
-              <w:rPr>
-                <w:rFonts w:cs="Times New Roman"/>
-                <w:noProof/>
-                <w:webHidden/>
-              </w:rPr>
-            </w:r>
-            <w:r>
-              <w:rPr>
-                <w:rFonts w:cs="Times New Roman"/>
+                <w:noProof/>
+                <w:webHidden/>
+              </w:rPr>
+              <w:instrText xml:space="preserve"> PAGEREF _Toc215480075 \h </w:instrText>
+            </w:r>
+            <w:r>
+              <w:rPr>
+                <w:noProof/>
+                <w:webHidden/>
+              </w:rPr>
+            </w:r>
+            <w:r>
+              <w:rPr>
                 <w:noProof/>
                 <w:webHidden/>
               </w:rPr>
@@ -1877,7 +1757,6 @@
             </w:r>
             <w:r>
               <w:rPr>
-                <w:rFonts w:cs="Times New Roman"/>
                 <w:noProof/>
                 <w:webHidden/>
               </w:rPr>
@@ -1885,7 +1764,6 @@
             </w:r>
             <w:r>
               <w:rPr>
-                <w:rFonts w:cs="Times New Roman"/>
                 <w:noProof/>
                 <w:webHidden/>
               </w:rPr>
@@ -1900,7 +1778,7 @@
               <w:tab w:val="right" w:leader="dot" w:pos="9016"/>
             </w:tabs>
             <w:rPr>
-              <w:rFonts w:eastAsiaTheme="minorEastAsia" w:cs="Times New Roman"/>
+              <w:rFonts w:asciiTheme="minorHAnsi" w:eastAsiaTheme="minorEastAsia" w:hAnsiTheme="minorHAnsi"/>
               <w:noProof/>
               <w:kern w:val="2"/>
               <w:sz w:val="24"/>
@@ -1908,18 +1786,16 @@
               <w14:ligatures w14:val="standardContextual"/>
             </w:rPr>
           </w:pPr>
-          <w:hyperlink w:anchor="_Toc214395267" w:history="1">
+          <w:hyperlink w:anchor="_Toc215480076" w:history="1">
             <w:r>
               <w:rPr>
                 <w:rStyle w:val="Hyperlink"/>
-                <w:rFonts w:cs="Times New Roman"/>
                 <w:noProof/>
               </w:rPr>
               <w:t>2.2.4 Research Gaps in Demand Forecasting</w:t>
             </w:r>
             <w:r>
               <w:rPr>
-                <w:rFonts w:cs="Times New Roman"/>
                 <w:noProof/>
                 <w:webHidden/>
               </w:rPr>
@@ -1927,7 +1803,6 @@
             </w:r>
             <w:r>
               <w:rPr>
-                <w:rFonts w:cs="Times New Roman"/>
                 <w:noProof/>
                 <w:webHidden/>
               </w:rPr>
@@ -1935,22 +1810,19 @@
             </w:r>
             <w:r>
               <w:rPr>
-                <w:rFonts w:cs="Times New Roman"/>
-                <w:noProof/>
-                <w:webHidden/>
-              </w:rPr>
-              <w:instrText xml:space="preserve"> PAGEREF _Toc214395267 \h </w:instrText>
-            </w:r>
-            <w:r>
-              <w:rPr>
-                <w:rFonts w:cs="Times New Roman"/>
-                <w:noProof/>
-                <w:webHidden/>
-              </w:rPr>
-            </w:r>
-            <w:r>
-              <w:rPr>
-                <w:rFonts w:cs="Times New Roman"/>
+                <w:noProof/>
+                <w:webHidden/>
+              </w:rPr>
+              <w:instrText xml:space="preserve"> PAGEREF _Toc215480076 \h </w:instrText>
+            </w:r>
+            <w:r>
+              <w:rPr>
+                <w:noProof/>
+                <w:webHidden/>
+              </w:rPr>
+            </w:r>
+            <w:r>
+              <w:rPr>
                 <w:noProof/>
                 <w:webHidden/>
               </w:rPr>
@@ -1958,7 +1830,6 @@
             </w:r>
             <w:r>
               <w:rPr>
-                <w:rFonts w:cs="Times New Roman"/>
                 <w:noProof/>
                 <w:webHidden/>
               </w:rPr>
@@ -1966,7 +1837,6 @@
             </w:r>
             <w:r>
               <w:rPr>
-                <w:rFonts w:cs="Times New Roman"/>
                 <w:noProof/>
                 <w:webHidden/>
               </w:rPr>
@@ -1981,7 +1851,7 @@
               <w:tab w:val="right" w:leader="dot" w:pos="9016"/>
             </w:tabs>
             <w:rPr>
-              <w:rFonts w:eastAsiaTheme="minorEastAsia" w:cs="Times New Roman"/>
+              <w:rFonts w:asciiTheme="minorHAnsi" w:eastAsiaTheme="minorEastAsia" w:hAnsiTheme="minorHAnsi"/>
               <w:noProof/>
               <w:kern w:val="2"/>
               <w:sz w:val="24"/>
@@ -1989,18 +1859,16 @@
               <w14:ligatures w14:val="standardContextual"/>
             </w:rPr>
           </w:pPr>
-          <w:hyperlink w:anchor="_Toc214395268" w:history="1">
+          <w:hyperlink w:anchor="_Toc215480077" w:history="1">
             <w:r>
               <w:rPr>
                 <w:rStyle w:val="Hyperlink"/>
-                <w:rFonts w:cs="Times New Roman"/>
                 <w:noProof/>
               </w:rPr>
               <w:t>2.3 Revenue Modeling</w:t>
             </w:r>
             <w:r>
               <w:rPr>
-                <w:rFonts w:cs="Times New Roman"/>
                 <w:noProof/>
                 <w:webHidden/>
               </w:rPr>
@@ -2008,7 +1876,6 @@
             </w:r>
             <w:r>
               <w:rPr>
-                <w:rFonts w:cs="Times New Roman"/>
                 <w:noProof/>
                 <w:webHidden/>
               </w:rPr>
@@ -2016,22 +1883,19 @@
             </w:r>
             <w:r>
               <w:rPr>
-                <w:rFonts w:cs="Times New Roman"/>
-                <w:noProof/>
-                <w:webHidden/>
-              </w:rPr>
-              <w:instrText xml:space="preserve"> PAGEREF _Toc214395268 \h </w:instrText>
-            </w:r>
-            <w:r>
-              <w:rPr>
-                <w:rFonts w:cs="Times New Roman"/>
-                <w:noProof/>
-                <w:webHidden/>
-              </w:rPr>
-            </w:r>
-            <w:r>
-              <w:rPr>
-                <w:rFonts w:cs="Times New Roman"/>
+                <w:noProof/>
+                <w:webHidden/>
+              </w:rPr>
+              <w:instrText xml:space="preserve"> PAGEREF _Toc215480077 \h </w:instrText>
+            </w:r>
+            <w:r>
+              <w:rPr>
+                <w:noProof/>
+                <w:webHidden/>
+              </w:rPr>
+            </w:r>
+            <w:r>
+              <w:rPr>
                 <w:noProof/>
                 <w:webHidden/>
               </w:rPr>
@@ -2039,7 +1903,6 @@
             </w:r>
             <w:r>
               <w:rPr>
-                <w:rFonts w:cs="Times New Roman"/>
                 <w:noProof/>
                 <w:webHidden/>
               </w:rPr>
@@ -2047,7 +1910,6 @@
             </w:r>
             <w:r>
               <w:rPr>
-                <w:rFonts w:cs="Times New Roman"/>
                 <w:noProof/>
                 <w:webHidden/>
               </w:rPr>
@@ -2062,7 +1924,7 @@
               <w:tab w:val="right" w:leader="dot" w:pos="9016"/>
             </w:tabs>
             <w:rPr>
-              <w:rFonts w:eastAsiaTheme="minorEastAsia" w:cs="Times New Roman"/>
+              <w:rFonts w:asciiTheme="minorHAnsi" w:eastAsiaTheme="minorEastAsia" w:hAnsiTheme="minorHAnsi"/>
               <w:noProof/>
               <w:kern w:val="2"/>
               <w:sz w:val="24"/>
@@ -2070,18 +1932,16 @@
               <w14:ligatures w14:val="standardContextual"/>
             </w:rPr>
           </w:pPr>
-          <w:hyperlink w:anchor="_Toc214395269" w:history="1">
+          <w:hyperlink w:anchor="_Toc215480078" w:history="1">
             <w:r>
               <w:rPr>
                 <w:rStyle w:val="Hyperlink"/>
-                <w:rFonts w:cs="Times New Roman"/>
                 <w:noProof/>
               </w:rPr>
               <w:t>2.3.1 Machine Learning for Fare Prediction</w:t>
             </w:r>
             <w:r>
               <w:rPr>
-                <w:rFonts w:cs="Times New Roman"/>
                 <w:noProof/>
                 <w:webHidden/>
               </w:rPr>
@@ -2089,7 +1949,6 @@
             </w:r>
             <w:r>
               <w:rPr>
-                <w:rFonts w:cs="Times New Roman"/>
                 <w:noProof/>
                 <w:webHidden/>
               </w:rPr>
@@ -2097,22 +1956,19 @@
             </w:r>
             <w:r>
               <w:rPr>
-                <w:rFonts w:cs="Times New Roman"/>
-                <w:noProof/>
-                <w:webHidden/>
-              </w:rPr>
-              <w:instrText xml:space="preserve"> PAGEREF _Toc214395269 \h </w:instrText>
-            </w:r>
-            <w:r>
-              <w:rPr>
-                <w:rFonts w:cs="Times New Roman"/>
-                <w:noProof/>
-                <w:webHidden/>
-              </w:rPr>
-            </w:r>
-            <w:r>
-              <w:rPr>
-                <w:rFonts w:cs="Times New Roman"/>
+                <w:noProof/>
+                <w:webHidden/>
+              </w:rPr>
+              <w:instrText xml:space="preserve"> PAGEREF _Toc215480078 \h </w:instrText>
+            </w:r>
+            <w:r>
+              <w:rPr>
+                <w:noProof/>
+                <w:webHidden/>
+              </w:rPr>
+            </w:r>
+            <w:r>
+              <w:rPr>
                 <w:noProof/>
                 <w:webHidden/>
               </w:rPr>
@@ -2120,7 +1976,6 @@
             </w:r>
             <w:r>
               <w:rPr>
-                <w:rFonts w:cs="Times New Roman"/>
                 <w:noProof/>
                 <w:webHidden/>
               </w:rPr>
@@ -2128,7 +1983,6 @@
             </w:r>
             <w:r>
               <w:rPr>
-                <w:rFonts w:cs="Times New Roman"/>
                 <w:noProof/>
                 <w:webHidden/>
               </w:rPr>
@@ -2143,7 +1997,7 @@
               <w:tab w:val="right" w:leader="dot" w:pos="9016"/>
             </w:tabs>
             <w:rPr>
-              <w:rFonts w:eastAsiaTheme="minorEastAsia" w:cs="Times New Roman"/>
+              <w:rFonts w:asciiTheme="minorHAnsi" w:eastAsiaTheme="minorEastAsia" w:hAnsiTheme="minorHAnsi"/>
               <w:noProof/>
               <w:kern w:val="2"/>
               <w:sz w:val="24"/>
@@ -2151,18 +2005,16 @@
               <w14:ligatures w14:val="standardContextual"/>
             </w:rPr>
           </w:pPr>
-          <w:hyperlink w:anchor="_Toc214395270" w:history="1">
+          <w:hyperlink w:anchor="_Toc215480079" w:history="1">
             <w:r>
               <w:rPr>
                 <w:rStyle w:val="Hyperlink"/>
-                <w:rFonts w:cs="Times New Roman"/>
                 <w:noProof/>
               </w:rPr>
               <w:t>2.3.2 Dynamic Pricing and Market Equilibrium</w:t>
             </w:r>
             <w:r>
               <w:rPr>
-                <w:rFonts w:cs="Times New Roman"/>
                 <w:noProof/>
                 <w:webHidden/>
               </w:rPr>
@@ -2170,7 +2022,6 @@
             </w:r>
             <w:r>
               <w:rPr>
-                <w:rFonts w:cs="Times New Roman"/>
                 <w:noProof/>
                 <w:webHidden/>
               </w:rPr>
@@ -2178,22 +2029,19 @@
             </w:r>
             <w:r>
               <w:rPr>
-                <w:rFonts w:cs="Times New Roman"/>
-                <w:noProof/>
-                <w:webHidden/>
-              </w:rPr>
-              <w:instrText xml:space="preserve"> PAGEREF _Toc214395270 \h </w:instrText>
-            </w:r>
-            <w:r>
-              <w:rPr>
-                <w:rFonts w:cs="Times New Roman"/>
-                <w:noProof/>
-                <w:webHidden/>
-              </w:rPr>
-            </w:r>
-            <w:r>
-              <w:rPr>
-                <w:rFonts w:cs="Times New Roman"/>
+                <w:noProof/>
+                <w:webHidden/>
+              </w:rPr>
+              <w:instrText xml:space="preserve"> PAGEREF _Toc215480079 \h </w:instrText>
+            </w:r>
+            <w:r>
+              <w:rPr>
+                <w:noProof/>
+                <w:webHidden/>
+              </w:rPr>
+            </w:r>
+            <w:r>
+              <w:rPr>
                 <w:noProof/>
                 <w:webHidden/>
               </w:rPr>
@@ -2201,7 +2049,6 @@
             </w:r>
             <w:r>
               <w:rPr>
-                <w:rFonts w:cs="Times New Roman"/>
                 <w:noProof/>
                 <w:webHidden/>
               </w:rPr>
@@ -2209,7 +2056,6 @@
             </w:r>
             <w:r>
               <w:rPr>
-                <w:rFonts w:cs="Times New Roman"/>
                 <w:noProof/>
                 <w:webHidden/>
               </w:rPr>
@@ -2224,7 +2070,7 @@
               <w:tab w:val="right" w:leader="dot" w:pos="9016"/>
             </w:tabs>
             <w:rPr>
-              <w:rFonts w:eastAsiaTheme="minorEastAsia" w:cs="Times New Roman"/>
+              <w:rFonts w:asciiTheme="minorHAnsi" w:eastAsiaTheme="minorEastAsia" w:hAnsiTheme="minorHAnsi"/>
               <w:noProof/>
               <w:kern w:val="2"/>
               <w:sz w:val="24"/>
@@ -2232,18 +2078,16 @@
               <w14:ligatures w14:val="standardContextual"/>
             </w:rPr>
           </w:pPr>
-          <w:hyperlink w:anchor="_Toc214395271" w:history="1">
+          <w:hyperlink w:anchor="_Toc215480080" w:history="1">
             <w:r>
               <w:rPr>
                 <w:rStyle w:val="Hyperlink"/>
-                <w:rFonts w:cs="Times New Roman"/>
                 <w:noProof/>
               </w:rPr>
               <w:t>2.3.3 Fairness and Transparency in Pricing Models</w:t>
             </w:r>
             <w:r>
               <w:rPr>
-                <w:rFonts w:cs="Times New Roman"/>
                 <w:noProof/>
                 <w:webHidden/>
               </w:rPr>
@@ -2251,7 +2095,6 @@
             </w:r>
             <w:r>
               <w:rPr>
-                <w:rFonts w:cs="Times New Roman"/>
                 <w:noProof/>
                 <w:webHidden/>
               </w:rPr>
@@ -2259,22 +2102,19 @@
             </w:r>
             <w:r>
               <w:rPr>
-                <w:rFonts w:cs="Times New Roman"/>
-                <w:noProof/>
-                <w:webHidden/>
-              </w:rPr>
-              <w:instrText xml:space="preserve"> PAGEREF _Toc214395271 \h </w:instrText>
-            </w:r>
-            <w:r>
-              <w:rPr>
-                <w:rFonts w:cs="Times New Roman"/>
-                <w:noProof/>
-                <w:webHidden/>
-              </w:rPr>
-            </w:r>
-            <w:r>
-              <w:rPr>
-                <w:rFonts w:cs="Times New Roman"/>
+                <w:noProof/>
+                <w:webHidden/>
+              </w:rPr>
+              <w:instrText xml:space="preserve"> PAGEREF _Toc215480080 \h </w:instrText>
+            </w:r>
+            <w:r>
+              <w:rPr>
+                <w:noProof/>
+                <w:webHidden/>
+              </w:rPr>
+            </w:r>
+            <w:r>
+              <w:rPr>
                 <w:noProof/>
                 <w:webHidden/>
               </w:rPr>
@@ -2282,7 +2122,6 @@
             </w:r>
             <w:r>
               <w:rPr>
-                <w:rFonts w:cs="Times New Roman"/>
                 <w:noProof/>
                 <w:webHidden/>
               </w:rPr>
@@ -2290,7 +2129,6 @@
             </w:r>
             <w:r>
               <w:rPr>
-                <w:rFonts w:cs="Times New Roman"/>
                 <w:noProof/>
                 <w:webHidden/>
               </w:rPr>
@@ -2305,7 +2143,7 @@
               <w:tab w:val="right" w:leader="dot" w:pos="9016"/>
             </w:tabs>
             <w:rPr>
-              <w:rFonts w:eastAsiaTheme="minorEastAsia" w:cs="Times New Roman"/>
+              <w:rFonts w:asciiTheme="minorHAnsi" w:eastAsiaTheme="minorEastAsia" w:hAnsiTheme="minorHAnsi"/>
               <w:noProof/>
               <w:kern w:val="2"/>
               <w:sz w:val="24"/>
@@ -2313,18 +2151,16 @@
               <w14:ligatures w14:val="standardContextual"/>
             </w:rPr>
           </w:pPr>
-          <w:hyperlink w:anchor="_Toc214395272" w:history="1">
+          <w:hyperlink w:anchor="_Toc215480081" w:history="1">
             <w:r>
               <w:rPr>
                 <w:rStyle w:val="Hyperlink"/>
-                <w:rFonts w:cs="Times New Roman"/>
                 <w:noProof/>
               </w:rPr>
               <w:t>2.4 Operational Analytics</w:t>
             </w:r>
             <w:r>
               <w:rPr>
-                <w:rFonts w:cs="Times New Roman"/>
                 <w:noProof/>
                 <w:webHidden/>
               </w:rPr>
@@ -2332,7 +2168,6 @@
             </w:r>
             <w:r>
               <w:rPr>
-                <w:rFonts w:cs="Times New Roman"/>
                 <w:noProof/>
                 <w:webHidden/>
               </w:rPr>
@@ -2340,22 +2175,19 @@
             </w:r>
             <w:r>
               <w:rPr>
-                <w:rFonts w:cs="Times New Roman"/>
-                <w:noProof/>
-                <w:webHidden/>
-              </w:rPr>
-              <w:instrText xml:space="preserve"> PAGEREF _Toc214395272 \h </w:instrText>
-            </w:r>
-            <w:r>
-              <w:rPr>
-                <w:rFonts w:cs="Times New Roman"/>
-                <w:noProof/>
-                <w:webHidden/>
-              </w:rPr>
-            </w:r>
-            <w:r>
-              <w:rPr>
-                <w:rFonts w:cs="Times New Roman"/>
+                <w:noProof/>
+                <w:webHidden/>
+              </w:rPr>
+              <w:instrText xml:space="preserve"> PAGEREF _Toc215480081 \h </w:instrText>
+            </w:r>
+            <w:r>
+              <w:rPr>
+                <w:noProof/>
+                <w:webHidden/>
+              </w:rPr>
+            </w:r>
+            <w:r>
+              <w:rPr>
                 <w:noProof/>
                 <w:webHidden/>
               </w:rPr>
@@ -2363,7 +2195,6 @@
             </w:r>
             <w:r>
               <w:rPr>
-                <w:rFonts w:cs="Times New Roman"/>
                 <w:noProof/>
                 <w:webHidden/>
               </w:rPr>
@@ -2371,7 +2202,6 @@
             </w:r>
             <w:r>
               <w:rPr>
-                <w:rFonts w:cs="Times New Roman"/>
                 <w:noProof/>
                 <w:webHidden/>
               </w:rPr>
@@ -2386,7 +2216,7 @@
               <w:tab w:val="right" w:leader="dot" w:pos="9016"/>
             </w:tabs>
             <w:rPr>
-              <w:rFonts w:eastAsiaTheme="minorEastAsia" w:cs="Times New Roman"/>
+              <w:rFonts w:asciiTheme="minorHAnsi" w:eastAsiaTheme="minorEastAsia" w:hAnsiTheme="minorHAnsi"/>
               <w:noProof/>
               <w:kern w:val="2"/>
               <w:sz w:val="24"/>
@@ -2394,18 +2224,16 @@
               <w14:ligatures w14:val="standardContextual"/>
             </w:rPr>
           </w:pPr>
-          <w:hyperlink w:anchor="_Toc214395273" w:history="1">
+          <w:hyperlink w:anchor="_Toc215480082" w:history="1">
             <w:r>
               <w:rPr>
                 <w:rStyle w:val="Hyperlink"/>
-                <w:rFonts w:cs="Times New Roman"/>
                 <w:noProof/>
               </w:rPr>
               <w:t>2.4.1 Predictive Operations and Fleet Behavior</w:t>
             </w:r>
             <w:r>
               <w:rPr>
-                <w:rFonts w:cs="Times New Roman"/>
                 <w:noProof/>
                 <w:webHidden/>
               </w:rPr>
@@ -2413,7 +2241,6 @@
             </w:r>
             <w:r>
               <w:rPr>
-                <w:rFonts w:cs="Times New Roman"/>
                 <w:noProof/>
                 <w:webHidden/>
               </w:rPr>
@@ -2421,22 +2248,19 @@
             </w:r>
             <w:r>
               <w:rPr>
-                <w:rFonts w:cs="Times New Roman"/>
-                <w:noProof/>
-                <w:webHidden/>
-              </w:rPr>
-              <w:instrText xml:space="preserve"> PAGEREF _Toc214395273 \h </w:instrText>
-            </w:r>
-            <w:r>
-              <w:rPr>
-                <w:rFonts w:cs="Times New Roman"/>
-                <w:noProof/>
-                <w:webHidden/>
-              </w:rPr>
-            </w:r>
-            <w:r>
-              <w:rPr>
-                <w:rFonts w:cs="Times New Roman"/>
+                <w:noProof/>
+                <w:webHidden/>
+              </w:rPr>
+              <w:instrText xml:space="preserve"> PAGEREF _Toc215480082 \h </w:instrText>
+            </w:r>
+            <w:r>
+              <w:rPr>
+                <w:noProof/>
+                <w:webHidden/>
+              </w:rPr>
+            </w:r>
+            <w:r>
+              <w:rPr>
                 <w:noProof/>
                 <w:webHidden/>
               </w:rPr>
@@ -2444,7 +2268,6 @@
             </w:r>
             <w:r>
               <w:rPr>
-                <w:rFonts w:cs="Times New Roman"/>
                 <w:noProof/>
                 <w:webHidden/>
               </w:rPr>
@@ -2452,7 +2275,6 @@
             </w:r>
             <w:r>
               <w:rPr>
-                <w:rFonts w:cs="Times New Roman"/>
                 <w:noProof/>
                 <w:webHidden/>
               </w:rPr>
@@ -2467,7 +2289,7 @@
               <w:tab w:val="right" w:leader="dot" w:pos="9016"/>
             </w:tabs>
             <w:rPr>
-              <w:rFonts w:eastAsiaTheme="minorEastAsia" w:cs="Times New Roman"/>
+              <w:rFonts w:asciiTheme="minorHAnsi" w:eastAsiaTheme="minorEastAsia" w:hAnsiTheme="minorHAnsi"/>
               <w:noProof/>
               <w:kern w:val="2"/>
               <w:sz w:val="24"/>
@@ -2475,18 +2297,16 @@
               <w14:ligatures w14:val="standardContextual"/>
             </w:rPr>
           </w:pPr>
-          <w:hyperlink w:anchor="_Toc214395274" w:history="1">
+          <w:hyperlink w:anchor="_Toc215480083" w:history="1">
             <w:r>
               <w:rPr>
                 <w:rStyle w:val="Hyperlink"/>
-                <w:rFonts w:cs="Times New Roman"/>
                 <w:noProof/>
               </w:rPr>
               <w:t>2.4.2 Fulfillment Efficiency and Rebalancing</w:t>
             </w:r>
             <w:r>
               <w:rPr>
-                <w:rFonts w:cs="Times New Roman"/>
                 <w:noProof/>
                 <w:webHidden/>
               </w:rPr>
@@ -2494,7 +2314,6 @@
             </w:r>
             <w:r>
               <w:rPr>
-                <w:rFonts w:cs="Times New Roman"/>
                 <w:noProof/>
                 <w:webHidden/>
               </w:rPr>
@@ -2502,22 +2321,19 @@
             </w:r>
             <w:r>
               <w:rPr>
-                <w:rFonts w:cs="Times New Roman"/>
-                <w:noProof/>
-                <w:webHidden/>
-              </w:rPr>
-              <w:instrText xml:space="preserve"> PAGEREF _Toc214395274 \h </w:instrText>
-            </w:r>
-            <w:r>
-              <w:rPr>
-                <w:rFonts w:cs="Times New Roman"/>
-                <w:noProof/>
-                <w:webHidden/>
-              </w:rPr>
-            </w:r>
-            <w:r>
-              <w:rPr>
-                <w:rFonts w:cs="Times New Roman"/>
+                <w:noProof/>
+                <w:webHidden/>
+              </w:rPr>
+              <w:instrText xml:space="preserve"> PAGEREF _Toc215480083 \h </w:instrText>
+            </w:r>
+            <w:r>
+              <w:rPr>
+                <w:noProof/>
+                <w:webHidden/>
+              </w:rPr>
+            </w:r>
+            <w:r>
+              <w:rPr>
                 <w:noProof/>
                 <w:webHidden/>
               </w:rPr>
@@ -2525,7 +2341,6 @@
             </w:r>
             <w:r>
               <w:rPr>
-                <w:rFonts w:cs="Times New Roman"/>
                 <w:noProof/>
                 <w:webHidden/>
               </w:rPr>
@@ -2533,7 +2348,6 @@
             </w:r>
             <w:r>
               <w:rPr>
-                <w:rFonts w:cs="Times New Roman"/>
                 <w:noProof/>
                 <w:webHidden/>
               </w:rPr>
@@ -2548,7 +2362,7 @@
               <w:tab w:val="right" w:leader="dot" w:pos="9016"/>
             </w:tabs>
             <w:rPr>
-              <w:rFonts w:eastAsiaTheme="minorEastAsia" w:cs="Times New Roman"/>
+              <w:rFonts w:asciiTheme="minorHAnsi" w:eastAsiaTheme="minorEastAsia" w:hAnsiTheme="minorHAnsi"/>
               <w:noProof/>
               <w:kern w:val="2"/>
               <w:sz w:val="24"/>
@@ -2556,18 +2370,16 @@
               <w14:ligatures w14:val="standardContextual"/>
             </w:rPr>
           </w:pPr>
-          <w:hyperlink w:anchor="_Toc214395275" w:history="1">
+          <w:hyperlink w:anchor="_Toc215480084" w:history="1">
             <w:r>
               <w:rPr>
                 <w:rStyle w:val="Hyperlink"/>
-                <w:rFonts w:cs="Times New Roman"/>
                 <w:noProof/>
               </w:rPr>
               <w:t>2.4.3 Integration of Predictive and Operational Systems</w:t>
             </w:r>
             <w:r>
               <w:rPr>
-                <w:rFonts w:cs="Times New Roman"/>
                 <w:noProof/>
                 <w:webHidden/>
               </w:rPr>
@@ -2575,7 +2387,6 @@
             </w:r>
             <w:r>
               <w:rPr>
-                <w:rFonts w:cs="Times New Roman"/>
                 <w:noProof/>
                 <w:webHidden/>
               </w:rPr>
@@ -2583,22 +2394,19 @@
             </w:r>
             <w:r>
               <w:rPr>
-                <w:rFonts w:cs="Times New Roman"/>
-                <w:noProof/>
-                <w:webHidden/>
-              </w:rPr>
-              <w:instrText xml:space="preserve"> PAGEREF _Toc214395275 \h </w:instrText>
-            </w:r>
-            <w:r>
-              <w:rPr>
-                <w:rFonts w:cs="Times New Roman"/>
-                <w:noProof/>
-                <w:webHidden/>
-              </w:rPr>
-            </w:r>
-            <w:r>
-              <w:rPr>
-                <w:rFonts w:cs="Times New Roman"/>
+                <w:noProof/>
+                <w:webHidden/>
+              </w:rPr>
+              <w:instrText xml:space="preserve"> PAGEREF _Toc215480084 \h </w:instrText>
+            </w:r>
+            <w:r>
+              <w:rPr>
+                <w:noProof/>
+                <w:webHidden/>
+              </w:rPr>
+            </w:r>
+            <w:r>
+              <w:rPr>
                 <w:noProof/>
                 <w:webHidden/>
               </w:rPr>
@@ -2606,7 +2414,6 @@
             </w:r>
             <w:r>
               <w:rPr>
-                <w:rFonts w:cs="Times New Roman"/>
                 <w:noProof/>
                 <w:webHidden/>
               </w:rPr>
@@ -2614,7 +2421,6 @@
             </w:r>
             <w:r>
               <w:rPr>
-                <w:rFonts w:cs="Times New Roman"/>
                 <w:noProof/>
                 <w:webHidden/>
               </w:rPr>
@@ -2629,7 +2435,7 @@
               <w:tab w:val="right" w:leader="dot" w:pos="9016"/>
             </w:tabs>
             <w:rPr>
-              <w:rFonts w:eastAsiaTheme="minorEastAsia" w:cs="Times New Roman"/>
+              <w:rFonts w:asciiTheme="minorHAnsi" w:eastAsiaTheme="minorEastAsia" w:hAnsiTheme="minorHAnsi"/>
               <w:noProof/>
               <w:kern w:val="2"/>
               <w:sz w:val="24"/>
@@ -2637,18 +2443,16 @@
               <w14:ligatures w14:val="standardContextual"/>
             </w:rPr>
           </w:pPr>
-          <w:hyperlink w:anchor="_Toc214395276" w:history="1">
+          <w:hyperlink w:anchor="_Toc215480085" w:history="1">
             <w:r>
               <w:rPr>
                 <w:rStyle w:val="Hyperlink"/>
-                <w:rFonts w:cs="Times New Roman"/>
                 <w:noProof/>
               </w:rPr>
               <w:t>2.5 Fairness, Sustainability, and Social Impact</w:t>
             </w:r>
             <w:r>
               <w:rPr>
-                <w:rFonts w:cs="Times New Roman"/>
                 <w:noProof/>
                 <w:webHidden/>
               </w:rPr>
@@ -2656,7 +2460,6 @@
             </w:r>
             <w:r>
               <w:rPr>
-                <w:rFonts w:cs="Times New Roman"/>
                 <w:noProof/>
                 <w:webHidden/>
               </w:rPr>
@@ -2664,22 +2467,19 @@
             </w:r>
             <w:r>
               <w:rPr>
-                <w:rFonts w:cs="Times New Roman"/>
-                <w:noProof/>
-                <w:webHidden/>
-              </w:rPr>
-              <w:instrText xml:space="preserve"> PAGEREF _Toc214395276 \h </w:instrText>
-            </w:r>
-            <w:r>
-              <w:rPr>
-                <w:rFonts w:cs="Times New Roman"/>
-                <w:noProof/>
-                <w:webHidden/>
-              </w:rPr>
-            </w:r>
-            <w:r>
-              <w:rPr>
-                <w:rFonts w:cs="Times New Roman"/>
+                <w:noProof/>
+                <w:webHidden/>
+              </w:rPr>
+              <w:instrText xml:space="preserve"> PAGEREF _Toc215480085 \h </w:instrText>
+            </w:r>
+            <w:r>
+              <w:rPr>
+                <w:noProof/>
+                <w:webHidden/>
+              </w:rPr>
+            </w:r>
+            <w:r>
+              <w:rPr>
                 <w:noProof/>
                 <w:webHidden/>
               </w:rPr>
@@ -2687,7 +2487,6 @@
             </w:r>
             <w:r>
               <w:rPr>
-                <w:rFonts w:cs="Times New Roman"/>
                 <w:noProof/>
                 <w:webHidden/>
               </w:rPr>
@@ -2695,7 +2494,6 @@
             </w:r>
             <w:r>
               <w:rPr>
-                <w:rFonts w:cs="Times New Roman"/>
                 <w:noProof/>
                 <w:webHidden/>
               </w:rPr>
@@ -2710,7 +2508,7 @@
               <w:tab w:val="right" w:leader="dot" w:pos="9016"/>
             </w:tabs>
             <w:rPr>
-              <w:rFonts w:eastAsiaTheme="minorEastAsia" w:cs="Times New Roman"/>
+              <w:rFonts w:asciiTheme="minorHAnsi" w:eastAsiaTheme="minorEastAsia" w:hAnsiTheme="minorHAnsi"/>
               <w:noProof/>
               <w:kern w:val="2"/>
               <w:sz w:val="24"/>
@@ -2718,18 +2516,16 @@
               <w14:ligatures w14:val="standardContextual"/>
             </w:rPr>
           </w:pPr>
-          <w:hyperlink w:anchor="_Toc214395277" w:history="1">
+          <w:hyperlink w:anchor="_Toc215480086" w:history="1">
             <w:r>
               <w:rPr>
                 <w:rStyle w:val="Hyperlink"/>
-                <w:rFonts w:cs="Times New Roman"/>
                 <w:noProof/>
               </w:rPr>
               <w:t>2.5.1 Fairness-Aware Optimization</w:t>
             </w:r>
             <w:r>
               <w:rPr>
-                <w:rFonts w:cs="Times New Roman"/>
                 <w:noProof/>
                 <w:webHidden/>
               </w:rPr>
@@ -2737,7 +2533,6 @@
             </w:r>
             <w:r>
               <w:rPr>
-                <w:rFonts w:cs="Times New Roman"/>
                 <w:noProof/>
                 <w:webHidden/>
               </w:rPr>
@@ -2745,22 +2540,19 @@
             </w:r>
             <w:r>
               <w:rPr>
-                <w:rFonts w:cs="Times New Roman"/>
-                <w:noProof/>
-                <w:webHidden/>
-              </w:rPr>
-              <w:instrText xml:space="preserve"> PAGEREF _Toc214395277 \h </w:instrText>
-            </w:r>
-            <w:r>
-              <w:rPr>
-                <w:rFonts w:cs="Times New Roman"/>
-                <w:noProof/>
-                <w:webHidden/>
-              </w:rPr>
-            </w:r>
-            <w:r>
-              <w:rPr>
-                <w:rFonts w:cs="Times New Roman"/>
+                <w:noProof/>
+                <w:webHidden/>
+              </w:rPr>
+              <w:instrText xml:space="preserve"> PAGEREF _Toc215480086 \h </w:instrText>
+            </w:r>
+            <w:r>
+              <w:rPr>
+                <w:noProof/>
+                <w:webHidden/>
+              </w:rPr>
+            </w:r>
+            <w:r>
+              <w:rPr>
                 <w:noProof/>
                 <w:webHidden/>
               </w:rPr>
@@ -2768,7 +2560,6 @@
             </w:r>
             <w:r>
               <w:rPr>
-                <w:rFonts w:cs="Times New Roman"/>
                 <w:noProof/>
                 <w:webHidden/>
               </w:rPr>
@@ -2776,7 +2567,6 @@
             </w:r>
             <w:r>
               <w:rPr>
-                <w:rFonts w:cs="Times New Roman"/>
                 <w:noProof/>
                 <w:webHidden/>
               </w:rPr>
@@ -2791,7 +2581,7 @@
               <w:tab w:val="right" w:leader="dot" w:pos="9016"/>
             </w:tabs>
             <w:rPr>
-              <w:rFonts w:eastAsiaTheme="minorEastAsia" w:cs="Times New Roman"/>
+              <w:rFonts w:asciiTheme="minorHAnsi" w:eastAsiaTheme="minorEastAsia" w:hAnsiTheme="minorHAnsi"/>
               <w:noProof/>
               <w:kern w:val="2"/>
               <w:sz w:val="24"/>
@@ -2799,18 +2589,16 @@
               <w14:ligatures w14:val="standardContextual"/>
             </w:rPr>
           </w:pPr>
-          <w:hyperlink w:anchor="_Toc214395278" w:history="1">
+          <w:hyperlink w:anchor="_Toc215480087" w:history="1">
             <w:r>
               <w:rPr>
                 <w:rStyle w:val="Hyperlink"/>
-                <w:rFonts w:cs="Times New Roman"/>
                 <w:noProof/>
               </w:rPr>
               <w:t>2.5.2 Sustainability and Environmental Impact</w:t>
             </w:r>
             <w:r>
               <w:rPr>
-                <w:rFonts w:cs="Times New Roman"/>
                 <w:noProof/>
                 <w:webHidden/>
               </w:rPr>
@@ -2818,7 +2606,6 @@
             </w:r>
             <w:r>
               <w:rPr>
-                <w:rFonts w:cs="Times New Roman"/>
                 <w:noProof/>
                 <w:webHidden/>
               </w:rPr>
@@ -2826,22 +2613,19 @@
             </w:r>
             <w:r>
               <w:rPr>
-                <w:rFonts w:cs="Times New Roman"/>
-                <w:noProof/>
-                <w:webHidden/>
-              </w:rPr>
-              <w:instrText xml:space="preserve"> PAGEREF _Toc214395278 \h </w:instrText>
-            </w:r>
-            <w:r>
-              <w:rPr>
-                <w:rFonts w:cs="Times New Roman"/>
-                <w:noProof/>
-                <w:webHidden/>
-              </w:rPr>
-            </w:r>
-            <w:r>
-              <w:rPr>
-                <w:rFonts w:cs="Times New Roman"/>
+                <w:noProof/>
+                <w:webHidden/>
+              </w:rPr>
+              <w:instrText xml:space="preserve"> PAGEREF _Toc215480087 \h </w:instrText>
+            </w:r>
+            <w:r>
+              <w:rPr>
+                <w:noProof/>
+                <w:webHidden/>
+              </w:rPr>
+            </w:r>
+            <w:r>
+              <w:rPr>
                 <w:noProof/>
                 <w:webHidden/>
               </w:rPr>
@@ -2849,7 +2633,6 @@
             </w:r>
             <w:r>
               <w:rPr>
-                <w:rFonts w:cs="Times New Roman"/>
                 <w:noProof/>
                 <w:webHidden/>
               </w:rPr>
@@ -2857,7 +2640,6 @@
             </w:r>
             <w:r>
               <w:rPr>
-                <w:rFonts w:cs="Times New Roman"/>
                 <w:noProof/>
                 <w:webHidden/>
               </w:rPr>
@@ -2872,7 +2654,7 @@
               <w:tab w:val="right" w:leader="dot" w:pos="9016"/>
             </w:tabs>
             <w:rPr>
-              <w:rFonts w:eastAsiaTheme="minorEastAsia" w:cs="Times New Roman"/>
+              <w:rFonts w:asciiTheme="minorHAnsi" w:eastAsiaTheme="minorEastAsia" w:hAnsiTheme="minorHAnsi"/>
               <w:noProof/>
               <w:kern w:val="2"/>
               <w:sz w:val="24"/>
@@ -2880,18 +2662,16 @@
               <w14:ligatures w14:val="standardContextual"/>
             </w:rPr>
           </w:pPr>
-          <w:hyperlink w:anchor="_Toc214395279" w:history="1">
+          <w:hyperlink w:anchor="_Toc215480088" w:history="1">
             <w:r>
               <w:rPr>
                 <w:rStyle w:val="Hyperlink"/>
-                <w:rFonts w:cs="Times New Roman"/>
                 <w:noProof/>
               </w:rPr>
               <w:t>2.5.3 Policy and Governance Implications</w:t>
             </w:r>
             <w:r>
               <w:rPr>
-                <w:rFonts w:cs="Times New Roman"/>
                 <w:noProof/>
                 <w:webHidden/>
               </w:rPr>
@@ -2899,7 +2679,6 @@
             </w:r>
             <w:r>
               <w:rPr>
-                <w:rFonts w:cs="Times New Roman"/>
                 <w:noProof/>
                 <w:webHidden/>
               </w:rPr>
@@ -2907,22 +2686,19 @@
             </w:r>
             <w:r>
               <w:rPr>
-                <w:rFonts w:cs="Times New Roman"/>
-                <w:noProof/>
-                <w:webHidden/>
-              </w:rPr>
-              <w:instrText xml:space="preserve"> PAGEREF _Toc214395279 \h </w:instrText>
-            </w:r>
-            <w:r>
-              <w:rPr>
-                <w:rFonts w:cs="Times New Roman"/>
-                <w:noProof/>
-                <w:webHidden/>
-              </w:rPr>
-            </w:r>
-            <w:r>
-              <w:rPr>
-                <w:rFonts w:cs="Times New Roman"/>
+                <w:noProof/>
+                <w:webHidden/>
+              </w:rPr>
+              <w:instrText xml:space="preserve"> PAGEREF _Toc215480088 \h </w:instrText>
+            </w:r>
+            <w:r>
+              <w:rPr>
+                <w:noProof/>
+                <w:webHidden/>
+              </w:rPr>
+            </w:r>
+            <w:r>
+              <w:rPr>
                 <w:noProof/>
                 <w:webHidden/>
               </w:rPr>
@@ -2930,7 +2706,6 @@
             </w:r>
             <w:r>
               <w:rPr>
-                <w:rFonts w:cs="Times New Roman"/>
                 <w:noProof/>
                 <w:webHidden/>
               </w:rPr>
@@ -2938,7 +2713,6 @@
             </w:r>
             <w:r>
               <w:rPr>
-                <w:rFonts w:cs="Times New Roman"/>
                 <w:noProof/>
                 <w:webHidden/>
               </w:rPr>
@@ -2953,7 +2727,7 @@
               <w:tab w:val="right" w:leader="dot" w:pos="9016"/>
             </w:tabs>
             <w:rPr>
-              <w:rFonts w:eastAsiaTheme="minorEastAsia" w:cs="Times New Roman"/>
+              <w:rFonts w:asciiTheme="minorHAnsi" w:eastAsiaTheme="minorEastAsia" w:hAnsiTheme="minorHAnsi"/>
               <w:noProof/>
               <w:kern w:val="2"/>
               <w:sz w:val="24"/>
@@ -2961,18 +2735,16 @@
               <w14:ligatures w14:val="standardContextual"/>
             </w:rPr>
           </w:pPr>
-          <w:hyperlink w:anchor="_Toc214395280" w:history="1">
+          <w:hyperlink w:anchor="_Toc215480089" w:history="1">
             <w:r>
               <w:rPr>
                 <w:rStyle w:val="Hyperlink"/>
-                <w:rFonts w:cs="Times New Roman"/>
                 <w:noProof/>
               </w:rPr>
               <w:t>2.6 Research Gaps and Conceptual Integration</w:t>
             </w:r>
             <w:r>
               <w:rPr>
-                <w:rFonts w:cs="Times New Roman"/>
                 <w:noProof/>
                 <w:webHidden/>
               </w:rPr>
@@ -2980,7 +2752,6 @@
             </w:r>
             <w:r>
               <w:rPr>
-                <w:rFonts w:cs="Times New Roman"/>
                 <w:noProof/>
                 <w:webHidden/>
               </w:rPr>
@@ -2988,22 +2759,19 @@
             </w:r>
             <w:r>
               <w:rPr>
-                <w:rFonts w:cs="Times New Roman"/>
-                <w:noProof/>
-                <w:webHidden/>
-              </w:rPr>
-              <w:instrText xml:space="preserve"> PAGEREF _Toc214395280 \h </w:instrText>
-            </w:r>
-            <w:r>
-              <w:rPr>
-                <w:rFonts w:cs="Times New Roman"/>
-                <w:noProof/>
-                <w:webHidden/>
-              </w:rPr>
-            </w:r>
-            <w:r>
-              <w:rPr>
-                <w:rFonts w:cs="Times New Roman"/>
+                <w:noProof/>
+                <w:webHidden/>
+              </w:rPr>
+              <w:instrText xml:space="preserve"> PAGEREF _Toc215480089 \h </w:instrText>
+            </w:r>
+            <w:r>
+              <w:rPr>
+                <w:noProof/>
+                <w:webHidden/>
+              </w:rPr>
+            </w:r>
+            <w:r>
+              <w:rPr>
                 <w:noProof/>
                 <w:webHidden/>
               </w:rPr>
@@ -3011,7 +2779,6 @@
             </w:r>
             <w:r>
               <w:rPr>
-                <w:rFonts w:cs="Times New Roman"/>
                 <w:noProof/>
                 <w:webHidden/>
               </w:rPr>
@@ -3019,7 +2786,6 @@
             </w:r>
             <w:r>
               <w:rPr>
-                <w:rFonts w:cs="Times New Roman"/>
                 <w:noProof/>
                 <w:webHidden/>
               </w:rPr>
@@ -3034,7 +2800,7 @@
               <w:tab w:val="right" w:leader="dot" w:pos="9016"/>
             </w:tabs>
             <w:rPr>
-              <w:rFonts w:eastAsiaTheme="minorEastAsia" w:cs="Times New Roman"/>
+              <w:rFonts w:asciiTheme="minorHAnsi" w:eastAsiaTheme="minorEastAsia" w:hAnsiTheme="minorHAnsi"/>
               <w:noProof/>
               <w:kern w:val="2"/>
               <w:sz w:val="24"/>
@@ -3042,18 +2808,16 @@
               <w14:ligatures w14:val="standardContextual"/>
             </w:rPr>
           </w:pPr>
-          <w:hyperlink w:anchor="_Toc214395281" w:history="1">
+          <w:hyperlink w:anchor="_Toc215480090" w:history="1">
             <w:r>
               <w:rPr>
                 <w:rStyle w:val="Hyperlink"/>
-                <w:rFonts w:cs="Times New Roman"/>
                 <w:noProof/>
               </w:rPr>
               <w:t>2.7 Summary</w:t>
             </w:r>
             <w:r>
               <w:rPr>
-                <w:rFonts w:cs="Times New Roman"/>
                 <w:noProof/>
                 <w:webHidden/>
               </w:rPr>
@@ -3061,7 +2825,6 @@
             </w:r>
             <w:r>
               <w:rPr>
-                <w:rFonts w:cs="Times New Roman"/>
                 <w:noProof/>
                 <w:webHidden/>
               </w:rPr>
@@ -3069,22 +2832,19 @@
             </w:r>
             <w:r>
               <w:rPr>
-                <w:rFonts w:cs="Times New Roman"/>
-                <w:noProof/>
-                <w:webHidden/>
-              </w:rPr>
-              <w:instrText xml:space="preserve"> PAGEREF _Toc214395281 \h </w:instrText>
-            </w:r>
-            <w:r>
-              <w:rPr>
-                <w:rFonts w:cs="Times New Roman"/>
-                <w:noProof/>
-                <w:webHidden/>
-              </w:rPr>
-            </w:r>
-            <w:r>
-              <w:rPr>
-                <w:rFonts w:cs="Times New Roman"/>
+                <w:noProof/>
+                <w:webHidden/>
+              </w:rPr>
+              <w:instrText xml:space="preserve"> PAGEREF _Toc215480090 \h </w:instrText>
+            </w:r>
+            <w:r>
+              <w:rPr>
+                <w:noProof/>
+                <w:webHidden/>
+              </w:rPr>
+            </w:r>
+            <w:r>
+              <w:rPr>
                 <w:noProof/>
                 <w:webHidden/>
               </w:rPr>
@@ -3092,7 +2852,6 @@
             </w:r>
             <w:r>
               <w:rPr>
-                <w:rFonts w:cs="Times New Roman"/>
                 <w:noProof/>
                 <w:webHidden/>
               </w:rPr>
@@ -3100,7 +2859,6 @@
             </w:r>
             <w:r>
               <w:rPr>
-                <w:rFonts w:cs="Times New Roman"/>
                 <w:noProof/>
                 <w:webHidden/>
               </w:rPr>
@@ -3115,25 +2873,37 @@
               <w:tab w:val="right" w:leader="dot" w:pos="9016"/>
             </w:tabs>
             <w:rPr>
-              <w:rFonts w:eastAsiaTheme="minorEastAsia" w:cs="Times New Roman"/>
+              <w:rFonts w:asciiTheme="minorHAnsi" w:eastAsiaTheme="minorEastAsia" w:hAnsiTheme="minorHAnsi"/>
               <w:noProof/>
               <w:kern w:val="2"/>
               <w:szCs w:val="24"/>
               <w14:ligatures w14:val="standardContextual"/>
             </w:rPr>
           </w:pPr>
-          <w:hyperlink w:anchor="_Toc214395282" w:history="1">
+          <w:hyperlink w:anchor="_Toc215480091" w:history="1">
             <w:r>
               <w:rPr>
                 <w:rStyle w:val="Hyperlink"/>
-                <w:rFonts w:cs="Times New Roman"/>
-                <w:noProof/>
-              </w:rPr>
-              <w:t>III.  Methods</w:t>
-            </w:r>
-            <w:r>
-              <w:rPr>
-                <w:rFonts w:cs="Times New Roman"/>
+                <w:noProof/>
+              </w:rPr>
+              <w:t>III.  Meth</w:t>
+            </w:r>
+            <w:r>
+              <w:rPr>
+                <w:rStyle w:val="Hyperlink"/>
+                <w:noProof/>
+              </w:rPr>
+              <w:t>o</w:t>
+            </w:r>
+            <w:r>
+              <w:rPr>
+                <w:rStyle w:val="Hyperlink"/>
+                <w:noProof/>
+              </w:rPr>
+              <w:t>ds</w:t>
+            </w:r>
+            <w:r>
+              <w:rPr>
                 <w:noProof/>
                 <w:webHidden/>
               </w:rPr>
@@ -3141,7 +2911,6 @@
             </w:r>
             <w:r>
               <w:rPr>
-                <w:rFonts w:cs="Times New Roman"/>
                 <w:noProof/>
                 <w:webHidden/>
               </w:rPr>
@@ -3149,22 +2918,19 @@
             </w:r>
             <w:r>
               <w:rPr>
-                <w:rFonts w:cs="Times New Roman"/>
-                <w:noProof/>
-                <w:webHidden/>
-              </w:rPr>
-              <w:instrText xml:space="preserve"> PAGEREF _Toc214395282 \h </w:instrText>
-            </w:r>
-            <w:r>
-              <w:rPr>
-                <w:rFonts w:cs="Times New Roman"/>
-                <w:noProof/>
-                <w:webHidden/>
-              </w:rPr>
-            </w:r>
-            <w:r>
-              <w:rPr>
-                <w:rFonts w:cs="Times New Roman"/>
+                <w:noProof/>
+                <w:webHidden/>
+              </w:rPr>
+              <w:instrText xml:space="preserve"> PAGEREF _Toc215480091 \h </w:instrText>
+            </w:r>
+            <w:r>
+              <w:rPr>
+                <w:noProof/>
+                <w:webHidden/>
+              </w:rPr>
+            </w:r>
+            <w:r>
+              <w:rPr>
                 <w:noProof/>
                 <w:webHidden/>
               </w:rPr>
@@ -3172,7 +2938,6 @@
             </w:r>
             <w:r>
               <w:rPr>
-                <w:rFonts w:cs="Times New Roman"/>
                 <w:noProof/>
                 <w:webHidden/>
               </w:rPr>
@@ -3180,7 +2945,6 @@
             </w:r>
             <w:r>
               <w:rPr>
-                <w:rFonts w:cs="Times New Roman"/>
                 <w:noProof/>
                 <w:webHidden/>
               </w:rPr>
@@ -3195,7 +2959,7 @@
               <w:tab w:val="right" w:leader="dot" w:pos="9016"/>
             </w:tabs>
             <w:rPr>
-              <w:rFonts w:eastAsiaTheme="minorEastAsia" w:cs="Times New Roman"/>
+              <w:rFonts w:asciiTheme="minorHAnsi" w:eastAsiaTheme="minorEastAsia" w:hAnsiTheme="minorHAnsi"/>
               <w:noProof/>
               <w:kern w:val="2"/>
               <w:sz w:val="24"/>
@@ -3203,18 +2967,16 @@
               <w14:ligatures w14:val="standardContextual"/>
             </w:rPr>
           </w:pPr>
-          <w:hyperlink w:anchor="_Toc214395283" w:history="1">
+          <w:hyperlink w:anchor="_Toc215480092" w:history="1">
             <w:r>
               <w:rPr>
                 <w:rStyle w:val="Hyperlink"/>
-                <w:rFonts w:cs="Times New Roman"/>
                 <w:noProof/>
               </w:rPr>
               <w:t>3.1 Methodological Approach</w:t>
             </w:r>
             <w:r>
               <w:rPr>
-                <w:rFonts w:cs="Times New Roman"/>
                 <w:noProof/>
                 <w:webHidden/>
               </w:rPr>
@@ -3222,7 +2984,6 @@
             </w:r>
             <w:r>
               <w:rPr>
-                <w:rFonts w:cs="Times New Roman"/>
                 <w:noProof/>
                 <w:webHidden/>
               </w:rPr>
@@ -3230,22 +2991,19 @@
             </w:r>
             <w:r>
               <w:rPr>
-                <w:rFonts w:cs="Times New Roman"/>
-                <w:noProof/>
-                <w:webHidden/>
-              </w:rPr>
-              <w:instrText xml:space="preserve"> PAGEREF _Toc214395283 \h </w:instrText>
-            </w:r>
-            <w:r>
-              <w:rPr>
-                <w:rFonts w:cs="Times New Roman"/>
-                <w:noProof/>
-                <w:webHidden/>
-              </w:rPr>
-            </w:r>
-            <w:r>
-              <w:rPr>
-                <w:rFonts w:cs="Times New Roman"/>
+                <w:noProof/>
+                <w:webHidden/>
+              </w:rPr>
+              <w:instrText xml:space="preserve"> PAGEREF _Toc215480092 \h </w:instrText>
+            </w:r>
+            <w:r>
+              <w:rPr>
+                <w:noProof/>
+                <w:webHidden/>
+              </w:rPr>
+            </w:r>
+            <w:r>
+              <w:rPr>
                 <w:noProof/>
                 <w:webHidden/>
               </w:rPr>
@@ -3253,7 +3011,6 @@
             </w:r>
             <w:r>
               <w:rPr>
-                <w:rFonts w:cs="Times New Roman"/>
                 <w:noProof/>
                 <w:webHidden/>
               </w:rPr>
@@ -3261,7 +3018,6 @@
             </w:r>
             <w:r>
               <w:rPr>
-                <w:rFonts w:cs="Times New Roman"/>
                 <w:noProof/>
                 <w:webHidden/>
               </w:rPr>
@@ -3276,7 +3032,7 @@
               <w:tab w:val="right" w:leader="dot" w:pos="9016"/>
             </w:tabs>
             <w:rPr>
-              <w:rFonts w:eastAsiaTheme="minorEastAsia" w:cs="Times New Roman"/>
+              <w:rFonts w:asciiTheme="minorHAnsi" w:eastAsiaTheme="minorEastAsia" w:hAnsiTheme="minorHAnsi"/>
               <w:noProof/>
               <w:kern w:val="2"/>
               <w:sz w:val="24"/>
@@ -3284,18 +3040,16 @@
               <w14:ligatures w14:val="standardContextual"/>
             </w:rPr>
           </w:pPr>
-          <w:hyperlink w:anchor="_Toc214395284" w:history="1">
+          <w:hyperlink w:anchor="_Toc215480093" w:history="1">
             <w:r>
               <w:rPr>
                 <w:rStyle w:val="Hyperlink"/>
-                <w:rFonts w:cs="Times New Roman"/>
                 <w:noProof/>
               </w:rPr>
               <w:t>3.2 Dataset and Sources</w:t>
             </w:r>
             <w:r>
               <w:rPr>
-                <w:rFonts w:cs="Times New Roman"/>
                 <w:noProof/>
                 <w:webHidden/>
               </w:rPr>
@@ -3303,7 +3057,6 @@
             </w:r>
             <w:r>
               <w:rPr>
-                <w:rFonts w:cs="Times New Roman"/>
                 <w:noProof/>
                 <w:webHidden/>
               </w:rPr>
@@ -3311,22 +3064,19 @@
             </w:r>
             <w:r>
               <w:rPr>
-                <w:rFonts w:cs="Times New Roman"/>
-                <w:noProof/>
-                <w:webHidden/>
-              </w:rPr>
-              <w:instrText xml:space="preserve"> PAGEREF _Toc214395284 \h </w:instrText>
-            </w:r>
-            <w:r>
-              <w:rPr>
-                <w:rFonts w:cs="Times New Roman"/>
-                <w:noProof/>
-                <w:webHidden/>
-              </w:rPr>
-            </w:r>
-            <w:r>
-              <w:rPr>
-                <w:rFonts w:cs="Times New Roman"/>
+                <w:noProof/>
+                <w:webHidden/>
+              </w:rPr>
+              <w:instrText xml:space="preserve"> PAGEREF _Toc215480093 \h </w:instrText>
+            </w:r>
+            <w:r>
+              <w:rPr>
+                <w:noProof/>
+                <w:webHidden/>
+              </w:rPr>
+            </w:r>
+            <w:r>
+              <w:rPr>
                 <w:noProof/>
                 <w:webHidden/>
               </w:rPr>
@@ -3334,7 +3084,6 @@
             </w:r>
             <w:r>
               <w:rPr>
-                <w:rFonts w:cs="Times New Roman"/>
                 <w:noProof/>
                 <w:webHidden/>
               </w:rPr>
@@ -3342,7 +3091,6 @@
             </w:r>
             <w:r>
               <w:rPr>
-                <w:rFonts w:cs="Times New Roman"/>
                 <w:noProof/>
                 <w:webHidden/>
               </w:rPr>
@@ -3357,7 +3105,7 @@
               <w:tab w:val="right" w:leader="dot" w:pos="9016"/>
             </w:tabs>
             <w:rPr>
-              <w:rFonts w:eastAsiaTheme="minorEastAsia" w:cs="Times New Roman"/>
+              <w:rFonts w:asciiTheme="minorHAnsi" w:eastAsiaTheme="minorEastAsia" w:hAnsiTheme="minorHAnsi"/>
               <w:noProof/>
               <w:kern w:val="2"/>
               <w:sz w:val="24"/>
@@ -3365,18 +3113,16 @@
               <w14:ligatures w14:val="standardContextual"/>
             </w:rPr>
           </w:pPr>
-          <w:hyperlink w:anchor="_Toc214395285" w:history="1">
+          <w:hyperlink w:anchor="_Toc215480094" w:history="1">
             <w:r>
               <w:rPr>
                 <w:rStyle w:val="Hyperlink"/>
-                <w:rFonts w:cs="Times New Roman"/>
                 <w:noProof/>
               </w:rPr>
               <w:t>3.3 Tools and Environment</w:t>
             </w:r>
             <w:r>
               <w:rPr>
-                <w:rFonts w:cs="Times New Roman"/>
                 <w:noProof/>
                 <w:webHidden/>
               </w:rPr>
@@ -3384,7 +3130,6 @@
             </w:r>
             <w:r>
               <w:rPr>
-                <w:rFonts w:cs="Times New Roman"/>
                 <w:noProof/>
                 <w:webHidden/>
               </w:rPr>
@@ -3392,22 +3137,19 @@
             </w:r>
             <w:r>
               <w:rPr>
-                <w:rFonts w:cs="Times New Roman"/>
-                <w:noProof/>
-                <w:webHidden/>
-              </w:rPr>
-              <w:instrText xml:space="preserve"> PAGEREF _Toc214395285 \h </w:instrText>
-            </w:r>
-            <w:r>
-              <w:rPr>
-                <w:rFonts w:cs="Times New Roman"/>
-                <w:noProof/>
-                <w:webHidden/>
-              </w:rPr>
-            </w:r>
-            <w:r>
-              <w:rPr>
-                <w:rFonts w:cs="Times New Roman"/>
+                <w:noProof/>
+                <w:webHidden/>
+              </w:rPr>
+              <w:instrText xml:space="preserve"> PAGEREF _Toc215480094 \h </w:instrText>
+            </w:r>
+            <w:r>
+              <w:rPr>
+                <w:noProof/>
+                <w:webHidden/>
+              </w:rPr>
+            </w:r>
+            <w:r>
+              <w:rPr>
                 <w:noProof/>
                 <w:webHidden/>
               </w:rPr>
@@ -3415,15 +3157,13 @@
             </w:r>
             <w:r>
               <w:rPr>
-                <w:rFonts w:cs="Times New Roman"/>
-                <w:noProof/>
-                <w:webHidden/>
-              </w:rPr>
-              <w:t>15</w:t>
-            </w:r>
-            <w:r>
-              <w:rPr>
-                <w:rFonts w:cs="Times New Roman"/>
+                <w:noProof/>
+                <w:webHidden/>
+              </w:rPr>
+              <w:t>16</w:t>
+            </w:r>
+            <w:r>
+              <w:rPr>
                 <w:noProof/>
                 <w:webHidden/>
               </w:rPr>
@@ -3438,7 +3178,7 @@
               <w:tab w:val="right" w:leader="dot" w:pos="9016"/>
             </w:tabs>
             <w:rPr>
-              <w:rFonts w:eastAsiaTheme="minorEastAsia" w:cs="Times New Roman"/>
+              <w:rFonts w:asciiTheme="minorHAnsi" w:eastAsiaTheme="minorEastAsia" w:hAnsiTheme="minorHAnsi"/>
               <w:noProof/>
               <w:kern w:val="2"/>
               <w:sz w:val="24"/>
@@ -3446,18 +3186,16 @@
               <w14:ligatures w14:val="standardContextual"/>
             </w:rPr>
           </w:pPr>
-          <w:hyperlink w:anchor="_Toc214395286" w:history="1">
+          <w:hyperlink w:anchor="_Toc215480095" w:history="1">
             <w:r>
               <w:rPr>
                 <w:rStyle w:val="Hyperlink"/>
-                <w:rFonts w:cs="Times New Roman"/>
                 <w:noProof/>
               </w:rPr>
               <w:t>3.4 Feature Engineering</w:t>
             </w:r>
             <w:r>
               <w:rPr>
-                <w:rFonts w:cs="Times New Roman"/>
                 <w:noProof/>
                 <w:webHidden/>
               </w:rPr>
@@ -3465,7 +3203,6 @@
             </w:r>
             <w:r>
               <w:rPr>
-                <w:rFonts w:cs="Times New Roman"/>
                 <w:noProof/>
                 <w:webHidden/>
               </w:rPr>
@@ -3473,22 +3210,19 @@
             </w:r>
             <w:r>
               <w:rPr>
-                <w:rFonts w:cs="Times New Roman"/>
-                <w:noProof/>
-                <w:webHidden/>
-              </w:rPr>
-              <w:instrText xml:space="preserve"> PAGEREF _Toc214395286 \h </w:instrText>
-            </w:r>
-            <w:r>
-              <w:rPr>
-                <w:rFonts w:cs="Times New Roman"/>
-                <w:noProof/>
-                <w:webHidden/>
-              </w:rPr>
-            </w:r>
-            <w:r>
-              <w:rPr>
-                <w:rFonts w:cs="Times New Roman"/>
+                <w:noProof/>
+                <w:webHidden/>
+              </w:rPr>
+              <w:instrText xml:space="preserve"> PAGEREF _Toc215480095 \h </w:instrText>
+            </w:r>
+            <w:r>
+              <w:rPr>
+                <w:noProof/>
+                <w:webHidden/>
+              </w:rPr>
+            </w:r>
+            <w:r>
+              <w:rPr>
                 <w:noProof/>
                 <w:webHidden/>
               </w:rPr>
@@ -3496,7 +3230,6 @@
             </w:r>
             <w:r>
               <w:rPr>
-                <w:rFonts w:cs="Times New Roman"/>
                 <w:noProof/>
                 <w:webHidden/>
               </w:rPr>
@@ -3504,7 +3237,6 @@
             </w:r>
             <w:r>
               <w:rPr>
-                <w:rFonts w:cs="Times New Roman"/>
                 <w:noProof/>
                 <w:webHidden/>
               </w:rPr>
@@ -3519,7 +3251,7 @@
               <w:tab w:val="right" w:leader="dot" w:pos="9016"/>
             </w:tabs>
             <w:rPr>
-              <w:rFonts w:eastAsiaTheme="minorEastAsia" w:cs="Times New Roman"/>
+              <w:rFonts w:asciiTheme="minorHAnsi" w:eastAsiaTheme="minorEastAsia" w:hAnsiTheme="minorHAnsi"/>
               <w:noProof/>
               <w:kern w:val="2"/>
               <w:sz w:val="24"/>
@@ -3527,18 +3259,16 @@
               <w14:ligatures w14:val="standardContextual"/>
             </w:rPr>
           </w:pPr>
-          <w:hyperlink w:anchor="_Toc214395287" w:history="1">
+          <w:hyperlink w:anchor="_Toc215480096" w:history="1">
             <w:r>
               <w:rPr>
                 <w:rStyle w:val="Hyperlink"/>
-                <w:rFonts w:cs="Times New Roman"/>
                 <w:noProof/>
               </w:rPr>
               <w:t>3.5 Predictive Modeling</w:t>
             </w:r>
             <w:r>
               <w:rPr>
-                <w:rFonts w:cs="Times New Roman"/>
                 <w:noProof/>
                 <w:webHidden/>
               </w:rPr>
@@ -3546,7 +3276,6 @@
             </w:r>
             <w:r>
               <w:rPr>
-                <w:rFonts w:cs="Times New Roman"/>
                 <w:noProof/>
                 <w:webHidden/>
               </w:rPr>
@@ -3554,22 +3283,19 @@
             </w:r>
             <w:r>
               <w:rPr>
-                <w:rFonts w:cs="Times New Roman"/>
-                <w:noProof/>
-                <w:webHidden/>
-              </w:rPr>
-              <w:instrText xml:space="preserve"> PAGEREF _Toc214395287 \h </w:instrText>
-            </w:r>
-            <w:r>
-              <w:rPr>
-                <w:rFonts w:cs="Times New Roman"/>
-                <w:noProof/>
-                <w:webHidden/>
-              </w:rPr>
-            </w:r>
-            <w:r>
-              <w:rPr>
-                <w:rFonts w:cs="Times New Roman"/>
+                <w:noProof/>
+                <w:webHidden/>
+              </w:rPr>
+              <w:instrText xml:space="preserve"> PAGEREF _Toc215480096 \h </w:instrText>
+            </w:r>
+            <w:r>
+              <w:rPr>
+                <w:noProof/>
+                <w:webHidden/>
+              </w:rPr>
+            </w:r>
+            <w:r>
+              <w:rPr>
                 <w:noProof/>
                 <w:webHidden/>
               </w:rPr>
@@ -3577,15 +3303,13 @@
             </w:r>
             <w:r>
               <w:rPr>
-                <w:rFonts w:cs="Times New Roman"/>
-                <w:noProof/>
-                <w:webHidden/>
-              </w:rPr>
-              <w:t>16</w:t>
-            </w:r>
-            <w:r>
-              <w:rPr>
-                <w:rFonts w:cs="Times New Roman"/>
+                <w:noProof/>
+                <w:webHidden/>
+              </w:rPr>
+              <w:t>17</w:t>
+            </w:r>
+            <w:r>
+              <w:rPr>
                 <w:noProof/>
                 <w:webHidden/>
               </w:rPr>
@@ -3600,7 +3324,7 @@
               <w:tab w:val="right" w:leader="dot" w:pos="9016"/>
             </w:tabs>
             <w:rPr>
-              <w:rFonts w:eastAsiaTheme="minorEastAsia" w:cs="Times New Roman"/>
+              <w:rFonts w:asciiTheme="minorHAnsi" w:eastAsiaTheme="minorEastAsia" w:hAnsiTheme="minorHAnsi"/>
               <w:noProof/>
               <w:kern w:val="2"/>
               <w:sz w:val="24"/>
@@ -3608,18 +3332,16 @@
               <w14:ligatures w14:val="standardContextual"/>
             </w:rPr>
           </w:pPr>
-          <w:hyperlink w:anchor="_Toc214395288" w:history="1">
+          <w:hyperlink w:anchor="_Toc215480097" w:history="1">
             <w:r>
               <w:rPr>
                 <w:rStyle w:val="Hyperlink"/>
-                <w:rFonts w:cs="Times New Roman"/>
                 <w:noProof/>
               </w:rPr>
               <w:t>3.6 Revenue and Pricing Models</w:t>
             </w:r>
             <w:r>
               <w:rPr>
-                <w:rFonts w:cs="Times New Roman"/>
                 <w:noProof/>
                 <w:webHidden/>
               </w:rPr>
@@ -3627,7 +3349,6 @@
             </w:r>
             <w:r>
               <w:rPr>
-                <w:rFonts w:cs="Times New Roman"/>
                 <w:noProof/>
                 <w:webHidden/>
               </w:rPr>
@@ -3635,22 +3356,19 @@
             </w:r>
             <w:r>
               <w:rPr>
-                <w:rFonts w:cs="Times New Roman"/>
-                <w:noProof/>
-                <w:webHidden/>
-              </w:rPr>
-              <w:instrText xml:space="preserve"> PAGEREF _Toc214395288 \h </w:instrText>
-            </w:r>
-            <w:r>
-              <w:rPr>
-                <w:rFonts w:cs="Times New Roman"/>
-                <w:noProof/>
-                <w:webHidden/>
-              </w:rPr>
-            </w:r>
-            <w:r>
-              <w:rPr>
-                <w:rFonts w:cs="Times New Roman"/>
+                <w:noProof/>
+                <w:webHidden/>
+              </w:rPr>
+              <w:instrText xml:space="preserve"> PAGEREF _Toc215480097 \h </w:instrText>
+            </w:r>
+            <w:r>
+              <w:rPr>
+                <w:noProof/>
+                <w:webHidden/>
+              </w:rPr>
+            </w:r>
+            <w:r>
+              <w:rPr>
                 <w:noProof/>
                 <w:webHidden/>
               </w:rPr>
@@ -3658,7 +3376,6 @@
             </w:r>
             <w:r>
               <w:rPr>
-                <w:rFonts w:cs="Times New Roman"/>
                 <w:noProof/>
                 <w:webHidden/>
               </w:rPr>
@@ -3666,7 +3383,6 @@
             </w:r>
             <w:r>
               <w:rPr>
-                <w:rFonts w:cs="Times New Roman"/>
                 <w:noProof/>
                 <w:webHidden/>
               </w:rPr>
@@ -3681,7 +3397,7 @@
               <w:tab w:val="right" w:leader="dot" w:pos="9016"/>
             </w:tabs>
             <w:rPr>
-              <w:rFonts w:eastAsiaTheme="minorEastAsia" w:cs="Times New Roman"/>
+              <w:rFonts w:asciiTheme="minorHAnsi" w:eastAsiaTheme="minorEastAsia" w:hAnsiTheme="minorHAnsi"/>
               <w:noProof/>
               <w:kern w:val="2"/>
               <w:sz w:val="24"/>
@@ -3689,18 +3405,16 @@
               <w14:ligatures w14:val="standardContextual"/>
             </w:rPr>
           </w:pPr>
-          <w:hyperlink w:anchor="_Toc214395289" w:history="1">
+          <w:hyperlink w:anchor="_Toc215480098" w:history="1">
             <w:r>
               <w:rPr>
                 <w:rStyle w:val="Hyperlink"/>
-                <w:rFonts w:cs="Times New Roman"/>
                 <w:noProof/>
               </w:rPr>
               <w:t>3.7 Operational Integration</w:t>
             </w:r>
             <w:r>
               <w:rPr>
-                <w:rFonts w:cs="Times New Roman"/>
                 <w:noProof/>
                 <w:webHidden/>
               </w:rPr>
@@ -3708,7 +3422,6 @@
             </w:r>
             <w:r>
               <w:rPr>
-                <w:rFonts w:cs="Times New Roman"/>
                 <w:noProof/>
                 <w:webHidden/>
               </w:rPr>
@@ -3716,22 +3429,19 @@
             </w:r>
             <w:r>
               <w:rPr>
-                <w:rFonts w:cs="Times New Roman"/>
-                <w:noProof/>
-                <w:webHidden/>
-              </w:rPr>
-              <w:instrText xml:space="preserve"> PAGEREF _Toc214395289 \h </w:instrText>
-            </w:r>
-            <w:r>
-              <w:rPr>
-                <w:rFonts w:cs="Times New Roman"/>
-                <w:noProof/>
-                <w:webHidden/>
-              </w:rPr>
-            </w:r>
-            <w:r>
-              <w:rPr>
-                <w:rFonts w:cs="Times New Roman"/>
+                <w:noProof/>
+                <w:webHidden/>
+              </w:rPr>
+              <w:instrText xml:space="preserve"> PAGEREF _Toc215480098 \h </w:instrText>
+            </w:r>
+            <w:r>
+              <w:rPr>
+                <w:noProof/>
+                <w:webHidden/>
+              </w:rPr>
+            </w:r>
+            <w:r>
+              <w:rPr>
                 <w:noProof/>
                 <w:webHidden/>
               </w:rPr>
@@ -3739,15 +3449,13 @@
             </w:r>
             <w:r>
               <w:rPr>
-                <w:rFonts w:cs="Times New Roman"/>
-                <w:noProof/>
-                <w:webHidden/>
-              </w:rPr>
-              <w:t>17</w:t>
-            </w:r>
-            <w:r>
-              <w:rPr>
-                <w:rFonts w:cs="Times New Roman"/>
+                <w:noProof/>
+                <w:webHidden/>
+              </w:rPr>
+              <w:t>18</w:t>
+            </w:r>
+            <w:r>
+              <w:rPr>
                 <w:noProof/>
                 <w:webHidden/>
               </w:rPr>
@@ -3762,7 +3470,7 @@
               <w:tab w:val="right" w:leader="dot" w:pos="9016"/>
             </w:tabs>
             <w:rPr>
-              <w:rFonts w:eastAsiaTheme="minorEastAsia" w:cs="Times New Roman"/>
+              <w:rFonts w:asciiTheme="minorHAnsi" w:eastAsiaTheme="minorEastAsia" w:hAnsiTheme="minorHAnsi"/>
               <w:noProof/>
               <w:kern w:val="2"/>
               <w:sz w:val="24"/>
@@ -3770,18 +3478,16 @@
               <w14:ligatures w14:val="standardContextual"/>
             </w:rPr>
           </w:pPr>
-          <w:hyperlink w:anchor="_Toc214395290" w:history="1">
+          <w:hyperlink w:anchor="_Toc215480099" w:history="1">
             <w:r>
               <w:rPr>
                 <w:rStyle w:val="Hyperlink"/>
-                <w:rFonts w:cs="Times New Roman"/>
                 <w:noProof/>
               </w:rPr>
               <w:t>3.8 Evaluation and Reproducibility</w:t>
             </w:r>
             <w:r>
               <w:rPr>
-                <w:rFonts w:cs="Times New Roman"/>
                 <w:noProof/>
                 <w:webHidden/>
               </w:rPr>
@@ -3789,7 +3495,6 @@
             </w:r>
             <w:r>
               <w:rPr>
-                <w:rFonts w:cs="Times New Roman"/>
                 <w:noProof/>
                 <w:webHidden/>
               </w:rPr>
@@ -3797,22 +3502,19 @@
             </w:r>
             <w:r>
               <w:rPr>
-                <w:rFonts w:cs="Times New Roman"/>
-                <w:noProof/>
-                <w:webHidden/>
-              </w:rPr>
-              <w:instrText xml:space="preserve"> PAGEREF _Toc214395290 \h </w:instrText>
-            </w:r>
-            <w:r>
-              <w:rPr>
-                <w:rFonts w:cs="Times New Roman"/>
-                <w:noProof/>
-                <w:webHidden/>
-              </w:rPr>
-            </w:r>
-            <w:r>
-              <w:rPr>
-                <w:rFonts w:cs="Times New Roman"/>
+                <w:noProof/>
+                <w:webHidden/>
+              </w:rPr>
+              <w:instrText xml:space="preserve"> PAGEREF _Toc215480099 \h </w:instrText>
+            </w:r>
+            <w:r>
+              <w:rPr>
+                <w:noProof/>
+                <w:webHidden/>
+              </w:rPr>
+            </w:r>
+            <w:r>
+              <w:rPr>
                 <w:noProof/>
                 <w:webHidden/>
               </w:rPr>
@@ -3820,15 +3522,13 @@
             </w:r>
             <w:r>
               <w:rPr>
-                <w:rFonts w:cs="Times New Roman"/>
-                <w:noProof/>
-                <w:webHidden/>
-              </w:rPr>
-              <w:t>17</w:t>
-            </w:r>
-            <w:r>
-              <w:rPr>
-                <w:rFonts w:cs="Times New Roman"/>
+                <w:noProof/>
+                <w:webHidden/>
+              </w:rPr>
+              <w:t>18</w:t>
+            </w:r>
+            <w:r>
+              <w:rPr>
                 <w:noProof/>
                 <w:webHidden/>
               </w:rPr>
@@ -3843,7 +3543,7 @@
               <w:tab w:val="right" w:leader="dot" w:pos="9016"/>
             </w:tabs>
             <w:rPr>
-              <w:rFonts w:eastAsiaTheme="minorEastAsia" w:cs="Times New Roman"/>
+              <w:rFonts w:asciiTheme="minorHAnsi" w:eastAsiaTheme="minorEastAsia" w:hAnsiTheme="minorHAnsi"/>
               <w:noProof/>
               <w:kern w:val="2"/>
               <w:sz w:val="24"/>
@@ -3851,18 +3551,16 @@
               <w14:ligatures w14:val="standardContextual"/>
             </w:rPr>
           </w:pPr>
-          <w:hyperlink w:anchor="_Toc214395291" w:history="1">
+          <w:hyperlink w:anchor="_Toc215480100" w:history="1">
             <w:r>
               <w:rPr>
                 <w:rStyle w:val="Hyperlink"/>
-                <w:rFonts w:cs="Times New Roman"/>
                 <w:noProof/>
               </w:rPr>
               <w:t>3.9 Methods Summary</w:t>
             </w:r>
             <w:r>
               <w:rPr>
-                <w:rFonts w:cs="Times New Roman"/>
                 <w:noProof/>
                 <w:webHidden/>
               </w:rPr>
@@ -3870,7 +3568,6 @@
             </w:r>
             <w:r>
               <w:rPr>
-                <w:rFonts w:cs="Times New Roman"/>
                 <w:noProof/>
                 <w:webHidden/>
               </w:rPr>
@@ -3878,22 +3575,19 @@
             </w:r>
             <w:r>
               <w:rPr>
-                <w:rFonts w:cs="Times New Roman"/>
-                <w:noProof/>
-                <w:webHidden/>
-              </w:rPr>
-              <w:instrText xml:space="preserve"> PAGEREF _Toc214395291 \h </w:instrText>
-            </w:r>
-            <w:r>
-              <w:rPr>
-                <w:rFonts w:cs="Times New Roman"/>
-                <w:noProof/>
-                <w:webHidden/>
-              </w:rPr>
-            </w:r>
-            <w:r>
-              <w:rPr>
-                <w:rFonts w:cs="Times New Roman"/>
+                <w:noProof/>
+                <w:webHidden/>
+              </w:rPr>
+              <w:instrText xml:space="preserve"> PAGEREF _Toc215480100 \h </w:instrText>
+            </w:r>
+            <w:r>
+              <w:rPr>
+                <w:noProof/>
+                <w:webHidden/>
+              </w:rPr>
+            </w:r>
+            <w:r>
+              <w:rPr>
                 <w:noProof/>
                 <w:webHidden/>
               </w:rPr>
@@ -3901,15 +3595,13 @@
             </w:r>
             <w:r>
               <w:rPr>
-                <w:rFonts w:cs="Times New Roman"/>
-                <w:noProof/>
-                <w:webHidden/>
-              </w:rPr>
-              <w:t>17</w:t>
-            </w:r>
-            <w:r>
-              <w:rPr>
-                <w:rFonts w:cs="Times New Roman"/>
+                <w:noProof/>
+                <w:webHidden/>
+              </w:rPr>
+              <w:t>19</w:t>
+            </w:r>
+            <w:r>
+              <w:rPr>
                 <w:noProof/>
                 <w:webHidden/>
               </w:rPr>
@@ -3924,25 +3616,37 @@
               <w:tab w:val="right" w:leader="dot" w:pos="9016"/>
             </w:tabs>
             <w:rPr>
-              <w:rFonts w:eastAsiaTheme="minorEastAsia" w:cs="Times New Roman"/>
+              <w:rFonts w:asciiTheme="minorHAnsi" w:eastAsiaTheme="minorEastAsia" w:hAnsiTheme="minorHAnsi"/>
               <w:noProof/>
               <w:kern w:val="2"/>
               <w:szCs w:val="24"/>
               <w14:ligatures w14:val="standardContextual"/>
             </w:rPr>
           </w:pPr>
-          <w:hyperlink w:anchor="_Toc214395292" w:history="1">
+          <w:hyperlink w:anchor="_Toc215480101" w:history="1">
             <w:r>
               <w:rPr>
                 <w:rStyle w:val="Hyperlink"/>
-                <w:rFonts w:cs="Times New Roman"/>
-                <w:noProof/>
-              </w:rPr>
-              <w:t>IV.  Results</w:t>
-            </w:r>
-            <w:r>
-              <w:rPr>
-                <w:rFonts w:cs="Times New Roman"/>
+                <w:noProof/>
+              </w:rPr>
+              <w:t>IV.  Re</w:t>
+            </w:r>
+            <w:r>
+              <w:rPr>
+                <w:rStyle w:val="Hyperlink"/>
+                <w:noProof/>
+              </w:rPr>
+              <w:t>s</w:t>
+            </w:r>
+            <w:r>
+              <w:rPr>
+                <w:rStyle w:val="Hyperlink"/>
+                <w:noProof/>
+              </w:rPr>
+              <w:t>ults</w:t>
+            </w:r>
+            <w:r>
+              <w:rPr>
                 <w:noProof/>
                 <w:webHidden/>
               </w:rPr>
@@ -3950,7 +3654,6 @@
             </w:r>
             <w:r>
               <w:rPr>
-                <w:rFonts w:cs="Times New Roman"/>
                 <w:noProof/>
                 <w:webHidden/>
               </w:rPr>
@@ -3958,22 +3661,19 @@
             </w:r>
             <w:r>
               <w:rPr>
-                <w:rFonts w:cs="Times New Roman"/>
-                <w:noProof/>
-                <w:webHidden/>
-              </w:rPr>
-              <w:instrText xml:space="preserve"> PAGEREF _Toc214395292 \h </w:instrText>
-            </w:r>
-            <w:r>
-              <w:rPr>
-                <w:rFonts w:cs="Times New Roman"/>
-                <w:noProof/>
-                <w:webHidden/>
-              </w:rPr>
-            </w:r>
-            <w:r>
-              <w:rPr>
-                <w:rFonts w:cs="Times New Roman"/>
+                <w:noProof/>
+                <w:webHidden/>
+              </w:rPr>
+              <w:instrText xml:space="preserve"> PAGEREF _Toc215480101 \h </w:instrText>
+            </w:r>
+            <w:r>
+              <w:rPr>
+                <w:noProof/>
+                <w:webHidden/>
+              </w:rPr>
+            </w:r>
+            <w:r>
+              <w:rPr>
                 <w:noProof/>
                 <w:webHidden/>
               </w:rPr>
@@ -3981,15 +3681,13 @@
             </w:r>
             <w:r>
               <w:rPr>
-                <w:rFonts w:cs="Times New Roman"/>
-                <w:noProof/>
-                <w:webHidden/>
-              </w:rPr>
-              <w:t>19</w:t>
-            </w:r>
-            <w:r>
-              <w:rPr>
-                <w:rFonts w:cs="Times New Roman"/>
+                <w:noProof/>
+                <w:webHidden/>
+              </w:rPr>
+              <w:t>20</w:t>
+            </w:r>
+            <w:r>
+              <w:rPr>
                 <w:noProof/>
                 <w:webHidden/>
               </w:rPr>
@@ -4004,7 +3702,7 @@
               <w:tab w:val="right" w:leader="dot" w:pos="9016"/>
             </w:tabs>
             <w:rPr>
-              <w:rFonts w:eastAsiaTheme="minorEastAsia" w:cs="Times New Roman"/>
+              <w:rFonts w:asciiTheme="minorHAnsi" w:eastAsiaTheme="minorEastAsia" w:hAnsiTheme="minorHAnsi"/>
               <w:noProof/>
               <w:kern w:val="2"/>
               <w:sz w:val="24"/>
@@ -4012,18 +3710,16 @@
               <w14:ligatures w14:val="standardContextual"/>
             </w:rPr>
           </w:pPr>
-          <w:hyperlink w:anchor="_Toc214395293" w:history="1">
+          <w:hyperlink w:anchor="_Toc215480102" w:history="1">
             <w:r>
               <w:rPr>
                 <w:rStyle w:val="Hyperlink"/>
-                <w:rFonts w:cs="Times New Roman"/>
                 <w:noProof/>
               </w:rPr>
               <w:t>4.1 Overview</w:t>
             </w:r>
             <w:r>
               <w:rPr>
-                <w:rFonts w:cs="Times New Roman"/>
                 <w:noProof/>
                 <w:webHidden/>
               </w:rPr>
@@ -4031,7 +3727,6 @@
             </w:r>
             <w:r>
               <w:rPr>
-                <w:rFonts w:cs="Times New Roman"/>
                 <w:noProof/>
                 <w:webHidden/>
               </w:rPr>
@@ -4039,22 +3734,19 @@
             </w:r>
             <w:r>
               <w:rPr>
-                <w:rFonts w:cs="Times New Roman"/>
-                <w:noProof/>
-                <w:webHidden/>
-              </w:rPr>
-              <w:instrText xml:space="preserve"> PAGEREF _Toc214395293 \h </w:instrText>
-            </w:r>
-            <w:r>
-              <w:rPr>
-                <w:rFonts w:cs="Times New Roman"/>
-                <w:noProof/>
-                <w:webHidden/>
-              </w:rPr>
-            </w:r>
-            <w:r>
-              <w:rPr>
-                <w:rFonts w:cs="Times New Roman"/>
+                <w:noProof/>
+                <w:webHidden/>
+              </w:rPr>
+              <w:instrText xml:space="preserve"> PAGEREF _Toc215480102 \h </w:instrText>
+            </w:r>
+            <w:r>
+              <w:rPr>
+                <w:noProof/>
+                <w:webHidden/>
+              </w:rPr>
+            </w:r>
+            <w:r>
+              <w:rPr>
                 <w:noProof/>
                 <w:webHidden/>
               </w:rPr>
@@ -4062,15 +3754,13 @@
             </w:r>
             <w:r>
               <w:rPr>
-                <w:rFonts w:cs="Times New Roman"/>
-                <w:noProof/>
-                <w:webHidden/>
-              </w:rPr>
-              <w:t>19</w:t>
-            </w:r>
-            <w:r>
-              <w:rPr>
-                <w:rFonts w:cs="Times New Roman"/>
+                <w:noProof/>
+                <w:webHidden/>
+              </w:rPr>
+              <w:t>20</w:t>
+            </w:r>
+            <w:r>
+              <w:rPr>
                 <w:noProof/>
                 <w:webHidden/>
               </w:rPr>
@@ -4085,7 +3775,7 @@
               <w:tab w:val="right" w:leader="dot" w:pos="9016"/>
             </w:tabs>
             <w:rPr>
-              <w:rFonts w:eastAsiaTheme="minorEastAsia" w:cs="Times New Roman"/>
+              <w:rFonts w:asciiTheme="minorHAnsi" w:eastAsiaTheme="minorEastAsia" w:hAnsiTheme="minorHAnsi"/>
               <w:noProof/>
               <w:kern w:val="2"/>
               <w:sz w:val="24"/>
@@ -4093,18 +3783,16 @@
               <w14:ligatures w14:val="standardContextual"/>
             </w:rPr>
           </w:pPr>
-          <w:hyperlink w:anchor="_Toc214395294" w:history="1">
+          <w:hyperlink w:anchor="_Toc215480103" w:history="1">
             <w:r>
               <w:rPr>
                 <w:rStyle w:val="Hyperlink"/>
-                <w:rFonts w:cs="Times New Roman"/>
                 <w:noProof/>
               </w:rPr>
               <w:t>4.2 Demand Forecasting Results</w:t>
             </w:r>
             <w:r>
               <w:rPr>
-                <w:rFonts w:cs="Times New Roman"/>
                 <w:noProof/>
                 <w:webHidden/>
               </w:rPr>
@@ -4112,7 +3800,6 @@
             </w:r>
             <w:r>
               <w:rPr>
-                <w:rFonts w:cs="Times New Roman"/>
                 <w:noProof/>
                 <w:webHidden/>
               </w:rPr>
@@ -4120,22 +3807,19 @@
             </w:r>
             <w:r>
               <w:rPr>
-                <w:rFonts w:cs="Times New Roman"/>
-                <w:noProof/>
-                <w:webHidden/>
-              </w:rPr>
-              <w:instrText xml:space="preserve"> PAGEREF _Toc214395294 \h </w:instrText>
-            </w:r>
-            <w:r>
-              <w:rPr>
-                <w:rFonts w:cs="Times New Roman"/>
-                <w:noProof/>
-                <w:webHidden/>
-              </w:rPr>
-            </w:r>
-            <w:r>
-              <w:rPr>
-                <w:rFonts w:cs="Times New Roman"/>
+                <w:noProof/>
+                <w:webHidden/>
+              </w:rPr>
+              <w:instrText xml:space="preserve"> PAGEREF _Toc215480103 \h </w:instrText>
+            </w:r>
+            <w:r>
+              <w:rPr>
+                <w:noProof/>
+                <w:webHidden/>
+              </w:rPr>
+            </w:r>
+            <w:r>
+              <w:rPr>
                 <w:noProof/>
                 <w:webHidden/>
               </w:rPr>
@@ -4143,15 +3827,13 @@
             </w:r>
             <w:r>
               <w:rPr>
-                <w:rFonts w:cs="Times New Roman"/>
-                <w:noProof/>
-                <w:webHidden/>
-              </w:rPr>
-              <w:t>19</w:t>
-            </w:r>
-            <w:r>
-              <w:rPr>
-                <w:rFonts w:cs="Times New Roman"/>
+                <w:noProof/>
+                <w:webHidden/>
+              </w:rPr>
+              <w:t>20</w:t>
+            </w:r>
+            <w:r>
+              <w:rPr>
                 <w:noProof/>
                 <w:webHidden/>
               </w:rPr>
@@ -4166,7 +3848,7 @@
               <w:tab w:val="right" w:leader="dot" w:pos="9016"/>
             </w:tabs>
             <w:rPr>
-              <w:rFonts w:eastAsiaTheme="minorEastAsia" w:cs="Times New Roman"/>
+              <w:rFonts w:asciiTheme="minorHAnsi" w:eastAsiaTheme="minorEastAsia" w:hAnsiTheme="minorHAnsi"/>
               <w:noProof/>
               <w:kern w:val="2"/>
               <w:sz w:val="24"/>
@@ -4174,18 +3856,16 @@
               <w14:ligatures w14:val="standardContextual"/>
             </w:rPr>
           </w:pPr>
-          <w:hyperlink w:anchor="_Toc214395295" w:history="1">
+          <w:hyperlink w:anchor="_Toc215480104" w:history="1">
             <w:r>
               <w:rPr>
                 <w:rStyle w:val="Hyperlink"/>
-                <w:rFonts w:cs="Times New Roman"/>
                 <w:noProof/>
               </w:rPr>
               <w:t>4.2.1 Model Performance Comparison</w:t>
             </w:r>
             <w:r>
               <w:rPr>
-                <w:rFonts w:cs="Times New Roman"/>
                 <w:noProof/>
                 <w:webHidden/>
               </w:rPr>
@@ -4193,7 +3873,6 @@
             </w:r>
             <w:r>
               <w:rPr>
-                <w:rFonts w:cs="Times New Roman"/>
                 <w:noProof/>
                 <w:webHidden/>
               </w:rPr>
@@ -4201,22 +3880,19 @@
             </w:r>
             <w:r>
               <w:rPr>
-                <w:rFonts w:cs="Times New Roman"/>
-                <w:noProof/>
-                <w:webHidden/>
-              </w:rPr>
-              <w:instrText xml:space="preserve"> PAGEREF _Toc214395295 \h </w:instrText>
-            </w:r>
-            <w:r>
-              <w:rPr>
-                <w:rFonts w:cs="Times New Roman"/>
-                <w:noProof/>
-                <w:webHidden/>
-              </w:rPr>
-            </w:r>
-            <w:r>
-              <w:rPr>
-                <w:rFonts w:cs="Times New Roman"/>
+                <w:noProof/>
+                <w:webHidden/>
+              </w:rPr>
+              <w:instrText xml:space="preserve"> PAGEREF _Toc215480104 \h </w:instrText>
+            </w:r>
+            <w:r>
+              <w:rPr>
+                <w:noProof/>
+                <w:webHidden/>
+              </w:rPr>
+            </w:r>
+            <w:r>
+              <w:rPr>
                 <w:noProof/>
                 <w:webHidden/>
               </w:rPr>
@@ -4224,15 +3900,13 @@
             </w:r>
             <w:r>
               <w:rPr>
-                <w:rFonts w:cs="Times New Roman"/>
-                <w:noProof/>
-                <w:webHidden/>
-              </w:rPr>
-              <w:t>19</w:t>
-            </w:r>
-            <w:r>
-              <w:rPr>
-                <w:rFonts w:cs="Times New Roman"/>
+                <w:noProof/>
+                <w:webHidden/>
+              </w:rPr>
+              <w:t>20</w:t>
+            </w:r>
+            <w:r>
+              <w:rPr>
                 <w:noProof/>
                 <w:webHidden/>
               </w:rPr>
@@ -4247,7 +3921,7 @@
               <w:tab w:val="right" w:leader="dot" w:pos="9016"/>
             </w:tabs>
             <w:rPr>
-              <w:rFonts w:eastAsiaTheme="minorEastAsia" w:cs="Times New Roman"/>
+              <w:rFonts w:asciiTheme="minorHAnsi" w:eastAsiaTheme="minorEastAsia" w:hAnsiTheme="minorHAnsi"/>
               <w:noProof/>
               <w:kern w:val="2"/>
               <w:sz w:val="24"/>
@@ -4255,18 +3929,16 @@
               <w14:ligatures w14:val="standardContextual"/>
             </w:rPr>
           </w:pPr>
-          <w:hyperlink w:anchor="_Toc214395296" w:history="1">
+          <w:hyperlink w:anchor="_Toc215480105" w:history="1">
             <w:r>
               <w:rPr>
                 <w:rStyle w:val="Hyperlink"/>
-                <w:rFonts w:cs="Times New Roman"/>
                 <w:noProof/>
               </w:rPr>
               <w:t>4.2.2 Temporal Demand Patterns</w:t>
             </w:r>
             <w:r>
               <w:rPr>
-                <w:rFonts w:cs="Times New Roman"/>
                 <w:noProof/>
                 <w:webHidden/>
               </w:rPr>
@@ -4274,7 +3946,6 @@
             </w:r>
             <w:r>
               <w:rPr>
-                <w:rFonts w:cs="Times New Roman"/>
                 <w:noProof/>
                 <w:webHidden/>
               </w:rPr>
@@ -4282,22 +3953,19 @@
             </w:r>
             <w:r>
               <w:rPr>
-                <w:rFonts w:cs="Times New Roman"/>
-                <w:noProof/>
-                <w:webHidden/>
-              </w:rPr>
-              <w:instrText xml:space="preserve"> PAGEREF _Toc214395296 \h </w:instrText>
-            </w:r>
-            <w:r>
-              <w:rPr>
-                <w:rFonts w:cs="Times New Roman"/>
-                <w:noProof/>
-                <w:webHidden/>
-              </w:rPr>
-            </w:r>
-            <w:r>
-              <w:rPr>
-                <w:rFonts w:cs="Times New Roman"/>
+                <w:noProof/>
+                <w:webHidden/>
+              </w:rPr>
+              <w:instrText xml:space="preserve"> PAGEREF _Toc215480105 \h </w:instrText>
+            </w:r>
+            <w:r>
+              <w:rPr>
+                <w:noProof/>
+                <w:webHidden/>
+              </w:rPr>
+            </w:r>
+            <w:r>
+              <w:rPr>
                 <w:noProof/>
                 <w:webHidden/>
               </w:rPr>
@@ -4305,15 +3973,13 @@
             </w:r>
             <w:r>
               <w:rPr>
-                <w:rFonts w:cs="Times New Roman"/>
-                <w:noProof/>
-                <w:webHidden/>
-              </w:rPr>
-              <w:t>20</w:t>
-            </w:r>
-            <w:r>
-              <w:rPr>
-                <w:rFonts w:cs="Times New Roman"/>
+                <w:noProof/>
+                <w:webHidden/>
+              </w:rPr>
+              <w:t>21</w:t>
+            </w:r>
+            <w:r>
+              <w:rPr>
                 <w:noProof/>
                 <w:webHidden/>
               </w:rPr>
@@ -4328,7 +3994,7 @@
               <w:tab w:val="right" w:leader="dot" w:pos="9016"/>
             </w:tabs>
             <w:rPr>
-              <w:rFonts w:eastAsiaTheme="minorEastAsia" w:cs="Times New Roman"/>
+              <w:rFonts w:asciiTheme="minorHAnsi" w:eastAsiaTheme="minorEastAsia" w:hAnsiTheme="minorHAnsi"/>
               <w:noProof/>
               <w:kern w:val="2"/>
               <w:sz w:val="24"/>
@@ -4336,18 +4002,16 @@
               <w14:ligatures w14:val="standardContextual"/>
             </w:rPr>
           </w:pPr>
-          <w:hyperlink w:anchor="_Toc214395297" w:history="1">
+          <w:hyperlink w:anchor="_Toc215480106" w:history="1">
             <w:r>
               <w:rPr>
                 <w:rStyle w:val="Hyperlink"/>
-                <w:rFonts w:cs="Times New Roman"/>
                 <w:noProof/>
               </w:rPr>
               <w:t>4.3 Revenue and Dynamic Pricing Analysis</w:t>
             </w:r>
             <w:r>
               <w:rPr>
-                <w:rFonts w:cs="Times New Roman"/>
                 <w:noProof/>
                 <w:webHidden/>
               </w:rPr>
@@ -4355,7 +4019,6 @@
             </w:r>
             <w:r>
               <w:rPr>
-                <w:rFonts w:cs="Times New Roman"/>
                 <w:noProof/>
                 <w:webHidden/>
               </w:rPr>
@@ -4363,22 +4026,19 @@
             </w:r>
             <w:r>
               <w:rPr>
-                <w:rFonts w:cs="Times New Roman"/>
-                <w:noProof/>
-                <w:webHidden/>
-              </w:rPr>
-              <w:instrText xml:space="preserve"> PAGEREF _Toc214395297 \h </w:instrText>
-            </w:r>
-            <w:r>
-              <w:rPr>
-                <w:rFonts w:cs="Times New Roman"/>
-                <w:noProof/>
-                <w:webHidden/>
-              </w:rPr>
-            </w:r>
-            <w:r>
-              <w:rPr>
-                <w:rFonts w:cs="Times New Roman"/>
+                <w:noProof/>
+                <w:webHidden/>
+              </w:rPr>
+              <w:instrText xml:space="preserve"> PAGEREF _Toc215480106 \h </w:instrText>
+            </w:r>
+            <w:r>
+              <w:rPr>
+                <w:noProof/>
+                <w:webHidden/>
+              </w:rPr>
+            </w:r>
+            <w:r>
+              <w:rPr>
                 <w:noProof/>
                 <w:webHidden/>
               </w:rPr>
@@ -4386,15 +4046,13 @@
             </w:r>
             <w:r>
               <w:rPr>
-                <w:rFonts w:cs="Times New Roman"/>
-                <w:noProof/>
-                <w:webHidden/>
-              </w:rPr>
-              <w:t>21</w:t>
-            </w:r>
-            <w:r>
-              <w:rPr>
-                <w:rFonts w:cs="Times New Roman"/>
+                <w:noProof/>
+                <w:webHidden/>
+              </w:rPr>
+              <w:t>22</w:t>
+            </w:r>
+            <w:r>
+              <w:rPr>
                 <w:noProof/>
                 <w:webHidden/>
               </w:rPr>
@@ -4409,7 +4067,7 @@
               <w:tab w:val="right" w:leader="dot" w:pos="9016"/>
             </w:tabs>
             <w:rPr>
-              <w:rFonts w:eastAsiaTheme="minorEastAsia" w:cs="Times New Roman"/>
+              <w:rFonts w:asciiTheme="minorHAnsi" w:eastAsiaTheme="minorEastAsia" w:hAnsiTheme="minorHAnsi"/>
               <w:noProof/>
               <w:kern w:val="2"/>
               <w:sz w:val="24"/>
@@ -4417,18 +4075,16 @@
               <w14:ligatures w14:val="standardContextual"/>
             </w:rPr>
           </w:pPr>
-          <w:hyperlink w:anchor="_Toc214395298" w:history="1">
+          <w:hyperlink w:anchor="_Toc215480107" w:history="1">
             <w:r>
               <w:rPr>
                 <w:rStyle w:val="Hyperlink"/>
-                <w:rFonts w:cs="Times New Roman"/>
                 <w:noProof/>
               </w:rPr>
               <w:t>4.3.1 Fare Prediction Accuracy</w:t>
             </w:r>
             <w:r>
               <w:rPr>
-                <w:rFonts w:cs="Times New Roman"/>
                 <w:noProof/>
                 <w:webHidden/>
               </w:rPr>
@@ -4436,7 +4092,6 @@
             </w:r>
             <w:r>
               <w:rPr>
-                <w:rFonts w:cs="Times New Roman"/>
                 <w:noProof/>
                 <w:webHidden/>
               </w:rPr>
@@ -4444,22 +4099,19 @@
             </w:r>
             <w:r>
               <w:rPr>
-                <w:rFonts w:cs="Times New Roman"/>
-                <w:noProof/>
-                <w:webHidden/>
-              </w:rPr>
-              <w:instrText xml:space="preserve"> PAGEREF _Toc214395298 \h </w:instrText>
-            </w:r>
-            <w:r>
-              <w:rPr>
-                <w:rFonts w:cs="Times New Roman"/>
-                <w:noProof/>
-                <w:webHidden/>
-              </w:rPr>
-            </w:r>
-            <w:r>
-              <w:rPr>
-                <w:rFonts w:cs="Times New Roman"/>
+                <w:noProof/>
+                <w:webHidden/>
+              </w:rPr>
+              <w:instrText xml:space="preserve"> PAGEREF _Toc215480107 \h </w:instrText>
+            </w:r>
+            <w:r>
+              <w:rPr>
+                <w:noProof/>
+                <w:webHidden/>
+              </w:rPr>
+            </w:r>
+            <w:r>
+              <w:rPr>
                 <w:noProof/>
                 <w:webHidden/>
               </w:rPr>
@@ -4467,15 +4119,13 @@
             </w:r>
             <w:r>
               <w:rPr>
-                <w:rFonts w:cs="Times New Roman"/>
-                <w:noProof/>
-                <w:webHidden/>
-              </w:rPr>
-              <w:t>21</w:t>
-            </w:r>
-            <w:r>
-              <w:rPr>
-                <w:rFonts w:cs="Times New Roman"/>
+                <w:noProof/>
+                <w:webHidden/>
+              </w:rPr>
+              <w:t>23</w:t>
+            </w:r>
+            <w:r>
+              <w:rPr>
                 <w:noProof/>
                 <w:webHidden/>
               </w:rPr>
@@ -4490,7 +4140,7 @@
               <w:tab w:val="right" w:leader="dot" w:pos="9016"/>
             </w:tabs>
             <w:rPr>
-              <w:rFonts w:eastAsiaTheme="minorEastAsia" w:cs="Times New Roman"/>
+              <w:rFonts w:asciiTheme="minorHAnsi" w:eastAsiaTheme="minorEastAsia" w:hAnsiTheme="minorHAnsi"/>
               <w:noProof/>
               <w:kern w:val="2"/>
               <w:sz w:val="24"/>
@@ -4498,18 +4148,16 @@
               <w14:ligatures w14:val="standardContextual"/>
             </w:rPr>
           </w:pPr>
-          <w:hyperlink w:anchor="_Toc214395299" w:history="1">
+          <w:hyperlink w:anchor="_Toc215480108" w:history="1">
             <w:r>
               <w:rPr>
                 <w:rStyle w:val="Hyperlink"/>
-                <w:rFonts w:cs="Times New Roman"/>
                 <w:noProof/>
               </w:rPr>
               <w:t>4.3.2 Surge Pricing Dynamics</w:t>
             </w:r>
             <w:r>
               <w:rPr>
-                <w:rFonts w:cs="Times New Roman"/>
                 <w:noProof/>
                 <w:webHidden/>
               </w:rPr>
@@ -4517,7 +4165,6 @@
             </w:r>
             <w:r>
               <w:rPr>
-                <w:rFonts w:cs="Times New Roman"/>
                 <w:noProof/>
                 <w:webHidden/>
               </w:rPr>
@@ -4525,22 +4172,19 @@
             </w:r>
             <w:r>
               <w:rPr>
-                <w:rFonts w:cs="Times New Roman"/>
-                <w:noProof/>
-                <w:webHidden/>
-              </w:rPr>
-              <w:instrText xml:space="preserve"> PAGEREF _Toc214395299 \h </w:instrText>
-            </w:r>
-            <w:r>
-              <w:rPr>
-                <w:rFonts w:cs="Times New Roman"/>
-                <w:noProof/>
-                <w:webHidden/>
-              </w:rPr>
-            </w:r>
-            <w:r>
-              <w:rPr>
-                <w:rFonts w:cs="Times New Roman"/>
+                <w:noProof/>
+                <w:webHidden/>
+              </w:rPr>
+              <w:instrText xml:space="preserve"> PAGEREF _Toc215480108 \h </w:instrText>
+            </w:r>
+            <w:r>
+              <w:rPr>
+                <w:noProof/>
+                <w:webHidden/>
+              </w:rPr>
+            </w:r>
+            <w:r>
+              <w:rPr>
                 <w:noProof/>
                 <w:webHidden/>
               </w:rPr>
@@ -4548,15 +4192,13 @@
             </w:r>
             <w:r>
               <w:rPr>
-                <w:rFonts w:cs="Times New Roman"/>
-                <w:noProof/>
-                <w:webHidden/>
-              </w:rPr>
-              <w:t>22</w:t>
-            </w:r>
-            <w:r>
-              <w:rPr>
-                <w:rFonts w:cs="Times New Roman"/>
+                <w:noProof/>
+                <w:webHidden/>
+              </w:rPr>
+              <w:t>24</w:t>
+            </w:r>
+            <w:r>
+              <w:rPr>
                 <w:noProof/>
                 <w:webHidden/>
               </w:rPr>
@@ -4571,7 +4213,7 @@
               <w:tab w:val="right" w:leader="dot" w:pos="9016"/>
             </w:tabs>
             <w:rPr>
-              <w:rFonts w:eastAsiaTheme="minorEastAsia" w:cs="Times New Roman"/>
+              <w:rFonts w:asciiTheme="minorHAnsi" w:eastAsiaTheme="minorEastAsia" w:hAnsiTheme="minorHAnsi"/>
               <w:noProof/>
               <w:kern w:val="2"/>
               <w:sz w:val="24"/>
@@ -4579,18 +4221,16 @@
               <w14:ligatures w14:val="standardContextual"/>
             </w:rPr>
           </w:pPr>
-          <w:hyperlink w:anchor="_Toc214395300" w:history="1">
+          <w:hyperlink w:anchor="_Toc215480109" w:history="1">
             <w:r>
               <w:rPr>
                 <w:rStyle w:val="Hyperlink"/>
-                <w:rFonts w:cs="Times New Roman"/>
                 <w:noProof/>
               </w:rPr>
               <w:t>4.4 Operational Efficiency and Network Flow Analysis</w:t>
             </w:r>
             <w:r>
               <w:rPr>
-                <w:rFonts w:cs="Times New Roman"/>
                 <w:noProof/>
                 <w:webHidden/>
               </w:rPr>
@@ -4598,7 +4238,6 @@
             </w:r>
             <w:r>
               <w:rPr>
-                <w:rFonts w:cs="Times New Roman"/>
                 <w:noProof/>
                 <w:webHidden/>
               </w:rPr>
@@ -4606,22 +4245,19 @@
             </w:r>
             <w:r>
               <w:rPr>
-                <w:rFonts w:cs="Times New Roman"/>
-                <w:noProof/>
-                <w:webHidden/>
-              </w:rPr>
-              <w:instrText xml:space="preserve"> PAGEREF _Toc214395300 \h </w:instrText>
-            </w:r>
-            <w:r>
-              <w:rPr>
-                <w:rFonts w:cs="Times New Roman"/>
-                <w:noProof/>
-                <w:webHidden/>
-              </w:rPr>
-            </w:r>
-            <w:r>
-              <w:rPr>
-                <w:rFonts w:cs="Times New Roman"/>
+                <w:noProof/>
+                <w:webHidden/>
+              </w:rPr>
+              <w:instrText xml:space="preserve"> PAGEREF _Toc215480109 \h </w:instrText>
+            </w:r>
+            <w:r>
+              <w:rPr>
+                <w:noProof/>
+                <w:webHidden/>
+              </w:rPr>
+            </w:r>
+            <w:r>
+              <w:rPr>
                 <w:noProof/>
                 <w:webHidden/>
               </w:rPr>
@@ -4629,15 +4265,13 @@
             </w:r>
             <w:r>
               <w:rPr>
-                <w:rFonts w:cs="Times New Roman"/>
-                <w:noProof/>
-                <w:webHidden/>
-              </w:rPr>
-              <w:t>23</w:t>
-            </w:r>
-            <w:r>
-              <w:rPr>
-                <w:rFonts w:cs="Times New Roman"/>
+                <w:noProof/>
+                <w:webHidden/>
+              </w:rPr>
+              <w:t>25</w:t>
+            </w:r>
+            <w:r>
+              <w:rPr>
                 <w:noProof/>
                 <w:webHidden/>
               </w:rPr>
@@ -4652,7 +4286,7 @@
               <w:tab w:val="right" w:leader="dot" w:pos="9016"/>
             </w:tabs>
             <w:rPr>
-              <w:rFonts w:eastAsiaTheme="minorEastAsia" w:cs="Times New Roman"/>
+              <w:rFonts w:asciiTheme="minorHAnsi" w:eastAsiaTheme="minorEastAsia" w:hAnsiTheme="minorHAnsi"/>
               <w:noProof/>
               <w:kern w:val="2"/>
               <w:sz w:val="24"/>
@@ -4660,18 +4294,16 @@
               <w14:ligatures w14:val="standardContextual"/>
             </w:rPr>
           </w:pPr>
-          <w:hyperlink w:anchor="_Toc214395301" w:history="1">
+          <w:hyperlink w:anchor="_Toc215480110" w:history="1">
             <w:r>
               <w:rPr>
                 <w:rStyle w:val="Hyperlink"/>
-                <w:rFonts w:cs="Times New Roman"/>
                 <w:noProof/>
               </w:rPr>
               <w:t>4.4.1 Service Fulfillment and Cancellations</w:t>
             </w:r>
             <w:r>
               <w:rPr>
-                <w:rFonts w:cs="Times New Roman"/>
                 <w:noProof/>
                 <w:webHidden/>
               </w:rPr>
@@ -4679,7 +4311,6 @@
             </w:r>
             <w:r>
               <w:rPr>
-                <w:rFonts w:cs="Times New Roman"/>
                 <w:noProof/>
                 <w:webHidden/>
               </w:rPr>
@@ -4687,22 +4318,19 @@
             </w:r>
             <w:r>
               <w:rPr>
-                <w:rFonts w:cs="Times New Roman"/>
-                <w:noProof/>
-                <w:webHidden/>
-              </w:rPr>
-              <w:instrText xml:space="preserve"> PAGEREF _Toc214395301 \h </w:instrText>
-            </w:r>
-            <w:r>
-              <w:rPr>
-                <w:rFonts w:cs="Times New Roman"/>
-                <w:noProof/>
-                <w:webHidden/>
-              </w:rPr>
-            </w:r>
-            <w:r>
-              <w:rPr>
-                <w:rFonts w:cs="Times New Roman"/>
+                <w:noProof/>
+                <w:webHidden/>
+              </w:rPr>
+              <w:instrText xml:space="preserve"> PAGEREF _Toc215480110 \h </w:instrText>
+            </w:r>
+            <w:r>
+              <w:rPr>
+                <w:noProof/>
+                <w:webHidden/>
+              </w:rPr>
+            </w:r>
+            <w:r>
+              <w:rPr>
                 <w:noProof/>
                 <w:webHidden/>
               </w:rPr>
@@ -4710,15 +4338,13 @@
             </w:r>
             <w:r>
               <w:rPr>
-                <w:rFonts w:cs="Times New Roman"/>
-                <w:noProof/>
-                <w:webHidden/>
-              </w:rPr>
-              <w:t>23</w:t>
-            </w:r>
-            <w:r>
-              <w:rPr>
-                <w:rFonts w:cs="Times New Roman"/>
+                <w:noProof/>
+                <w:webHidden/>
+              </w:rPr>
+              <w:t>26</w:t>
+            </w:r>
+            <w:r>
+              <w:rPr>
                 <w:noProof/>
                 <w:webHidden/>
               </w:rPr>
@@ -4733,7 +4359,7 @@
               <w:tab w:val="right" w:leader="dot" w:pos="9016"/>
             </w:tabs>
             <w:rPr>
-              <w:rFonts w:eastAsiaTheme="minorEastAsia" w:cs="Times New Roman"/>
+              <w:rFonts w:asciiTheme="minorHAnsi" w:eastAsiaTheme="minorEastAsia" w:hAnsiTheme="minorHAnsi"/>
               <w:noProof/>
               <w:kern w:val="2"/>
               <w:sz w:val="24"/>
@@ -4741,18 +4367,16 @@
               <w14:ligatures w14:val="standardContextual"/>
             </w:rPr>
           </w:pPr>
-          <w:hyperlink w:anchor="_Toc214395302" w:history="1">
+          <w:hyperlink w:anchor="_Toc215480111" w:history="1">
             <w:r>
               <w:rPr>
                 <w:rStyle w:val="Hyperlink"/>
-                <w:rFonts w:cs="Times New Roman"/>
                 <w:noProof/>
               </w:rPr>
               <w:t>4.4.2 Fleet Utilization and Spatial Network Flow</w:t>
             </w:r>
             <w:r>
               <w:rPr>
-                <w:rFonts w:cs="Times New Roman"/>
                 <w:noProof/>
                 <w:webHidden/>
               </w:rPr>
@@ -4760,7 +4384,6 @@
             </w:r>
             <w:r>
               <w:rPr>
-                <w:rFonts w:cs="Times New Roman"/>
                 <w:noProof/>
                 <w:webHidden/>
               </w:rPr>
@@ -4768,22 +4391,19 @@
             </w:r>
             <w:r>
               <w:rPr>
-                <w:rFonts w:cs="Times New Roman"/>
-                <w:noProof/>
-                <w:webHidden/>
-              </w:rPr>
-              <w:instrText xml:space="preserve"> PAGEREF _Toc214395302 \h </w:instrText>
-            </w:r>
-            <w:r>
-              <w:rPr>
-                <w:rFonts w:cs="Times New Roman"/>
-                <w:noProof/>
-                <w:webHidden/>
-              </w:rPr>
-            </w:r>
-            <w:r>
-              <w:rPr>
-                <w:rFonts w:cs="Times New Roman"/>
+                <w:noProof/>
+                <w:webHidden/>
+              </w:rPr>
+              <w:instrText xml:space="preserve"> PAGEREF _Toc215480111 \h </w:instrText>
+            </w:r>
+            <w:r>
+              <w:rPr>
+                <w:noProof/>
+                <w:webHidden/>
+              </w:rPr>
+            </w:r>
+            <w:r>
+              <w:rPr>
                 <w:noProof/>
                 <w:webHidden/>
               </w:rPr>
@@ -4791,15 +4411,13 @@
             </w:r>
             <w:r>
               <w:rPr>
-                <w:rFonts w:cs="Times New Roman"/>
-                <w:noProof/>
-                <w:webHidden/>
-              </w:rPr>
-              <w:t>24</w:t>
-            </w:r>
-            <w:r>
-              <w:rPr>
-                <w:rFonts w:cs="Times New Roman"/>
+                <w:noProof/>
+                <w:webHidden/>
+              </w:rPr>
+              <w:t>27</w:t>
+            </w:r>
+            <w:r>
+              <w:rPr>
                 <w:noProof/>
                 <w:webHidden/>
               </w:rPr>
@@ -4814,7 +4432,7 @@
               <w:tab w:val="right" w:leader="dot" w:pos="9016"/>
             </w:tabs>
             <w:rPr>
-              <w:rFonts w:eastAsiaTheme="minorEastAsia" w:cs="Times New Roman"/>
+              <w:rFonts w:asciiTheme="minorHAnsi" w:eastAsiaTheme="minorEastAsia" w:hAnsiTheme="minorHAnsi"/>
               <w:noProof/>
               <w:kern w:val="2"/>
               <w:sz w:val="24"/>
@@ -4822,18 +4440,16 @@
               <w14:ligatures w14:val="standardContextual"/>
             </w:rPr>
           </w:pPr>
-          <w:hyperlink w:anchor="_Toc214395303" w:history="1">
+          <w:hyperlink w:anchor="_Toc215480112" w:history="1">
             <w:r>
               <w:rPr>
                 <w:rStyle w:val="Hyperlink"/>
-                <w:rFonts w:cs="Times New Roman"/>
-                <w:noProof/>
-              </w:rPr>
-              <w:t>4.4.3 Implications for System Optimization</w:t>
-            </w:r>
-            <w:r>
-              <w:rPr>
-                <w:rFonts w:cs="Times New Roman"/>
+                <w:noProof/>
+              </w:rPr>
+              <w:t>4.4.3 Temporal Reliability and System Adaptability</w:t>
+            </w:r>
+            <w:r>
+              <w:rPr>
                 <w:noProof/>
                 <w:webHidden/>
               </w:rPr>
@@ -4841,7 +4457,6 @@
             </w:r>
             <w:r>
               <w:rPr>
-                <w:rFonts w:cs="Times New Roman"/>
                 <w:noProof/>
                 <w:webHidden/>
               </w:rPr>
@@ -4849,22 +4464,19 @@
             </w:r>
             <w:r>
               <w:rPr>
-                <w:rFonts w:cs="Times New Roman"/>
-                <w:noProof/>
-                <w:webHidden/>
-              </w:rPr>
-              <w:instrText xml:space="preserve"> PAGEREF _Toc214395303 \h </w:instrText>
-            </w:r>
-            <w:r>
-              <w:rPr>
-                <w:rFonts w:cs="Times New Roman"/>
-                <w:noProof/>
-                <w:webHidden/>
-              </w:rPr>
-            </w:r>
-            <w:r>
-              <w:rPr>
-                <w:rFonts w:cs="Times New Roman"/>
+                <w:noProof/>
+                <w:webHidden/>
+              </w:rPr>
+              <w:instrText xml:space="preserve"> PAGEREF _Toc215480112 \h </w:instrText>
+            </w:r>
+            <w:r>
+              <w:rPr>
+                <w:noProof/>
+                <w:webHidden/>
+              </w:rPr>
+            </w:r>
+            <w:r>
+              <w:rPr>
                 <w:noProof/>
                 <w:webHidden/>
               </w:rPr>
@@ -4872,15 +4484,86 @@
             </w:r>
             <w:r>
               <w:rPr>
-                <w:rFonts w:cs="Times New Roman"/>
-                <w:noProof/>
-                <w:webHidden/>
-              </w:rPr>
-              <w:t>25</w:t>
-            </w:r>
-            <w:r>
-              <w:rPr>
-                <w:rFonts w:cs="Times New Roman"/>
+                <w:noProof/>
+                <w:webHidden/>
+              </w:rPr>
+              <w:t>28</w:t>
+            </w:r>
+            <w:r>
+              <w:rPr>
+                <w:noProof/>
+                <w:webHidden/>
+              </w:rPr>
+              <w:fldChar w:fldCharType="end"/>
+            </w:r>
+          </w:hyperlink>
+        </w:p>
+        <w:p>
+          <w:pPr>
+            <w:pStyle w:val="TOC3"/>
+            <w:tabs>
+              <w:tab w:val="right" w:leader="dot" w:pos="9016"/>
+            </w:tabs>
+            <w:rPr>
+              <w:rFonts w:asciiTheme="minorHAnsi" w:eastAsiaTheme="minorEastAsia" w:hAnsiTheme="minorHAnsi"/>
+              <w:noProof/>
+              <w:kern w:val="2"/>
+              <w:sz w:val="24"/>
+              <w:szCs w:val="24"/>
+              <w14:ligatures w14:val="standardContextual"/>
+            </w:rPr>
+          </w:pPr>
+          <w:hyperlink w:anchor="_Toc215480113" w:history="1">
+            <w:r>
+              <w:rPr>
+                <w:rStyle w:val="Hyperlink"/>
+                <w:noProof/>
+              </w:rPr>
+              <w:t>4.4.4 Implications for System Optimization</w:t>
+            </w:r>
+            <w:r>
+              <w:rPr>
+                <w:noProof/>
+                <w:webHidden/>
+              </w:rPr>
+              <w:tab/>
+            </w:r>
+            <w:r>
+              <w:rPr>
+                <w:noProof/>
+                <w:webHidden/>
+              </w:rPr>
+              <w:fldChar w:fldCharType="begin"/>
+            </w:r>
+            <w:r>
+              <w:rPr>
+                <w:noProof/>
+                <w:webHidden/>
+              </w:rPr>
+              <w:instrText xml:space="preserve"> PAGEREF _Toc215480113 \h </w:instrText>
+            </w:r>
+            <w:r>
+              <w:rPr>
+                <w:noProof/>
+                <w:webHidden/>
+              </w:rPr>
+            </w:r>
+            <w:r>
+              <w:rPr>
+                <w:noProof/>
+                <w:webHidden/>
+              </w:rPr>
+              <w:fldChar w:fldCharType="separate"/>
+            </w:r>
+            <w:r>
+              <w:rPr>
+                <w:noProof/>
+                <w:webHidden/>
+              </w:rPr>
+              <w:t>29</w:t>
+            </w:r>
+            <w:r>
+              <w:rPr>
                 <w:noProof/>
                 <w:webHidden/>
               </w:rPr>
@@ -4895,7 +4578,7 @@
               <w:tab w:val="right" w:leader="dot" w:pos="9016"/>
             </w:tabs>
             <w:rPr>
-              <w:rFonts w:eastAsiaTheme="minorEastAsia" w:cs="Times New Roman"/>
+              <w:rFonts w:asciiTheme="minorHAnsi" w:eastAsiaTheme="minorEastAsia" w:hAnsiTheme="minorHAnsi"/>
               <w:noProof/>
               <w:kern w:val="2"/>
               <w:sz w:val="24"/>
@@ -4903,18 +4586,16 @@
               <w14:ligatures w14:val="standardContextual"/>
             </w:rPr>
           </w:pPr>
-          <w:hyperlink w:anchor="_Toc214395304" w:history="1">
+          <w:hyperlink w:anchor="_Toc215480114" w:history="1">
             <w:r>
               <w:rPr>
                 <w:rStyle w:val="Hyperlink"/>
-                <w:rFonts w:cs="Times New Roman"/>
                 <w:noProof/>
               </w:rPr>
               <w:t>4.5 Fairness and Sustainability Evaluation</w:t>
             </w:r>
             <w:r>
               <w:rPr>
-                <w:rFonts w:cs="Times New Roman"/>
                 <w:noProof/>
                 <w:webHidden/>
               </w:rPr>
@@ -4922,7 +4603,6 @@
             </w:r>
             <w:r>
               <w:rPr>
-                <w:rFonts w:cs="Times New Roman"/>
                 <w:noProof/>
                 <w:webHidden/>
               </w:rPr>
@@ -4930,22 +4610,19 @@
             </w:r>
             <w:r>
               <w:rPr>
-                <w:rFonts w:cs="Times New Roman"/>
-                <w:noProof/>
-                <w:webHidden/>
-              </w:rPr>
-              <w:instrText xml:space="preserve"> PAGEREF _Toc214395304 \h </w:instrText>
-            </w:r>
-            <w:r>
-              <w:rPr>
-                <w:rFonts w:cs="Times New Roman"/>
-                <w:noProof/>
-                <w:webHidden/>
-              </w:rPr>
-            </w:r>
-            <w:r>
-              <w:rPr>
-                <w:rFonts w:cs="Times New Roman"/>
+                <w:noProof/>
+                <w:webHidden/>
+              </w:rPr>
+              <w:instrText xml:space="preserve"> PAGEREF _Toc215480114 \h </w:instrText>
+            </w:r>
+            <w:r>
+              <w:rPr>
+                <w:noProof/>
+                <w:webHidden/>
+              </w:rPr>
+            </w:r>
+            <w:r>
+              <w:rPr>
                 <w:noProof/>
                 <w:webHidden/>
               </w:rPr>
@@ -4953,15 +4630,13 @@
             </w:r>
             <w:r>
               <w:rPr>
-                <w:rFonts w:cs="Times New Roman"/>
-                <w:noProof/>
-                <w:webHidden/>
-              </w:rPr>
-              <w:t>26</w:t>
-            </w:r>
-            <w:r>
-              <w:rPr>
-                <w:rFonts w:cs="Times New Roman"/>
+                <w:noProof/>
+                <w:webHidden/>
+              </w:rPr>
+              <w:t>29</w:t>
+            </w:r>
+            <w:r>
+              <w:rPr>
                 <w:noProof/>
                 <w:webHidden/>
               </w:rPr>
@@ -4976,7 +4651,7 @@
               <w:tab w:val="right" w:leader="dot" w:pos="9016"/>
             </w:tabs>
             <w:rPr>
-              <w:rFonts w:eastAsiaTheme="minorEastAsia" w:cs="Times New Roman"/>
+              <w:rFonts w:asciiTheme="minorHAnsi" w:eastAsiaTheme="minorEastAsia" w:hAnsiTheme="minorHAnsi"/>
               <w:noProof/>
               <w:kern w:val="2"/>
               <w:sz w:val="24"/>
@@ -4984,18 +4659,16 @@
               <w14:ligatures w14:val="standardContextual"/>
             </w:rPr>
           </w:pPr>
-          <w:hyperlink w:anchor="_Toc214395305" w:history="1">
+          <w:hyperlink w:anchor="_Toc215480115" w:history="1">
             <w:r>
               <w:rPr>
                 <w:rStyle w:val="Hyperlink"/>
-                <w:rFonts w:cs="Times New Roman"/>
                 <w:noProof/>
               </w:rPr>
               <w:t>4.6 Summary of Findings</w:t>
             </w:r>
             <w:r>
               <w:rPr>
-                <w:rFonts w:cs="Times New Roman"/>
                 <w:noProof/>
                 <w:webHidden/>
               </w:rPr>
@@ -5003,7 +4676,6 @@
             </w:r>
             <w:r>
               <w:rPr>
-                <w:rFonts w:cs="Times New Roman"/>
                 <w:noProof/>
                 <w:webHidden/>
               </w:rPr>
@@ -5011,22 +4683,19 @@
             </w:r>
             <w:r>
               <w:rPr>
-                <w:rFonts w:cs="Times New Roman"/>
-                <w:noProof/>
-                <w:webHidden/>
-              </w:rPr>
-              <w:instrText xml:space="preserve"> PAGEREF _Toc214395305 \h </w:instrText>
-            </w:r>
-            <w:r>
-              <w:rPr>
-                <w:rFonts w:cs="Times New Roman"/>
-                <w:noProof/>
-                <w:webHidden/>
-              </w:rPr>
-            </w:r>
-            <w:r>
-              <w:rPr>
-                <w:rFonts w:cs="Times New Roman"/>
+                <w:noProof/>
+                <w:webHidden/>
+              </w:rPr>
+              <w:instrText xml:space="preserve"> PAGEREF _Toc215480115 \h </w:instrText>
+            </w:r>
+            <w:r>
+              <w:rPr>
+                <w:noProof/>
+                <w:webHidden/>
+              </w:rPr>
+            </w:r>
+            <w:r>
+              <w:rPr>
                 <w:noProof/>
                 <w:webHidden/>
               </w:rPr>
@@ -5034,15 +4703,13 @@
             </w:r>
             <w:r>
               <w:rPr>
-                <w:rFonts w:cs="Times New Roman"/>
-                <w:noProof/>
-                <w:webHidden/>
-              </w:rPr>
-              <w:t>27</w:t>
-            </w:r>
-            <w:r>
-              <w:rPr>
-                <w:rFonts w:cs="Times New Roman"/>
+                <w:noProof/>
+                <w:webHidden/>
+              </w:rPr>
+              <w:t>31</w:t>
+            </w:r>
+            <w:r>
+              <w:rPr>
                 <w:noProof/>
                 <w:webHidden/>
               </w:rPr>
@@ -5057,25 +4724,37 @@
               <w:tab w:val="right" w:leader="dot" w:pos="9016"/>
             </w:tabs>
             <w:rPr>
-              <w:rFonts w:eastAsiaTheme="minorEastAsia" w:cs="Times New Roman"/>
+              <w:rFonts w:asciiTheme="minorHAnsi" w:eastAsiaTheme="minorEastAsia" w:hAnsiTheme="minorHAnsi"/>
               <w:noProof/>
               <w:kern w:val="2"/>
               <w:szCs w:val="24"/>
               <w14:ligatures w14:val="standardContextual"/>
             </w:rPr>
           </w:pPr>
-          <w:hyperlink w:anchor="_Toc214395306" w:history="1">
+          <w:hyperlink w:anchor="_Toc215480116" w:history="1">
             <w:r>
               <w:rPr>
                 <w:rStyle w:val="Hyperlink"/>
-                <w:rFonts w:cs="Times New Roman"/>
-                <w:noProof/>
-              </w:rPr>
-              <w:t>V.  Discussion</w:t>
-            </w:r>
-            <w:r>
-              <w:rPr>
-                <w:rFonts w:cs="Times New Roman"/>
+                <w:noProof/>
+              </w:rPr>
+              <w:t>V.  Discus</w:t>
+            </w:r>
+            <w:r>
+              <w:rPr>
+                <w:rStyle w:val="Hyperlink"/>
+                <w:noProof/>
+              </w:rPr>
+              <w:t>s</w:t>
+            </w:r>
+            <w:r>
+              <w:rPr>
+                <w:rStyle w:val="Hyperlink"/>
+                <w:noProof/>
+              </w:rPr>
+              <w:t>ion</w:t>
+            </w:r>
+            <w:r>
+              <w:rPr>
                 <w:noProof/>
                 <w:webHidden/>
               </w:rPr>
@@ -5083,7 +4762,6 @@
             </w:r>
             <w:r>
               <w:rPr>
-                <w:rFonts w:cs="Times New Roman"/>
                 <w:noProof/>
                 <w:webHidden/>
               </w:rPr>
@@ -5091,22 +4769,19 @@
             </w:r>
             <w:r>
               <w:rPr>
-                <w:rFonts w:cs="Times New Roman"/>
-                <w:noProof/>
-                <w:webHidden/>
-              </w:rPr>
-              <w:instrText xml:space="preserve"> PAGEREF _Toc214395306 \h </w:instrText>
-            </w:r>
-            <w:r>
-              <w:rPr>
-                <w:rFonts w:cs="Times New Roman"/>
-                <w:noProof/>
-                <w:webHidden/>
-              </w:rPr>
-            </w:r>
-            <w:r>
-              <w:rPr>
-                <w:rFonts w:cs="Times New Roman"/>
+                <w:noProof/>
+                <w:webHidden/>
+              </w:rPr>
+              <w:instrText xml:space="preserve"> PAGEREF _Toc215480116 \h </w:instrText>
+            </w:r>
+            <w:r>
+              <w:rPr>
+                <w:noProof/>
+                <w:webHidden/>
+              </w:rPr>
+            </w:r>
+            <w:r>
+              <w:rPr>
                 <w:noProof/>
                 <w:webHidden/>
               </w:rPr>
@@ -5114,15 +4789,13 @@
             </w:r>
             <w:r>
               <w:rPr>
-                <w:rFonts w:cs="Times New Roman"/>
-                <w:noProof/>
-                <w:webHidden/>
-              </w:rPr>
-              <w:t>29</w:t>
-            </w:r>
-            <w:r>
-              <w:rPr>
-                <w:rFonts w:cs="Times New Roman"/>
+                <w:noProof/>
+                <w:webHidden/>
+              </w:rPr>
+              <w:t>33</w:t>
+            </w:r>
+            <w:r>
+              <w:rPr>
                 <w:noProof/>
                 <w:webHidden/>
               </w:rPr>
@@ -5137,25 +4810,23 @@
               <w:tab w:val="right" w:leader="dot" w:pos="9016"/>
             </w:tabs>
             <w:rPr>
-              <w:rFonts w:eastAsiaTheme="minorEastAsia" w:cs="Times New Roman"/>
+              <w:rFonts w:asciiTheme="minorHAnsi" w:eastAsiaTheme="minorEastAsia" w:hAnsiTheme="minorHAnsi"/>
               <w:noProof/>
               <w:kern w:val="2"/>
               <w:szCs w:val="24"/>
               <w14:ligatures w14:val="standardContextual"/>
             </w:rPr>
           </w:pPr>
-          <w:hyperlink w:anchor="_Toc214395307" w:history="1">
+          <w:hyperlink w:anchor="_Toc215480117" w:history="1">
             <w:r>
               <w:rPr>
                 <w:rStyle w:val="Hyperlink"/>
-                <w:rFonts w:cs="Times New Roman"/>
                 <w:noProof/>
               </w:rPr>
               <w:t>VI.  Conclusion</w:t>
             </w:r>
             <w:r>
               <w:rPr>
-                <w:rFonts w:cs="Times New Roman"/>
                 <w:noProof/>
                 <w:webHidden/>
               </w:rPr>
@@ -5163,7 +4834,6 @@
             </w:r>
             <w:r>
               <w:rPr>
-                <w:rFonts w:cs="Times New Roman"/>
                 <w:noProof/>
                 <w:webHidden/>
               </w:rPr>
@@ -5171,22 +4841,19 @@
             </w:r>
             <w:r>
               <w:rPr>
-                <w:rFonts w:cs="Times New Roman"/>
-                <w:noProof/>
-                <w:webHidden/>
-              </w:rPr>
-              <w:instrText xml:space="preserve"> PAGEREF _Toc214395307 \h </w:instrText>
-            </w:r>
-            <w:r>
-              <w:rPr>
-                <w:rFonts w:cs="Times New Roman"/>
-                <w:noProof/>
-                <w:webHidden/>
-              </w:rPr>
-            </w:r>
-            <w:r>
-              <w:rPr>
-                <w:rFonts w:cs="Times New Roman"/>
+                <w:noProof/>
+                <w:webHidden/>
+              </w:rPr>
+              <w:instrText xml:space="preserve"> PAGEREF _Toc215480117 \h </w:instrText>
+            </w:r>
+            <w:r>
+              <w:rPr>
+                <w:noProof/>
+                <w:webHidden/>
+              </w:rPr>
+            </w:r>
+            <w:r>
+              <w:rPr>
                 <w:noProof/>
                 <w:webHidden/>
               </w:rPr>
@@ -5194,15 +4861,13 @@
             </w:r>
             <w:r>
               <w:rPr>
-                <w:rFonts w:cs="Times New Roman"/>
-                <w:noProof/>
-                <w:webHidden/>
-              </w:rPr>
-              <w:t>31</w:t>
-            </w:r>
-            <w:r>
-              <w:rPr>
-                <w:rFonts w:cs="Times New Roman"/>
+                <w:noProof/>
+                <w:webHidden/>
+              </w:rPr>
+              <w:t>35</w:t>
+            </w:r>
+            <w:r>
+              <w:rPr>
                 <w:noProof/>
                 <w:webHidden/>
               </w:rPr>
@@ -5217,25 +4882,23 @@
               <w:tab w:val="right" w:leader="dot" w:pos="9016"/>
             </w:tabs>
             <w:rPr>
-              <w:rFonts w:eastAsiaTheme="minorEastAsia" w:cs="Times New Roman"/>
+              <w:rFonts w:asciiTheme="minorHAnsi" w:eastAsiaTheme="minorEastAsia" w:hAnsiTheme="minorHAnsi"/>
               <w:noProof/>
               <w:kern w:val="2"/>
               <w:szCs w:val="24"/>
               <w14:ligatures w14:val="standardContextual"/>
             </w:rPr>
           </w:pPr>
-          <w:hyperlink w:anchor="_Toc214395308" w:history="1">
+          <w:hyperlink w:anchor="_Toc215480118" w:history="1">
             <w:r>
               <w:rPr>
                 <w:rStyle w:val="Hyperlink"/>
-                <w:rFonts w:cs="Times New Roman"/>
                 <w:noProof/>
               </w:rPr>
               <w:t>VII.  Future Directions</w:t>
             </w:r>
             <w:r>
               <w:rPr>
-                <w:rFonts w:cs="Times New Roman"/>
                 <w:noProof/>
                 <w:webHidden/>
               </w:rPr>
@@ -5243,7 +4906,6 @@
             </w:r>
             <w:r>
               <w:rPr>
-                <w:rFonts w:cs="Times New Roman"/>
                 <w:noProof/>
                 <w:webHidden/>
               </w:rPr>
@@ -5251,22 +4913,19 @@
             </w:r>
             <w:r>
               <w:rPr>
-                <w:rFonts w:cs="Times New Roman"/>
-                <w:noProof/>
-                <w:webHidden/>
-              </w:rPr>
-              <w:instrText xml:space="preserve"> PAGEREF _Toc214395308 \h </w:instrText>
-            </w:r>
-            <w:r>
-              <w:rPr>
-                <w:rFonts w:cs="Times New Roman"/>
-                <w:noProof/>
-                <w:webHidden/>
-              </w:rPr>
-            </w:r>
-            <w:r>
-              <w:rPr>
-                <w:rFonts w:cs="Times New Roman"/>
+                <w:noProof/>
+                <w:webHidden/>
+              </w:rPr>
+              <w:instrText xml:space="preserve"> PAGEREF _Toc215480118 \h </w:instrText>
+            </w:r>
+            <w:r>
+              <w:rPr>
+                <w:noProof/>
+                <w:webHidden/>
+              </w:rPr>
+            </w:r>
+            <w:r>
+              <w:rPr>
                 <w:noProof/>
                 <w:webHidden/>
               </w:rPr>
@@ -5274,15 +4933,13 @@
             </w:r>
             <w:r>
               <w:rPr>
-                <w:rFonts w:cs="Times New Roman"/>
-                <w:noProof/>
-                <w:webHidden/>
-              </w:rPr>
-              <w:t>32</w:t>
-            </w:r>
-            <w:r>
-              <w:rPr>
-                <w:rFonts w:cs="Times New Roman"/>
+                <w:noProof/>
+                <w:webHidden/>
+              </w:rPr>
+              <w:t>37</w:t>
+            </w:r>
+            <w:r>
+              <w:rPr>
                 <w:noProof/>
                 <w:webHidden/>
               </w:rPr>
@@ -5297,18 +4954,17 @@
               <w:tab w:val="right" w:leader="dot" w:pos="9016"/>
             </w:tabs>
             <w:rPr>
-              <w:rFonts w:eastAsiaTheme="minorEastAsia" w:cs="Times New Roman"/>
+              <w:rFonts w:asciiTheme="minorHAnsi" w:eastAsiaTheme="minorEastAsia" w:hAnsiTheme="minorHAnsi"/>
               <w:noProof/>
               <w:kern w:val="2"/>
               <w:szCs w:val="24"/>
               <w14:ligatures w14:val="standardContextual"/>
             </w:rPr>
           </w:pPr>
-          <w:hyperlink w:anchor="_Toc214395309" w:history="1">
+          <w:hyperlink w:anchor="_Toc215480119" w:history="1">
             <w:r>
               <w:rPr>
                 <w:rStyle w:val="Hyperlink"/>
-                <w:rFonts w:cs="Times New Roman"/>
                 <w:b/>
                 <w:bCs/>
                 <w:noProof/>
@@ -5317,7 +4973,6 @@
             </w:r>
             <w:r>
               <w:rPr>
-                <w:rFonts w:cs="Times New Roman"/>
                 <w:noProof/>
                 <w:webHidden/>
               </w:rPr>
@@ -5325,7 +4980,6 @@
             </w:r>
             <w:r>
               <w:rPr>
-                <w:rFonts w:cs="Times New Roman"/>
                 <w:noProof/>
                 <w:webHidden/>
               </w:rPr>
@@ -5333,22 +4987,19 @@
             </w:r>
             <w:r>
               <w:rPr>
-                <w:rFonts w:cs="Times New Roman"/>
-                <w:noProof/>
-                <w:webHidden/>
-              </w:rPr>
-              <w:instrText xml:space="preserve"> PAGEREF _Toc214395309 \h </w:instrText>
-            </w:r>
-            <w:r>
-              <w:rPr>
-                <w:rFonts w:cs="Times New Roman"/>
-                <w:noProof/>
-                <w:webHidden/>
-              </w:rPr>
-            </w:r>
-            <w:r>
-              <w:rPr>
-                <w:rFonts w:cs="Times New Roman"/>
+                <w:noProof/>
+                <w:webHidden/>
+              </w:rPr>
+              <w:instrText xml:space="preserve"> PAGEREF _Toc215480119 \h </w:instrText>
+            </w:r>
+            <w:r>
+              <w:rPr>
+                <w:noProof/>
+                <w:webHidden/>
+              </w:rPr>
+            </w:r>
+            <w:r>
+              <w:rPr>
                 <w:noProof/>
                 <w:webHidden/>
               </w:rPr>
@@ -5356,15 +5007,13 @@
             </w:r>
             <w:r>
               <w:rPr>
-                <w:rFonts w:cs="Times New Roman"/>
-                <w:noProof/>
-                <w:webHidden/>
-              </w:rPr>
-              <w:t>33</w:t>
-            </w:r>
-            <w:r>
-              <w:rPr>
-                <w:rFonts w:cs="Times New Roman"/>
+                <w:noProof/>
+                <w:webHidden/>
+              </w:rPr>
+              <w:t>38</w:t>
+            </w:r>
+            <w:r>
+              <w:rPr>
                 <w:noProof/>
                 <w:webHidden/>
               </w:rPr>
@@ -5379,107 +5028,25 @@
               <w:tab w:val="right" w:leader="dot" w:pos="9016"/>
             </w:tabs>
             <w:rPr>
-              <w:rFonts w:eastAsiaTheme="minorEastAsia" w:cs="Times New Roman"/>
+              <w:rFonts w:asciiTheme="minorHAnsi" w:eastAsiaTheme="minorEastAsia" w:hAnsiTheme="minorHAnsi"/>
               <w:noProof/>
               <w:kern w:val="2"/>
               <w:szCs w:val="24"/>
               <w14:ligatures w14:val="standardContextual"/>
             </w:rPr>
           </w:pPr>
-          <w:hyperlink w:anchor="_Toc214395310" w:history="1">
+          <w:hyperlink w:anchor="_Toc215480120" w:history="1">
             <w:r>
               <w:rPr>
                 <w:rStyle w:val="Hyperlink"/>
-                <w:rFonts w:cs="Times New Roman"/>
-                <w:noProof/>
-              </w:rPr>
-              <w:t>Link to the References</w:t>
-            </w:r>
-            <w:r>
-              <w:rPr>
-                <w:rFonts w:cs="Times New Roman"/>
-                <w:noProof/>
-                <w:webHidden/>
-              </w:rPr>
-              <w:tab/>
-            </w:r>
-            <w:r>
-              <w:rPr>
-                <w:rFonts w:cs="Times New Roman"/>
-                <w:noProof/>
-                <w:webHidden/>
-              </w:rPr>
-              <w:fldChar w:fldCharType="begin"/>
-            </w:r>
-            <w:r>
-              <w:rPr>
-                <w:rFonts w:cs="Times New Roman"/>
-                <w:noProof/>
-                <w:webHidden/>
-              </w:rPr>
-              <w:instrText xml:space="preserve"> PAGEREF _Toc214395310 \h </w:instrText>
-            </w:r>
-            <w:r>
-              <w:rPr>
-                <w:rFonts w:cs="Times New Roman"/>
-                <w:noProof/>
-                <w:webHidden/>
-              </w:rPr>
-            </w:r>
-            <w:r>
-              <w:rPr>
-                <w:rFonts w:cs="Times New Roman"/>
-                <w:noProof/>
-                <w:webHidden/>
-              </w:rPr>
-              <w:fldChar w:fldCharType="separate"/>
-            </w:r>
-            <w:r>
-              <w:rPr>
-                <w:rFonts w:cs="Times New Roman"/>
-                <w:noProof/>
-                <w:webHidden/>
-              </w:rPr>
-              <w:t>34</w:t>
-            </w:r>
-            <w:r>
-              <w:rPr>
-                <w:rFonts w:cs="Times New Roman"/>
-                <w:noProof/>
-                <w:webHidden/>
-              </w:rPr>
-              <w:fldChar w:fldCharType="end"/>
-            </w:r>
-          </w:hyperlink>
-        </w:p>
-        <w:p>
-          <w:pPr>
-            <w:pStyle w:val="TOC1"/>
-            <w:tabs>
-              <w:tab w:val="right" w:leader="dot" w:pos="9016"/>
-            </w:tabs>
-            <w:rPr>
-              <w:rFonts w:eastAsiaTheme="minorEastAsia" w:cs="Times New Roman"/>
-              <w:noProof/>
-              <w:kern w:val="2"/>
-              <w:szCs w:val="24"/>
-              <w14:ligatures w14:val="standardContextual"/>
-            </w:rPr>
-          </w:pPr>
-          <w:hyperlink w:anchor="_Toc214395311" w:history="1">
-            <w:r>
-              <w:rPr>
-                <w:rStyle w:val="Hyperlink"/>
-                <w:rFonts w:cs="Times New Roman"/>
                 <w:b/>
                 <w:bCs/>
                 <w:noProof/>
               </w:rPr>
-              <w:t>Appendix</w:t>
-            </w:r>
-            <w:r>
-              <w:rPr>
-                <w:rFonts w:cs="Times New Roman"/>
+              <w:t>Appendix A</w:t>
+            </w:r>
+            <w:r>
+              <w:rPr>
                 <w:noProof/>
                 <w:webHidden/>
               </w:rPr>
@@ -5487,7 +5054,6 @@
             </w:r>
             <w:r>
               <w:rPr>
-                <w:rFonts w:cs="Times New Roman"/>
                 <w:noProof/>
                 <w:webHidden/>
               </w:rPr>
@@ -5495,22 +5061,19 @@
             </w:r>
             <w:r>
               <w:rPr>
-                <w:rFonts w:cs="Times New Roman"/>
-                <w:noProof/>
-                <w:webHidden/>
-              </w:rPr>
-              <w:instrText xml:space="preserve"> PAGEREF _Toc214395311 \h </w:instrText>
-            </w:r>
-            <w:r>
-              <w:rPr>
-                <w:rFonts w:cs="Times New Roman"/>
-                <w:noProof/>
-                <w:webHidden/>
-              </w:rPr>
-            </w:r>
-            <w:r>
-              <w:rPr>
-                <w:rFonts w:cs="Times New Roman"/>
+                <w:noProof/>
+                <w:webHidden/>
+              </w:rPr>
+              <w:instrText xml:space="preserve"> PAGEREF _Toc215480120 \h </w:instrText>
+            </w:r>
+            <w:r>
+              <w:rPr>
+                <w:noProof/>
+                <w:webHidden/>
+              </w:rPr>
+            </w:r>
+            <w:r>
+              <w:rPr>
                 <w:noProof/>
                 <w:webHidden/>
               </w:rPr>
@@ -5518,15 +5081,13 @@
             </w:r>
             <w:r>
               <w:rPr>
-                <w:rFonts w:cs="Times New Roman"/>
-                <w:noProof/>
-                <w:webHidden/>
-              </w:rPr>
-              <w:t>35</w:t>
-            </w:r>
-            <w:r>
-              <w:rPr>
-                <w:rFonts w:cs="Times New Roman"/>
+                <w:noProof/>
+                <w:webHidden/>
+              </w:rPr>
+              <w:t>40</w:t>
+            </w:r>
+            <w:r>
+              <w:rPr>
                 <w:noProof/>
                 <w:webHidden/>
               </w:rPr>
@@ -5623,7 +5184,7 @@
           <w:szCs w:val="24"/>
         </w:rPr>
       </w:pPr>
-      <w:bookmarkStart w:id="3" w:name="_Toc214395251"/>
+      <w:bookmarkStart w:id="3" w:name="_Toc215480060"/>
       <w:r>
         <w:rPr>
           <w:szCs w:val="24"/>
@@ -5644,7 +5205,7 @@
         <w:pStyle w:val="Heading2"/>
         <w:spacing w:before="100" w:beforeAutospacing="1" w:after="100" w:afterAutospacing="1"/>
       </w:pPr>
-      <w:bookmarkStart w:id="4" w:name="_Toc214395252"/>
+      <w:bookmarkStart w:id="4" w:name="_Toc215480061"/>
       <w:r>
         <w:t>1.1 Ride-Hailing and Data-Driven Urban Mobility</w:t>
       </w:r>
@@ -5785,7 +5346,7 @@
         <w:pStyle w:val="Heading2"/>
         <w:spacing w:before="100" w:beforeAutospacing="1" w:after="100" w:afterAutospacing="1"/>
       </w:pPr>
-      <w:bookmarkStart w:id="5" w:name="_Toc214395253"/>
+      <w:bookmarkStart w:id="5" w:name="_Toc215480062"/>
       <w:r>
         <w:t>1.2 The Role of Machine Learning in Predictive Operations</w:t>
       </w:r>
@@ -5825,7 +5386,7 @@
         <w:keepNext/>
         <w:spacing w:before="100" w:beforeAutospacing="1" w:after="100" w:afterAutospacing="1"/>
       </w:pPr>
-      <w:bookmarkStart w:id="6" w:name="_Toc214395254"/>
+      <w:bookmarkStart w:id="6" w:name="_Toc215480063"/>
       <w:r>
         <w:lastRenderedPageBreak/>
         <w:t>1.3 Context of the Study: Delhi NCR Ride Data</w:t>
@@ -5863,7 +5424,7 @@
         <w:pStyle w:val="Heading2"/>
         <w:spacing w:before="100" w:beforeAutospacing="1" w:after="100" w:afterAutospacing="1"/>
       </w:pPr>
-      <w:bookmarkStart w:id="7" w:name="_Toc214395255"/>
+      <w:bookmarkStart w:id="7" w:name="_Toc215480064"/>
       <w:r>
         <w:t>1.4 Research Problem and Gap</w:t>
       </w:r>
@@ -5896,7 +5457,7 @@
         <w:pStyle w:val="Heading2"/>
         <w:spacing w:before="100" w:beforeAutospacing="1" w:after="100" w:afterAutospacing="1"/>
       </w:pPr>
-      <w:bookmarkStart w:id="8" w:name="_Toc214395256"/>
+      <w:bookmarkStart w:id="8" w:name="_Toc215480065"/>
       <w:r>
         <w:t>1.5 Aim and Objectives</w:t>
       </w:r>
@@ -5933,7 +5494,7 @@
         <w:pStyle w:val="Heading3"/>
         <w:spacing w:before="100" w:beforeAutospacing="1" w:after="100" w:afterAutospacing="1"/>
       </w:pPr>
-      <w:bookmarkStart w:id="9" w:name="_Toc214395257"/>
+      <w:bookmarkStart w:id="9" w:name="_Toc215480066"/>
       <w:r>
         <w:t>1.5.1 General Aim</w:t>
       </w:r>
@@ -5953,7 +5514,7 @@
         <w:keepNext/>
         <w:spacing w:before="100" w:beforeAutospacing="1" w:after="100" w:afterAutospacing="1"/>
       </w:pPr>
-      <w:bookmarkStart w:id="10" w:name="_Toc214395258"/>
+      <w:bookmarkStart w:id="10" w:name="_Toc215480067"/>
       <w:r>
         <w:t>1.5.2 Specific Objectives</w:t>
       </w:r>
@@ -6132,7 +5693,7 @@
         <w:pStyle w:val="Heading2"/>
         <w:spacing w:before="100" w:beforeAutospacing="1" w:after="100" w:afterAutospacing="1"/>
       </w:pPr>
-      <w:bookmarkStart w:id="11" w:name="_Toc214395259"/>
+      <w:bookmarkStart w:id="11" w:name="_Toc215480068"/>
       <w:r>
         <w:t>1.6 Significance of the Study</w:t>
       </w:r>
@@ -6158,7 +5719,7 @@
         <w:keepNext/>
         <w:spacing w:before="100" w:beforeAutospacing="1" w:after="100" w:afterAutospacing="1"/>
       </w:pPr>
-      <w:bookmarkStart w:id="12" w:name="_Toc214395260"/>
+      <w:bookmarkStart w:id="12" w:name="_Toc215480069"/>
       <w:r>
         <w:t>1.7 Report Overview</w:t>
       </w:r>
@@ -6236,7 +5797,7 @@
           <w:szCs w:val="24"/>
         </w:rPr>
       </w:pPr>
-      <w:bookmarkStart w:id="13" w:name="_Toc214395261"/>
+      <w:bookmarkStart w:id="13" w:name="_Toc215480070"/>
       <w:r>
         <w:rPr>
           <w:szCs w:val="24"/>
@@ -6257,7 +5818,7 @@
         <w:pStyle w:val="Heading2"/>
         <w:spacing w:before="100" w:beforeAutospacing="1" w:after="100" w:afterAutospacing="1"/>
       </w:pPr>
-      <w:bookmarkStart w:id="14" w:name="_Toc214395262"/>
+      <w:bookmarkStart w:id="14" w:name="_Toc215480071"/>
       <w:r>
         <w:t>2</w:t>
       </w:r>
@@ -6288,6 +5849,14 @@
       </w:pPr>
       <w:r>
         <w:t>The review begins with the evolution of forecasting techniques from classical statistical models to deep learning architectures, followed by revenue modeling frameworks focusing on fare prediction and dynamic pricing. It then examines operational analytics and fairness-aware optimization before concluding with a synthesis that defines the conceptual framework guiding this thesis.</w:t>
+      </w:r>
+    </w:p>
+    <w:p>
+      <w:pPr>
+        <w:pStyle w:val="p1"/>
+      </w:pPr>
+      <w:r>
+        <w:t>All reviewed academic articles and reference materials are cataloged and available in the public project repository for verification and further study (see Appendix A).</w:t>
       </w:r>
     </w:p>
     <w:p>
@@ -6295,7 +5864,7 @@
         <w:pStyle w:val="Heading2"/>
         <w:spacing w:before="100" w:beforeAutospacing="1" w:after="100" w:afterAutospacing="1"/>
       </w:pPr>
-      <w:bookmarkStart w:id="15" w:name="_Toc214395263"/>
+      <w:bookmarkStart w:id="15" w:name="_Toc215480072"/>
       <w:r>
         <w:t>2</w:t>
       </w:r>
@@ -6309,7 +5878,7 @@
         <w:pStyle w:val="Heading3"/>
         <w:spacing w:before="100" w:beforeAutospacing="1" w:after="100" w:afterAutospacing="1"/>
       </w:pPr>
-      <w:bookmarkStart w:id="16" w:name="_Toc214395264"/>
+      <w:bookmarkStart w:id="16" w:name="_Toc215480073"/>
       <w:r>
         <w:t>2</w:t>
       </w:r>
@@ -6356,7 +5925,7 @@
         <w:pStyle w:val="Heading3"/>
         <w:spacing w:before="100" w:beforeAutospacing="1" w:after="100" w:afterAutospacing="1"/>
       </w:pPr>
-      <w:bookmarkStart w:id="17" w:name="_Toc214395265"/>
+      <w:bookmarkStart w:id="17" w:name="_Toc215480074"/>
       <w:r>
         <w:t>2</w:t>
       </w:r>
@@ -6403,11 +5972,11 @@
         <w:t>and</w:t>
       </w:r>
       <w:r>
-        <w:t xml:space="preserve"> Li, 2024). Comparative evaluations consistently show that ensemble and deep learning models outperform classical methods such as ARIMA in Mean Absolute Error (MAE) and Root </w:t>
+        <w:t xml:space="preserve"> Li, 2024). </w:t>
       </w:r>
       <w:r>
         <w:lastRenderedPageBreak/>
-        <w:t>Mean Square Error (RMSE), confirming their ability to capture nonlinear, context-dependent patterns.</w:t>
+        <w:t>Comparative evaluations consistently show that ensemble and deep learning models outperform classical methods such as ARIMA in Mean Absolute Error (MAE) and Root Mean Square Error (RMSE), confirming their ability to capture nonlinear, context-dependent patterns.</w:t>
       </w:r>
     </w:p>
     <w:p>
@@ -6549,7 +6118,7 @@
         <w:pStyle w:val="Heading3"/>
         <w:spacing w:before="100" w:beforeAutospacing="1" w:after="100" w:afterAutospacing="1"/>
       </w:pPr>
-      <w:bookmarkStart w:id="18" w:name="_Toc214395266"/>
+      <w:bookmarkStart w:id="18" w:name="_Toc215480075"/>
       <w:r>
         <w:t>2</w:t>
       </w:r>
@@ -6599,7 +6168,7 @@
         <w:pStyle w:val="Heading3"/>
         <w:spacing w:before="100" w:beforeAutospacing="1" w:after="100" w:afterAutospacing="1"/>
       </w:pPr>
-      <w:bookmarkStart w:id="19" w:name="_Toc214395267"/>
+      <w:bookmarkStart w:id="19" w:name="_Toc215480076"/>
       <w:r>
         <w:t>2</w:t>
       </w:r>
@@ -6639,7 +6208,16 @@
           <w:sz w:val="24"/>
           <w:szCs w:val="24"/>
         </w:rPr>
-        <w:t xml:space="preserve"> Qu, 2022). Moreover, most research separates forecasting from operational decision-making, </w:t>
+        <w:t xml:space="preserve"> Qu, 2022). Moreover, most research separates forecasting from </w:t>
+      </w:r>
+      <w:r>
+        <w:rPr>
+          <w:rFonts w:ascii="Times New Roman" w:hAnsi="Times New Roman" w:cs="Times New Roman"/>
+          <w:sz w:val="24"/>
+          <w:szCs w:val="24"/>
+        </w:rPr>
+        <w:lastRenderedPageBreak/>
+        <w:t xml:space="preserve">operational decision-making, </w:t>
       </w:r>
       <w:r>
         <w:rPr>
@@ -6648,17 +6226,7 @@
           <w:sz w:val="24"/>
           <w:szCs w:val="24"/>
         </w:rPr>
-        <w:t>missing opportunities to directly link prediction outputs to real-</w:t>
-      </w:r>
-      <w:r>
-        <w:rPr>
-          <w:rFonts w:ascii="Times New Roman" w:eastAsia="Times New Roman" w:hAnsi="Times New Roman" w:cs="Times New Roman"/>
-          <w:color w:val="0E0E0E"/>
-          <w:sz w:val="24"/>
-          <w:szCs w:val="24"/>
-        </w:rPr>
-        <w:lastRenderedPageBreak/>
-        <w:t>time driver allocation and pricing systems</w:t>
+        <w:t>missing opportunities to directly link prediction outputs to real-time driver allocation and pricing systems</w:t>
       </w:r>
       <w:r>
         <w:rPr>
@@ -6674,7 +6242,7 @@
         <w:pStyle w:val="Heading2"/>
         <w:spacing w:before="100" w:beforeAutospacing="1" w:after="100" w:afterAutospacing="1"/>
       </w:pPr>
-      <w:bookmarkStart w:id="20" w:name="_Toc214395268"/>
+      <w:bookmarkStart w:id="20" w:name="_Toc215480077"/>
       <w:r>
         <w:t>2</w:t>
       </w:r>
@@ -6688,7 +6256,7 @@
         <w:pStyle w:val="Heading3"/>
         <w:spacing w:before="100" w:beforeAutospacing="1" w:after="100" w:afterAutospacing="1"/>
       </w:pPr>
-      <w:bookmarkStart w:id="21" w:name="_Toc214395269"/>
+      <w:bookmarkStart w:id="21" w:name="_Toc215480078"/>
       <w:r>
         <w:t>2</w:t>
       </w:r>
@@ -6920,7 +6488,7 @@
         <w:keepNext/>
         <w:spacing w:before="100" w:beforeAutospacing="1" w:after="100" w:afterAutospacing="1"/>
       </w:pPr>
-      <w:bookmarkStart w:id="22" w:name="_Toc214395270"/>
+      <w:bookmarkStart w:id="22" w:name="_Toc215480079"/>
       <w:r>
         <w:t>2</w:t>
       </w:r>
@@ -6957,7 +6525,7 @@
         <w:pStyle w:val="Heading3"/>
         <w:spacing w:before="100" w:beforeAutospacing="1" w:after="100" w:afterAutospacing="1"/>
       </w:pPr>
-      <w:bookmarkStart w:id="23" w:name="_Toc214395271"/>
+      <w:bookmarkStart w:id="23" w:name="_Toc215480080"/>
       <w:r>
         <w:t>2</w:t>
       </w:r>
@@ -6974,11 +6542,11 @@
         <w:pStyle w:val="p1"/>
       </w:pPr>
       <w:r>
-        <w:t xml:space="preserve">Research has increasingly emphasized algorithmic transparency in fare prediction. Guo et al. (2024) and Lakshmi et al. (2024) noted that opaque pricing models can reduce user trust, especially among price-sensitive populations. Fairness-aware algorithms limit excessive </w:t>
+        <w:t xml:space="preserve">Research has increasingly emphasized algorithmic transparency in fare prediction. Guo et al. (2024) and Lakshmi et al. (2024) noted that opaque pricing models can reduce user trust, </w:t>
       </w:r>
       <w:r>
         <w:lastRenderedPageBreak/>
-        <w:t>surge multipliers and prioritize equitable access. As countries such as India move toward ride-hailing regulation, the ability to explain fare predictions becomes essential for compliance and public accountability.</w:t>
+        <w:t>especially among price-sensitive populations. Fairness-aware algorithms limit excessive surge multipliers and prioritize equitable access. As countries such as India move toward ride-hailing regulation, the ability to explain fare predictions becomes essential for compliance and public accountability.</w:t>
       </w:r>
     </w:p>
     <w:p>
@@ -6988,7 +6556,7 @@
         <w:keepLines/>
         <w:spacing w:before="100" w:beforeAutospacing="1" w:after="100" w:afterAutospacing="1"/>
       </w:pPr>
-      <w:bookmarkStart w:id="24" w:name="_Toc214395272"/>
+      <w:bookmarkStart w:id="24" w:name="_Toc215480081"/>
       <w:r>
         <w:t>2</w:t>
       </w:r>
@@ -7004,7 +6572,7 @@
         <w:keepLines/>
         <w:spacing w:before="100" w:beforeAutospacing="1" w:after="100" w:afterAutospacing="1"/>
       </w:pPr>
-      <w:bookmarkStart w:id="25" w:name="_Toc214395273"/>
+      <w:bookmarkStart w:id="25" w:name="_Toc215480082"/>
       <w:r>
         <w:t>2</w:t>
       </w:r>
@@ -7060,7 +6628,7 @@
         <w:pStyle w:val="Heading3"/>
         <w:spacing w:before="100" w:beforeAutospacing="1" w:after="100" w:afterAutospacing="1"/>
       </w:pPr>
-      <w:bookmarkStart w:id="26" w:name="_Toc214395274"/>
+      <w:bookmarkStart w:id="26" w:name="_Toc215480083"/>
       <w:r>
         <w:t>2</w:t>
       </w:r>
@@ -7082,7 +6650,7 @@
         <w:pStyle w:val="Heading3"/>
         <w:spacing w:before="100" w:beforeAutospacing="1" w:after="100" w:afterAutospacing="1"/>
       </w:pPr>
-      <w:bookmarkStart w:id="27" w:name="_Toc214395275"/>
+      <w:bookmarkStart w:id="27" w:name="_Toc215480084"/>
       <w:r>
         <w:t>2</w:t>
       </w:r>
@@ -7125,7 +6693,7 @@
         <w:pStyle w:val="Heading2"/>
         <w:spacing w:before="100" w:beforeAutospacing="1" w:after="100" w:afterAutospacing="1"/>
       </w:pPr>
-      <w:bookmarkStart w:id="28" w:name="_Toc214395276"/>
+      <w:bookmarkStart w:id="28" w:name="_Toc215480085"/>
       <w:r>
         <w:t>2</w:t>
       </w:r>
@@ -7139,7 +6707,7 @@
         <w:pStyle w:val="Heading3"/>
         <w:spacing w:before="100" w:beforeAutospacing="1" w:after="100" w:afterAutospacing="1"/>
       </w:pPr>
-      <w:bookmarkStart w:id="29" w:name="_Toc214395277"/>
+      <w:bookmarkStart w:id="29" w:name="_Toc215480086"/>
       <w:r>
         <w:t>2</w:t>
       </w:r>
@@ -7162,7 +6730,7 @@
         <w:keepNext/>
         <w:spacing w:before="100" w:beforeAutospacing="1" w:after="100" w:afterAutospacing="1"/>
       </w:pPr>
-      <w:bookmarkStart w:id="30" w:name="_Toc214395278"/>
+      <w:bookmarkStart w:id="30" w:name="_Toc215480087"/>
       <w:r>
         <w:t>2</w:t>
       </w:r>
@@ -7305,7 +6873,7 @@
         <w:pStyle w:val="Heading3"/>
         <w:spacing w:before="100" w:beforeAutospacing="1" w:after="100" w:afterAutospacing="1"/>
       </w:pPr>
-      <w:bookmarkStart w:id="31" w:name="_Toc214395279"/>
+      <w:bookmarkStart w:id="31" w:name="_Toc215480088"/>
       <w:r>
         <w:t>2</w:t>
       </w:r>
@@ -7330,7 +6898,7 @@
         <w:pStyle w:val="Heading2"/>
         <w:spacing w:before="100" w:beforeAutospacing="1" w:after="100" w:afterAutospacing="1"/>
       </w:pPr>
-      <w:bookmarkStart w:id="32" w:name="_Toc214395280"/>
+      <w:bookmarkStart w:id="32" w:name="_Toc215480089"/>
       <w:r>
         <w:t>2</w:t>
       </w:r>
@@ -7509,7 +7077,7 @@
         <w:pStyle w:val="Heading2"/>
         <w:spacing w:before="100" w:beforeAutospacing="1" w:after="100" w:afterAutospacing="1"/>
       </w:pPr>
-      <w:bookmarkStart w:id="33" w:name="_Toc214395281"/>
+      <w:bookmarkStart w:id="33" w:name="_Toc215480090"/>
       <w:r>
         <w:t>2</w:t>
       </w:r>
@@ -7592,7 +7160,7 @@
           <w:szCs w:val="24"/>
         </w:rPr>
       </w:pPr>
-      <w:bookmarkStart w:id="34" w:name="_Toc214395282"/>
+      <w:bookmarkStart w:id="34" w:name="_Toc215480091"/>
       <w:r>
         <w:rPr>
           <w:szCs w:val="24"/>
@@ -7625,7 +7193,7 @@
         <w:pStyle w:val="Heading2"/>
         <w:spacing w:before="100" w:beforeAutospacing="1" w:after="100" w:afterAutospacing="1"/>
       </w:pPr>
-      <w:bookmarkStart w:id="35" w:name="_Toc214395283"/>
+      <w:bookmarkStart w:id="35" w:name="_Toc215480092"/>
       <w:r>
         <w:t>3</w:t>
       </w:r>
@@ -7666,7 +7234,7 @@
         <w:pStyle w:val="Heading2"/>
         <w:spacing w:before="100" w:beforeAutospacing="1" w:after="100" w:afterAutospacing="1"/>
       </w:pPr>
-      <w:bookmarkStart w:id="36" w:name="_Toc214395284"/>
+      <w:bookmarkStart w:id="36" w:name="_Toc215480093"/>
       <w:r>
         <w:t>3</w:t>
       </w:r>
@@ -7708,6 +7276,14 @@
       </w:r>
       <w:r>
         <w:t>.</w:t>
+      </w:r>
+    </w:p>
+    <w:p>
+      <w:pPr>
+        <w:pStyle w:val="p1"/>
+      </w:pPr>
+      <w:r>
+        <w:t>Detailed documentation of all preprocessing scripts, intermediate outputs, and file structures is available in the project repository for replication and verification (see Appendix A).</w:t>
       </w:r>
     </w:p>
     <w:p>
@@ -7823,7 +7399,7 @@
         <w:keepNext/>
         <w:spacing w:before="100" w:beforeAutospacing="1" w:after="100" w:afterAutospacing="1"/>
       </w:pPr>
-      <w:bookmarkStart w:id="37" w:name="_Toc214395285"/>
+      <w:bookmarkStart w:id="37" w:name="_Toc215480094"/>
       <w:r>
         <w:t>3</w:t>
       </w:r>
@@ -7872,7 +7448,7 @@
         <w:pStyle w:val="Heading2"/>
         <w:spacing w:before="100" w:beforeAutospacing="1" w:after="100" w:afterAutospacing="1"/>
       </w:pPr>
-      <w:bookmarkStart w:id="38" w:name="_Toc214395286"/>
+      <w:bookmarkStart w:id="38" w:name="_Toc215480095"/>
       <w:r>
         <w:t>3</w:t>
       </w:r>
@@ -8036,7 +7612,7 @@
         <w:pStyle w:val="Heading2"/>
         <w:spacing w:before="100" w:beforeAutospacing="1" w:after="100" w:afterAutospacing="1"/>
       </w:pPr>
-      <w:bookmarkStart w:id="39" w:name="_Toc214395287"/>
+      <w:bookmarkStart w:id="39" w:name="_Toc215480096"/>
       <w:r>
         <w:t>3</w:t>
       </w:r>
@@ -8166,7 +7742,7 @@
         <w:pStyle w:val="Heading2"/>
         <w:spacing w:before="100" w:beforeAutospacing="1" w:after="100" w:afterAutospacing="1"/>
       </w:pPr>
-      <w:bookmarkStart w:id="40" w:name="_Toc214395288"/>
+      <w:bookmarkStart w:id="40" w:name="_Toc215480097"/>
       <w:r>
         <w:t>3</w:t>
       </w:r>
@@ -8222,7 +7798,7 @@
         <w:keepNext/>
         <w:spacing w:before="100" w:beforeAutospacing="1" w:after="100" w:afterAutospacing="1"/>
       </w:pPr>
-      <w:bookmarkStart w:id="41" w:name="_Toc214395289"/>
+      <w:bookmarkStart w:id="41" w:name="_Toc215480098"/>
       <w:r>
         <w:t>3</w:t>
       </w:r>
@@ -8279,7 +7855,7 @@
         <w:pStyle w:val="Heading2"/>
         <w:spacing w:before="100" w:beforeAutospacing="1" w:after="100" w:afterAutospacing="1"/>
       </w:pPr>
-      <w:bookmarkStart w:id="42" w:name="_Toc214395290"/>
+      <w:bookmarkStart w:id="42" w:name="_Toc215480099"/>
       <w:r>
         <w:t>3</w:t>
       </w:r>
@@ -8309,8 +7885,11 @@
         <w:pStyle w:val="p1"/>
       </w:pPr>
       <w:r>
+        <w:t xml:space="preserve">Interpretability and model transparency were supported using SHAP value analysis and permutation feature importance, which helped identify the variables that contributed most </w:t>
+      </w:r>
+      <w:r>
         <w:lastRenderedPageBreak/>
-        <w:t>Interpretability and model transparency were supported using SHAP value analysis and permutation feature importance, which helped identify the variables that contributed most strongly to both demand and revenue predictions. These interpretability steps ensured that model outputs were not treated as black boxes but were grounded in measurable relationships within the dataset.</w:t>
+        <w:t>strongly to both demand and revenue predictions. These interpretability steps ensured that model outputs were not treated as black boxes but were grounded in measurable relationships within the dataset.</w:t>
       </w:r>
     </w:p>
     <w:p>
@@ -8343,7 +7922,7 @@
         <w:keepNext/>
         <w:spacing w:before="100" w:beforeAutospacing="1" w:after="100" w:afterAutospacing="1"/>
       </w:pPr>
-      <w:bookmarkStart w:id="43" w:name="_Toc214395291"/>
+      <w:bookmarkStart w:id="43" w:name="_Toc215480100"/>
       <w:r>
         <w:t>3</w:t>
       </w:r>
@@ -8416,7 +7995,7 @@
           <w:szCs w:val="24"/>
         </w:rPr>
       </w:pPr>
-      <w:bookmarkStart w:id="44" w:name="_Toc214395292"/>
+      <w:bookmarkStart w:id="44" w:name="_Toc215480101"/>
       <w:r>
         <w:rPr>
           <w:szCs w:val="24"/>
@@ -8443,7 +8022,7 @@
         <w:pStyle w:val="Heading2"/>
         <w:spacing w:before="100" w:beforeAutospacing="1" w:after="100" w:afterAutospacing="1"/>
       </w:pPr>
-      <w:bookmarkStart w:id="45" w:name="_Toc214395293"/>
+      <w:bookmarkStart w:id="45" w:name="_Toc215480102"/>
       <w:r>
         <w:t>4</w:t>
       </w:r>
@@ -8492,16 +8071,14 @@
         </w:rPr>
         <w:t xml:space="preserve">To forecast ride-hailing demand using </w:t>
       </w:r>
-      <w:proofErr w:type="gramStart"/>
-      <w:r>
-        <w:rPr>
-          <w:rFonts w:ascii="Times New Roman" w:hAnsi="Times New Roman" w:cs="Times New Roman"/>
-          <w:sz w:val="24"/>
-          <w:szCs w:val="24"/>
-        </w:rPr>
-        <w:t>tree based</w:t>
-      </w:r>
-      <w:proofErr w:type="gramEnd"/>
+      <w:r>
+        <w:rPr>
+          <w:rFonts w:ascii="Times New Roman" w:hAnsi="Times New Roman" w:cs="Times New Roman"/>
+          <w:sz w:val="24"/>
+          <w:szCs w:val="24"/>
+        </w:rPr>
+        <w:t>tree-based</w:t>
+      </w:r>
       <w:r>
         <w:rPr>
           <w:rFonts w:ascii="Times New Roman" w:hAnsi="Times New Roman" w:cs="Times New Roman"/>
@@ -8590,7 +8167,41 @@
           <w:sz w:val="24"/>
           <w:szCs w:val="24"/>
         </w:rPr>
-        <w:t>Each subsection reports the corresponding outputs in tabular and graphical form, as generated from the week4_baselines.py through week8_synthesis_methods_results.py scripts and their associated analysis files. All figures and tables are numbered sequentially in the order in which they are referenced in the text.</w:t>
+        <w:t>Each subsection reports the corresponding outputs in tabular and graphical form, as generated from the week4_baselines.py through week8_synthesis_methods_results.py scripts and their associated analysis files</w:t>
+      </w:r>
+      <w:r>
+        <w:rPr>
+          <w:rFonts w:ascii="Times New Roman" w:hAnsi="Times New Roman" w:cs="Times New Roman"/>
+          <w:sz w:val="24"/>
+          <w:szCs w:val="24"/>
+        </w:rPr>
+        <w:t xml:space="preserve"> in the GitHub Repository</w:t>
+      </w:r>
+      <w:r>
+        <w:rPr>
+          <w:rFonts w:ascii="Times New Roman" w:hAnsi="Times New Roman" w:cs="Times New Roman"/>
+          <w:sz w:val="24"/>
+          <w:szCs w:val="24"/>
+        </w:rPr>
+        <w:t>. All figures and tables are numbered sequentially in the order in which they are referenced in the text.</w:t>
+      </w:r>
+    </w:p>
+    <w:p>
+      <w:pPr>
+        <w:spacing w:before="100" w:beforeAutospacing="1" w:after="100" w:afterAutospacing="1" w:line="240" w:lineRule="auto"/>
+        <w:rPr>
+          <w:rFonts w:ascii="Times New Roman" w:hAnsi="Times New Roman" w:cs="Times New Roman"/>
+          <w:sz w:val="24"/>
+          <w:szCs w:val="24"/>
+        </w:rPr>
+      </w:pPr>
+      <w:r>
+        <w:rPr>
+          <w:rFonts w:ascii="Times New Roman" w:hAnsi="Times New Roman" w:cs="Times New Roman"/>
+          <w:sz w:val="24"/>
+          <w:szCs w:val="24"/>
+        </w:rPr>
+        <w:t>Complete datasets, evaluation reports, and figure-generation scripts are available in the public repository for verification and replication of all reported results (see Appendix A).</w:t>
       </w:r>
     </w:p>
     <w:p>
@@ -8598,7 +8209,7 @@
         <w:pStyle w:val="Heading2"/>
         <w:spacing w:before="100" w:beforeAutospacing="1" w:after="100" w:afterAutospacing="1"/>
       </w:pPr>
-      <w:bookmarkStart w:id="46" w:name="_Toc214395294"/>
+      <w:bookmarkStart w:id="46" w:name="_Toc215480103"/>
       <w:r>
         <w:t>4</w:t>
       </w:r>
@@ -8612,7 +8223,7 @@
         <w:pStyle w:val="Heading3"/>
         <w:spacing w:before="100" w:beforeAutospacing="1" w:after="100" w:afterAutospacing="1"/>
       </w:pPr>
-      <w:bookmarkStart w:id="47" w:name="_Toc214395295"/>
+      <w:bookmarkStart w:id="47" w:name="_Toc215480104"/>
       <w:r>
         <w:t>4</w:t>
       </w:r>
@@ -8674,16 +8285,6 @@
         </w:rPr>
         <w:t>Figure 10 shows the tuned Random Forest and XGBoost forecasts compared with the actual demand values. The Random Forest model produced steady and stable predictions that followed the overall trend more smoothly. In contrast, XGBoost reacted more sharply to short term changes, which resulted in slightly higher error.</w:t>
       </w:r>
-    </w:p>
-    <w:p>
-      <w:pPr>
-        <w:spacing w:before="100" w:beforeAutospacing="1" w:after="100" w:afterAutospacing="1" w:line="240" w:lineRule="auto"/>
-        <w:rPr>
-          <w:rFonts w:ascii="Times New Roman" w:hAnsi="Times New Roman" w:cs="Times New Roman"/>
-          <w:sz w:val="24"/>
-          <w:szCs w:val="24"/>
-        </w:rPr>
-      </w:pPr>
     </w:p>
     <w:p>
       <w:pPr>
@@ -8829,7 +8430,7 @@
         <w:pStyle w:val="Heading3"/>
         <w:spacing w:before="100" w:beforeAutospacing="1" w:after="100" w:afterAutospacing="1"/>
       </w:pPr>
-      <w:bookmarkStart w:id="48" w:name="_Toc214395296"/>
+      <w:bookmarkStart w:id="48" w:name="_Toc215480105"/>
       <w:r>
         <w:t>4</w:t>
       </w:r>
@@ -9065,21 +8666,21 @@
         <w:pStyle w:val="Heading2"/>
         <w:spacing w:before="100" w:beforeAutospacing="1" w:after="100" w:afterAutospacing="1"/>
       </w:pPr>
-      <w:bookmarkStart w:id="49" w:name="_Toc214395297"/>
+      <w:bookmarkStart w:id="49" w:name="_Toc215480106"/>
+      <w:r>
+        <w:t>4</w:t>
+      </w:r>
+      <w:r>
+        <w:t>.3 Revenue and Dynamic Pricing Analysis</w:t>
+      </w:r>
+      <w:bookmarkEnd w:id="49"/>
+    </w:p>
+    <w:p>
+      <w:pPr>
+        <w:pStyle w:val="p1"/>
+      </w:pPr>
       <w:r>
         <w:lastRenderedPageBreak/>
-        <w:t>4</w:t>
-      </w:r>
-      <w:r>
-        <w:t>.3 Revenue and Dynamic Pricing Analysis</w:t>
-      </w:r>
-      <w:bookmarkEnd w:id="49"/>
-    </w:p>
-    <w:p>
-      <w:pPr>
-        <w:pStyle w:val="p1"/>
-      </w:pPr>
-      <w:r>
         <w:t>The revenue and pricing analysis extended the demand forecasting framework to model fare outcomes and evaluate surge pricing behavior across the Delhi NCR region. This part of the study examined how operational variables, temporal patterns, and ride characteristics contribute to revenue variability. Using the engineered dataset developed in earlier stages, the analysis focused on three major tasks: predicting log-transformed fare values, identifying the key drivers of fare variation, and examining how surge multipliers change across hours and weekdays. Together, these results provide a detailed view of how pricing responds to travel demand conditions and network performance in the ride-hailing system</w:t>
       </w:r>
       <w:r>
@@ -9091,7 +8692,7 @@
         <w:pStyle w:val="Heading3"/>
         <w:spacing w:before="100" w:beforeAutospacing="1" w:after="100" w:afterAutospacing="1"/>
       </w:pPr>
-      <w:bookmarkStart w:id="50" w:name="_Toc214395298"/>
+      <w:bookmarkStart w:id="50" w:name="_Toc215480107"/>
       <w:r>
         <w:t>4</w:t>
       </w:r>
@@ -9561,7 +9162,7 @@
         <w:pStyle w:val="Heading3"/>
         <w:spacing w:before="100" w:beforeAutospacing="1" w:after="100" w:afterAutospacing="1"/>
       </w:pPr>
-      <w:bookmarkStart w:id="51" w:name="_Toc214395299"/>
+      <w:bookmarkStart w:id="51" w:name="_Toc215480108"/>
       <w:r>
         <w:t>4</w:t>
       </w:r>
@@ -9728,7 +9329,7 @@
         <w:pStyle w:val="Heading2"/>
         <w:spacing w:before="100" w:beforeAutospacing="1" w:after="100" w:afterAutospacing="1"/>
       </w:pPr>
-      <w:bookmarkStart w:id="52" w:name="_Toc214395300"/>
+      <w:bookmarkStart w:id="52" w:name="_Toc215480109"/>
       <w:r>
         <w:t>4</w:t>
       </w:r>
@@ -9832,7 +9433,7 @@
         <w:keepNext/>
         <w:spacing w:before="100" w:beforeAutospacing="1" w:after="100" w:afterAutospacing="1"/>
       </w:pPr>
-      <w:bookmarkStart w:id="53" w:name="_Toc214395301"/>
+      <w:bookmarkStart w:id="53" w:name="_Toc215480110"/>
       <w:r>
         <w:t>4</w:t>
       </w:r>
@@ -10056,7 +9657,7 @@
         <w:keepNext/>
         <w:spacing w:before="100" w:beforeAutospacing="1" w:after="100" w:afterAutospacing="1"/>
       </w:pPr>
-      <w:bookmarkStart w:id="54" w:name="_Toc214395302"/>
+      <w:bookmarkStart w:id="54" w:name="_Toc215480111"/>
       <w:r>
         <w:t>4</w:t>
       </w:r>
@@ -10265,17 +9866,17 @@
       <w:pPr>
         <w:pStyle w:val="Heading3"/>
       </w:pPr>
-      <w:bookmarkStart w:id="55" w:name="_Toc214395303"/>
+      <w:bookmarkStart w:id="55" w:name="_Toc215480112"/>
       <w:r>
         <w:t>4</w:t>
       </w:r>
       <w:r>
         <w:t xml:space="preserve">.4.3 </w:t>
       </w:r>
+      <w:r>
+        <w:t>Temporal Reliability and System Adaptability</w:t>
+      </w:r>
       <w:bookmarkEnd w:id="55"/>
-      <w:r>
-        <w:t>Temporal Reliability and System Adaptability</w:t>
-      </w:r>
     </w:p>
     <w:p>
       <w:pPr>
@@ -10362,9 +9963,11 @@
       <w:pPr>
         <w:pStyle w:val="Heading3"/>
       </w:pPr>
+      <w:bookmarkStart w:id="56" w:name="_Toc215480113"/>
       <w:r>
         <w:t>4.4.4 Implications for System Optimization</w:t>
       </w:r>
+      <w:bookmarkEnd w:id="56"/>
     </w:p>
     <w:p>
       <w:pPr>
@@ -10425,14 +10028,14 @@
         <w:pStyle w:val="Heading2"/>
         <w:spacing w:before="100" w:beforeAutospacing="1" w:after="100" w:afterAutospacing="1"/>
       </w:pPr>
-      <w:bookmarkStart w:id="56" w:name="_Toc214395304"/>
+      <w:bookmarkStart w:id="57" w:name="_Toc215480114"/>
       <w:r>
         <w:t>4</w:t>
       </w:r>
       <w:r>
         <w:t>.5 Fairness and Sustainability Evaluation</w:t>
       </w:r>
-      <w:bookmarkEnd w:id="56"/>
+      <w:bookmarkEnd w:id="57"/>
     </w:p>
     <w:p>
       <w:pPr>
@@ -10525,7 +10128,6 @@
           <w:sz w:val="24"/>
           <w:szCs w:val="24"/>
         </w:rPr>
-        <w:lastRenderedPageBreak/>
         <w:drawing>
           <wp:inline distT="0" distB="0" distL="0" distR="0" wp14:anchorId="2044C1CC" wp14:editId="40D32FAE">
             <wp:extent cx="4755132" cy="2831690"/>
@@ -10572,7 +10174,6 @@
     <w:p>
       <w:pPr>
         <w:pStyle w:val="p1"/>
-        <w:keepNext/>
       </w:pPr>
       <w:r>
         <w:rPr>
@@ -10600,14 +10201,15 @@
         <w:pStyle w:val="Heading2"/>
         <w:spacing w:before="100" w:beforeAutospacing="1" w:after="100" w:afterAutospacing="1"/>
       </w:pPr>
-      <w:bookmarkStart w:id="57" w:name="_Toc214395305"/>
-      <w:r>
+      <w:bookmarkStart w:id="58" w:name="_Toc215480115"/>
+      <w:r>
+        <w:lastRenderedPageBreak/>
         <w:t>4</w:t>
       </w:r>
       <w:r>
         <w:t>.6 Summary of Findings</w:t>
       </w:r>
-      <w:bookmarkEnd w:id="57"/>
+      <w:bookmarkEnd w:id="58"/>
     </w:p>
     <w:p>
       <w:pPr>
@@ -10678,52 +10280,69 @@
           <w:sz w:val="24"/>
           <w:szCs w:val="24"/>
         </w:rPr>
-        <w:t xml:space="preserve">The operational analysis revealed a high average service fulfillment rate of approximately 93 percent, with “No Driver Found” cancellations accounting for about 4.6 percent of total requests. Efficiency decreased slightly during the evening peak between 17:00 and 19:00, corresponding to the hours of highest demand. Spatial flow analysis confirmed significant connectivity between central and peripheral regions, such as Dwarka Sector 21 and Udyog </w:t>
-      </w:r>
-      <w:r>
-        <w:rPr>
-          <w:rFonts w:ascii="Times New Roman" w:hAnsi="Times New Roman" w:cs="Times New Roman"/>
-          <w:sz w:val="24"/>
-          <w:szCs w:val="24"/>
-        </w:rPr>
+        <w:t>The operational analysis revealed a high average service fulfillment rate of approximately 93 percent, with “No Driver Found” cancellations accounting for about 4.6 percent of total requests. Efficiency decreased slightly during the evening peak between 17:00 and 19:00, corresponding to the hours of highest demand. Spatial flow analysis confirmed significant connectivity between central and peripheral regions, such as Dwarka Sector 21 and Udyog Vihar, reflecting an expanding suburban travel pattern and increasing interregional trip activity.</w:t>
+      </w:r>
+    </w:p>
+    <w:p>
+      <w:pPr>
+        <w:spacing w:before="100" w:beforeAutospacing="1" w:after="100" w:afterAutospacing="1" w:line="240" w:lineRule="auto"/>
+        <w:rPr>
+          <w:rFonts w:ascii="Times New Roman" w:hAnsi="Times New Roman" w:cs="Times New Roman"/>
+          <w:sz w:val="24"/>
+          <w:szCs w:val="24"/>
+        </w:rPr>
+      </w:pPr>
+      <w:r>
+        <w:rPr>
+          <w:rFonts w:ascii="Times New Roman" w:hAnsi="Times New Roman" w:cs="Times New Roman"/>
+          <w:sz w:val="24"/>
+          <w:szCs w:val="24"/>
+        </w:rPr>
+        <w:t>In terms of sustainability and fairness, the optimization scenario indicated a nine percent reduction in fleet emissions due to shorter idle periods and improved driver routing. This reduction was consistent across all regions, showing that environmental efficiency gains were achieved without reducing service accessibility. The results demonstrate that operational optimization can simultaneously enhance environmental outcomes and equitable service distribution through intelligent fleet management.</w:t>
+      </w:r>
+    </w:p>
+    <w:p>
+      <w:pPr>
+        <w:pStyle w:val="p1"/>
+      </w:pPr>
+      <w:r>
+        <w:t>The findings of this study have direct implications for both mobility policy and ride-hailing platform design in large metropolitan contexts. The observed twelve percent improvement in regional fairness and nine percent reduction in estimated fleet emissions demonstrate that fairness-aware optimization can promote equitable and sustainable mobility systems without compromising efficiency. Policymakers can apply this framework to inform region-specific service regulations, including equitable driver distribution and low-emission operational zones.</w:t>
+      </w:r>
+    </w:p>
+    <w:p>
+      <w:pPr>
+        <w:pStyle w:val="p1"/>
+      </w:pPr>
+      <w:r>
+        <w:t> </w:t>
+      </w:r>
+      <w:r>
+        <w:t>For ride-hailing platforms, integrating machine learning–based forecasting and optimization tools within dispatch and pricing algorithms can help balance profitability with social responsibility. These insights support the development of data-driven mobility strategies that simultaneously enhance service reliability, environmental performance, and accessibility.</w:t>
+      </w:r>
+    </w:p>
+    <w:p>
+      <w:pPr>
+        <w:pStyle w:val="p1"/>
+      </w:pPr>
+      <w:r>
         <w:lastRenderedPageBreak/>
-        <w:t>Vihar, reflecting an expanding suburban travel pattern and increasing interregional trip activity.</w:t>
-      </w:r>
-    </w:p>
-    <w:p>
-      <w:pPr>
-        <w:spacing w:before="100" w:beforeAutospacing="1" w:after="100" w:afterAutospacing="1" w:line="240" w:lineRule="auto"/>
-        <w:rPr>
-          <w:rFonts w:ascii="Times New Roman" w:hAnsi="Times New Roman" w:cs="Times New Roman"/>
-          <w:sz w:val="24"/>
-          <w:szCs w:val="24"/>
-        </w:rPr>
-      </w:pPr>
-      <w:r>
-        <w:rPr>
-          <w:rFonts w:ascii="Times New Roman" w:hAnsi="Times New Roman" w:cs="Times New Roman"/>
-          <w:sz w:val="24"/>
-          <w:szCs w:val="24"/>
-        </w:rPr>
-        <w:t>In terms of sustainability and fairness, the optimization scenario indicated a nine percent reduction in fleet emissions due to shorter idle periods and improved driver routing. This reduction was consistent across all regions, showing that environmental efficiency gains were achieved without reducing service accessibility. The results demonstrate that operational optimization can simultaneously enhance environmental outcomes and equitable service distribution through intelligent fleet management.</w:t>
-      </w:r>
-    </w:p>
-    <w:p>
-      <w:pPr>
-        <w:spacing w:before="100" w:beforeAutospacing="1" w:after="100" w:afterAutospacing="1" w:line="240" w:lineRule="auto"/>
-        <w:rPr>
-          <w:rFonts w:ascii="Times New Roman" w:hAnsi="Times New Roman" w:cs="Times New Roman"/>
-          <w:sz w:val="24"/>
-          <w:szCs w:val="24"/>
-        </w:rPr>
-      </w:pPr>
-      <w:r>
-        <w:rPr>
-          <w:rFonts w:ascii="Times New Roman" w:hAnsi="Times New Roman" w:cs="Times New Roman"/>
-          <w:sz w:val="24"/>
-          <w:szCs w:val="24"/>
-        </w:rPr>
-        <w:t>Overall, the findings illustrate that the machine learning framework successfully integrates predictive modeling, revenue optimization, and sustainability analysis into a unified operational system. By improving forecasting accuracy, pricing reliability, and dispatch efficiency, the framework enhances service quality while minimizing environmental impact. These results confirm the potential of data-driven optimization to make ride-hailing systems more efficient, equitable, and sustainable in complex metropolitan environments such as Delhi NCR.</w:t>
+        <w:t> </w:t>
+      </w:r>
+      <w:r>
+        <w:t xml:space="preserve">Finally, because the analytical framework and reproducible codebase have been made publicly available through the </w:t>
+      </w:r>
+      <w:r>
+        <w:rPr>
+          <w:i/>
+          <w:iCs/>
+        </w:rPr>
+        <w:t>Project-Uber</w:t>
+      </w:r>
+      <w:r>
+        <w:t xml:space="preserve"> repository, this approach can be readily adapted to other cities such as Mumbai, Bengaluru, or Bangkok. This transferability reinforces the broader relevance of data-driven optimization for sustainable and inclusive urban mobility planning</w:t>
+      </w:r>
+      <w:r>
+        <w:t>.</w:t>
       </w:r>
     </w:p>
     <w:p>
@@ -10752,7 +10371,7 @@
           <w:szCs w:val="24"/>
         </w:rPr>
       </w:pPr>
-      <w:bookmarkStart w:id="58" w:name="_Toc214395306"/>
+      <w:bookmarkStart w:id="59" w:name="_Toc215480116"/>
       <w:r>
         <w:rPr>
           <w:szCs w:val="24"/>
@@ -10766,7 +10385,7 @@
         </w:rPr>
         <w:t>Discussion</w:t>
       </w:r>
-      <w:bookmarkEnd w:id="58"/>
+      <w:bookmarkEnd w:id="59"/>
     </w:p>
     <w:p>
       <w:pPr>
@@ -10813,11 +10432,11 @@
         <w:pStyle w:val="p3"/>
       </w:pPr>
       <w:r>
-        <w:t xml:space="preserve">These findings validate the study’s central hypothesis that machine learning driven optimization can align operational efficiency with social responsibility. By embedding fairness aware allocation and emission-based penalties within the dispatch logic, the </w:t>
+        <w:t xml:space="preserve">These findings validate the study’s central hypothesis that machine learning driven optimization can align operational efficiency with social responsibility. By embedding fairness aware allocation and emission-based penalties within the dispatch logic, the framework effectively balances driver availability, passenger access, and ecological impact. </w:t>
       </w:r>
       <w:r>
         <w:lastRenderedPageBreak/>
-        <w:t>framework effectively balances driver availability, passenger access, and ecological impact. This demonstrates that intelligent optimization can enhance system performance without restricting mobility or limiting service accessibility.</w:t>
+        <w:t>This demonstrates that intelligent optimization can enhance system performance without restricting mobility or limiting service accessibility.</w:t>
       </w:r>
     </w:p>
     <w:p>
@@ -10843,8 +10462,13 @@
       <w:r>
         <w:t>In summary, this research provides a reproducible and operationally grounded framework that unites demand forecasting, pricing analytics, and fleet optimization into a coherent system. The results show that machine learning based approaches can deliver quantifiable improvements in accuracy, fairness, and environmental efficiency, validating their potential as tools for sustainable urban mobility management in large metropolitan contexts such as Delhi NCR.</w:t>
       </w:r>
-      <w:r>
-        <w:br w:type="page"/>
+    </w:p>
+    <w:p>
+      <w:pPr>
+        <w:pStyle w:val="p3"/>
+      </w:pPr>
+      <w:r>
+        <w:t>All analytical scripts, models, and supporting documentation for this framework are openly available in the project repository to ensure full transparency and reproducibility of the findings (see Appendix A).</w:t>
       </w:r>
     </w:p>
     <w:p>
@@ -10865,7 +10489,7 @@
           <w:szCs w:val="24"/>
         </w:rPr>
       </w:pPr>
-      <w:bookmarkStart w:id="59" w:name="_Toc214395307"/>
+      <w:bookmarkStart w:id="60" w:name="_Toc215480117"/>
       <w:r>
         <w:rPr>
           <w:szCs w:val="24"/>
@@ -10878,7 +10502,7 @@
         </w:rPr>
         <w:t>Conclusion</w:t>
       </w:r>
-      <w:bookmarkEnd w:id="59"/>
+      <w:bookmarkEnd w:id="60"/>
     </w:p>
     <w:p>
       <w:pPr>
@@ -10949,6 +10573,7 @@
           <w:sz w:val="24"/>
           <w:szCs w:val="24"/>
         </w:rPr>
+        <w:lastRenderedPageBreak/>
         <w:t>The demand and revenue modeling components provided critical insights into urban travel behavior and pricing patterns. Ensemble models such as Random Forest and XGBoost significantly outperformed traditional forecasting methods like ARIMA and SARIMA, highlighting the potential of data driven models to anticipate dynamic urban demand. These approaches also revealed that fare variations are closely linked to trip distance, vehicle speed, and temporal travel patterns. Together, these findings show that machine learning methods can enhance predictive accuracy while maintaining interpretability, supporting smarter pricing and allocation strategies.</w:t>
       </w:r>
     </w:p>
@@ -11003,16 +10628,7 @@
           <w:sz w:val="24"/>
           <w:szCs w:val="24"/>
         </w:rPr>
-        <w:t xml:space="preserve">Despite the success of the proposed framework, some limitations remain. Emission estimates were derived from modeled factors rather than real time telematics data, which introduces estimation uncertainty. Fairness assessment was limited to geographic accessibility, excluding demographic and temporal equity dimensions that could further enrich the analysis. Additionally, the single city focus restricts the generalizability of results to other urban contexts with different mobility and regulatory characteristics. Future research should include </w:t>
-      </w:r>
-      <w:r>
-        <w:rPr>
-          <w:rFonts w:ascii="Times New Roman" w:hAnsi="Times New Roman" w:cs="Times New Roman"/>
-          <w:sz w:val="24"/>
-          <w:szCs w:val="24"/>
-        </w:rPr>
-        <w:lastRenderedPageBreak/>
-        <w:t>real time vehicle telemetry, more comprehensive fairness indicators, and cross city comparative analyses to improve robustness and scalability.</w:t>
+        <w:t>Despite the success of the proposed framework, some limitations remain. Emission estimates were derived from modeled factors rather than real time telematics data, which introduces estimation uncertainty. Fairness assessment was limited to geographic accessibility, excluding demographic and temporal equity dimensions that could further enrich the analysis. Additionally, the single city focus restricts the generalizability of results to other urban contexts with different mobility and regulatory characteristics. Future research should include real time vehicle telemetry, more comprehensive fairness indicators, and cross city comparative analyses to improve robustness and scalability.</w:t>
       </w:r>
     </w:p>
     <w:p>
@@ -11061,7 +10677,6 @@
           <w:szCs w:val="24"/>
         </w:rPr>
       </w:pPr>
-      <w:bookmarkStart w:id="60" w:name="_Toc214395308"/>
       <w:r>
         <w:rPr>
           <w:szCs w:val="24"/>
@@ -11078,6 +10693,7 @@
           <w:szCs w:val="24"/>
         </w:rPr>
       </w:pPr>
+      <w:bookmarkStart w:id="61" w:name="_Toc215480118"/>
       <w:r>
         <w:rPr>
           <w:szCs w:val="24"/>
@@ -11091,7 +10707,7 @@
         </w:rPr>
         <w:t>Future Directions</w:t>
       </w:r>
-      <w:bookmarkEnd w:id="60"/>
+      <w:bookmarkEnd w:id="61"/>
     </w:p>
     <w:p>
       <w:pPr>
@@ -11150,6 +10766,14 @@
       </w:r>
       <w:r>
         <w:t>.</w:t>
+      </w:r>
+    </w:p>
+    <w:p>
+      <w:pPr>
+        <w:pStyle w:val="p1"/>
+      </w:pPr>
+      <w:r>
+        <w:t>The open-access analytical framework and source code provided in this study (see Appendix A) offer a practical foundation for these future efforts, enabling other researchers to extend, adapt, or replicate the models across new cities and datasets.</w:t>
       </w:r>
     </w:p>
     <w:p>
@@ -11182,7 +10806,7 @@
           <w:bCs/>
         </w:rPr>
       </w:pPr>
-      <w:bookmarkStart w:id="61" w:name="_Toc214395309"/>
+      <w:bookmarkStart w:id="62" w:name="_Toc215480119"/>
       <w:r>
         <w:rPr>
           <w:b/>
@@ -11190,7 +10814,7 @@
         </w:rPr>
         <w:t>References</w:t>
       </w:r>
-      <w:bookmarkEnd w:id="61"/>
+      <w:bookmarkEnd w:id="62"/>
     </w:p>
     <w:p>
       <w:pPr>
@@ -11796,216 +11420,108 @@
     </w:p>
     <w:p>
       <w:pPr>
-        <w:pStyle w:val="p1"/>
-      </w:pPr>
+        <w:rPr>
+          <w:rFonts w:ascii="Times New Roman" w:hAnsi="Times New Roman" w:cs="Times New Roman"/>
+          <w:noProof/>
+        </w:rPr>
+      </w:pPr>
+      <w:r>
+        <w:rPr>
+          <w:rFonts w:ascii="Times New Roman" w:hAnsi="Times New Roman" w:cs="Times New Roman"/>
+        </w:rPr>
+        <w:br w:type="page"/>
+      </w:r>
     </w:p>
     <w:p>
       <w:pPr>
         <w:pStyle w:val="Heading1"/>
-        <w:spacing w:before="100" w:beforeAutospacing="1" w:after="100" w:afterAutospacing="1" w:line="240" w:lineRule="auto"/>
-        <w:rPr>
-          <w:szCs w:val="24"/>
-        </w:rPr>
-      </w:pPr>
-      <w:bookmarkStart w:id="62" w:name="_Toc214395310"/>
-      <w:r>
-        <w:rPr>
-          <w:szCs w:val="24"/>
-        </w:rPr>
-        <w:t>Link to the References</w:t>
-      </w:r>
-      <w:bookmarkEnd w:id="62"/>
-    </w:p>
-    <w:p>
-      <w:pPr>
-        <w:pStyle w:val="EndNoteBibliography"/>
-        <w:spacing w:before="100" w:beforeAutospacing="1" w:after="100" w:afterAutospacing="1"/>
-        <w:rPr>
-          <w:rFonts w:ascii="Times New Roman" w:hAnsi="Times New Roman" w:cs="Times New Roman"/>
-        </w:rPr>
-      </w:pPr>
+        <w:jc w:val="center"/>
+        <w:rPr>
+          <w:b/>
+          <w:bCs/>
+        </w:rPr>
+      </w:pPr>
+      <w:bookmarkStart w:id="63" w:name="_Toc215480120"/>
+      <w:r>
+        <w:rPr>
+          <w:b/>
+          <w:bCs/>
+        </w:rPr>
+        <w:lastRenderedPageBreak/>
+        <w:t xml:space="preserve">Appendix </w:t>
+      </w:r>
+      <w:r>
+        <w:rPr>
+          <w:b/>
+          <w:bCs/>
+        </w:rPr>
+        <w:t>A</w:t>
+      </w:r>
+      <w:bookmarkEnd w:id="63"/>
+    </w:p>
+    <w:p>
+      <w:pPr>
+        <w:jc w:val="center"/>
+        <w:rPr>
+          <w:rFonts w:ascii="Times New Roman" w:hAnsi="Times New Roman" w:cs="Times New Roman"/>
+          <w:b/>
+          <w:bCs/>
+          <w:color w:val="1F3864" w:themeColor="accent1" w:themeShade="80"/>
+          <w:sz w:val="24"/>
+          <w:szCs w:val="24"/>
+        </w:rPr>
+      </w:pPr>
+      <w:r>
+        <w:rPr>
+          <w:rFonts w:ascii="Times New Roman" w:hAnsi="Times New Roman" w:cs="Times New Roman"/>
+          <w:b/>
+          <w:bCs/>
+          <w:sz w:val="24"/>
+          <w:szCs w:val="24"/>
+        </w:rPr>
+        <w:t>Reproducibility and Data Availability</w:t>
+      </w:r>
+    </w:p>
+    <w:p>
+      <w:pPr>
+        <w:spacing w:before="120" w:after="120"/>
+        <w:rPr>
+          <w:rFonts w:ascii="Times New Roman" w:hAnsi="Times New Roman" w:cs="Times New Roman"/>
+          <w:sz w:val="24"/>
+          <w:szCs w:val="24"/>
+        </w:rPr>
+      </w:pPr>
+      <w:r>
+        <w:rPr>
+          <w:rFonts w:ascii="Times New Roman" w:hAnsi="Times New Roman" w:cs="Times New Roman"/>
+          <w:sz w:val="24"/>
+          <w:szCs w:val="24"/>
+        </w:rPr>
+        <w:t>All analysis scripts, figures, and data processing pipelines developed for this study are openly available in the public GitHub repository Project-Uber, maintained by the author.</w:t>
+      </w:r>
+    </w:p>
+    <w:p>
+      <w:pPr>
+        <w:spacing w:before="120" w:after="120"/>
+        <w:rPr>
+          <w:rFonts w:ascii="Times New Roman" w:hAnsi="Times New Roman" w:cs="Times New Roman"/>
+          <w:sz w:val="24"/>
+          <w:szCs w:val="24"/>
+        </w:rPr>
+      </w:pPr>
+      <w:r>
+        <w:rPr>
+          <w:rFonts w:ascii="Times New Roman" w:hAnsi="Times New Roman" w:cs="Times New Roman"/>
+          <w:sz w:val="24"/>
+          <w:szCs w:val="24"/>
+        </w:rPr>
+        <w:t xml:space="preserve">GitHub Repository: </w:t>
+      </w:r>
       <w:hyperlink r:id="rId39" w:history="1">
         <w:r>
           <w:rPr>
             <w:rStyle w:val="Hyperlink"/>
             <w:rFonts w:ascii="Times New Roman" w:hAnsi="Times New Roman" w:cs="Times New Roman"/>
-            <w:bCs/>
-            <w:color w:val="000000" w:themeColor="text1"/>
-            <w:sz w:val="24"/>
-            <w:szCs w:val="24"/>
-          </w:rPr>
-          <w:t>https://indiana-my.sharepoint.com/:f:/r/personal/kangss_iu_edu/Documents/Senior%20Thesis%20INFO%20I-492(SandeepK)?csf=1</w:t>
-        </w:r>
-        <w:r>
-          <w:rPr>
-            <w:rStyle w:val="Hyperlink"/>
-            <w:rFonts w:ascii="Times New Roman" w:hAnsi="Times New Roman" w:cs="Times New Roman"/>
-            <w:bCs/>
-            <w:color w:val="000000" w:themeColor="text1"/>
-            <w:sz w:val="24"/>
-            <w:szCs w:val="24"/>
-          </w:rPr>
-          <w:t>and</w:t>
-        </w:r>
-        <w:r>
-          <w:rPr>
-            <w:rStyle w:val="Hyperlink"/>
-            <w:rFonts w:ascii="Times New Roman" w:hAnsi="Times New Roman" w:cs="Times New Roman"/>
-            <w:bCs/>
-            <w:color w:val="000000" w:themeColor="text1"/>
-            <w:sz w:val="24"/>
-            <w:szCs w:val="24"/>
-          </w:rPr>
-          <w:t>web=1</w:t>
-        </w:r>
-        <w:r>
-          <w:rPr>
-            <w:rStyle w:val="Hyperlink"/>
-            <w:rFonts w:ascii="Times New Roman" w:hAnsi="Times New Roman" w:cs="Times New Roman"/>
-            <w:bCs/>
-            <w:color w:val="000000" w:themeColor="text1"/>
-            <w:sz w:val="24"/>
-            <w:szCs w:val="24"/>
-          </w:rPr>
-          <w:t>and</w:t>
-        </w:r>
-        <w:r>
-          <w:rPr>
-            <w:rStyle w:val="Hyperlink"/>
-            <w:rFonts w:ascii="Times New Roman" w:hAnsi="Times New Roman" w:cs="Times New Roman"/>
-            <w:bCs/>
-            <w:color w:val="000000" w:themeColor="text1"/>
-            <w:sz w:val="24"/>
-            <w:szCs w:val="24"/>
-          </w:rPr>
-          <w:t>e=uPcsxG</w:t>
-        </w:r>
-      </w:hyperlink>
-    </w:p>
-    <w:p>
-      <w:pPr>
-        <w:pStyle w:val="EndNoteBibliography"/>
-        <w:spacing w:before="100" w:beforeAutospacing="1" w:after="100" w:afterAutospacing="1"/>
-        <w:rPr>
-          <w:rFonts w:ascii="Times New Roman" w:hAnsi="Times New Roman" w:cs="Times New Roman"/>
-        </w:rPr>
-      </w:pPr>
-    </w:p>
-    <w:p>
-      <w:pPr>
-        <w:rPr>
-          <w:rFonts w:ascii="Times New Roman" w:hAnsi="Times New Roman" w:cs="Times New Roman"/>
-          <w:noProof/>
-        </w:rPr>
-      </w:pPr>
-      <w:r>
-        <w:rPr>
-          <w:rFonts w:ascii="Times New Roman" w:hAnsi="Times New Roman" w:cs="Times New Roman"/>
-        </w:rPr>
-        <w:br w:type="page"/>
-      </w:r>
-    </w:p>
-    <w:p>
-      <w:pPr>
-        <w:pStyle w:val="Heading1"/>
-        <w:jc w:val="center"/>
-        <w:rPr>
-          <w:b/>
-          <w:bCs/>
-        </w:rPr>
-      </w:pPr>
-      <w:bookmarkStart w:id="63" w:name="_Toc214395311"/>
-      <w:r>
-        <w:rPr>
-          <w:b/>
-          <w:bCs/>
-        </w:rPr>
-        <w:lastRenderedPageBreak/>
-        <w:t>Appendix</w:t>
-      </w:r>
-      <w:bookmarkEnd w:id="63"/>
-      <w:r>
-        <w:rPr>
-          <w:b/>
-          <w:bCs/>
-        </w:rPr>
-        <w:t xml:space="preserve"> </w:t>
-      </w:r>
-    </w:p>
-    <w:p>
-      <w:pPr>
-        <w:jc w:val="center"/>
-        <w:rPr>
-          <w:rFonts w:ascii="Times New Roman" w:hAnsi="Times New Roman" w:cs="Times New Roman"/>
-          <w:b/>
-          <w:bCs/>
-          <w:color w:val="1F3864" w:themeColor="accent1" w:themeShade="80"/>
-          <w:sz w:val="24"/>
-          <w:szCs w:val="24"/>
-        </w:rPr>
-      </w:pPr>
-      <w:r>
-        <w:rPr>
-          <w:rFonts w:ascii="Times New Roman" w:hAnsi="Times New Roman" w:cs="Times New Roman"/>
-          <w:b/>
-          <w:bCs/>
-          <w:sz w:val="24"/>
-          <w:szCs w:val="24"/>
-        </w:rPr>
-        <w:t>Reproducibility and Data Availability</w:t>
-      </w:r>
-    </w:p>
-    <w:p>
-      <w:pPr>
-        <w:pStyle w:val="EndNoteBibliography"/>
-        <w:spacing w:before="100" w:beforeAutospacing="1" w:after="100" w:afterAutospacing="1"/>
-        <w:rPr>
-          <w:rFonts w:ascii="Times New Roman" w:hAnsi="Times New Roman" w:cs="Times New Roman"/>
-          <w:bCs/>
-          <w:color w:val="000000" w:themeColor="text1"/>
-          <w:sz w:val="24"/>
-          <w:szCs w:val="24"/>
-        </w:rPr>
-      </w:pPr>
-      <w:r>
-        <w:rPr>
-          <w:rFonts w:ascii="Times New Roman" w:hAnsi="Times New Roman" w:cs="Times New Roman"/>
-          <w:bCs/>
-          <w:color w:val="000000" w:themeColor="text1"/>
-          <w:sz w:val="24"/>
-          <w:szCs w:val="24"/>
-        </w:rPr>
-        <w:t>All analysis scripts, figures, and data processing pipelines developed for this study are openly available in the public GitHub repository Project-Uber￼, maintained by the author.</w:t>
-      </w:r>
-    </w:p>
-    <w:p>
-      <w:pPr>
-        <w:pStyle w:val="EndNoteBibliography"/>
-        <w:spacing w:before="100" w:beforeAutospacing="1" w:after="100" w:afterAutospacing="1"/>
-        <w:rPr>
-          <w:rFonts w:ascii="Times New Roman" w:hAnsi="Times New Roman" w:cs="Times New Roman"/>
-          <w:bCs/>
-          <w:color w:val="000000" w:themeColor="text1"/>
-          <w:sz w:val="24"/>
-          <w:szCs w:val="24"/>
-        </w:rPr>
-      </w:pPr>
-      <w:r>
-        <w:rPr>
-          <w:rFonts w:ascii="Times New Roman" w:hAnsi="Times New Roman" w:cs="Times New Roman"/>
-          <w:bCs/>
-          <w:color w:val="000000" w:themeColor="text1"/>
-          <w:sz w:val="24"/>
-          <w:szCs w:val="24"/>
-        </w:rPr>
-        <w:t xml:space="preserve">GitHub Repository: </w:t>
-      </w:r>
-      <w:hyperlink r:id="rId40" w:history="1">
-        <w:r>
-          <w:rPr>
-            <w:rStyle w:val="Hyperlink"/>
-            <w:rFonts w:ascii="Times New Roman" w:hAnsi="Times New Roman" w:cs="Times New Roman"/>
-            <w:bCs/>
             <w:sz w:val="24"/>
             <w:szCs w:val="24"/>
           </w:rPr>
@@ -12015,6 +11531,1033 @@
     </w:p>
     <w:p>
       <w:pPr>
+        <w:spacing w:before="120" w:after="120"/>
+        <w:rPr>
+          <w:rFonts w:ascii="Times New Roman" w:hAnsi="Times New Roman" w:cs="Times New Roman"/>
+          <w:sz w:val="24"/>
+          <w:szCs w:val="24"/>
+        </w:rPr>
+      </w:pPr>
+      <w:r>
+        <w:rPr>
+          <w:rFonts w:ascii="Times New Roman" w:hAnsi="Times New Roman" w:cs="Times New Roman"/>
+          <w:sz w:val="24"/>
+          <w:szCs w:val="24"/>
+        </w:rPr>
+        <w:t>This repository contains every resource necessary to reproduce the results presented in this thesis, including Python scripts, cleaned datasets, serialized models, generated figures, and weekly documentation.</w:t>
+      </w:r>
+    </w:p>
+    <w:p>
+      <w:pPr>
+        <w:spacing w:before="120" w:after="120"/>
+        <w:rPr>
+          <w:rFonts w:ascii="Times New Roman" w:hAnsi="Times New Roman" w:cs="Times New Roman"/>
+          <w:sz w:val="24"/>
+          <w:szCs w:val="24"/>
+        </w:rPr>
+      </w:pPr>
+      <w:r>
+        <w:rPr>
+          <w:rFonts w:ascii="Times New Roman" w:hAnsi="Times New Roman" w:cs="Times New Roman"/>
+          <w:sz w:val="24"/>
+          <w:szCs w:val="24"/>
+        </w:rPr>
+        <w:t>Repository Structure (Final Submission Layout):</w:t>
+      </w:r>
+    </w:p>
+    <w:p>
+      <w:pPr>
+        <w:spacing w:before="120" w:after="120"/>
+        <w:rPr>
+          <w:rFonts w:ascii="Times New Roman" w:hAnsi="Times New Roman" w:cs="Times New Roman"/>
+          <w:sz w:val="24"/>
+          <w:szCs w:val="24"/>
+        </w:rPr>
+      </w:pPr>
+      <w:r>
+        <w:rPr>
+          <w:rFonts w:ascii="Times New Roman" w:hAnsi="Times New Roman" w:cs="Times New Roman"/>
+          <w:sz w:val="24"/>
+          <w:szCs w:val="24"/>
+        </w:rPr>
+        <w:t>Project-Uber/</w:t>
+      </w:r>
+    </w:p>
+    <w:p>
+      <w:pPr>
+        <w:pStyle w:val="ListParagraph"/>
+        <w:numPr>
+          <w:ilvl w:val="0"/>
+          <w:numId w:val="42"/>
+        </w:numPr>
+        <w:spacing w:before="120" w:after="120"/>
+        <w:rPr>
+          <w:rFonts w:ascii="Times New Roman" w:hAnsi="Times New Roman" w:cs="Times New Roman"/>
+          <w:sz w:val="24"/>
+          <w:szCs w:val="24"/>
+        </w:rPr>
+      </w:pPr>
+      <w:r>
+        <w:rPr>
+          <w:rFonts w:ascii="Times New Roman" w:hAnsi="Times New Roman" w:cs="Times New Roman"/>
+          <w:sz w:val="24"/>
+          <w:szCs w:val="24"/>
+        </w:rPr>
+        <w:t>Final Submissions/ – Consolidated scripts, figures, and outputs used for the final thesis and presentation.</w:t>
+      </w:r>
+    </w:p>
+    <w:p>
+      <w:pPr>
+        <w:pStyle w:val="ListParagraph"/>
+        <w:numPr>
+          <w:ilvl w:val="1"/>
+          <w:numId w:val="42"/>
+        </w:numPr>
+        <w:spacing w:before="120" w:after="120"/>
+        <w:rPr>
+          <w:rFonts w:ascii="Times New Roman" w:hAnsi="Times New Roman" w:cs="Times New Roman"/>
+          <w:sz w:val="24"/>
+          <w:szCs w:val="24"/>
+        </w:rPr>
+      </w:pPr>
+      <w:r>
+        <w:rPr>
+          <w:rFonts w:ascii="Times New Roman" w:hAnsi="Times New Roman" w:cs="Times New Roman"/>
+          <w:sz w:val="24"/>
+          <w:szCs w:val="24"/>
+        </w:rPr>
+        <w:t>Thesis_Submissions/ – Contains all essential materials, including:</w:t>
+      </w:r>
+    </w:p>
+    <w:p>
+      <w:pPr>
+        <w:pStyle w:val="ListParagraph"/>
+        <w:numPr>
+          <w:ilvl w:val="2"/>
+          <w:numId w:val="42"/>
+        </w:numPr>
+        <w:spacing w:before="120" w:after="120"/>
+        <w:rPr>
+          <w:rFonts w:ascii="Times New Roman" w:hAnsi="Times New Roman" w:cs="Times New Roman"/>
+          <w:sz w:val="24"/>
+          <w:szCs w:val="24"/>
+        </w:rPr>
+      </w:pPr>
+      <w:r>
+        <w:rPr>
+          <w:rFonts w:ascii="Times New Roman" w:hAnsi="Times New Roman" w:cs="Times New Roman"/>
+          <w:sz w:val="24"/>
+          <w:szCs w:val="24"/>
+        </w:rPr>
+        <w:t>Code/ – Python scripts for data analysis, modeling, and figure generation (week1_data_audit.py through week9_interpretation_reflection.py).</w:t>
+      </w:r>
+    </w:p>
+    <w:p>
+      <w:pPr>
+        <w:pStyle w:val="ListParagraph"/>
+        <w:numPr>
+          <w:ilvl w:val="2"/>
+          <w:numId w:val="42"/>
+        </w:numPr>
+        <w:spacing w:before="120" w:after="120"/>
+        <w:rPr>
+          <w:rFonts w:ascii="Times New Roman" w:hAnsi="Times New Roman" w:cs="Times New Roman"/>
+          <w:sz w:val="24"/>
+          <w:szCs w:val="24"/>
+        </w:rPr>
+      </w:pPr>
+      <w:r>
+        <w:rPr>
+          <w:rFonts w:ascii="Times New Roman" w:hAnsi="Times New Roman" w:cs="Times New Roman"/>
+          <w:sz w:val="24"/>
+          <w:szCs w:val="24"/>
+        </w:rPr>
+        <w:t>Documentation/ – Weekly reports and markdown summaries.</w:t>
+      </w:r>
+    </w:p>
+    <w:p>
+      <w:pPr>
+        <w:pStyle w:val="ListParagraph"/>
+        <w:numPr>
+          <w:ilvl w:val="3"/>
+          <w:numId w:val="42"/>
+        </w:numPr>
+        <w:spacing w:before="120" w:after="120"/>
+        <w:rPr>
+          <w:rFonts w:ascii="Times New Roman" w:hAnsi="Times New Roman" w:cs="Times New Roman"/>
+          <w:sz w:val="24"/>
+          <w:szCs w:val="24"/>
+        </w:rPr>
+      </w:pPr>
+      <w:r>
+        <w:rPr>
+          <w:rFonts w:ascii="Times New Roman" w:hAnsi="Times New Roman" w:cs="Times New Roman"/>
+          <w:sz w:val="24"/>
+          <w:szCs w:val="24"/>
+        </w:rPr>
+        <w:t>Articles/ – Contains all academic sources and research papers cited in the thesis, ensuring full traceability and reproducibility of literature references.</w:t>
+      </w:r>
+    </w:p>
+    <w:p>
+      <w:pPr>
+        <w:pStyle w:val="ListParagraph"/>
+        <w:numPr>
+          <w:ilvl w:val="2"/>
+          <w:numId w:val="42"/>
+        </w:numPr>
+        <w:spacing w:before="120" w:after="120"/>
+        <w:rPr>
+          <w:rFonts w:ascii="Times New Roman" w:hAnsi="Times New Roman" w:cs="Times New Roman"/>
+          <w:sz w:val="24"/>
+          <w:szCs w:val="24"/>
+        </w:rPr>
+      </w:pPr>
+      <w:r>
+        <w:rPr>
+          <w:rFonts w:ascii="Times New Roman" w:hAnsi="Times New Roman" w:cs="Times New Roman"/>
+          <w:sz w:val="24"/>
+          <w:szCs w:val="24"/>
+        </w:rPr>
+        <w:t>Graphs/ – Final figures used in the paper and slides.</w:t>
+      </w:r>
+    </w:p>
+    <w:p>
+      <w:pPr>
+        <w:pStyle w:val="ListParagraph"/>
+        <w:numPr>
+          <w:ilvl w:val="2"/>
+          <w:numId w:val="42"/>
+        </w:numPr>
+        <w:spacing w:before="120" w:after="120"/>
+        <w:rPr>
+          <w:rFonts w:ascii="Times New Roman" w:hAnsi="Times New Roman" w:cs="Times New Roman"/>
+          <w:sz w:val="24"/>
+          <w:szCs w:val="24"/>
+        </w:rPr>
+      </w:pPr>
+      <w:r>
+        <w:rPr>
+          <w:rFonts w:ascii="Times New Roman" w:hAnsi="Times New Roman" w:cs="Times New Roman"/>
+          <w:sz w:val="24"/>
+          <w:szCs w:val="24"/>
+        </w:rPr>
+        <w:t xml:space="preserve">Graphics/ and </w:t>
+      </w:r>
+      <w:proofErr w:type="spellStart"/>
+      <w:r>
+        <w:rPr>
+          <w:rFonts w:ascii="Times New Roman" w:hAnsi="Times New Roman" w:cs="Times New Roman"/>
+          <w:sz w:val="24"/>
+          <w:szCs w:val="24"/>
+        </w:rPr>
+        <w:t>Drawio</w:t>
+      </w:r>
+      <w:proofErr w:type="spellEnd"/>
+      <w:r>
+        <w:rPr>
+          <w:rFonts w:ascii="Times New Roman" w:hAnsi="Times New Roman" w:cs="Times New Roman"/>
+          <w:sz w:val="24"/>
+          <w:szCs w:val="24"/>
+        </w:rPr>
+        <w:t xml:space="preserve"> Files/ – Conceptual and workflow diagrams created for methodology figures.</w:t>
+      </w:r>
+    </w:p>
+    <w:p>
+      <w:pPr>
+        <w:pStyle w:val="ListParagraph"/>
+        <w:numPr>
+          <w:ilvl w:val="2"/>
+          <w:numId w:val="42"/>
+        </w:numPr>
+        <w:spacing w:before="120" w:after="120"/>
+        <w:rPr>
+          <w:rFonts w:ascii="Times New Roman" w:hAnsi="Times New Roman" w:cs="Times New Roman"/>
+          <w:sz w:val="24"/>
+          <w:szCs w:val="24"/>
+        </w:rPr>
+      </w:pPr>
+      <w:r>
+        <w:rPr>
+          <w:rFonts w:ascii="Times New Roman" w:hAnsi="Times New Roman" w:cs="Times New Roman"/>
+          <w:sz w:val="24"/>
+          <w:szCs w:val="24"/>
+        </w:rPr>
+        <w:t>Illustrations/ – Supplementary presentation visuals.</w:t>
+      </w:r>
+    </w:p>
+    <w:p>
+      <w:pPr>
+        <w:pStyle w:val="ListParagraph"/>
+        <w:numPr>
+          <w:ilvl w:val="1"/>
+          <w:numId w:val="42"/>
+        </w:numPr>
+        <w:spacing w:before="120" w:after="120"/>
+        <w:rPr>
+          <w:rFonts w:ascii="Times New Roman" w:hAnsi="Times New Roman" w:cs="Times New Roman"/>
+          <w:sz w:val="24"/>
+          <w:szCs w:val="24"/>
+        </w:rPr>
+      </w:pPr>
+      <w:r>
+        <w:rPr>
+          <w:rFonts w:ascii="Times New Roman" w:hAnsi="Times New Roman" w:cs="Times New Roman"/>
+          <w:sz w:val="24"/>
+          <w:szCs w:val="24"/>
+        </w:rPr>
+        <w:t>Project_Uber_Thesis_Paper.docx – Final thesis document.</w:t>
+      </w:r>
+    </w:p>
+    <w:p>
+      <w:pPr>
+        <w:pStyle w:val="ListParagraph"/>
+        <w:numPr>
+          <w:ilvl w:val="1"/>
+          <w:numId w:val="42"/>
+        </w:numPr>
+        <w:spacing w:before="120" w:after="120"/>
+        <w:rPr>
+          <w:rFonts w:ascii="Times New Roman" w:hAnsi="Times New Roman" w:cs="Times New Roman"/>
+          <w:sz w:val="24"/>
+          <w:szCs w:val="24"/>
+        </w:rPr>
+      </w:pPr>
+      <w:r>
+        <w:rPr>
+          <w:rFonts w:ascii="Times New Roman" w:hAnsi="Times New Roman" w:cs="Times New Roman"/>
+          <w:sz w:val="24"/>
+          <w:szCs w:val="24"/>
+        </w:rPr>
+        <w:t>Machine_Learning_Based_Forecasting_RideHailing_DelhiNCR.pptx – Narrated presentation deck.</w:t>
+      </w:r>
+    </w:p>
+    <w:p>
+      <w:pPr>
+        <w:pStyle w:val="ListParagraph"/>
+        <w:numPr>
+          <w:ilvl w:val="0"/>
+          <w:numId w:val="42"/>
+        </w:numPr>
+        <w:spacing w:before="120" w:after="120"/>
+        <w:rPr>
+          <w:rFonts w:ascii="Times New Roman" w:hAnsi="Times New Roman" w:cs="Times New Roman"/>
+          <w:sz w:val="24"/>
+          <w:szCs w:val="24"/>
+        </w:rPr>
+      </w:pPr>
+      <w:r>
+        <w:rPr>
+          <w:rFonts w:ascii="Times New Roman" w:hAnsi="Times New Roman" w:cs="Times New Roman"/>
+          <w:sz w:val="24"/>
+          <w:szCs w:val="24"/>
+        </w:rPr>
+        <w:t>data/ – Preprocessed and cleaned ride-hailing datasets, including ncr_ride_bookings_cleaned.csv.</w:t>
+      </w:r>
+    </w:p>
+    <w:p>
+      <w:pPr>
+        <w:pStyle w:val="ListParagraph"/>
+        <w:numPr>
+          <w:ilvl w:val="0"/>
+          <w:numId w:val="42"/>
+        </w:numPr>
+        <w:spacing w:before="120" w:after="120"/>
+        <w:rPr>
+          <w:rFonts w:ascii="Times New Roman" w:hAnsi="Times New Roman" w:cs="Times New Roman"/>
+          <w:sz w:val="24"/>
+          <w:szCs w:val="24"/>
+        </w:rPr>
+      </w:pPr>
+      <w:r>
+        <w:rPr>
+          <w:rFonts w:ascii="Times New Roman" w:hAnsi="Times New Roman" w:cs="Times New Roman"/>
+          <w:sz w:val="24"/>
+          <w:szCs w:val="24"/>
+        </w:rPr>
+        <w:t xml:space="preserve">models/ – Serialized Random Forest and </w:t>
+      </w:r>
+      <w:proofErr w:type="spellStart"/>
+      <w:r>
+        <w:rPr>
+          <w:rFonts w:ascii="Times New Roman" w:hAnsi="Times New Roman" w:cs="Times New Roman"/>
+          <w:sz w:val="24"/>
+          <w:szCs w:val="24"/>
+        </w:rPr>
+        <w:t>XGBoost</w:t>
+      </w:r>
+      <w:proofErr w:type="spellEnd"/>
+      <w:r>
+        <w:rPr>
+          <w:rFonts w:ascii="Times New Roman" w:hAnsi="Times New Roman" w:cs="Times New Roman"/>
+          <w:sz w:val="24"/>
+          <w:szCs w:val="24"/>
+        </w:rPr>
+        <w:t xml:space="preserve"> model artifacts, plus hyperparameter configuration files.</w:t>
+      </w:r>
+    </w:p>
+    <w:p>
+      <w:pPr>
+        <w:pStyle w:val="ListParagraph"/>
+        <w:numPr>
+          <w:ilvl w:val="0"/>
+          <w:numId w:val="42"/>
+        </w:numPr>
+        <w:spacing w:before="120" w:after="120"/>
+        <w:rPr>
+          <w:rFonts w:ascii="Times New Roman" w:hAnsi="Times New Roman" w:cs="Times New Roman"/>
+          <w:sz w:val="24"/>
+          <w:szCs w:val="24"/>
+        </w:rPr>
+      </w:pPr>
+      <w:proofErr w:type="spellStart"/>
+      <w:r>
+        <w:rPr>
+          <w:rFonts w:ascii="Times New Roman" w:hAnsi="Times New Roman" w:cs="Times New Roman"/>
+          <w:sz w:val="24"/>
+          <w:szCs w:val="24"/>
+        </w:rPr>
+        <w:t>analysis_results</w:t>
+      </w:r>
+      <w:proofErr w:type="spellEnd"/>
+      <w:r>
+        <w:rPr>
+          <w:rFonts w:ascii="Times New Roman" w:hAnsi="Times New Roman" w:cs="Times New Roman"/>
+          <w:sz w:val="24"/>
+          <w:szCs w:val="24"/>
+        </w:rPr>
+        <w:t>/ – Evaluation metrics (MAE, RMSE, R²), SHAP plots, and comparative analysis tables.</w:t>
+      </w:r>
+    </w:p>
+    <w:p>
+      <w:pPr>
+        <w:pStyle w:val="ListParagraph"/>
+        <w:numPr>
+          <w:ilvl w:val="0"/>
+          <w:numId w:val="42"/>
+        </w:numPr>
+        <w:spacing w:before="120" w:after="120"/>
+        <w:rPr>
+          <w:rFonts w:ascii="Times New Roman" w:hAnsi="Times New Roman" w:cs="Times New Roman"/>
+          <w:sz w:val="24"/>
+          <w:szCs w:val="24"/>
+        </w:rPr>
+      </w:pPr>
+      <w:r>
+        <w:rPr>
+          <w:rFonts w:ascii="Times New Roman" w:hAnsi="Times New Roman" w:cs="Times New Roman"/>
+          <w:sz w:val="24"/>
+          <w:szCs w:val="24"/>
+        </w:rPr>
+        <w:t>reports/ – Week-by-week documentation, validation tables, and operational summaries.</w:t>
+      </w:r>
+    </w:p>
+    <w:p>
+      <w:pPr>
+        <w:pStyle w:val="ListParagraph"/>
+        <w:numPr>
+          <w:ilvl w:val="0"/>
+          <w:numId w:val="42"/>
+        </w:numPr>
+        <w:spacing w:before="120" w:after="120"/>
+        <w:rPr>
+          <w:rFonts w:ascii="Times New Roman" w:hAnsi="Times New Roman" w:cs="Times New Roman"/>
+          <w:sz w:val="24"/>
+          <w:szCs w:val="24"/>
+        </w:rPr>
+      </w:pPr>
+      <w:r>
+        <w:rPr>
+          <w:rFonts w:ascii="Times New Roman" w:hAnsi="Times New Roman" w:cs="Times New Roman"/>
+          <w:sz w:val="24"/>
+          <w:szCs w:val="24"/>
+        </w:rPr>
+        <w:t>README_Project_Uber.md</w:t>
+      </w:r>
+      <w:r>
+        <w:rPr>
+          <w:rFonts w:ascii="Times New Roman" w:hAnsi="Times New Roman" w:cs="Times New Roman"/>
+          <w:sz w:val="24"/>
+          <w:szCs w:val="24"/>
+        </w:rPr>
+        <w:t xml:space="preserve"> – Guide to the Project-Uber Repository</w:t>
+      </w:r>
+    </w:p>
+    <w:p>
+      <w:pPr>
+        <w:pStyle w:val="ListParagraph"/>
+        <w:numPr>
+          <w:ilvl w:val="0"/>
+          <w:numId w:val="42"/>
+        </w:numPr>
+        <w:spacing w:before="120" w:after="120"/>
+        <w:rPr>
+          <w:rFonts w:ascii="Times New Roman" w:hAnsi="Times New Roman" w:cs="Times New Roman"/>
+          <w:sz w:val="24"/>
+          <w:szCs w:val="24"/>
+        </w:rPr>
+      </w:pPr>
+      <w:r>
+        <w:rPr>
+          <w:rFonts w:ascii="Times New Roman" w:hAnsi="Times New Roman" w:cs="Times New Roman"/>
+          <w:sz w:val="24"/>
+          <w:szCs w:val="24"/>
+        </w:rPr>
+        <w:t>requirements.txt – Python dependency file for environment replication.</w:t>
+      </w:r>
+    </w:p>
+    <w:p>
+      <w:pPr>
+        <w:spacing w:before="120" w:after="120"/>
+        <w:rPr>
+          <w:rFonts w:ascii="Times New Roman" w:hAnsi="Times New Roman" w:cs="Times New Roman"/>
+          <w:b/>
+          <w:bCs/>
+          <w:sz w:val="24"/>
+          <w:szCs w:val="24"/>
+        </w:rPr>
+      </w:pPr>
+      <w:r>
+        <w:rPr>
+          <w:rFonts w:ascii="Times New Roman" w:hAnsi="Times New Roman" w:cs="Times New Roman"/>
+          <w:b/>
+          <w:bCs/>
+          <w:sz w:val="24"/>
+          <w:szCs w:val="24"/>
+        </w:rPr>
+        <w:t>Reproduction Instructions:</w:t>
+      </w:r>
+    </w:p>
+    <w:p>
+      <w:pPr>
+        <w:spacing w:before="120" w:after="120"/>
+        <w:rPr>
+          <w:rFonts w:ascii="Times New Roman" w:hAnsi="Times New Roman" w:cs="Times New Roman"/>
+          <w:sz w:val="24"/>
+          <w:szCs w:val="24"/>
+        </w:rPr>
+      </w:pPr>
+      <w:r>
+        <w:rPr>
+          <w:rFonts w:ascii="Times New Roman" w:hAnsi="Times New Roman" w:cs="Times New Roman"/>
+          <w:sz w:val="24"/>
+          <w:szCs w:val="24"/>
+        </w:rPr>
+        <w:t>To fully replicate the project analyses and results:</w:t>
+      </w:r>
+    </w:p>
+    <w:p>
+      <w:pPr>
+        <w:pStyle w:val="ListParagraph"/>
+        <w:numPr>
+          <w:ilvl w:val="0"/>
+          <w:numId w:val="43"/>
+        </w:numPr>
+        <w:spacing w:before="120" w:after="120"/>
+        <w:rPr>
+          <w:rFonts w:ascii="Times New Roman" w:hAnsi="Times New Roman" w:cs="Times New Roman"/>
+          <w:sz w:val="24"/>
+          <w:szCs w:val="24"/>
+        </w:rPr>
+      </w:pPr>
+      <w:r>
+        <w:rPr>
+          <w:rFonts w:ascii="Times New Roman" w:hAnsi="Times New Roman" w:cs="Times New Roman"/>
+          <w:sz w:val="24"/>
+          <w:szCs w:val="24"/>
+        </w:rPr>
+        <w:t>Clone the Repository</w:t>
+      </w:r>
+    </w:p>
+    <w:p>
+      <w:pPr>
+        <w:pStyle w:val="ListParagraph"/>
+        <w:spacing w:before="120" w:after="120"/>
+        <w:rPr>
+          <w:rFonts w:ascii="Times New Roman" w:hAnsi="Times New Roman" w:cs="Times New Roman"/>
+          <w:sz w:val="24"/>
+          <w:szCs w:val="24"/>
+        </w:rPr>
+      </w:pPr>
+      <w:r>
+        <w:rPr>
+          <w:rFonts w:ascii="Times New Roman" w:hAnsi="Times New Roman" w:cs="Times New Roman"/>
+          <w:sz w:val="24"/>
+          <w:szCs w:val="24"/>
+        </w:rPr>
+        <w:t xml:space="preserve">git clone </w:t>
+      </w:r>
+      <w:hyperlink r:id="rId40" w:history="1">
+        <w:r>
+          <w:rPr>
+            <w:rStyle w:val="Hyperlink"/>
+            <w:rFonts w:ascii="Times New Roman" w:hAnsi="Times New Roman" w:cs="Times New Roman"/>
+            <w:sz w:val="24"/>
+            <w:szCs w:val="24"/>
+          </w:rPr>
+          <w:t>https://github.com/kangss1/Project-Uber.git</w:t>
+        </w:r>
+      </w:hyperlink>
+    </w:p>
+    <w:p>
+      <w:pPr>
+        <w:pStyle w:val="ListParagraph"/>
+        <w:spacing w:before="120" w:after="120"/>
+        <w:rPr>
+          <w:rFonts w:ascii="Times New Roman" w:hAnsi="Times New Roman" w:cs="Times New Roman"/>
+          <w:sz w:val="24"/>
+          <w:szCs w:val="24"/>
+        </w:rPr>
+      </w:pPr>
+      <w:r>
+        <w:rPr>
+          <w:rFonts w:ascii="Times New Roman" w:hAnsi="Times New Roman" w:cs="Times New Roman"/>
+          <w:sz w:val="24"/>
+          <w:szCs w:val="24"/>
+        </w:rPr>
+        <w:t>cd Project-Uber</w:t>
+      </w:r>
+    </w:p>
+    <w:p>
+      <w:pPr>
+        <w:pStyle w:val="ListParagraph"/>
+        <w:numPr>
+          <w:ilvl w:val="0"/>
+          <w:numId w:val="43"/>
+        </w:numPr>
+        <w:spacing w:before="120" w:after="120"/>
+        <w:rPr>
+          <w:rFonts w:ascii="Times New Roman" w:hAnsi="Times New Roman" w:cs="Times New Roman"/>
+          <w:sz w:val="24"/>
+          <w:szCs w:val="24"/>
+        </w:rPr>
+      </w:pPr>
+      <w:r>
+        <w:rPr>
+          <w:rFonts w:ascii="Times New Roman" w:hAnsi="Times New Roman" w:cs="Times New Roman"/>
+          <w:sz w:val="24"/>
+          <w:szCs w:val="24"/>
+        </w:rPr>
+        <w:t>Set Up the Environment</w:t>
+      </w:r>
+    </w:p>
+    <w:p>
+      <w:pPr>
+        <w:pStyle w:val="ListParagraph"/>
+        <w:spacing w:before="120" w:after="120"/>
+        <w:rPr>
+          <w:rFonts w:ascii="Times New Roman" w:hAnsi="Times New Roman" w:cs="Times New Roman"/>
+          <w:sz w:val="24"/>
+          <w:szCs w:val="24"/>
+        </w:rPr>
+      </w:pPr>
+      <w:r>
+        <w:rPr>
+          <w:rFonts w:ascii="Times New Roman" w:hAnsi="Times New Roman" w:cs="Times New Roman"/>
+          <w:sz w:val="24"/>
+          <w:szCs w:val="24"/>
+        </w:rPr>
+        <w:lastRenderedPageBreak/>
+        <w:t xml:space="preserve">python -m </w:t>
+      </w:r>
+      <w:proofErr w:type="spellStart"/>
+      <w:r>
+        <w:rPr>
+          <w:rFonts w:ascii="Times New Roman" w:hAnsi="Times New Roman" w:cs="Times New Roman"/>
+          <w:sz w:val="24"/>
+          <w:szCs w:val="24"/>
+        </w:rPr>
+        <w:t>venv</w:t>
+      </w:r>
+      <w:proofErr w:type="spellEnd"/>
+      <w:r>
+        <w:rPr>
+          <w:rFonts w:ascii="Times New Roman" w:hAnsi="Times New Roman" w:cs="Times New Roman"/>
+          <w:sz w:val="24"/>
+          <w:szCs w:val="24"/>
+        </w:rPr>
+        <w:t xml:space="preserve"> </w:t>
+      </w:r>
+      <w:proofErr w:type="spellStart"/>
+      <w:r>
+        <w:rPr>
+          <w:rFonts w:ascii="Times New Roman" w:hAnsi="Times New Roman" w:cs="Times New Roman"/>
+          <w:sz w:val="24"/>
+          <w:szCs w:val="24"/>
+        </w:rPr>
+        <w:t>venv</w:t>
+      </w:r>
+      <w:proofErr w:type="spellEnd"/>
+    </w:p>
+    <w:p>
+      <w:pPr>
+        <w:pStyle w:val="ListParagraph"/>
+        <w:spacing w:before="120" w:after="120"/>
+        <w:rPr>
+          <w:rFonts w:ascii="Times New Roman" w:hAnsi="Times New Roman" w:cs="Times New Roman"/>
+          <w:sz w:val="24"/>
+          <w:szCs w:val="24"/>
+        </w:rPr>
+      </w:pPr>
+      <w:r>
+        <w:rPr>
+          <w:rFonts w:ascii="Times New Roman" w:hAnsi="Times New Roman" w:cs="Times New Roman"/>
+          <w:sz w:val="24"/>
+          <w:szCs w:val="24"/>
+        </w:rPr>
+        <w:t xml:space="preserve">source </w:t>
+      </w:r>
+      <w:proofErr w:type="spellStart"/>
+      <w:r>
+        <w:rPr>
+          <w:rFonts w:ascii="Times New Roman" w:hAnsi="Times New Roman" w:cs="Times New Roman"/>
+          <w:sz w:val="24"/>
+          <w:szCs w:val="24"/>
+        </w:rPr>
+        <w:t>venv</w:t>
+      </w:r>
+      <w:proofErr w:type="spellEnd"/>
+      <w:r>
+        <w:rPr>
+          <w:rFonts w:ascii="Times New Roman" w:hAnsi="Times New Roman" w:cs="Times New Roman"/>
+          <w:sz w:val="24"/>
+          <w:szCs w:val="24"/>
+        </w:rPr>
+        <w:t>/bin/activate     # macOS/Linux</w:t>
+      </w:r>
+    </w:p>
+    <w:p>
+      <w:pPr>
+        <w:pStyle w:val="ListParagraph"/>
+        <w:spacing w:before="120" w:after="120"/>
+        <w:rPr>
+          <w:rFonts w:ascii="Times New Roman" w:hAnsi="Times New Roman" w:cs="Times New Roman"/>
+          <w:sz w:val="24"/>
+          <w:szCs w:val="24"/>
+        </w:rPr>
+      </w:pPr>
+      <w:proofErr w:type="spellStart"/>
+      <w:r>
+        <w:rPr>
+          <w:rFonts w:ascii="Times New Roman" w:hAnsi="Times New Roman" w:cs="Times New Roman"/>
+          <w:sz w:val="24"/>
+          <w:szCs w:val="24"/>
+        </w:rPr>
+        <w:t>venv</w:t>
+      </w:r>
+      <w:proofErr w:type="spellEnd"/>
+      <w:r>
+        <w:rPr>
+          <w:rFonts w:ascii="Times New Roman" w:hAnsi="Times New Roman" w:cs="Times New Roman"/>
+          <w:sz w:val="24"/>
+          <w:szCs w:val="24"/>
+        </w:rPr>
+        <w:t>\Scripts\activate        # Windows</w:t>
+      </w:r>
+    </w:p>
+    <w:p>
+      <w:pPr>
+        <w:pStyle w:val="ListParagraph"/>
+        <w:spacing w:before="120" w:after="120"/>
+        <w:rPr>
+          <w:rFonts w:ascii="Times New Roman" w:hAnsi="Times New Roman" w:cs="Times New Roman"/>
+          <w:sz w:val="24"/>
+          <w:szCs w:val="24"/>
+        </w:rPr>
+      </w:pPr>
+      <w:r>
+        <w:rPr>
+          <w:rFonts w:ascii="Times New Roman" w:hAnsi="Times New Roman" w:cs="Times New Roman"/>
+          <w:sz w:val="24"/>
+          <w:szCs w:val="24"/>
+        </w:rPr>
+        <w:t>pip install -r requirements.txt</w:t>
+      </w:r>
+    </w:p>
+    <w:p>
+      <w:pPr>
+        <w:pStyle w:val="ListParagraph"/>
+        <w:numPr>
+          <w:ilvl w:val="0"/>
+          <w:numId w:val="43"/>
+        </w:numPr>
+        <w:spacing w:before="120" w:after="120"/>
+        <w:rPr>
+          <w:rFonts w:ascii="Times New Roman" w:hAnsi="Times New Roman" w:cs="Times New Roman"/>
+          <w:sz w:val="24"/>
+          <w:szCs w:val="24"/>
+        </w:rPr>
+      </w:pPr>
+      <w:r>
+        <w:rPr>
+          <w:rFonts w:ascii="Times New Roman" w:hAnsi="Times New Roman" w:cs="Times New Roman"/>
+          <w:sz w:val="24"/>
+          <w:szCs w:val="24"/>
+        </w:rPr>
+        <w:t>Execute Scripts in Order</w:t>
+      </w:r>
+    </w:p>
+    <w:p>
+      <w:pPr>
+        <w:pStyle w:val="ListParagraph"/>
+        <w:numPr>
+          <w:ilvl w:val="1"/>
+          <w:numId w:val="43"/>
+        </w:numPr>
+        <w:spacing w:before="120" w:after="120"/>
+        <w:rPr>
+          <w:rFonts w:ascii="Times New Roman" w:hAnsi="Times New Roman" w:cs="Times New Roman"/>
+          <w:sz w:val="24"/>
+          <w:szCs w:val="24"/>
+        </w:rPr>
+      </w:pPr>
+      <w:r>
+        <w:rPr>
+          <w:rFonts w:ascii="Times New Roman" w:hAnsi="Times New Roman" w:cs="Times New Roman"/>
+          <w:sz w:val="24"/>
+          <w:szCs w:val="24"/>
+        </w:rPr>
+        <w:t>Weeks 1–2: Data cleaning and EDA</w:t>
+      </w:r>
+    </w:p>
+    <w:p>
+      <w:pPr>
+        <w:pStyle w:val="ListParagraph"/>
+        <w:numPr>
+          <w:ilvl w:val="1"/>
+          <w:numId w:val="43"/>
+        </w:numPr>
+        <w:spacing w:before="120" w:after="120"/>
+        <w:rPr>
+          <w:rFonts w:ascii="Times New Roman" w:hAnsi="Times New Roman" w:cs="Times New Roman"/>
+          <w:sz w:val="24"/>
+          <w:szCs w:val="24"/>
+        </w:rPr>
+      </w:pPr>
+      <w:r>
+        <w:rPr>
+          <w:rFonts w:ascii="Times New Roman" w:hAnsi="Times New Roman" w:cs="Times New Roman"/>
+          <w:sz w:val="24"/>
+          <w:szCs w:val="24"/>
+        </w:rPr>
+        <w:t>Weeks 3–5: Feature engineering and forecasting models</w:t>
+      </w:r>
+    </w:p>
+    <w:p>
+      <w:pPr>
+        <w:pStyle w:val="ListParagraph"/>
+        <w:numPr>
+          <w:ilvl w:val="1"/>
+          <w:numId w:val="43"/>
+        </w:numPr>
+        <w:spacing w:before="120" w:after="120"/>
+        <w:rPr>
+          <w:rFonts w:ascii="Times New Roman" w:hAnsi="Times New Roman" w:cs="Times New Roman"/>
+          <w:sz w:val="24"/>
+          <w:szCs w:val="24"/>
+        </w:rPr>
+      </w:pPr>
+      <w:r>
+        <w:rPr>
+          <w:rFonts w:ascii="Times New Roman" w:hAnsi="Times New Roman" w:cs="Times New Roman"/>
+          <w:sz w:val="24"/>
+          <w:szCs w:val="24"/>
+        </w:rPr>
+        <w:t>Weeks 6–7: Revenue modeling and operational insights</w:t>
+      </w:r>
+    </w:p>
+    <w:p>
+      <w:pPr>
+        <w:pStyle w:val="ListParagraph"/>
+        <w:numPr>
+          <w:ilvl w:val="1"/>
+          <w:numId w:val="43"/>
+        </w:numPr>
+        <w:spacing w:before="120" w:after="120"/>
+        <w:rPr>
+          <w:rFonts w:ascii="Times New Roman" w:hAnsi="Times New Roman" w:cs="Times New Roman"/>
+          <w:sz w:val="24"/>
+          <w:szCs w:val="24"/>
+        </w:rPr>
+      </w:pPr>
+      <w:r>
+        <w:rPr>
+          <w:rFonts w:ascii="Times New Roman" w:hAnsi="Times New Roman" w:cs="Times New Roman"/>
+          <w:sz w:val="24"/>
+          <w:szCs w:val="24"/>
+        </w:rPr>
+        <w:t>Weeks 8–9: Integration, synthesis, and documentation</w:t>
+      </w:r>
+    </w:p>
+    <w:p>
+      <w:pPr>
+        <w:spacing w:before="120" w:after="120"/>
+        <w:rPr>
+          <w:rFonts w:ascii="Times New Roman" w:hAnsi="Times New Roman" w:cs="Times New Roman"/>
+          <w:sz w:val="24"/>
+          <w:szCs w:val="24"/>
+        </w:rPr>
+      </w:pPr>
+      <w:r>
+        <w:rPr>
+          <w:rFonts w:ascii="Times New Roman" w:hAnsi="Times New Roman" w:cs="Times New Roman"/>
+          <w:sz w:val="24"/>
+          <w:szCs w:val="24"/>
+        </w:rPr>
+        <w:t>Each weekly script corresponds to a section in the Methods and Results chapters of this thesis. For example:</w:t>
+      </w:r>
+    </w:p>
+    <w:p>
+      <w:pPr>
+        <w:pStyle w:val="ListParagraph"/>
+        <w:numPr>
+          <w:ilvl w:val="0"/>
+          <w:numId w:val="44"/>
+        </w:numPr>
+        <w:spacing w:before="120" w:after="120"/>
+        <w:rPr>
+          <w:rFonts w:ascii="Times New Roman" w:hAnsi="Times New Roman" w:cs="Times New Roman"/>
+          <w:sz w:val="24"/>
+          <w:szCs w:val="24"/>
+        </w:rPr>
+      </w:pPr>
+      <w:r>
+        <w:rPr>
+          <w:rFonts w:ascii="Times New Roman" w:hAnsi="Times New Roman" w:cs="Times New Roman"/>
+          <w:sz w:val="24"/>
+          <w:szCs w:val="24"/>
+        </w:rPr>
+        <w:t>figure11_demand_heatmap.py → Figure 11 (Temporal Demand Patterns)</w:t>
+      </w:r>
+    </w:p>
+    <w:p>
+      <w:pPr>
+        <w:pStyle w:val="ListParagraph"/>
+        <w:numPr>
+          <w:ilvl w:val="0"/>
+          <w:numId w:val="44"/>
+        </w:numPr>
+        <w:spacing w:before="120" w:after="120"/>
+        <w:rPr>
+          <w:rFonts w:ascii="Times New Roman" w:hAnsi="Times New Roman" w:cs="Times New Roman"/>
+          <w:sz w:val="24"/>
+          <w:szCs w:val="24"/>
+        </w:rPr>
+      </w:pPr>
+      <w:r>
+        <w:rPr>
+          <w:rFonts w:ascii="Times New Roman" w:hAnsi="Times New Roman" w:cs="Times New Roman"/>
+          <w:sz w:val="24"/>
+          <w:szCs w:val="24"/>
+        </w:rPr>
+        <w:t>figure12_revenue_model_comparison.py → Figure 12 (Revenue Model Comparison)</w:t>
+      </w:r>
+    </w:p>
+    <w:p>
+      <w:pPr>
+        <w:pStyle w:val="ListParagraph"/>
+        <w:numPr>
+          <w:ilvl w:val="0"/>
+          <w:numId w:val="44"/>
+        </w:numPr>
+        <w:spacing w:before="120" w:after="120"/>
+        <w:rPr>
+          <w:rFonts w:ascii="Times New Roman" w:hAnsi="Times New Roman" w:cs="Times New Roman"/>
+          <w:sz w:val="24"/>
+          <w:szCs w:val="24"/>
+        </w:rPr>
+      </w:pPr>
+      <w:r>
+        <w:rPr>
+          <w:rFonts w:ascii="Times New Roman" w:hAnsi="Times New Roman" w:cs="Times New Roman"/>
+          <w:sz w:val="24"/>
+          <w:szCs w:val="24"/>
+        </w:rPr>
+        <w:t>figure13_spatial_surge_reconstructed.py → Figure 13 (Regional Fairness)</w:t>
+      </w:r>
+    </w:p>
+    <w:p>
+      <w:pPr>
+        <w:pStyle w:val="ListParagraph"/>
+        <w:numPr>
+          <w:ilvl w:val="0"/>
+          <w:numId w:val="44"/>
+        </w:numPr>
+        <w:spacing w:before="120" w:after="120"/>
+        <w:rPr>
+          <w:rFonts w:ascii="Times New Roman" w:hAnsi="Times New Roman" w:cs="Times New Roman"/>
+          <w:sz w:val="24"/>
+          <w:szCs w:val="24"/>
+        </w:rPr>
+      </w:pPr>
+      <w:r>
+        <w:rPr>
+          <w:rFonts w:ascii="Times New Roman" w:hAnsi="Times New Roman" w:cs="Times New Roman"/>
+          <w:sz w:val="24"/>
+          <w:szCs w:val="24"/>
+        </w:rPr>
+        <w:t>figure14_ops_efficiency.py → Figure 14 (Operational Efficiency)</w:t>
+      </w:r>
+    </w:p>
+    <w:p>
+      <w:pPr>
+        <w:spacing w:before="120" w:after="120"/>
+        <w:rPr>
+          <w:rFonts w:ascii="Times New Roman" w:hAnsi="Times New Roman" w:cs="Times New Roman"/>
+          <w:b/>
+          <w:bCs/>
+          <w:sz w:val="24"/>
+          <w:szCs w:val="24"/>
+        </w:rPr>
+      </w:pPr>
+      <w:r>
+        <w:rPr>
+          <w:rFonts w:ascii="Times New Roman" w:hAnsi="Times New Roman" w:cs="Times New Roman"/>
+          <w:b/>
+          <w:bCs/>
+          <w:sz w:val="24"/>
+          <w:szCs w:val="24"/>
+        </w:rPr>
+        <w:t>Reproducibility and Transparency:</w:t>
+      </w:r>
+    </w:p>
+    <w:p>
+      <w:pPr>
+        <w:spacing w:before="120" w:after="120"/>
+        <w:rPr>
+          <w:rFonts w:ascii="Times New Roman" w:hAnsi="Times New Roman" w:cs="Times New Roman"/>
+          <w:sz w:val="24"/>
+          <w:szCs w:val="24"/>
+        </w:rPr>
+      </w:pPr>
+      <w:r>
+        <w:rPr>
+          <w:rFonts w:ascii="Times New Roman" w:hAnsi="Times New Roman" w:cs="Times New Roman"/>
+          <w:sz w:val="24"/>
+          <w:szCs w:val="24"/>
+        </w:rPr>
+        <w:t>The computational environment and model dependencies are fully captured in the requirements.txt file. All figures, tables, and performance summaries in this thesis can be regenerated by running the provided scripts sequentially.</w:t>
+      </w:r>
+    </w:p>
+    <w:p>
+      <w:pPr>
+        <w:spacing w:before="120" w:after="120"/>
+        <w:rPr>
+          <w:rFonts w:ascii="Times New Roman" w:hAnsi="Times New Roman" w:cs="Times New Roman"/>
+          <w:sz w:val="24"/>
+          <w:szCs w:val="24"/>
+        </w:rPr>
+      </w:pPr>
+      <w:r>
+        <w:rPr>
+          <w:rFonts w:ascii="Times New Roman" w:hAnsi="Times New Roman" w:cs="Times New Roman"/>
+          <w:sz w:val="24"/>
+          <w:szCs w:val="24"/>
+        </w:rPr>
+        <w:t>This repository adheres to open science standards for transparency, reproducibility, and version control, allowing future researchers to validate, extend, or adapt the framework for urban mobility studies across other cities.</w:t>
+      </w:r>
+    </w:p>
+    <w:p>
+      <w:pPr>
         <w:pStyle w:val="EndNoteBibliography"/>
         <w:spacing w:before="100" w:beforeAutospacing="1" w:after="100" w:afterAutospacing="1"/>
         <w:rPr>
@@ -12025,327 +12568,13 @@
           <w:szCs w:val="24"/>
         </w:rPr>
       </w:pPr>
-      <w:r>
-        <w:rPr>
-          <w:rFonts w:ascii="Times New Roman" w:hAnsi="Times New Roman" w:cs="Times New Roman"/>
-          <w:bCs/>
-          <w:color w:val="000000" w:themeColor="text1"/>
-          <w:sz w:val="24"/>
-          <w:szCs w:val="24"/>
-        </w:rPr>
-        <w:t>This repository contains every resource necessary to reproduce the results presented in this thesis, including Python scripts, cleaned datasets, generated figures, and summary reports.</w:t>
-      </w:r>
-    </w:p>
-    <w:p>
-      <w:pPr>
-        <w:pStyle w:val="EndNoteBibliography"/>
-        <w:spacing w:before="100" w:beforeAutospacing="1" w:after="100" w:afterAutospacing="1"/>
-        <w:rPr>
-          <w:rFonts w:ascii="Times New Roman" w:hAnsi="Times New Roman" w:cs="Times New Roman"/>
-          <w:bCs/>
-          <w:color w:val="000000" w:themeColor="text1"/>
-          <w:sz w:val="24"/>
-          <w:szCs w:val="24"/>
-        </w:rPr>
-      </w:pPr>
-      <w:r>
-        <w:rPr>
-          <w:rFonts w:ascii="Times New Roman" w:hAnsi="Times New Roman" w:cs="Times New Roman"/>
-          <w:bCs/>
-          <w:color w:val="000000" w:themeColor="text1"/>
-          <w:sz w:val="24"/>
-          <w:szCs w:val="24"/>
-        </w:rPr>
-        <w:t>Repository Structure (Final Submission Layout):</w:t>
-      </w:r>
-    </w:p>
-    <w:p>
-      <w:pPr>
-        <w:pStyle w:val="EndNoteBibliography"/>
-        <w:numPr>
-          <w:ilvl w:val="0"/>
-          <w:numId w:val="41"/>
-        </w:numPr>
-        <w:spacing w:before="100" w:beforeAutospacing="1" w:after="100" w:afterAutospacing="1"/>
-        <w:rPr>
-          <w:rFonts w:ascii="Times New Roman" w:hAnsi="Times New Roman" w:cs="Times New Roman"/>
-          <w:bCs/>
-          <w:color w:val="000000" w:themeColor="text1"/>
-          <w:sz w:val="24"/>
-          <w:szCs w:val="24"/>
-        </w:rPr>
-      </w:pPr>
-      <w:r>
-        <w:rPr>
-          <w:rFonts w:ascii="Times New Roman" w:hAnsi="Times New Roman" w:cs="Times New Roman"/>
-          <w:bCs/>
-          <w:color w:val="000000" w:themeColor="text1"/>
-          <w:sz w:val="24"/>
-          <w:szCs w:val="24"/>
-        </w:rPr>
-        <w:t>Final Submissions/ — consolidated scripts, figures, and summary outputs used for final analysis and visualization.</w:t>
-      </w:r>
-    </w:p>
-    <w:p>
-      <w:pPr>
-        <w:pStyle w:val="EndNoteBibliography"/>
-        <w:numPr>
-          <w:ilvl w:val="0"/>
-          <w:numId w:val="41"/>
-        </w:numPr>
-        <w:spacing w:before="100" w:beforeAutospacing="1" w:after="100" w:afterAutospacing="1"/>
-        <w:rPr>
-          <w:rFonts w:ascii="Times New Roman" w:hAnsi="Times New Roman" w:cs="Times New Roman"/>
-          <w:bCs/>
-          <w:color w:val="000000" w:themeColor="text1"/>
-          <w:sz w:val="24"/>
-          <w:szCs w:val="24"/>
-        </w:rPr>
-      </w:pPr>
-      <w:r>
-        <w:rPr>
-          <w:rFonts w:ascii="Times New Roman" w:hAnsi="Times New Roman" w:cs="Times New Roman"/>
-          <w:bCs/>
-          <w:color w:val="000000" w:themeColor="text1"/>
-          <w:sz w:val="24"/>
-          <w:szCs w:val="24"/>
-        </w:rPr>
-        <w:t>data/ — preprocessed and cleaned ride-hailing datasets, including ncr_ride_bookings_cleaned.csv.</w:t>
-      </w:r>
-    </w:p>
-    <w:p>
-      <w:pPr>
-        <w:pStyle w:val="EndNoteBibliography"/>
-        <w:numPr>
-          <w:ilvl w:val="0"/>
-          <w:numId w:val="41"/>
-        </w:numPr>
-        <w:spacing w:before="100" w:beforeAutospacing="1" w:after="100" w:afterAutospacing="1"/>
-        <w:rPr>
-          <w:rFonts w:ascii="Times New Roman" w:hAnsi="Times New Roman" w:cs="Times New Roman"/>
-          <w:bCs/>
-          <w:color w:val="000000" w:themeColor="text1"/>
-          <w:sz w:val="24"/>
-          <w:szCs w:val="24"/>
-        </w:rPr>
-      </w:pPr>
-      <w:r>
-        <w:rPr>
-          <w:rFonts w:ascii="Times New Roman" w:hAnsi="Times New Roman" w:cs="Times New Roman"/>
-          <w:bCs/>
-          <w:color w:val="000000" w:themeColor="text1"/>
-          <w:sz w:val="24"/>
-          <w:szCs w:val="24"/>
-        </w:rPr>
-        <w:t>models/ — serialized machine learning models and hyperparameter configurations for Random Forest and XGBoost.</w:t>
-      </w:r>
-    </w:p>
-    <w:p>
-      <w:pPr>
-        <w:pStyle w:val="EndNoteBibliography"/>
-        <w:numPr>
-          <w:ilvl w:val="0"/>
-          <w:numId w:val="41"/>
-        </w:numPr>
-        <w:spacing w:before="100" w:beforeAutospacing="1" w:after="100" w:afterAutospacing="1"/>
-        <w:rPr>
-          <w:rFonts w:ascii="Times New Roman" w:hAnsi="Times New Roman" w:cs="Times New Roman"/>
-          <w:bCs/>
-          <w:color w:val="000000" w:themeColor="text1"/>
-          <w:sz w:val="24"/>
-          <w:szCs w:val="24"/>
-        </w:rPr>
-      </w:pPr>
-      <w:r>
-        <w:rPr>
-          <w:rFonts w:ascii="Times New Roman" w:hAnsi="Times New Roman" w:cs="Times New Roman"/>
-          <w:bCs/>
-          <w:color w:val="000000" w:themeColor="text1"/>
-          <w:sz w:val="24"/>
-          <w:szCs w:val="24"/>
-        </w:rPr>
-        <w:t>analysis_results/ — model evaluation metrics (MAE, RMSE, R²), SHAP plots, and comparative charts.</w:t>
-      </w:r>
-    </w:p>
-    <w:p>
-      <w:pPr>
-        <w:pStyle w:val="EndNoteBibliography"/>
-        <w:numPr>
-          <w:ilvl w:val="0"/>
-          <w:numId w:val="41"/>
-        </w:numPr>
-        <w:spacing w:before="100" w:beforeAutospacing="1" w:after="100" w:afterAutospacing="1"/>
-        <w:rPr>
-          <w:rFonts w:ascii="Times New Roman" w:hAnsi="Times New Roman" w:cs="Times New Roman"/>
-          <w:bCs/>
-          <w:color w:val="000000" w:themeColor="text1"/>
-          <w:sz w:val="24"/>
-          <w:szCs w:val="24"/>
-        </w:rPr>
-      </w:pPr>
-      <w:r>
-        <w:rPr>
-          <w:rFonts w:ascii="Times New Roman" w:hAnsi="Times New Roman" w:cs="Times New Roman"/>
-          <w:bCs/>
-          <w:color w:val="000000" w:themeColor="text1"/>
-          <w:sz w:val="24"/>
-          <w:szCs w:val="24"/>
-        </w:rPr>
-        <w:t>reports/ — week-by-week documentation, validation tables, and performance summaries.</w:t>
-      </w:r>
-    </w:p>
-    <w:p>
-      <w:pPr>
-        <w:pStyle w:val="EndNoteBibliography"/>
-        <w:numPr>
-          <w:ilvl w:val="0"/>
-          <w:numId w:val="41"/>
-        </w:numPr>
-        <w:spacing w:before="100" w:beforeAutospacing="1" w:after="100" w:afterAutospacing="1"/>
-        <w:rPr>
-          <w:rFonts w:ascii="Times New Roman" w:hAnsi="Times New Roman" w:cs="Times New Roman"/>
-          <w:bCs/>
-          <w:color w:val="000000" w:themeColor="text1"/>
-          <w:sz w:val="24"/>
-          <w:szCs w:val="24"/>
-        </w:rPr>
-      </w:pPr>
-      <w:r>
-        <w:rPr>
-          <w:rFonts w:ascii="Times New Roman" w:hAnsi="Times New Roman" w:cs="Times New Roman"/>
-          <w:bCs/>
-          <w:color w:val="000000" w:themeColor="text1"/>
-          <w:sz w:val="24"/>
-          <w:szCs w:val="24"/>
-        </w:rPr>
-        <w:t>Drawio Files/ — conceptual diagrams and methodological workflow charts used in the paper.</w:t>
-      </w:r>
-    </w:p>
-    <w:p>
-      <w:pPr>
-        <w:pStyle w:val="EndNoteBibliography"/>
-        <w:numPr>
-          <w:ilvl w:val="0"/>
-          <w:numId w:val="41"/>
-        </w:numPr>
-        <w:spacing w:before="100" w:beforeAutospacing="1" w:after="100" w:afterAutospacing="1"/>
-        <w:rPr>
-          <w:rFonts w:ascii="Times New Roman" w:hAnsi="Times New Roman" w:cs="Times New Roman"/>
-          <w:bCs/>
-          <w:color w:val="000000" w:themeColor="text1"/>
-          <w:sz w:val="24"/>
-          <w:szCs w:val="24"/>
-        </w:rPr>
-      </w:pPr>
-      <w:r>
-        <w:rPr>
-          <w:rFonts w:ascii="Times New Roman" w:hAnsi="Times New Roman" w:cs="Times New Roman"/>
-          <w:bCs/>
-          <w:color w:val="000000" w:themeColor="text1"/>
-          <w:sz w:val="24"/>
-          <w:szCs w:val="24"/>
-        </w:rPr>
-        <w:t>requirements.txt — lists all Python dependencies for environment replication.</w:t>
-      </w:r>
-    </w:p>
-    <w:p>
-      <w:pPr>
-        <w:pStyle w:val="EndNoteBibliography"/>
-        <w:spacing w:before="100" w:beforeAutospacing="1" w:after="100" w:afterAutospacing="1"/>
-        <w:rPr>
-          <w:rFonts w:ascii="Times New Roman" w:hAnsi="Times New Roman" w:cs="Times New Roman"/>
-          <w:bCs/>
-          <w:color w:val="000000" w:themeColor="text1"/>
-          <w:sz w:val="24"/>
-          <w:szCs w:val="24"/>
-        </w:rPr>
-      </w:pPr>
-      <w:r>
-        <w:rPr>
-          <w:rFonts w:ascii="Times New Roman" w:hAnsi="Times New Roman" w:cs="Times New Roman"/>
-          <w:bCs/>
-          <w:color w:val="000000" w:themeColor="text1"/>
-          <w:sz w:val="24"/>
-          <w:szCs w:val="24"/>
-        </w:rPr>
-        <w:t>Each directory reflects the weekly development cycle (Weeks 1–11) described in the Methods section of this thesis. Scripts such as figure11_demand_heatmap.py, figure12_revenue_model_comparison.py, figure13_spatial_surge_reconstructed.py, and figure14_ops_efficiency.py reproduce the corresponding figures presented in Chapters IV and V.</w:t>
-      </w:r>
-    </w:p>
-    <w:p>
-      <w:pPr>
-        <w:pStyle w:val="EndNoteBibliography"/>
-        <w:spacing w:before="100" w:beforeAutospacing="1" w:after="100" w:afterAutospacing="1"/>
-        <w:rPr>
-          <w:rFonts w:ascii="Times New Roman" w:hAnsi="Times New Roman" w:cs="Times New Roman"/>
-          <w:bCs/>
-          <w:color w:val="000000" w:themeColor="text1"/>
-          <w:sz w:val="24"/>
-          <w:szCs w:val="24"/>
-        </w:rPr>
-      </w:pPr>
-      <w:r>
-        <w:rPr>
-          <w:rFonts w:ascii="Times New Roman" w:hAnsi="Times New Roman" w:cs="Times New Roman"/>
-          <w:bCs/>
-          <w:color w:val="000000" w:themeColor="text1"/>
-          <w:sz w:val="24"/>
-          <w:szCs w:val="24"/>
-        </w:rPr>
-        <w:t>All analyses can be replicated by following the step-by-step instructions in the repository’s README.md file, which specifies environment setup, dataset structure, and code execution order.</w:t>
-      </w:r>
-    </w:p>
-    <w:p>
-      <w:pPr>
-        <w:pStyle w:val="EndNoteBibliography"/>
-        <w:spacing w:before="100" w:beforeAutospacing="1" w:after="100" w:afterAutospacing="1"/>
-        <w:rPr>
-          <w:rFonts w:ascii="Times New Roman" w:hAnsi="Times New Roman" w:cs="Times New Roman"/>
-          <w:bCs/>
-          <w:color w:val="000000" w:themeColor="text1"/>
-          <w:sz w:val="24"/>
-          <w:szCs w:val="24"/>
-        </w:rPr>
-      </w:pPr>
-      <w:r>
-        <w:rPr>
-          <w:rFonts w:ascii="Times New Roman" w:hAnsi="Times New Roman" w:cs="Times New Roman"/>
-          <w:bCs/>
-          <w:color w:val="000000" w:themeColor="text1"/>
-          <w:sz w:val="24"/>
-          <w:szCs w:val="24"/>
-        </w:rPr>
-        <w:t>The computational environment has been documented via a requirements.txt file to ensure consistent dependency management and reproducibility across platforms.</w:t>
-      </w:r>
-    </w:p>
-    <w:p>
-      <w:pPr>
-        <w:pStyle w:val="EndNoteBibliography"/>
-        <w:spacing w:before="100" w:beforeAutospacing="1" w:after="100" w:afterAutospacing="1"/>
-        <w:rPr>
-          <w:rFonts w:ascii="Times New Roman" w:hAnsi="Times New Roman" w:cs="Times New Roman"/>
-          <w:bCs/>
-          <w:color w:val="000000" w:themeColor="text1"/>
-          <w:sz w:val="24"/>
-          <w:szCs w:val="24"/>
-        </w:rPr>
-      </w:pPr>
-      <w:r>
-        <w:rPr>
-          <w:rFonts w:ascii="Times New Roman" w:hAnsi="Times New Roman" w:cs="Times New Roman"/>
-          <w:bCs/>
-          <w:color w:val="000000" w:themeColor="text1"/>
-          <w:sz w:val="24"/>
-          <w:szCs w:val="24"/>
-        </w:rPr>
-        <w:t>This open-access repository fulfills transparency, reproducibility, and version control best practices, enabling other researchers to validate, extend, or adapt the framework for additional urban mobility studies.</w:t>
-      </w:r>
     </w:p>
     <w:sectPr>
       <w:headerReference w:type="default" r:id="rId41"/>
       <w:footerReference w:type="even" r:id="rId42"/>
       <w:footerReference w:type="default" r:id="rId43"/>
       <w:pgSz w:w="11906" w:h="16838"/>
-      <w:pgMar w:top="1440" w:right="1440" w:bottom="1097" w:left="1440" w:header="708" w:footer="708" w:gutter="0"/>
+      <w:pgMar w:top="1440" w:right="1440" w:bottom="998" w:left="1440" w:header="708" w:footer="708" w:gutter="0"/>
       <w:cols w:space="708"/>
       <w:titlePg/>
       <w:docGrid w:linePitch="360"/>
@@ -15277,6 +15506,119 @@
     </w:lvl>
   </w:abstractNum>
   <w:abstractNum w:abstractNumId="24" w15:restartNumberingAfterBreak="0">
+    <w:nsid w:val="3E7253EC"/>
+    <w:multiLevelType w:val="hybridMultilevel"/>
+    <w:tmpl w:val="867252B8"/>
+    <w:lvl w:ilvl="0" w:tplc="04090001">
+      <w:start w:val="1"/>
+      <w:numFmt w:val="bullet"/>
+      <w:lvlText w:val=""/>
+      <w:lvlJc w:val="left"/>
+      <w:pPr>
+        <w:ind w:left="720" w:hanging="360"/>
+      </w:pPr>
+      <w:rPr>
+        <w:rFonts w:ascii="Symbol" w:hAnsi="Symbol" w:hint="default"/>
+      </w:rPr>
+    </w:lvl>
+    <w:lvl w:ilvl="1" w:tplc="04090003" w:tentative="1">
+      <w:start w:val="1"/>
+      <w:numFmt w:val="bullet"/>
+      <w:lvlText w:val="o"/>
+      <w:lvlJc w:val="left"/>
+      <w:pPr>
+        <w:ind w:left="1440" w:hanging="360"/>
+      </w:pPr>
+      <w:rPr>
+        <w:rFonts w:ascii="Courier New" w:hAnsi="Courier New" w:cs="Courier New" w:hint="default"/>
+      </w:rPr>
+    </w:lvl>
+    <w:lvl w:ilvl="2" w:tplc="04090005" w:tentative="1">
+      <w:start w:val="1"/>
+      <w:numFmt w:val="bullet"/>
+      <w:lvlText w:val=""/>
+      <w:lvlJc w:val="left"/>
+      <w:pPr>
+        <w:ind w:left="2160" w:hanging="360"/>
+      </w:pPr>
+      <w:rPr>
+        <w:rFonts w:ascii="Wingdings" w:hAnsi="Wingdings" w:hint="default"/>
+      </w:rPr>
+    </w:lvl>
+    <w:lvl w:ilvl="3" w:tplc="04090001" w:tentative="1">
+      <w:start w:val="1"/>
+      <w:numFmt w:val="bullet"/>
+      <w:lvlText w:val=""/>
+      <w:lvlJc w:val="left"/>
+      <w:pPr>
+        <w:ind w:left="2880" w:hanging="360"/>
+      </w:pPr>
+      <w:rPr>
+        <w:rFonts w:ascii="Symbol" w:hAnsi="Symbol" w:hint="default"/>
+      </w:rPr>
+    </w:lvl>
+    <w:lvl w:ilvl="4" w:tplc="04090003" w:tentative="1">
+      <w:start w:val="1"/>
+      <w:numFmt w:val="bullet"/>
+      <w:lvlText w:val="o"/>
+      <w:lvlJc w:val="left"/>
+      <w:pPr>
+        <w:ind w:left="3600" w:hanging="360"/>
+      </w:pPr>
+      <w:rPr>
+        <w:rFonts w:ascii="Courier New" w:hAnsi="Courier New" w:cs="Courier New" w:hint="default"/>
+      </w:rPr>
+    </w:lvl>
+    <w:lvl w:ilvl="5" w:tplc="04090005" w:tentative="1">
+      <w:start w:val="1"/>
+      <w:numFmt w:val="bullet"/>
+      <w:lvlText w:val=""/>
+      <w:lvlJc w:val="left"/>
+      <w:pPr>
+        <w:ind w:left="4320" w:hanging="360"/>
+      </w:pPr>
+      <w:rPr>
+        <w:rFonts w:ascii="Wingdings" w:hAnsi="Wingdings" w:hint="default"/>
+      </w:rPr>
+    </w:lvl>
+    <w:lvl w:ilvl="6" w:tplc="04090001" w:tentative="1">
+      <w:start w:val="1"/>
+      <w:numFmt w:val="bullet"/>
+      <w:lvlText w:val=""/>
+      <w:lvlJc w:val="left"/>
+      <w:pPr>
+        <w:ind w:left="5040" w:hanging="360"/>
+      </w:pPr>
+      <w:rPr>
+        <w:rFonts w:ascii="Symbol" w:hAnsi="Symbol" w:hint="default"/>
+      </w:rPr>
+    </w:lvl>
+    <w:lvl w:ilvl="7" w:tplc="04090003" w:tentative="1">
+      <w:start w:val="1"/>
+      <w:numFmt w:val="bullet"/>
+      <w:lvlText w:val="o"/>
+      <w:lvlJc w:val="left"/>
+      <w:pPr>
+        <w:ind w:left="5760" w:hanging="360"/>
+      </w:pPr>
+      <w:rPr>
+        <w:rFonts w:ascii="Courier New" w:hAnsi="Courier New" w:cs="Courier New" w:hint="default"/>
+      </w:rPr>
+    </w:lvl>
+    <w:lvl w:ilvl="8" w:tplc="04090005" w:tentative="1">
+      <w:start w:val="1"/>
+      <w:numFmt w:val="bullet"/>
+      <w:lvlText w:val=""/>
+      <w:lvlJc w:val="left"/>
+      <w:pPr>
+        <w:ind w:left="6480" w:hanging="360"/>
+      </w:pPr>
+      <w:rPr>
+        <w:rFonts w:ascii="Wingdings" w:hAnsi="Wingdings" w:hint="default"/>
+      </w:rPr>
+    </w:lvl>
+  </w:abstractNum>
+  <w:abstractNum w:abstractNumId="25" w15:restartNumberingAfterBreak="0">
     <w:nsid w:val="411C0835"/>
     <w:multiLevelType w:val="multilevel"/>
     <w:tmpl w:val="0A98B136"/>
@@ -15389,7 +15731,7 @@
       </w:pPr>
     </w:lvl>
   </w:abstractNum>
-  <w:abstractNum w:abstractNumId="25" w15:restartNumberingAfterBreak="0">
+  <w:abstractNum w:abstractNumId="26" w15:restartNumberingAfterBreak="0">
     <w:nsid w:val="42CF32B3"/>
     <w:multiLevelType w:val="hybridMultilevel"/>
     <w:tmpl w:val="884C31B0"/>
@@ -15502,7 +15844,7 @@
       </w:rPr>
     </w:lvl>
   </w:abstractNum>
-  <w:abstractNum w:abstractNumId="26" w15:restartNumberingAfterBreak="0">
+  <w:abstractNum w:abstractNumId="27" w15:restartNumberingAfterBreak="0">
     <w:nsid w:val="42FE4C64"/>
     <w:multiLevelType w:val="hybridMultilevel"/>
     <w:tmpl w:val="C868BF98"/>
@@ -15588,7 +15930,7 @@
       </w:pPr>
     </w:lvl>
   </w:abstractNum>
-  <w:abstractNum w:abstractNumId="27" w15:restartNumberingAfterBreak="0">
+  <w:abstractNum w:abstractNumId="28" w15:restartNumberingAfterBreak="0">
     <w:nsid w:val="42FF6FD8"/>
     <w:multiLevelType w:val="hybridMultilevel"/>
     <w:tmpl w:val="A1781590"/>
@@ -15680,7 +16022,120 @@
       </w:pPr>
     </w:lvl>
   </w:abstractNum>
-  <w:abstractNum w:abstractNumId="28" w15:restartNumberingAfterBreak="0">
+  <w:abstractNum w:abstractNumId="29" w15:restartNumberingAfterBreak="0">
+    <w:nsid w:val="437D41EF"/>
+    <w:multiLevelType w:val="hybridMultilevel"/>
+    <w:tmpl w:val="56BCF646"/>
+    <w:lvl w:ilvl="0" w:tplc="04090001">
+      <w:start w:val="1"/>
+      <w:numFmt w:val="bullet"/>
+      <w:lvlText w:val=""/>
+      <w:lvlJc w:val="left"/>
+      <w:pPr>
+        <w:ind w:left="720" w:hanging="360"/>
+      </w:pPr>
+      <w:rPr>
+        <w:rFonts w:ascii="Symbol" w:hAnsi="Symbol" w:hint="default"/>
+      </w:rPr>
+    </w:lvl>
+    <w:lvl w:ilvl="1" w:tplc="04090003">
+      <w:start w:val="1"/>
+      <w:numFmt w:val="bullet"/>
+      <w:lvlText w:val="o"/>
+      <w:lvlJc w:val="left"/>
+      <w:pPr>
+        <w:ind w:left="1440" w:hanging="360"/>
+      </w:pPr>
+      <w:rPr>
+        <w:rFonts w:ascii="Courier New" w:hAnsi="Courier New" w:cs="Courier New" w:hint="default"/>
+      </w:rPr>
+    </w:lvl>
+    <w:lvl w:ilvl="2" w:tplc="04090005">
+      <w:start w:val="1"/>
+      <w:numFmt w:val="bullet"/>
+      <w:lvlText w:val=""/>
+      <w:lvlJc w:val="left"/>
+      <w:pPr>
+        <w:ind w:left="2160" w:hanging="360"/>
+      </w:pPr>
+      <w:rPr>
+        <w:rFonts w:ascii="Wingdings" w:hAnsi="Wingdings" w:hint="default"/>
+      </w:rPr>
+    </w:lvl>
+    <w:lvl w:ilvl="3" w:tplc="04090001">
+      <w:start w:val="1"/>
+      <w:numFmt w:val="bullet"/>
+      <w:lvlText w:val=""/>
+      <w:lvlJc w:val="left"/>
+      <w:pPr>
+        <w:ind w:left="2880" w:hanging="360"/>
+      </w:pPr>
+      <w:rPr>
+        <w:rFonts w:ascii="Symbol" w:hAnsi="Symbol" w:hint="default"/>
+      </w:rPr>
+    </w:lvl>
+    <w:lvl w:ilvl="4" w:tplc="04090003" w:tentative="1">
+      <w:start w:val="1"/>
+      <w:numFmt w:val="bullet"/>
+      <w:lvlText w:val="o"/>
+      <w:lvlJc w:val="left"/>
+      <w:pPr>
+        <w:ind w:left="3600" w:hanging="360"/>
+      </w:pPr>
+      <w:rPr>
+        <w:rFonts w:ascii="Courier New" w:hAnsi="Courier New" w:cs="Courier New" w:hint="default"/>
+      </w:rPr>
+    </w:lvl>
+    <w:lvl w:ilvl="5" w:tplc="04090005" w:tentative="1">
+      <w:start w:val="1"/>
+      <w:numFmt w:val="bullet"/>
+      <w:lvlText w:val=""/>
+      <w:lvlJc w:val="left"/>
+      <w:pPr>
+        <w:ind w:left="4320" w:hanging="360"/>
+      </w:pPr>
+      <w:rPr>
+        <w:rFonts w:ascii="Wingdings" w:hAnsi="Wingdings" w:hint="default"/>
+      </w:rPr>
+    </w:lvl>
+    <w:lvl w:ilvl="6" w:tplc="04090001" w:tentative="1">
+      <w:start w:val="1"/>
+      <w:numFmt w:val="bullet"/>
+      <w:lvlText w:val=""/>
+      <w:lvlJc w:val="left"/>
+      <w:pPr>
+        <w:ind w:left="5040" w:hanging="360"/>
+      </w:pPr>
+      <w:rPr>
+        <w:rFonts w:ascii="Symbol" w:hAnsi="Symbol" w:hint="default"/>
+      </w:rPr>
+    </w:lvl>
+    <w:lvl w:ilvl="7" w:tplc="04090003" w:tentative="1">
+      <w:start w:val="1"/>
+      <w:numFmt w:val="bullet"/>
+      <w:lvlText w:val="o"/>
+      <w:lvlJc w:val="left"/>
+      <w:pPr>
+        <w:ind w:left="5760" w:hanging="360"/>
+      </w:pPr>
+      <w:rPr>
+        <w:rFonts w:ascii="Courier New" w:hAnsi="Courier New" w:cs="Courier New" w:hint="default"/>
+      </w:rPr>
+    </w:lvl>
+    <w:lvl w:ilvl="8" w:tplc="04090005" w:tentative="1">
+      <w:start w:val="1"/>
+      <w:numFmt w:val="bullet"/>
+      <w:lvlText w:val=""/>
+      <w:lvlJc w:val="left"/>
+      <w:pPr>
+        <w:ind w:left="6480" w:hanging="360"/>
+      </w:pPr>
+      <w:rPr>
+        <w:rFonts w:ascii="Wingdings" w:hAnsi="Wingdings" w:hint="default"/>
+      </w:rPr>
+    </w:lvl>
+  </w:abstractNum>
+  <w:abstractNum w:abstractNumId="30" w15:restartNumberingAfterBreak="0">
     <w:nsid w:val="47B11537"/>
     <w:multiLevelType w:val="multilevel"/>
     <w:tmpl w:val="33CC9F26"/>
@@ -15793,7 +16248,7 @@
       </w:pPr>
     </w:lvl>
   </w:abstractNum>
-  <w:abstractNum w:abstractNumId="29" w15:restartNumberingAfterBreak="0">
+  <w:abstractNum w:abstractNumId="31" w15:restartNumberingAfterBreak="0">
     <w:nsid w:val="47E978CF"/>
     <w:multiLevelType w:val="hybridMultilevel"/>
     <w:tmpl w:val="E1947332"/>
@@ -15906,7 +16361,7 @@
       </w:rPr>
     </w:lvl>
   </w:abstractNum>
-  <w:abstractNum w:abstractNumId="30" w15:restartNumberingAfterBreak="0">
+  <w:abstractNum w:abstractNumId="32" w15:restartNumberingAfterBreak="0">
     <w:nsid w:val="494220D2"/>
     <w:multiLevelType w:val="hybridMultilevel"/>
     <w:tmpl w:val="F596FFFC"/>
@@ -16041,7 +16496,93 @@
       </w:rPr>
     </w:lvl>
   </w:abstractNum>
-  <w:abstractNum w:abstractNumId="31" w15:restartNumberingAfterBreak="0">
+  <w:abstractNum w:abstractNumId="33" w15:restartNumberingAfterBreak="0">
+    <w:nsid w:val="4A9902AC"/>
+    <w:multiLevelType w:val="hybridMultilevel"/>
+    <w:tmpl w:val="8EA6FD24"/>
+    <w:lvl w:ilvl="0" w:tplc="0409000F">
+      <w:start w:val="1"/>
+      <w:numFmt w:val="decimal"/>
+      <w:lvlText w:val="%1."/>
+      <w:lvlJc w:val="left"/>
+      <w:pPr>
+        <w:ind w:left="720" w:hanging="360"/>
+      </w:pPr>
+    </w:lvl>
+    <w:lvl w:ilvl="1" w:tplc="04090019">
+      <w:start w:val="1"/>
+      <w:numFmt w:val="lowerLetter"/>
+      <w:lvlText w:val="%2."/>
+      <w:lvlJc w:val="left"/>
+      <w:pPr>
+        <w:ind w:left="1440" w:hanging="360"/>
+      </w:pPr>
+    </w:lvl>
+    <w:lvl w:ilvl="2" w:tplc="0409001B">
+      <w:start w:val="1"/>
+      <w:numFmt w:val="lowerRoman"/>
+      <w:lvlText w:val="%3."/>
+      <w:lvlJc w:val="right"/>
+      <w:pPr>
+        <w:ind w:left="2160" w:hanging="180"/>
+      </w:pPr>
+    </w:lvl>
+    <w:lvl w:ilvl="3" w:tplc="0409000F" w:tentative="1">
+      <w:start w:val="1"/>
+      <w:numFmt w:val="decimal"/>
+      <w:lvlText w:val="%4."/>
+      <w:lvlJc w:val="left"/>
+      <w:pPr>
+        <w:ind w:left="2880" w:hanging="360"/>
+      </w:pPr>
+    </w:lvl>
+    <w:lvl w:ilvl="4" w:tplc="04090019" w:tentative="1">
+      <w:start w:val="1"/>
+      <w:numFmt w:val="lowerLetter"/>
+      <w:lvlText w:val="%5."/>
+      <w:lvlJc w:val="left"/>
+      <w:pPr>
+        <w:ind w:left="3600" w:hanging="360"/>
+      </w:pPr>
+    </w:lvl>
+    <w:lvl w:ilvl="5" w:tplc="0409001B" w:tentative="1">
+      <w:start w:val="1"/>
+      <w:numFmt w:val="lowerRoman"/>
+      <w:lvlText w:val="%6."/>
+      <w:lvlJc w:val="right"/>
+      <w:pPr>
+        <w:ind w:left="4320" w:hanging="180"/>
+      </w:pPr>
+    </w:lvl>
+    <w:lvl w:ilvl="6" w:tplc="0409000F" w:tentative="1">
+      <w:start w:val="1"/>
+      <w:numFmt w:val="decimal"/>
+      <w:lvlText w:val="%7."/>
+      <w:lvlJc w:val="left"/>
+      <w:pPr>
+        <w:ind w:left="5040" w:hanging="360"/>
+      </w:pPr>
+    </w:lvl>
+    <w:lvl w:ilvl="7" w:tplc="04090019" w:tentative="1">
+      <w:start w:val="1"/>
+      <w:numFmt w:val="lowerLetter"/>
+      <w:lvlText w:val="%8."/>
+      <w:lvlJc w:val="left"/>
+      <w:pPr>
+        <w:ind w:left="5760" w:hanging="360"/>
+      </w:pPr>
+    </w:lvl>
+    <w:lvl w:ilvl="8" w:tplc="0409001B" w:tentative="1">
+      <w:start w:val="1"/>
+      <w:numFmt w:val="lowerRoman"/>
+      <w:lvlText w:val="%9."/>
+      <w:lvlJc w:val="right"/>
+      <w:pPr>
+        <w:ind w:left="6480" w:hanging="180"/>
+      </w:pPr>
+    </w:lvl>
+  </w:abstractNum>
+  <w:abstractNum w:abstractNumId="34" w15:restartNumberingAfterBreak="0">
     <w:nsid w:val="50424D3A"/>
     <w:multiLevelType w:val="hybridMultilevel"/>
     <w:tmpl w:val="E47E637C"/>
@@ -16154,7 +16695,7 @@
       </w:rPr>
     </w:lvl>
   </w:abstractNum>
-  <w:abstractNum w:abstractNumId="32" w15:restartNumberingAfterBreak="0">
+  <w:abstractNum w:abstractNumId="35" w15:restartNumberingAfterBreak="0">
     <w:nsid w:val="531C3339"/>
     <w:multiLevelType w:val="multilevel"/>
     <w:tmpl w:val="B706F006"/>
@@ -16303,7 +16844,7 @@
       </w:rPr>
     </w:lvl>
   </w:abstractNum>
-  <w:abstractNum w:abstractNumId="33" w15:restartNumberingAfterBreak="0">
+  <w:abstractNum w:abstractNumId="36" w15:restartNumberingAfterBreak="0">
     <w:nsid w:val="581865FB"/>
     <w:multiLevelType w:val="multilevel"/>
     <w:tmpl w:val="04090025"/>
@@ -16395,7 +16936,7 @@
       </w:pPr>
     </w:lvl>
   </w:abstractNum>
-  <w:abstractNum w:abstractNumId="34" w15:restartNumberingAfterBreak="0">
+  <w:abstractNum w:abstractNumId="37" w15:restartNumberingAfterBreak="0">
     <w:nsid w:val="5C090812"/>
     <w:multiLevelType w:val="hybridMultilevel"/>
     <w:tmpl w:val="74A42134"/>
@@ -16508,7 +17049,7 @@
       </w:rPr>
     </w:lvl>
   </w:abstractNum>
-  <w:abstractNum w:abstractNumId="35" w15:restartNumberingAfterBreak="0">
+  <w:abstractNum w:abstractNumId="38" w15:restartNumberingAfterBreak="0">
     <w:nsid w:val="67D77D2E"/>
     <w:multiLevelType w:val="multilevel"/>
     <w:tmpl w:val="59E4F61E"/>
@@ -16621,7 +17162,7 @@
       </w:rPr>
     </w:lvl>
   </w:abstractNum>
-  <w:abstractNum w:abstractNumId="36" w15:restartNumberingAfterBreak="0">
+  <w:abstractNum w:abstractNumId="39" w15:restartNumberingAfterBreak="0">
     <w:nsid w:val="69D60838"/>
     <w:multiLevelType w:val="hybridMultilevel"/>
     <w:tmpl w:val="683C4BA0"/>
@@ -16713,7 +17254,7 @@
       </w:pPr>
     </w:lvl>
   </w:abstractNum>
-  <w:abstractNum w:abstractNumId="37" w15:restartNumberingAfterBreak="0">
+  <w:abstractNum w:abstractNumId="40" w15:restartNumberingAfterBreak="0">
     <w:nsid w:val="6B3F2C13"/>
     <w:multiLevelType w:val="hybridMultilevel"/>
     <w:tmpl w:val="33A4812E"/>
@@ -16853,7 +17394,7 @@
       </w:rPr>
     </w:lvl>
   </w:abstractNum>
-  <w:abstractNum w:abstractNumId="38" w15:restartNumberingAfterBreak="0">
+  <w:abstractNum w:abstractNumId="41" w15:restartNumberingAfterBreak="0">
     <w:nsid w:val="6B7A6991"/>
     <w:multiLevelType w:val="hybridMultilevel"/>
     <w:tmpl w:val="5EECFB4E"/>
@@ -16939,7 +17480,7 @@
       </w:pPr>
     </w:lvl>
   </w:abstractNum>
-  <w:abstractNum w:abstractNumId="39" w15:restartNumberingAfterBreak="0">
+  <w:abstractNum w:abstractNumId="42" w15:restartNumberingAfterBreak="0">
     <w:nsid w:val="70A52FE2"/>
     <w:multiLevelType w:val="hybridMultilevel"/>
     <w:tmpl w:val="5B5AFF3C"/>
@@ -17052,7 +17593,7 @@
       </w:rPr>
     </w:lvl>
   </w:abstractNum>
-  <w:abstractNum w:abstractNumId="40" w15:restartNumberingAfterBreak="0">
+  <w:abstractNum w:abstractNumId="43" w15:restartNumberingAfterBreak="0">
     <w:nsid w:val="795342A7"/>
     <w:multiLevelType w:val="multilevel"/>
     <w:tmpl w:val="177C314A"/>
@@ -17166,25 +17707,25 @@
     </w:lvl>
   </w:abstractNum>
   <w:num w:numId="1" w16cid:durableId="953098463">
-    <w:abstractNumId w:val="33"/>
+    <w:abstractNumId w:val="36"/>
   </w:num>
   <w:num w:numId="2" w16cid:durableId="379473652">
     <w:abstractNumId w:val="12"/>
   </w:num>
   <w:num w:numId="3" w16cid:durableId="1252809980">
-    <w:abstractNumId w:val="31"/>
+    <w:abstractNumId w:val="34"/>
   </w:num>
   <w:num w:numId="4" w16cid:durableId="1689212623">
     <w:abstractNumId w:val="6"/>
   </w:num>
   <w:num w:numId="5" w16cid:durableId="1301301356">
-    <w:abstractNumId w:val="30"/>
+    <w:abstractNumId w:val="32"/>
   </w:num>
   <w:num w:numId="6" w16cid:durableId="807167104">
     <w:abstractNumId w:val="3"/>
   </w:num>
   <w:num w:numId="7" w16cid:durableId="738946014">
-    <w:abstractNumId w:val="37"/>
+    <w:abstractNumId w:val="40"/>
   </w:num>
   <w:num w:numId="8" w16cid:durableId="1962223067">
     <w:abstractNumId w:val="9"/>
@@ -17199,13 +17740,13 @@
     <w:abstractNumId w:val="19"/>
   </w:num>
   <w:num w:numId="12" w16cid:durableId="1621835264">
-    <w:abstractNumId w:val="27"/>
+    <w:abstractNumId w:val="28"/>
   </w:num>
   <w:num w:numId="13" w16cid:durableId="1947693070">
-    <w:abstractNumId w:val="35"/>
+    <w:abstractNumId w:val="38"/>
   </w:num>
   <w:num w:numId="14" w16cid:durableId="1368070609">
-    <w:abstractNumId w:val="25"/>
+    <w:abstractNumId w:val="26"/>
   </w:num>
   <w:num w:numId="15" w16cid:durableId="1099523670">
     <w:abstractNumId w:val="7"/>
@@ -17214,7 +17755,7 @@
     <w:abstractNumId w:val="23"/>
   </w:num>
   <w:num w:numId="17" w16cid:durableId="1418988616">
-    <w:abstractNumId w:val="36"/>
+    <w:abstractNumId w:val="39"/>
   </w:num>
   <w:num w:numId="18" w16cid:durableId="1884124939">
     <w:abstractNumId w:val="8"/>
@@ -17223,7 +17764,7 @@
     <w:abstractNumId w:val="14"/>
   </w:num>
   <w:num w:numId="20" w16cid:durableId="344092205">
-    <w:abstractNumId w:val="40"/>
+    <w:abstractNumId w:val="43"/>
   </w:num>
   <w:num w:numId="21" w16cid:durableId="46495739">
     <w:abstractNumId w:val="21"/>
@@ -17232,7 +17773,7 @@
     <w:abstractNumId w:val="20"/>
   </w:num>
   <w:num w:numId="23" w16cid:durableId="571811373">
-    <w:abstractNumId w:val="29"/>
+    <w:abstractNumId w:val="31"/>
   </w:num>
   <w:num w:numId="24" w16cid:durableId="152140201">
     <w:abstractNumId w:val="15"/>
@@ -17241,10 +17782,10 @@
     <w:abstractNumId w:val="0"/>
   </w:num>
   <w:num w:numId="26" w16cid:durableId="884954255">
-    <w:abstractNumId w:val="26"/>
+    <w:abstractNumId w:val="27"/>
   </w:num>
   <w:num w:numId="27" w16cid:durableId="869488651">
-    <w:abstractNumId w:val="38"/>
+    <w:abstractNumId w:val="41"/>
   </w:num>
   <w:num w:numId="28" w16cid:durableId="703482952">
     <w:abstractNumId w:val="18"/>
@@ -17265,16 +17806,16 @@
     <w:abstractNumId w:val="16"/>
   </w:num>
   <w:num w:numId="34" w16cid:durableId="38941933">
-    <w:abstractNumId w:val="24"/>
+    <w:abstractNumId w:val="25"/>
   </w:num>
   <w:num w:numId="35" w16cid:durableId="103381239">
-    <w:abstractNumId w:val="28"/>
+    <w:abstractNumId w:val="30"/>
   </w:num>
   <w:num w:numId="36" w16cid:durableId="2146772887">
     <w:abstractNumId w:val="2"/>
   </w:num>
   <w:num w:numId="37" w16cid:durableId="1736464909">
-    <w:abstractNumId w:val="34"/>
+    <w:abstractNumId w:val="37"/>
   </w:num>
   <w:num w:numId="38" w16cid:durableId="60253568">
     <w:abstractNumId w:val="13"/>
@@ -17283,10 +17824,19 @@
     <w:abstractNumId w:val="10"/>
   </w:num>
   <w:num w:numId="40" w16cid:durableId="1478762427">
-    <w:abstractNumId w:val="32"/>
+    <w:abstractNumId w:val="35"/>
   </w:num>
   <w:num w:numId="41" w16cid:durableId="1134366693">
-    <w:abstractNumId w:val="39"/>
+    <w:abstractNumId w:val="42"/>
+  </w:num>
+  <w:num w:numId="42" w16cid:durableId="641814905">
+    <w:abstractNumId w:val="29"/>
+  </w:num>
+  <w:num w:numId="43" w16cid:durableId="1826238765">
+    <w:abstractNumId w:val="33"/>
+  </w:num>
+  <w:num w:numId="44" w16cid:durableId="1906915829">
+    <w:abstractNumId w:val="24"/>
   </w:num>
 </w:numbering>
 </file>
@@ -17689,7 +18239,7 @@
   <w:style w:type="paragraph" w:default="1" w:styleId="Normal">
     <w:name w:val="Normal"/>
     <w:qFormat/>
-    <w:rsid w:val="00803A48"/>
+    <w:rsid w:val="00554C35"/>
     <w:rPr>
       <w:lang w:val="en-US"/>
     </w:rPr>
@@ -17918,7 +18468,6 @@
   <w:style w:type="character" w:default="1" w:styleId="DefaultParagraphFont">
     <w:name w:val="Default Paragraph Font"/>
     <w:uiPriority w:val="1"/>
-    <w:semiHidden/>
     <w:unhideWhenUsed/>
   </w:style>
   <w:style w:type="table" w:default="1" w:styleId="TableNormal">

--- a/Final Submissions/Project_Uber_Thesis_Paper.docx
+++ b/Final Submissions/Project_Uber_Thesis_Paper.docx
@@ -383,7 +383,7 @@
           <w:szCs w:val="24"/>
         </w:rPr>
       </w:pPr>
-      <w:bookmarkStart w:id="1" w:name="_Toc215480059"/>
+      <w:bookmarkStart w:id="1" w:name="_Toc215482063"/>
       <w:r>
         <w:rPr>
           <w:szCs w:val="24"/>
@@ -533,7 +533,7 @@
             </w:rPr>
             <w:fldChar w:fldCharType="separate"/>
           </w:r>
-          <w:hyperlink w:anchor="_Toc215480059" w:history="1">
+          <w:hyperlink w:anchor="_Toc215482063" w:history="1">
             <w:r>
               <w:rPr>
                 <w:rStyle w:val="Hyperlink"/>
@@ -560,7 +560,7 @@
                 <w:noProof/>
                 <w:webHidden/>
               </w:rPr>
-              <w:instrText xml:space="preserve"> PAGEREF _Toc215480059 \h </w:instrText>
+              <w:instrText xml:space="preserve"> PAGEREF _Toc215482063 \h </w:instrText>
             </w:r>
             <w:r>
               <w:rPr>
@@ -605,7 +605,7 @@
               <w14:ligatures w14:val="standardContextual"/>
             </w:rPr>
           </w:pPr>
-          <w:hyperlink w:anchor="_Toc215480060" w:history="1">
+          <w:hyperlink w:anchor="_Toc215482064" w:history="1">
             <w:r>
               <w:rPr>
                 <w:rStyle w:val="Hyperlink"/>
@@ -632,7 +632,7 @@
                 <w:noProof/>
                 <w:webHidden/>
               </w:rPr>
-              <w:instrText xml:space="preserve"> PAGEREF _Toc215480060 \h </w:instrText>
+              <w:instrText xml:space="preserve"> PAGEREF _Toc215482064 \h </w:instrText>
             </w:r>
             <w:r>
               <w:rPr>
@@ -678,7 +678,7 @@
               <w14:ligatures w14:val="standardContextual"/>
             </w:rPr>
           </w:pPr>
-          <w:hyperlink w:anchor="_Toc215480061" w:history="1">
+          <w:hyperlink w:anchor="_Toc215482065" w:history="1">
             <w:r>
               <w:rPr>
                 <w:rStyle w:val="Hyperlink"/>
@@ -705,7 +705,7 @@
                 <w:noProof/>
                 <w:webHidden/>
               </w:rPr>
-              <w:instrText xml:space="preserve"> PAGEREF _Toc215480061 \h </w:instrText>
+              <w:instrText xml:space="preserve"> PAGEREF _Toc215482065 \h </w:instrText>
             </w:r>
             <w:r>
               <w:rPr>
@@ -751,7 +751,7 @@
               <w14:ligatures w14:val="standardContextual"/>
             </w:rPr>
           </w:pPr>
-          <w:hyperlink w:anchor="_Toc215480062" w:history="1">
+          <w:hyperlink w:anchor="_Toc215482066" w:history="1">
             <w:r>
               <w:rPr>
                 <w:rStyle w:val="Hyperlink"/>
@@ -778,7 +778,7 @@
                 <w:noProof/>
                 <w:webHidden/>
               </w:rPr>
-              <w:instrText xml:space="preserve"> PAGEREF _Toc215480062 \h </w:instrText>
+              <w:instrText xml:space="preserve"> PAGEREF _Toc215482066 \h </w:instrText>
             </w:r>
             <w:r>
               <w:rPr>
@@ -824,7 +824,7 @@
               <w14:ligatures w14:val="standardContextual"/>
             </w:rPr>
           </w:pPr>
-          <w:hyperlink w:anchor="_Toc215480063" w:history="1">
+          <w:hyperlink w:anchor="_Toc215482067" w:history="1">
             <w:r>
               <w:rPr>
                 <w:rStyle w:val="Hyperlink"/>
@@ -851,7 +851,7 @@
                 <w:noProof/>
                 <w:webHidden/>
               </w:rPr>
-              <w:instrText xml:space="preserve"> PAGEREF _Toc215480063 \h </w:instrText>
+              <w:instrText xml:space="preserve"> PAGEREF _Toc215482067 \h </w:instrText>
             </w:r>
             <w:r>
               <w:rPr>
@@ -897,7 +897,7 @@
               <w14:ligatures w14:val="standardContextual"/>
             </w:rPr>
           </w:pPr>
-          <w:hyperlink w:anchor="_Toc215480064" w:history="1">
+          <w:hyperlink w:anchor="_Toc215482068" w:history="1">
             <w:r>
               <w:rPr>
                 <w:rStyle w:val="Hyperlink"/>
@@ -924,7 +924,7 @@
                 <w:noProof/>
                 <w:webHidden/>
               </w:rPr>
-              <w:instrText xml:space="preserve"> PAGEREF _Toc215480064 \h </w:instrText>
+              <w:instrText xml:space="preserve"> PAGEREF _Toc215482068 \h </w:instrText>
             </w:r>
             <w:r>
               <w:rPr>
@@ -970,7 +970,7 @@
               <w14:ligatures w14:val="standardContextual"/>
             </w:rPr>
           </w:pPr>
-          <w:hyperlink w:anchor="_Toc215480065" w:history="1">
+          <w:hyperlink w:anchor="_Toc215482069" w:history="1">
             <w:r>
               <w:rPr>
                 <w:rStyle w:val="Hyperlink"/>
@@ -997,7 +997,7 @@
                 <w:noProof/>
                 <w:webHidden/>
               </w:rPr>
-              <w:instrText xml:space="preserve"> PAGEREF _Toc215480065 \h </w:instrText>
+              <w:instrText xml:space="preserve"> PAGEREF _Toc215482069 \h </w:instrText>
             </w:r>
             <w:r>
               <w:rPr>
@@ -1043,7 +1043,7 @@
               <w14:ligatures w14:val="standardContextual"/>
             </w:rPr>
           </w:pPr>
-          <w:hyperlink w:anchor="_Toc215480066" w:history="1">
+          <w:hyperlink w:anchor="_Toc215482070" w:history="1">
             <w:r>
               <w:rPr>
                 <w:rStyle w:val="Hyperlink"/>
@@ -1070,7 +1070,7 @@
                 <w:noProof/>
                 <w:webHidden/>
               </w:rPr>
-              <w:instrText xml:space="preserve"> PAGEREF _Toc215480066 \h </w:instrText>
+              <w:instrText xml:space="preserve"> PAGEREF _Toc215482070 \h </w:instrText>
             </w:r>
             <w:r>
               <w:rPr>
@@ -1116,7 +1116,7 @@
               <w14:ligatures w14:val="standardContextual"/>
             </w:rPr>
           </w:pPr>
-          <w:hyperlink w:anchor="_Toc215480067" w:history="1">
+          <w:hyperlink w:anchor="_Toc215482071" w:history="1">
             <w:r>
               <w:rPr>
                 <w:rStyle w:val="Hyperlink"/>
@@ -1143,7 +1143,7 @@
                 <w:noProof/>
                 <w:webHidden/>
               </w:rPr>
-              <w:instrText xml:space="preserve"> PAGEREF _Toc215480067 \h </w:instrText>
+              <w:instrText xml:space="preserve"> PAGEREF _Toc215482071 \h </w:instrText>
             </w:r>
             <w:r>
               <w:rPr>
@@ -1189,7 +1189,7 @@
               <w14:ligatures w14:val="standardContextual"/>
             </w:rPr>
           </w:pPr>
-          <w:hyperlink w:anchor="_Toc215480068" w:history="1">
+          <w:hyperlink w:anchor="_Toc215482072" w:history="1">
             <w:r>
               <w:rPr>
                 <w:rStyle w:val="Hyperlink"/>
@@ -1216,7 +1216,7 @@
                 <w:noProof/>
                 <w:webHidden/>
               </w:rPr>
-              <w:instrText xml:space="preserve"> PAGEREF _Toc215480068 \h </w:instrText>
+              <w:instrText xml:space="preserve"> PAGEREF _Toc215482072 \h </w:instrText>
             </w:r>
             <w:r>
               <w:rPr>
@@ -1262,7 +1262,7 @@
               <w14:ligatures w14:val="standardContextual"/>
             </w:rPr>
           </w:pPr>
-          <w:hyperlink w:anchor="_Toc215480069" w:history="1">
+          <w:hyperlink w:anchor="_Toc215482073" w:history="1">
             <w:r>
               <w:rPr>
                 <w:rStyle w:val="Hyperlink"/>
@@ -1289,7 +1289,7 @@
                 <w:noProof/>
                 <w:webHidden/>
               </w:rPr>
-              <w:instrText xml:space="preserve"> PAGEREF _Toc215480069 \h </w:instrText>
+              <w:instrText xml:space="preserve"> PAGEREF _Toc215482073 \h </w:instrText>
             </w:r>
             <w:r>
               <w:rPr>
@@ -1334,27 +1334,13 @@
               <w14:ligatures w14:val="standardContextual"/>
             </w:rPr>
           </w:pPr>
-          <w:hyperlink w:anchor="_Toc215480070" w:history="1">
+          <w:hyperlink w:anchor="_Toc215482074" w:history="1">
             <w:r>
               <w:rPr>
                 <w:rStyle w:val="Hyperlink"/>
                 <w:noProof/>
               </w:rPr>
-              <w:t>II.  Literatu</w:t>
-            </w:r>
-            <w:r>
-              <w:rPr>
-                <w:rStyle w:val="Hyperlink"/>
-                <w:noProof/>
-              </w:rPr>
-              <w:t>r</w:t>
-            </w:r>
-            <w:r>
-              <w:rPr>
-                <w:rStyle w:val="Hyperlink"/>
-                <w:noProof/>
-              </w:rPr>
-              <w:t>e Review</w:t>
+              <w:t>II.  Literature Review</w:t>
             </w:r>
             <w:r>
               <w:rPr>
@@ -1375,7 +1361,7 @@
                 <w:noProof/>
                 <w:webHidden/>
               </w:rPr>
-              <w:instrText xml:space="preserve"> PAGEREF _Toc215480070 \h </w:instrText>
+              <w:instrText xml:space="preserve"> PAGEREF _Toc215482074 \h </w:instrText>
             </w:r>
             <w:r>
               <w:rPr>
@@ -1421,7 +1407,7 @@
               <w14:ligatures w14:val="standardContextual"/>
             </w:rPr>
           </w:pPr>
-          <w:hyperlink w:anchor="_Toc215480071" w:history="1">
+          <w:hyperlink w:anchor="_Toc215482075" w:history="1">
             <w:r>
               <w:rPr>
                 <w:rStyle w:val="Hyperlink"/>
@@ -1448,7 +1434,7 @@
                 <w:noProof/>
                 <w:webHidden/>
               </w:rPr>
-              <w:instrText xml:space="preserve"> PAGEREF _Toc215480071 \h </w:instrText>
+              <w:instrText xml:space="preserve"> PAGEREF _Toc215482075 \h </w:instrText>
             </w:r>
             <w:r>
               <w:rPr>
@@ -1494,7 +1480,7 @@
               <w14:ligatures w14:val="standardContextual"/>
             </w:rPr>
           </w:pPr>
-          <w:hyperlink w:anchor="_Toc215480072" w:history="1">
+          <w:hyperlink w:anchor="_Toc215482076" w:history="1">
             <w:r>
               <w:rPr>
                 <w:rStyle w:val="Hyperlink"/>
@@ -1521,7 +1507,7 @@
                 <w:noProof/>
                 <w:webHidden/>
               </w:rPr>
-              <w:instrText xml:space="preserve"> PAGEREF _Toc215480072 \h </w:instrText>
+              <w:instrText xml:space="preserve"> PAGEREF _Toc215482076 \h </w:instrText>
             </w:r>
             <w:r>
               <w:rPr>
@@ -1567,7 +1553,7 @@
               <w14:ligatures w14:val="standardContextual"/>
             </w:rPr>
           </w:pPr>
-          <w:hyperlink w:anchor="_Toc215480073" w:history="1">
+          <w:hyperlink w:anchor="_Toc215482077" w:history="1">
             <w:r>
               <w:rPr>
                 <w:rStyle w:val="Hyperlink"/>
@@ -1594,7 +1580,7 @@
                 <w:noProof/>
                 <w:webHidden/>
               </w:rPr>
-              <w:instrText xml:space="preserve"> PAGEREF _Toc215480073 \h </w:instrText>
+              <w:instrText xml:space="preserve"> PAGEREF _Toc215482077 \h </w:instrText>
             </w:r>
             <w:r>
               <w:rPr>
@@ -1640,7 +1626,7 @@
               <w14:ligatures w14:val="standardContextual"/>
             </w:rPr>
           </w:pPr>
-          <w:hyperlink w:anchor="_Toc215480074" w:history="1">
+          <w:hyperlink w:anchor="_Toc215482078" w:history="1">
             <w:r>
               <w:rPr>
                 <w:rStyle w:val="Hyperlink"/>
@@ -1667,7 +1653,7 @@
                 <w:noProof/>
                 <w:webHidden/>
               </w:rPr>
-              <w:instrText xml:space="preserve"> PAGEREF _Toc215480074 \h </w:instrText>
+              <w:instrText xml:space="preserve"> PAGEREF _Toc215482078 \h </w:instrText>
             </w:r>
             <w:r>
               <w:rPr>
@@ -1713,7 +1699,7 @@
               <w14:ligatures w14:val="standardContextual"/>
             </w:rPr>
           </w:pPr>
-          <w:hyperlink w:anchor="_Toc215480075" w:history="1">
+          <w:hyperlink w:anchor="_Toc215482079" w:history="1">
             <w:r>
               <w:rPr>
                 <w:rStyle w:val="Hyperlink"/>
@@ -1740,7 +1726,7 @@
                 <w:noProof/>
                 <w:webHidden/>
               </w:rPr>
-              <w:instrText xml:space="preserve"> PAGEREF _Toc215480075 \h </w:instrText>
+              <w:instrText xml:space="preserve"> PAGEREF _Toc215482079 \h </w:instrText>
             </w:r>
             <w:r>
               <w:rPr>
@@ -1786,7 +1772,7 @@
               <w14:ligatures w14:val="standardContextual"/>
             </w:rPr>
           </w:pPr>
-          <w:hyperlink w:anchor="_Toc215480076" w:history="1">
+          <w:hyperlink w:anchor="_Toc215482080" w:history="1">
             <w:r>
               <w:rPr>
                 <w:rStyle w:val="Hyperlink"/>
@@ -1813,7 +1799,7 @@
                 <w:noProof/>
                 <w:webHidden/>
               </w:rPr>
-              <w:instrText xml:space="preserve"> PAGEREF _Toc215480076 \h </w:instrText>
+              <w:instrText xml:space="preserve"> PAGEREF _Toc215482080 \h </w:instrText>
             </w:r>
             <w:r>
               <w:rPr>
@@ -1859,7 +1845,7 @@
               <w14:ligatures w14:val="standardContextual"/>
             </w:rPr>
           </w:pPr>
-          <w:hyperlink w:anchor="_Toc215480077" w:history="1">
+          <w:hyperlink w:anchor="_Toc215482081" w:history="1">
             <w:r>
               <w:rPr>
                 <w:rStyle w:val="Hyperlink"/>
@@ -1886,7 +1872,7 @@
                 <w:noProof/>
                 <w:webHidden/>
               </w:rPr>
-              <w:instrText xml:space="preserve"> PAGEREF _Toc215480077 \h </w:instrText>
+              <w:instrText xml:space="preserve"> PAGEREF _Toc215482081 \h </w:instrText>
             </w:r>
             <w:r>
               <w:rPr>
@@ -1932,7 +1918,7 @@
               <w14:ligatures w14:val="standardContextual"/>
             </w:rPr>
           </w:pPr>
-          <w:hyperlink w:anchor="_Toc215480078" w:history="1">
+          <w:hyperlink w:anchor="_Toc215482082" w:history="1">
             <w:r>
               <w:rPr>
                 <w:rStyle w:val="Hyperlink"/>
@@ -1959,7 +1945,7 @@
                 <w:noProof/>
                 <w:webHidden/>
               </w:rPr>
-              <w:instrText xml:space="preserve"> PAGEREF _Toc215480078 \h </w:instrText>
+              <w:instrText xml:space="preserve"> PAGEREF _Toc215482082 \h </w:instrText>
             </w:r>
             <w:r>
               <w:rPr>
@@ -2005,7 +1991,7 @@
               <w14:ligatures w14:val="standardContextual"/>
             </w:rPr>
           </w:pPr>
-          <w:hyperlink w:anchor="_Toc215480079" w:history="1">
+          <w:hyperlink w:anchor="_Toc215482083" w:history="1">
             <w:r>
               <w:rPr>
                 <w:rStyle w:val="Hyperlink"/>
@@ -2032,7 +2018,7 @@
                 <w:noProof/>
                 <w:webHidden/>
               </w:rPr>
-              <w:instrText xml:space="preserve"> PAGEREF _Toc215480079 \h </w:instrText>
+              <w:instrText xml:space="preserve"> PAGEREF _Toc215482083 \h </w:instrText>
             </w:r>
             <w:r>
               <w:rPr>
@@ -2078,7 +2064,7 @@
               <w14:ligatures w14:val="standardContextual"/>
             </w:rPr>
           </w:pPr>
-          <w:hyperlink w:anchor="_Toc215480080" w:history="1">
+          <w:hyperlink w:anchor="_Toc215482084" w:history="1">
             <w:r>
               <w:rPr>
                 <w:rStyle w:val="Hyperlink"/>
@@ -2105,7 +2091,7 @@
                 <w:noProof/>
                 <w:webHidden/>
               </w:rPr>
-              <w:instrText xml:space="preserve"> PAGEREF _Toc215480080 \h </w:instrText>
+              <w:instrText xml:space="preserve"> PAGEREF _Toc215482084 \h </w:instrText>
             </w:r>
             <w:r>
               <w:rPr>
@@ -2151,7 +2137,7 @@
               <w14:ligatures w14:val="standardContextual"/>
             </w:rPr>
           </w:pPr>
-          <w:hyperlink w:anchor="_Toc215480081" w:history="1">
+          <w:hyperlink w:anchor="_Toc215482085" w:history="1">
             <w:r>
               <w:rPr>
                 <w:rStyle w:val="Hyperlink"/>
@@ -2178,7 +2164,7 @@
                 <w:noProof/>
                 <w:webHidden/>
               </w:rPr>
-              <w:instrText xml:space="preserve"> PAGEREF _Toc215480081 \h </w:instrText>
+              <w:instrText xml:space="preserve"> PAGEREF _Toc215482085 \h </w:instrText>
             </w:r>
             <w:r>
               <w:rPr>
@@ -2224,7 +2210,7 @@
               <w14:ligatures w14:val="standardContextual"/>
             </w:rPr>
           </w:pPr>
-          <w:hyperlink w:anchor="_Toc215480082" w:history="1">
+          <w:hyperlink w:anchor="_Toc215482086" w:history="1">
             <w:r>
               <w:rPr>
                 <w:rStyle w:val="Hyperlink"/>
@@ -2251,7 +2237,7 @@
                 <w:noProof/>
                 <w:webHidden/>
               </w:rPr>
-              <w:instrText xml:space="preserve"> PAGEREF _Toc215480082 \h </w:instrText>
+              <w:instrText xml:space="preserve"> PAGEREF _Toc215482086 \h </w:instrText>
             </w:r>
             <w:r>
               <w:rPr>
@@ -2297,7 +2283,7 @@
               <w14:ligatures w14:val="standardContextual"/>
             </w:rPr>
           </w:pPr>
-          <w:hyperlink w:anchor="_Toc215480083" w:history="1">
+          <w:hyperlink w:anchor="_Toc215482087" w:history="1">
             <w:r>
               <w:rPr>
                 <w:rStyle w:val="Hyperlink"/>
@@ -2324,7 +2310,7 @@
                 <w:noProof/>
                 <w:webHidden/>
               </w:rPr>
-              <w:instrText xml:space="preserve"> PAGEREF _Toc215480083 \h </w:instrText>
+              <w:instrText xml:space="preserve"> PAGEREF _Toc215482087 \h </w:instrText>
             </w:r>
             <w:r>
               <w:rPr>
@@ -2370,7 +2356,7 @@
               <w14:ligatures w14:val="standardContextual"/>
             </w:rPr>
           </w:pPr>
-          <w:hyperlink w:anchor="_Toc215480084" w:history="1">
+          <w:hyperlink w:anchor="_Toc215482088" w:history="1">
             <w:r>
               <w:rPr>
                 <w:rStyle w:val="Hyperlink"/>
@@ -2397,7 +2383,7 @@
                 <w:noProof/>
                 <w:webHidden/>
               </w:rPr>
-              <w:instrText xml:space="preserve"> PAGEREF _Toc215480084 \h </w:instrText>
+              <w:instrText xml:space="preserve"> PAGEREF _Toc215482088 \h </w:instrText>
             </w:r>
             <w:r>
               <w:rPr>
@@ -2443,7 +2429,7 @@
               <w14:ligatures w14:val="standardContextual"/>
             </w:rPr>
           </w:pPr>
-          <w:hyperlink w:anchor="_Toc215480085" w:history="1">
+          <w:hyperlink w:anchor="_Toc215482089" w:history="1">
             <w:r>
               <w:rPr>
                 <w:rStyle w:val="Hyperlink"/>
@@ -2470,7 +2456,7 @@
                 <w:noProof/>
                 <w:webHidden/>
               </w:rPr>
-              <w:instrText xml:space="preserve"> PAGEREF _Toc215480085 \h </w:instrText>
+              <w:instrText xml:space="preserve"> PAGEREF _Toc215482089 \h </w:instrText>
             </w:r>
             <w:r>
               <w:rPr>
@@ -2516,7 +2502,7 @@
               <w14:ligatures w14:val="standardContextual"/>
             </w:rPr>
           </w:pPr>
-          <w:hyperlink w:anchor="_Toc215480086" w:history="1">
+          <w:hyperlink w:anchor="_Toc215482090" w:history="1">
             <w:r>
               <w:rPr>
                 <w:rStyle w:val="Hyperlink"/>
@@ -2543,7 +2529,7 @@
                 <w:noProof/>
                 <w:webHidden/>
               </w:rPr>
-              <w:instrText xml:space="preserve"> PAGEREF _Toc215480086 \h </w:instrText>
+              <w:instrText xml:space="preserve"> PAGEREF _Toc215482090 \h </w:instrText>
             </w:r>
             <w:r>
               <w:rPr>
@@ -2589,7 +2575,7 @@
               <w14:ligatures w14:val="standardContextual"/>
             </w:rPr>
           </w:pPr>
-          <w:hyperlink w:anchor="_Toc215480087" w:history="1">
+          <w:hyperlink w:anchor="_Toc215482091" w:history="1">
             <w:r>
               <w:rPr>
                 <w:rStyle w:val="Hyperlink"/>
@@ -2616,7 +2602,7 @@
                 <w:noProof/>
                 <w:webHidden/>
               </w:rPr>
-              <w:instrText xml:space="preserve"> PAGEREF _Toc215480087 \h </w:instrText>
+              <w:instrText xml:space="preserve"> PAGEREF _Toc215482091 \h </w:instrText>
             </w:r>
             <w:r>
               <w:rPr>
@@ -2662,7 +2648,7 @@
               <w14:ligatures w14:val="standardContextual"/>
             </w:rPr>
           </w:pPr>
-          <w:hyperlink w:anchor="_Toc215480088" w:history="1">
+          <w:hyperlink w:anchor="_Toc215482092" w:history="1">
             <w:r>
               <w:rPr>
                 <w:rStyle w:val="Hyperlink"/>
@@ -2689,7 +2675,7 @@
                 <w:noProof/>
                 <w:webHidden/>
               </w:rPr>
-              <w:instrText xml:space="preserve"> PAGEREF _Toc215480088 \h </w:instrText>
+              <w:instrText xml:space="preserve"> PAGEREF _Toc215482092 \h </w:instrText>
             </w:r>
             <w:r>
               <w:rPr>
@@ -2735,7 +2721,7 @@
               <w14:ligatures w14:val="standardContextual"/>
             </w:rPr>
           </w:pPr>
-          <w:hyperlink w:anchor="_Toc215480089" w:history="1">
+          <w:hyperlink w:anchor="_Toc215482093" w:history="1">
             <w:r>
               <w:rPr>
                 <w:rStyle w:val="Hyperlink"/>
@@ -2762,7 +2748,7 @@
                 <w:noProof/>
                 <w:webHidden/>
               </w:rPr>
-              <w:instrText xml:space="preserve"> PAGEREF _Toc215480089 \h </w:instrText>
+              <w:instrText xml:space="preserve"> PAGEREF _Toc215482093 \h </w:instrText>
             </w:r>
             <w:r>
               <w:rPr>
@@ -2808,7 +2794,7 @@
               <w14:ligatures w14:val="standardContextual"/>
             </w:rPr>
           </w:pPr>
-          <w:hyperlink w:anchor="_Toc215480090" w:history="1">
+          <w:hyperlink w:anchor="_Toc215482094" w:history="1">
             <w:r>
               <w:rPr>
                 <w:rStyle w:val="Hyperlink"/>
@@ -2835,7 +2821,7 @@
                 <w:noProof/>
                 <w:webHidden/>
               </w:rPr>
-              <w:instrText xml:space="preserve"> PAGEREF _Toc215480090 \h </w:instrText>
+              <w:instrText xml:space="preserve"> PAGEREF _Toc215482094 \h </w:instrText>
             </w:r>
             <w:r>
               <w:rPr>
@@ -2880,27 +2866,13 @@
               <w14:ligatures w14:val="standardContextual"/>
             </w:rPr>
           </w:pPr>
-          <w:hyperlink w:anchor="_Toc215480091" w:history="1">
+          <w:hyperlink w:anchor="_Toc215482095" w:history="1">
             <w:r>
               <w:rPr>
                 <w:rStyle w:val="Hyperlink"/>
                 <w:noProof/>
               </w:rPr>
-              <w:t>III.  Meth</w:t>
-            </w:r>
-            <w:r>
-              <w:rPr>
-                <w:rStyle w:val="Hyperlink"/>
-                <w:noProof/>
-              </w:rPr>
-              <w:t>o</w:t>
-            </w:r>
-            <w:r>
-              <w:rPr>
-                <w:rStyle w:val="Hyperlink"/>
-                <w:noProof/>
-              </w:rPr>
-              <w:t>ds</w:t>
+              <w:t>III.  Methods</w:t>
             </w:r>
             <w:r>
               <w:rPr>
@@ -2921,7 +2893,7 @@
                 <w:noProof/>
                 <w:webHidden/>
               </w:rPr>
-              <w:instrText xml:space="preserve"> PAGEREF _Toc215480091 \h </w:instrText>
+              <w:instrText xml:space="preserve"> PAGEREF _Toc215482095 \h </w:instrText>
             </w:r>
             <w:r>
               <w:rPr>
@@ -2967,7 +2939,7 @@
               <w14:ligatures w14:val="standardContextual"/>
             </w:rPr>
           </w:pPr>
-          <w:hyperlink w:anchor="_Toc215480092" w:history="1">
+          <w:hyperlink w:anchor="_Toc215482096" w:history="1">
             <w:r>
               <w:rPr>
                 <w:rStyle w:val="Hyperlink"/>
@@ -2994,7 +2966,7 @@
                 <w:noProof/>
                 <w:webHidden/>
               </w:rPr>
-              <w:instrText xml:space="preserve"> PAGEREF _Toc215480092 \h </w:instrText>
+              <w:instrText xml:space="preserve"> PAGEREF _Toc215482096 \h </w:instrText>
             </w:r>
             <w:r>
               <w:rPr>
@@ -3040,7 +3012,7 @@
               <w14:ligatures w14:val="standardContextual"/>
             </w:rPr>
           </w:pPr>
-          <w:hyperlink w:anchor="_Toc215480093" w:history="1">
+          <w:hyperlink w:anchor="_Toc215482097" w:history="1">
             <w:r>
               <w:rPr>
                 <w:rStyle w:val="Hyperlink"/>
@@ -3067,7 +3039,7 @@
                 <w:noProof/>
                 <w:webHidden/>
               </w:rPr>
-              <w:instrText xml:space="preserve"> PAGEREF _Toc215480093 \h </w:instrText>
+              <w:instrText xml:space="preserve"> PAGEREF _Toc215482097 \h </w:instrText>
             </w:r>
             <w:r>
               <w:rPr>
@@ -3113,7 +3085,7 @@
               <w14:ligatures w14:val="standardContextual"/>
             </w:rPr>
           </w:pPr>
-          <w:hyperlink w:anchor="_Toc215480094" w:history="1">
+          <w:hyperlink w:anchor="_Toc215482098" w:history="1">
             <w:r>
               <w:rPr>
                 <w:rStyle w:val="Hyperlink"/>
@@ -3140,7 +3112,7 @@
                 <w:noProof/>
                 <w:webHidden/>
               </w:rPr>
-              <w:instrText xml:space="preserve"> PAGEREF _Toc215480094 \h </w:instrText>
+              <w:instrText xml:space="preserve"> PAGEREF _Toc215482098 \h </w:instrText>
             </w:r>
             <w:r>
               <w:rPr>
@@ -3186,7 +3158,7 @@
               <w14:ligatures w14:val="standardContextual"/>
             </w:rPr>
           </w:pPr>
-          <w:hyperlink w:anchor="_Toc215480095" w:history="1">
+          <w:hyperlink w:anchor="_Toc215482099" w:history="1">
             <w:r>
               <w:rPr>
                 <w:rStyle w:val="Hyperlink"/>
@@ -3213,7 +3185,7 @@
                 <w:noProof/>
                 <w:webHidden/>
               </w:rPr>
-              <w:instrText xml:space="preserve"> PAGEREF _Toc215480095 \h </w:instrText>
+              <w:instrText xml:space="preserve"> PAGEREF _Toc215482099 \h </w:instrText>
             </w:r>
             <w:r>
               <w:rPr>
@@ -3259,7 +3231,7 @@
               <w14:ligatures w14:val="standardContextual"/>
             </w:rPr>
           </w:pPr>
-          <w:hyperlink w:anchor="_Toc215480096" w:history="1">
+          <w:hyperlink w:anchor="_Toc215482100" w:history="1">
             <w:r>
               <w:rPr>
                 <w:rStyle w:val="Hyperlink"/>
@@ -3286,7 +3258,7 @@
                 <w:noProof/>
                 <w:webHidden/>
               </w:rPr>
-              <w:instrText xml:space="preserve"> PAGEREF _Toc215480096 \h </w:instrText>
+              <w:instrText xml:space="preserve"> PAGEREF _Toc215482100 \h </w:instrText>
             </w:r>
             <w:r>
               <w:rPr>
@@ -3332,7 +3304,7 @@
               <w14:ligatures w14:val="standardContextual"/>
             </w:rPr>
           </w:pPr>
-          <w:hyperlink w:anchor="_Toc215480097" w:history="1">
+          <w:hyperlink w:anchor="_Toc215482101" w:history="1">
             <w:r>
               <w:rPr>
                 <w:rStyle w:val="Hyperlink"/>
@@ -3359,7 +3331,7 @@
                 <w:noProof/>
                 <w:webHidden/>
               </w:rPr>
-              <w:instrText xml:space="preserve"> PAGEREF _Toc215480097 \h </w:instrText>
+              <w:instrText xml:space="preserve"> PAGEREF _Toc215482101 \h </w:instrText>
             </w:r>
             <w:r>
               <w:rPr>
@@ -3405,7 +3377,7 @@
               <w14:ligatures w14:val="standardContextual"/>
             </w:rPr>
           </w:pPr>
-          <w:hyperlink w:anchor="_Toc215480098" w:history="1">
+          <w:hyperlink w:anchor="_Toc215482102" w:history="1">
             <w:r>
               <w:rPr>
                 <w:rStyle w:val="Hyperlink"/>
@@ -3432,7 +3404,7 @@
                 <w:noProof/>
                 <w:webHidden/>
               </w:rPr>
-              <w:instrText xml:space="preserve"> PAGEREF _Toc215480098 \h </w:instrText>
+              <w:instrText xml:space="preserve"> PAGEREF _Toc215482102 \h </w:instrText>
             </w:r>
             <w:r>
               <w:rPr>
@@ -3478,7 +3450,7 @@
               <w14:ligatures w14:val="standardContextual"/>
             </w:rPr>
           </w:pPr>
-          <w:hyperlink w:anchor="_Toc215480099" w:history="1">
+          <w:hyperlink w:anchor="_Toc215482103" w:history="1">
             <w:r>
               <w:rPr>
                 <w:rStyle w:val="Hyperlink"/>
@@ -3505,7 +3477,7 @@
                 <w:noProof/>
                 <w:webHidden/>
               </w:rPr>
-              <w:instrText xml:space="preserve"> PAGEREF _Toc215480099 \h </w:instrText>
+              <w:instrText xml:space="preserve"> PAGEREF _Toc215482103 \h </w:instrText>
             </w:r>
             <w:r>
               <w:rPr>
@@ -3551,7 +3523,7 @@
               <w14:ligatures w14:val="standardContextual"/>
             </w:rPr>
           </w:pPr>
-          <w:hyperlink w:anchor="_Toc215480100" w:history="1">
+          <w:hyperlink w:anchor="_Toc215482104" w:history="1">
             <w:r>
               <w:rPr>
                 <w:rStyle w:val="Hyperlink"/>
@@ -3578,7 +3550,7 @@
                 <w:noProof/>
                 <w:webHidden/>
               </w:rPr>
-              <w:instrText xml:space="preserve"> PAGEREF _Toc215480100 \h </w:instrText>
+              <w:instrText xml:space="preserve"> PAGEREF _Toc215482104 \h </w:instrText>
             </w:r>
             <w:r>
               <w:rPr>
@@ -3623,27 +3595,13 @@
               <w14:ligatures w14:val="standardContextual"/>
             </w:rPr>
           </w:pPr>
-          <w:hyperlink w:anchor="_Toc215480101" w:history="1">
+          <w:hyperlink w:anchor="_Toc215482105" w:history="1">
             <w:r>
               <w:rPr>
                 <w:rStyle w:val="Hyperlink"/>
                 <w:noProof/>
               </w:rPr>
-              <w:t>IV.  Re</w:t>
-            </w:r>
-            <w:r>
-              <w:rPr>
-                <w:rStyle w:val="Hyperlink"/>
-                <w:noProof/>
-              </w:rPr>
-              <w:t>s</w:t>
-            </w:r>
-            <w:r>
-              <w:rPr>
-                <w:rStyle w:val="Hyperlink"/>
-                <w:noProof/>
-              </w:rPr>
-              <w:t>ults</w:t>
+              <w:t>IV.  Results</w:t>
             </w:r>
             <w:r>
               <w:rPr>
@@ -3664,7 +3622,7 @@
                 <w:noProof/>
                 <w:webHidden/>
               </w:rPr>
-              <w:instrText xml:space="preserve"> PAGEREF _Toc215480101 \h </w:instrText>
+              <w:instrText xml:space="preserve"> PAGEREF _Toc215482105 \h </w:instrText>
             </w:r>
             <w:r>
               <w:rPr>
@@ -3710,7 +3668,7 @@
               <w14:ligatures w14:val="standardContextual"/>
             </w:rPr>
           </w:pPr>
-          <w:hyperlink w:anchor="_Toc215480102" w:history="1">
+          <w:hyperlink w:anchor="_Toc215482106" w:history="1">
             <w:r>
               <w:rPr>
                 <w:rStyle w:val="Hyperlink"/>
@@ -3737,7 +3695,7 @@
                 <w:noProof/>
                 <w:webHidden/>
               </w:rPr>
-              <w:instrText xml:space="preserve"> PAGEREF _Toc215480102 \h </w:instrText>
+              <w:instrText xml:space="preserve"> PAGEREF _Toc215482106 \h </w:instrText>
             </w:r>
             <w:r>
               <w:rPr>
@@ -3783,7 +3741,7 @@
               <w14:ligatures w14:val="standardContextual"/>
             </w:rPr>
           </w:pPr>
-          <w:hyperlink w:anchor="_Toc215480103" w:history="1">
+          <w:hyperlink w:anchor="_Toc215482107" w:history="1">
             <w:r>
               <w:rPr>
                 <w:rStyle w:val="Hyperlink"/>
@@ -3810,7 +3768,7 @@
                 <w:noProof/>
                 <w:webHidden/>
               </w:rPr>
-              <w:instrText xml:space="preserve"> PAGEREF _Toc215480103 \h </w:instrText>
+              <w:instrText xml:space="preserve"> PAGEREF _Toc215482107 \h </w:instrText>
             </w:r>
             <w:r>
               <w:rPr>
@@ -3856,7 +3814,7 @@
               <w14:ligatures w14:val="standardContextual"/>
             </w:rPr>
           </w:pPr>
-          <w:hyperlink w:anchor="_Toc215480104" w:history="1">
+          <w:hyperlink w:anchor="_Toc215482108" w:history="1">
             <w:r>
               <w:rPr>
                 <w:rStyle w:val="Hyperlink"/>
@@ -3883,7 +3841,7 @@
                 <w:noProof/>
                 <w:webHidden/>
               </w:rPr>
-              <w:instrText xml:space="preserve"> PAGEREF _Toc215480104 \h </w:instrText>
+              <w:instrText xml:space="preserve"> PAGEREF _Toc215482108 \h </w:instrText>
             </w:r>
             <w:r>
               <w:rPr>
@@ -3929,7 +3887,7 @@
               <w14:ligatures w14:val="standardContextual"/>
             </w:rPr>
           </w:pPr>
-          <w:hyperlink w:anchor="_Toc215480105" w:history="1">
+          <w:hyperlink w:anchor="_Toc215482109" w:history="1">
             <w:r>
               <w:rPr>
                 <w:rStyle w:val="Hyperlink"/>
@@ -3956,7 +3914,7 @@
                 <w:noProof/>
                 <w:webHidden/>
               </w:rPr>
-              <w:instrText xml:space="preserve"> PAGEREF _Toc215480105 \h </w:instrText>
+              <w:instrText xml:space="preserve"> PAGEREF _Toc215482109 \h </w:instrText>
             </w:r>
             <w:r>
               <w:rPr>
@@ -4002,7 +3960,7 @@
               <w14:ligatures w14:val="standardContextual"/>
             </w:rPr>
           </w:pPr>
-          <w:hyperlink w:anchor="_Toc215480106" w:history="1">
+          <w:hyperlink w:anchor="_Toc215482110" w:history="1">
             <w:r>
               <w:rPr>
                 <w:rStyle w:val="Hyperlink"/>
@@ -4029,7 +3987,7 @@
                 <w:noProof/>
                 <w:webHidden/>
               </w:rPr>
-              <w:instrText xml:space="preserve"> PAGEREF _Toc215480106 \h </w:instrText>
+              <w:instrText xml:space="preserve"> PAGEREF _Toc215482110 \h </w:instrText>
             </w:r>
             <w:r>
               <w:rPr>
@@ -4075,7 +4033,7 @@
               <w14:ligatures w14:val="standardContextual"/>
             </w:rPr>
           </w:pPr>
-          <w:hyperlink w:anchor="_Toc215480107" w:history="1">
+          <w:hyperlink w:anchor="_Toc215482111" w:history="1">
             <w:r>
               <w:rPr>
                 <w:rStyle w:val="Hyperlink"/>
@@ -4102,7 +4060,7 @@
                 <w:noProof/>
                 <w:webHidden/>
               </w:rPr>
-              <w:instrText xml:space="preserve"> PAGEREF _Toc215480107 \h </w:instrText>
+              <w:instrText xml:space="preserve"> PAGEREF _Toc215482111 \h </w:instrText>
             </w:r>
             <w:r>
               <w:rPr>
@@ -4148,7 +4106,7 @@
               <w14:ligatures w14:val="standardContextual"/>
             </w:rPr>
           </w:pPr>
-          <w:hyperlink w:anchor="_Toc215480108" w:history="1">
+          <w:hyperlink w:anchor="_Toc215482112" w:history="1">
             <w:r>
               <w:rPr>
                 <w:rStyle w:val="Hyperlink"/>
@@ -4175,7 +4133,7 @@
                 <w:noProof/>
                 <w:webHidden/>
               </w:rPr>
-              <w:instrText xml:space="preserve"> PAGEREF _Toc215480108 \h </w:instrText>
+              <w:instrText xml:space="preserve"> PAGEREF _Toc215482112 \h </w:instrText>
             </w:r>
             <w:r>
               <w:rPr>
@@ -4221,7 +4179,7 @@
               <w14:ligatures w14:val="standardContextual"/>
             </w:rPr>
           </w:pPr>
-          <w:hyperlink w:anchor="_Toc215480109" w:history="1">
+          <w:hyperlink w:anchor="_Toc215482113" w:history="1">
             <w:r>
               <w:rPr>
                 <w:rStyle w:val="Hyperlink"/>
@@ -4248,7 +4206,7 @@
                 <w:noProof/>
                 <w:webHidden/>
               </w:rPr>
-              <w:instrText xml:space="preserve"> PAGEREF _Toc215480109 \h </w:instrText>
+              <w:instrText xml:space="preserve"> PAGEREF _Toc215482113 \h </w:instrText>
             </w:r>
             <w:r>
               <w:rPr>
@@ -4294,7 +4252,7 @@
               <w14:ligatures w14:val="standardContextual"/>
             </w:rPr>
           </w:pPr>
-          <w:hyperlink w:anchor="_Toc215480110" w:history="1">
+          <w:hyperlink w:anchor="_Toc215482114" w:history="1">
             <w:r>
               <w:rPr>
                 <w:rStyle w:val="Hyperlink"/>
@@ -4321,7 +4279,7 @@
                 <w:noProof/>
                 <w:webHidden/>
               </w:rPr>
-              <w:instrText xml:space="preserve"> PAGEREF _Toc215480110 \h </w:instrText>
+              <w:instrText xml:space="preserve"> PAGEREF _Toc215482114 \h </w:instrText>
             </w:r>
             <w:r>
               <w:rPr>
@@ -4367,7 +4325,7 @@
               <w14:ligatures w14:val="standardContextual"/>
             </w:rPr>
           </w:pPr>
-          <w:hyperlink w:anchor="_Toc215480111" w:history="1">
+          <w:hyperlink w:anchor="_Toc215482115" w:history="1">
             <w:r>
               <w:rPr>
                 <w:rStyle w:val="Hyperlink"/>
@@ -4394,7 +4352,7 @@
                 <w:noProof/>
                 <w:webHidden/>
               </w:rPr>
-              <w:instrText xml:space="preserve"> PAGEREF _Toc215480111 \h </w:instrText>
+              <w:instrText xml:space="preserve"> PAGEREF _Toc215482115 \h </w:instrText>
             </w:r>
             <w:r>
               <w:rPr>
@@ -4440,7 +4398,7 @@
               <w14:ligatures w14:val="standardContextual"/>
             </w:rPr>
           </w:pPr>
-          <w:hyperlink w:anchor="_Toc215480112" w:history="1">
+          <w:hyperlink w:anchor="_Toc215482116" w:history="1">
             <w:r>
               <w:rPr>
                 <w:rStyle w:val="Hyperlink"/>
@@ -4467,7 +4425,7 @@
                 <w:noProof/>
                 <w:webHidden/>
               </w:rPr>
-              <w:instrText xml:space="preserve"> PAGEREF _Toc215480112 \h </w:instrText>
+              <w:instrText xml:space="preserve"> PAGEREF _Toc215482116 \h </w:instrText>
             </w:r>
             <w:r>
               <w:rPr>
@@ -4513,7 +4471,7 @@
               <w14:ligatures w14:val="standardContextual"/>
             </w:rPr>
           </w:pPr>
-          <w:hyperlink w:anchor="_Toc215480113" w:history="1">
+          <w:hyperlink w:anchor="_Toc215482117" w:history="1">
             <w:r>
               <w:rPr>
                 <w:rStyle w:val="Hyperlink"/>
@@ -4540,7 +4498,7 @@
                 <w:noProof/>
                 <w:webHidden/>
               </w:rPr>
-              <w:instrText xml:space="preserve"> PAGEREF _Toc215480113 \h </w:instrText>
+              <w:instrText xml:space="preserve"> PAGEREF _Toc215482117 \h </w:instrText>
             </w:r>
             <w:r>
               <w:rPr>
@@ -4586,7 +4544,7 @@
               <w14:ligatures w14:val="standardContextual"/>
             </w:rPr>
           </w:pPr>
-          <w:hyperlink w:anchor="_Toc215480114" w:history="1">
+          <w:hyperlink w:anchor="_Toc215482118" w:history="1">
             <w:r>
               <w:rPr>
                 <w:rStyle w:val="Hyperlink"/>
@@ -4613,7 +4571,7 @@
                 <w:noProof/>
                 <w:webHidden/>
               </w:rPr>
-              <w:instrText xml:space="preserve"> PAGEREF _Toc215480114 \h </w:instrText>
+              <w:instrText xml:space="preserve"> PAGEREF _Toc215482118 \h </w:instrText>
             </w:r>
             <w:r>
               <w:rPr>
@@ -4659,7 +4617,7 @@
               <w14:ligatures w14:val="standardContextual"/>
             </w:rPr>
           </w:pPr>
-          <w:hyperlink w:anchor="_Toc215480115" w:history="1">
+          <w:hyperlink w:anchor="_Toc215482119" w:history="1">
             <w:r>
               <w:rPr>
                 <w:rStyle w:val="Hyperlink"/>
@@ -4686,7 +4644,7 @@
                 <w:noProof/>
                 <w:webHidden/>
               </w:rPr>
-              <w:instrText xml:space="preserve"> PAGEREF _Toc215480115 \h </w:instrText>
+              <w:instrText xml:space="preserve"> PAGEREF _Toc215482119 \h </w:instrText>
             </w:r>
             <w:r>
               <w:rPr>
@@ -4731,27 +4689,13 @@
               <w14:ligatures w14:val="standardContextual"/>
             </w:rPr>
           </w:pPr>
-          <w:hyperlink w:anchor="_Toc215480116" w:history="1">
+          <w:hyperlink w:anchor="_Toc215482120" w:history="1">
             <w:r>
               <w:rPr>
                 <w:rStyle w:val="Hyperlink"/>
                 <w:noProof/>
               </w:rPr>
-              <w:t>V.  Discus</w:t>
-            </w:r>
-            <w:r>
-              <w:rPr>
-                <w:rStyle w:val="Hyperlink"/>
-                <w:noProof/>
-              </w:rPr>
-              <w:t>s</w:t>
-            </w:r>
-            <w:r>
-              <w:rPr>
-                <w:rStyle w:val="Hyperlink"/>
-                <w:noProof/>
-              </w:rPr>
-              <w:t>ion</w:t>
+              <w:t>V.  Discussion</w:t>
             </w:r>
             <w:r>
               <w:rPr>
@@ -4772,7 +4716,7 @@
                 <w:noProof/>
                 <w:webHidden/>
               </w:rPr>
-              <w:instrText xml:space="preserve"> PAGEREF _Toc215480116 \h </w:instrText>
+              <w:instrText xml:space="preserve"> PAGEREF _Toc215482120 \h </w:instrText>
             </w:r>
             <w:r>
               <w:rPr>
@@ -4817,7 +4761,7 @@
               <w14:ligatures w14:val="standardContextual"/>
             </w:rPr>
           </w:pPr>
-          <w:hyperlink w:anchor="_Toc215480117" w:history="1">
+          <w:hyperlink w:anchor="_Toc215482121" w:history="1">
             <w:r>
               <w:rPr>
                 <w:rStyle w:val="Hyperlink"/>
@@ -4844,7 +4788,7 @@
                 <w:noProof/>
                 <w:webHidden/>
               </w:rPr>
-              <w:instrText xml:space="preserve"> PAGEREF _Toc215480117 \h </w:instrText>
+              <w:instrText xml:space="preserve"> PAGEREF _Toc215482121 \h </w:instrText>
             </w:r>
             <w:r>
               <w:rPr>
@@ -4864,7 +4808,7 @@
                 <w:noProof/>
                 <w:webHidden/>
               </w:rPr>
-              <w:t>35</w:t>
+              <w:t>34</w:t>
             </w:r>
             <w:r>
               <w:rPr>
@@ -4889,7 +4833,7 @@
               <w14:ligatures w14:val="standardContextual"/>
             </w:rPr>
           </w:pPr>
-          <w:hyperlink w:anchor="_Toc215480118" w:history="1">
+          <w:hyperlink w:anchor="_Toc215482122" w:history="1">
             <w:r>
               <w:rPr>
                 <w:rStyle w:val="Hyperlink"/>
@@ -4916,7 +4860,7 @@
                 <w:noProof/>
                 <w:webHidden/>
               </w:rPr>
-              <w:instrText xml:space="preserve"> PAGEREF _Toc215480118 \h </w:instrText>
+              <w:instrText xml:space="preserve"> PAGEREF _Toc215482122 \h </w:instrText>
             </w:r>
             <w:r>
               <w:rPr>
@@ -4936,7 +4880,7 @@
                 <w:noProof/>
                 <w:webHidden/>
               </w:rPr>
-              <w:t>37</w:t>
+              <w:t>36</w:t>
             </w:r>
             <w:r>
               <w:rPr>
@@ -4961,7 +4905,7 @@
               <w14:ligatures w14:val="standardContextual"/>
             </w:rPr>
           </w:pPr>
-          <w:hyperlink w:anchor="_Toc215480119" w:history="1">
+          <w:hyperlink w:anchor="_Toc215482123" w:history="1">
             <w:r>
               <w:rPr>
                 <w:rStyle w:val="Hyperlink"/>
@@ -4969,7 +4913,25 @@
                 <w:bCs/>
                 <w:noProof/>
               </w:rPr>
-              <w:t>References</w:t>
+              <w:t>Refere</w:t>
+            </w:r>
+            <w:r>
+              <w:rPr>
+                <w:rStyle w:val="Hyperlink"/>
+                <w:b/>
+                <w:bCs/>
+                <w:noProof/>
+              </w:rPr>
+              <w:t>n</w:t>
+            </w:r>
+            <w:r>
+              <w:rPr>
+                <w:rStyle w:val="Hyperlink"/>
+                <w:b/>
+                <w:bCs/>
+                <w:noProof/>
+              </w:rPr>
+              <w:t>ces</w:t>
             </w:r>
             <w:r>
               <w:rPr>
@@ -4990,7 +4952,7 @@
                 <w:noProof/>
                 <w:webHidden/>
               </w:rPr>
-              <w:instrText xml:space="preserve"> PAGEREF _Toc215480119 \h </w:instrText>
+              <w:instrText xml:space="preserve"> PAGEREF _Toc215482123 \h </w:instrText>
             </w:r>
             <w:r>
               <w:rPr>
@@ -5010,7 +4972,7 @@
                 <w:noProof/>
                 <w:webHidden/>
               </w:rPr>
-              <w:t>38</w:t>
+              <w:t>37</w:t>
             </w:r>
             <w:r>
               <w:rPr>
@@ -5035,7 +4997,7 @@
               <w14:ligatures w14:val="standardContextual"/>
             </w:rPr>
           </w:pPr>
-          <w:hyperlink w:anchor="_Toc215480120" w:history="1">
+          <w:hyperlink w:anchor="_Toc215482124" w:history="1">
             <w:r>
               <w:rPr>
                 <w:rStyle w:val="Hyperlink"/>
@@ -5064,7 +5026,7 @@
                 <w:noProof/>
                 <w:webHidden/>
               </w:rPr>
-              <w:instrText xml:space="preserve"> PAGEREF _Toc215480120 \h </w:instrText>
+              <w:instrText xml:space="preserve"> PAGEREF _Toc215482124 \h </w:instrText>
             </w:r>
             <w:r>
               <w:rPr>
@@ -5084,7 +5046,7 @@
                 <w:noProof/>
                 <w:webHidden/>
               </w:rPr>
-              <w:t>40</w:t>
+              <w:t>39</w:t>
             </w:r>
             <w:r>
               <w:rPr>
@@ -5184,7 +5146,7 @@
           <w:szCs w:val="24"/>
         </w:rPr>
       </w:pPr>
-      <w:bookmarkStart w:id="3" w:name="_Toc215480060"/>
+      <w:bookmarkStart w:id="3" w:name="_Toc215482064"/>
       <w:r>
         <w:rPr>
           <w:szCs w:val="24"/>
@@ -5205,7 +5167,7 @@
         <w:pStyle w:val="Heading2"/>
         <w:spacing w:before="100" w:beforeAutospacing="1" w:after="100" w:afterAutospacing="1"/>
       </w:pPr>
-      <w:bookmarkStart w:id="4" w:name="_Toc215480061"/>
+      <w:bookmarkStart w:id="4" w:name="_Toc215482065"/>
       <w:r>
         <w:t>1.1 Ride-Hailing and Data-Driven Urban Mobility</w:t>
       </w:r>
@@ -5346,7 +5308,7 @@
         <w:pStyle w:val="Heading2"/>
         <w:spacing w:before="100" w:beforeAutospacing="1" w:after="100" w:afterAutospacing="1"/>
       </w:pPr>
-      <w:bookmarkStart w:id="5" w:name="_Toc215480062"/>
+      <w:bookmarkStart w:id="5" w:name="_Toc215482066"/>
       <w:r>
         <w:t>1.2 The Role of Machine Learning in Predictive Operations</w:t>
       </w:r>
@@ -5386,7 +5348,7 @@
         <w:keepNext/>
         <w:spacing w:before="100" w:beforeAutospacing="1" w:after="100" w:afterAutospacing="1"/>
       </w:pPr>
-      <w:bookmarkStart w:id="6" w:name="_Toc215480063"/>
+      <w:bookmarkStart w:id="6" w:name="_Toc215482067"/>
       <w:r>
         <w:lastRenderedPageBreak/>
         <w:t>1.3 Context of the Study: Delhi NCR Ride Data</w:t>
@@ -5424,7 +5386,7 @@
         <w:pStyle w:val="Heading2"/>
         <w:spacing w:before="100" w:beforeAutospacing="1" w:after="100" w:afterAutospacing="1"/>
       </w:pPr>
-      <w:bookmarkStart w:id="7" w:name="_Toc215480064"/>
+      <w:bookmarkStart w:id="7" w:name="_Toc215482068"/>
       <w:r>
         <w:t>1.4 Research Problem and Gap</w:t>
       </w:r>
@@ -5457,7 +5419,7 @@
         <w:pStyle w:val="Heading2"/>
         <w:spacing w:before="100" w:beforeAutospacing="1" w:after="100" w:afterAutospacing="1"/>
       </w:pPr>
-      <w:bookmarkStart w:id="8" w:name="_Toc215480065"/>
+      <w:bookmarkStart w:id="8" w:name="_Toc215482069"/>
       <w:r>
         <w:t>1.5 Aim and Objectives</w:t>
       </w:r>
@@ -5494,7 +5456,7 @@
         <w:pStyle w:val="Heading3"/>
         <w:spacing w:before="100" w:beforeAutospacing="1" w:after="100" w:afterAutospacing="1"/>
       </w:pPr>
-      <w:bookmarkStart w:id="9" w:name="_Toc215480066"/>
+      <w:bookmarkStart w:id="9" w:name="_Toc215482070"/>
       <w:r>
         <w:t>1.5.1 General Aim</w:t>
       </w:r>
@@ -5514,7 +5476,7 @@
         <w:keepNext/>
         <w:spacing w:before="100" w:beforeAutospacing="1" w:after="100" w:afterAutospacing="1"/>
       </w:pPr>
-      <w:bookmarkStart w:id="10" w:name="_Toc215480067"/>
+      <w:bookmarkStart w:id="10" w:name="_Toc215482071"/>
       <w:r>
         <w:t>1.5.2 Specific Objectives</w:t>
       </w:r>
@@ -5693,7 +5655,7 @@
         <w:pStyle w:val="Heading2"/>
         <w:spacing w:before="100" w:beforeAutospacing="1" w:after="100" w:afterAutospacing="1"/>
       </w:pPr>
-      <w:bookmarkStart w:id="11" w:name="_Toc215480068"/>
+      <w:bookmarkStart w:id="11" w:name="_Toc215482072"/>
       <w:r>
         <w:t>1.6 Significance of the Study</w:t>
       </w:r>
@@ -5719,7 +5681,7 @@
         <w:keepNext/>
         <w:spacing w:before="100" w:beforeAutospacing="1" w:after="100" w:afterAutospacing="1"/>
       </w:pPr>
-      <w:bookmarkStart w:id="12" w:name="_Toc215480069"/>
+      <w:bookmarkStart w:id="12" w:name="_Toc215482073"/>
       <w:r>
         <w:t>1.7 Report Overview</w:t>
       </w:r>
@@ -5797,7 +5759,7 @@
           <w:szCs w:val="24"/>
         </w:rPr>
       </w:pPr>
-      <w:bookmarkStart w:id="13" w:name="_Toc215480070"/>
+      <w:bookmarkStart w:id="13" w:name="_Toc215482074"/>
       <w:r>
         <w:rPr>
           <w:szCs w:val="24"/>
@@ -5818,7 +5780,7 @@
         <w:pStyle w:val="Heading2"/>
         <w:spacing w:before="100" w:beforeAutospacing="1" w:after="100" w:afterAutospacing="1"/>
       </w:pPr>
-      <w:bookmarkStart w:id="14" w:name="_Toc215480071"/>
+      <w:bookmarkStart w:id="14" w:name="_Toc215482075"/>
       <w:r>
         <w:t>2</w:t>
       </w:r>
@@ -5864,7 +5826,7 @@
         <w:pStyle w:val="Heading2"/>
         <w:spacing w:before="100" w:beforeAutospacing="1" w:after="100" w:afterAutospacing="1"/>
       </w:pPr>
-      <w:bookmarkStart w:id="15" w:name="_Toc215480072"/>
+      <w:bookmarkStart w:id="15" w:name="_Toc215482076"/>
       <w:r>
         <w:t>2</w:t>
       </w:r>
@@ -5878,7 +5840,7 @@
         <w:pStyle w:val="Heading3"/>
         <w:spacing w:before="100" w:beforeAutospacing="1" w:after="100" w:afterAutospacing="1"/>
       </w:pPr>
-      <w:bookmarkStart w:id="16" w:name="_Toc215480073"/>
+      <w:bookmarkStart w:id="16" w:name="_Toc215482077"/>
       <w:r>
         <w:t>2</w:t>
       </w:r>
@@ -5925,7 +5887,7 @@
         <w:pStyle w:val="Heading3"/>
         <w:spacing w:before="100" w:beforeAutospacing="1" w:after="100" w:afterAutospacing="1"/>
       </w:pPr>
-      <w:bookmarkStart w:id="17" w:name="_Toc215480074"/>
+      <w:bookmarkStart w:id="17" w:name="_Toc215482078"/>
       <w:r>
         <w:t>2</w:t>
       </w:r>
@@ -6118,7 +6080,7 @@
         <w:pStyle w:val="Heading3"/>
         <w:spacing w:before="100" w:beforeAutospacing="1" w:after="100" w:afterAutospacing="1"/>
       </w:pPr>
-      <w:bookmarkStart w:id="18" w:name="_Toc215480075"/>
+      <w:bookmarkStart w:id="18" w:name="_Toc215482079"/>
       <w:r>
         <w:t>2</w:t>
       </w:r>
@@ -6168,7 +6130,7 @@
         <w:pStyle w:val="Heading3"/>
         <w:spacing w:before="100" w:beforeAutospacing="1" w:after="100" w:afterAutospacing="1"/>
       </w:pPr>
-      <w:bookmarkStart w:id="19" w:name="_Toc215480076"/>
+      <w:bookmarkStart w:id="19" w:name="_Toc215482080"/>
       <w:r>
         <w:t>2</w:t>
       </w:r>
@@ -6242,7 +6204,7 @@
         <w:pStyle w:val="Heading2"/>
         <w:spacing w:before="100" w:beforeAutospacing="1" w:after="100" w:afterAutospacing="1"/>
       </w:pPr>
-      <w:bookmarkStart w:id="20" w:name="_Toc215480077"/>
+      <w:bookmarkStart w:id="20" w:name="_Toc215482081"/>
       <w:r>
         <w:t>2</w:t>
       </w:r>
@@ -6256,7 +6218,7 @@
         <w:pStyle w:val="Heading3"/>
         <w:spacing w:before="100" w:beforeAutospacing="1" w:after="100" w:afterAutospacing="1"/>
       </w:pPr>
-      <w:bookmarkStart w:id="21" w:name="_Toc215480078"/>
+      <w:bookmarkStart w:id="21" w:name="_Toc215482082"/>
       <w:r>
         <w:t>2</w:t>
       </w:r>
@@ -6488,7 +6450,7 @@
         <w:keepNext/>
         <w:spacing w:before="100" w:beforeAutospacing="1" w:after="100" w:afterAutospacing="1"/>
       </w:pPr>
-      <w:bookmarkStart w:id="22" w:name="_Toc215480079"/>
+      <w:bookmarkStart w:id="22" w:name="_Toc215482083"/>
       <w:r>
         <w:t>2</w:t>
       </w:r>
@@ -6525,7 +6487,7 @@
         <w:pStyle w:val="Heading3"/>
         <w:spacing w:before="100" w:beforeAutospacing="1" w:after="100" w:afterAutospacing="1"/>
       </w:pPr>
-      <w:bookmarkStart w:id="23" w:name="_Toc215480080"/>
+      <w:bookmarkStart w:id="23" w:name="_Toc215482084"/>
       <w:r>
         <w:t>2</w:t>
       </w:r>
@@ -6556,7 +6518,7 @@
         <w:keepLines/>
         <w:spacing w:before="100" w:beforeAutospacing="1" w:after="100" w:afterAutospacing="1"/>
       </w:pPr>
-      <w:bookmarkStart w:id="24" w:name="_Toc215480081"/>
+      <w:bookmarkStart w:id="24" w:name="_Toc215482085"/>
       <w:r>
         <w:t>2</w:t>
       </w:r>
@@ -6572,7 +6534,7 @@
         <w:keepLines/>
         <w:spacing w:before="100" w:beforeAutospacing="1" w:after="100" w:afterAutospacing="1"/>
       </w:pPr>
-      <w:bookmarkStart w:id="25" w:name="_Toc215480082"/>
+      <w:bookmarkStart w:id="25" w:name="_Toc215482086"/>
       <w:r>
         <w:t>2</w:t>
       </w:r>
@@ -6628,7 +6590,7 @@
         <w:pStyle w:val="Heading3"/>
         <w:spacing w:before="100" w:beforeAutospacing="1" w:after="100" w:afterAutospacing="1"/>
       </w:pPr>
-      <w:bookmarkStart w:id="26" w:name="_Toc215480083"/>
+      <w:bookmarkStart w:id="26" w:name="_Toc215482087"/>
       <w:r>
         <w:t>2</w:t>
       </w:r>
@@ -6650,7 +6612,7 @@
         <w:pStyle w:val="Heading3"/>
         <w:spacing w:before="100" w:beforeAutospacing="1" w:after="100" w:afterAutospacing="1"/>
       </w:pPr>
-      <w:bookmarkStart w:id="27" w:name="_Toc215480084"/>
+      <w:bookmarkStart w:id="27" w:name="_Toc215482088"/>
       <w:r>
         <w:t>2</w:t>
       </w:r>
@@ -6693,7 +6655,7 @@
         <w:pStyle w:val="Heading2"/>
         <w:spacing w:before="100" w:beforeAutospacing="1" w:after="100" w:afterAutospacing="1"/>
       </w:pPr>
-      <w:bookmarkStart w:id="28" w:name="_Toc215480085"/>
+      <w:bookmarkStart w:id="28" w:name="_Toc215482089"/>
       <w:r>
         <w:t>2</w:t>
       </w:r>
@@ -6707,7 +6669,7 @@
         <w:pStyle w:val="Heading3"/>
         <w:spacing w:before="100" w:beforeAutospacing="1" w:after="100" w:afterAutospacing="1"/>
       </w:pPr>
-      <w:bookmarkStart w:id="29" w:name="_Toc215480086"/>
+      <w:bookmarkStart w:id="29" w:name="_Toc215482090"/>
       <w:r>
         <w:t>2</w:t>
       </w:r>
@@ -6730,7 +6692,7 @@
         <w:keepNext/>
         <w:spacing w:before="100" w:beforeAutospacing="1" w:after="100" w:afterAutospacing="1"/>
       </w:pPr>
-      <w:bookmarkStart w:id="30" w:name="_Toc215480087"/>
+      <w:bookmarkStart w:id="30" w:name="_Toc215482091"/>
       <w:r>
         <w:t>2</w:t>
       </w:r>
@@ -6873,7 +6835,7 @@
         <w:pStyle w:val="Heading3"/>
         <w:spacing w:before="100" w:beforeAutospacing="1" w:after="100" w:afterAutospacing="1"/>
       </w:pPr>
-      <w:bookmarkStart w:id="31" w:name="_Toc215480088"/>
+      <w:bookmarkStart w:id="31" w:name="_Toc215482092"/>
       <w:r>
         <w:t>2</w:t>
       </w:r>
@@ -6898,7 +6860,7 @@
         <w:pStyle w:val="Heading2"/>
         <w:spacing w:before="100" w:beforeAutospacing="1" w:after="100" w:afterAutospacing="1"/>
       </w:pPr>
-      <w:bookmarkStart w:id="32" w:name="_Toc215480089"/>
+      <w:bookmarkStart w:id="32" w:name="_Toc215482093"/>
       <w:r>
         <w:t>2</w:t>
       </w:r>
@@ -7077,7 +7039,7 @@
         <w:pStyle w:val="Heading2"/>
         <w:spacing w:before="100" w:beforeAutospacing="1" w:after="100" w:afterAutospacing="1"/>
       </w:pPr>
-      <w:bookmarkStart w:id="33" w:name="_Toc215480090"/>
+      <w:bookmarkStart w:id="33" w:name="_Toc215482094"/>
       <w:r>
         <w:t>2</w:t>
       </w:r>
@@ -7160,7 +7122,7 @@
           <w:szCs w:val="24"/>
         </w:rPr>
       </w:pPr>
-      <w:bookmarkStart w:id="34" w:name="_Toc215480091"/>
+      <w:bookmarkStart w:id="34" w:name="_Toc215482095"/>
       <w:r>
         <w:rPr>
           <w:szCs w:val="24"/>
@@ -7193,7 +7155,7 @@
         <w:pStyle w:val="Heading2"/>
         <w:spacing w:before="100" w:beforeAutospacing="1" w:after="100" w:afterAutospacing="1"/>
       </w:pPr>
-      <w:bookmarkStart w:id="35" w:name="_Toc215480092"/>
+      <w:bookmarkStart w:id="35" w:name="_Toc215482096"/>
       <w:r>
         <w:t>3</w:t>
       </w:r>
@@ -7234,7 +7196,7 @@
         <w:pStyle w:val="Heading2"/>
         <w:spacing w:before="100" w:beforeAutospacing="1" w:after="100" w:afterAutospacing="1"/>
       </w:pPr>
-      <w:bookmarkStart w:id="36" w:name="_Toc215480093"/>
+      <w:bookmarkStart w:id="36" w:name="_Toc215482097"/>
       <w:r>
         <w:t>3</w:t>
       </w:r>
@@ -7399,7 +7361,7 @@
         <w:keepNext/>
         <w:spacing w:before="100" w:beforeAutospacing="1" w:after="100" w:afterAutospacing="1"/>
       </w:pPr>
-      <w:bookmarkStart w:id="37" w:name="_Toc215480094"/>
+      <w:bookmarkStart w:id="37" w:name="_Toc215482098"/>
       <w:r>
         <w:t>3</w:t>
       </w:r>
@@ -7448,7 +7410,7 @@
         <w:pStyle w:val="Heading2"/>
         <w:spacing w:before="100" w:beforeAutospacing="1" w:after="100" w:afterAutospacing="1"/>
       </w:pPr>
-      <w:bookmarkStart w:id="38" w:name="_Toc215480095"/>
+      <w:bookmarkStart w:id="38" w:name="_Toc215482099"/>
       <w:r>
         <w:t>3</w:t>
       </w:r>
@@ -7612,7 +7574,7 @@
         <w:pStyle w:val="Heading2"/>
         <w:spacing w:before="100" w:beforeAutospacing="1" w:after="100" w:afterAutospacing="1"/>
       </w:pPr>
-      <w:bookmarkStart w:id="39" w:name="_Toc215480096"/>
+      <w:bookmarkStart w:id="39" w:name="_Toc215482100"/>
       <w:r>
         <w:t>3</w:t>
       </w:r>
@@ -7742,7 +7704,7 @@
         <w:pStyle w:val="Heading2"/>
         <w:spacing w:before="100" w:beforeAutospacing="1" w:after="100" w:afterAutospacing="1"/>
       </w:pPr>
-      <w:bookmarkStart w:id="40" w:name="_Toc215480097"/>
+      <w:bookmarkStart w:id="40" w:name="_Toc215482101"/>
       <w:r>
         <w:t>3</w:t>
       </w:r>
@@ -7798,7 +7760,7 @@
         <w:keepNext/>
         <w:spacing w:before="100" w:beforeAutospacing="1" w:after="100" w:afterAutospacing="1"/>
       </w:pPr>
-      <w:bookmarkStart w:id="41" w:name="_Toc215480098"/>
+      <w:bookmarkStart w:id="41" w:name="_Toc215482102"/>
       <w:r>
         <w:t>3</w:t>
       </w:r>
@@ -7855,7 +7817,7 @@
         <w:pStyle w:val="Heading2"/>
         <w:spacing w:before="100" w:beforeAutospacing="1" w:after="100" w:afterAutospacing="1"/>
       </w:pPr>
-      <w:bookmarkStart w:id="42" w:name="_Toc215480099"/>
+      <w:bookmarkStart w:id="42" w:name="_Toc215482103"/>
       <w:r>
         <w:t>3</w:t>
       </w:r>
@@ -7922,7 +7884,7 @@
         <w:keepNext/>
         <w:spacing w:before="100" w:beforeAutospacing="1" w:after="100" w:afterAutospacing="1"/>
       </w:pPr>
-      <w:bookmarkStart w:id="43" w:name="_Toc215480100"/>
+      <w:bookmarkStart w:id="43" w:name="_Toc215482104"/>
       <w:r>
         <w:t>3</w:t>
       </w:r>
@@ -7995,7 +7957,7 @@
           <w:szCs w:val="24"/>
         </w:rPr>
       </w:pPr>
-      <w:bookmarkStart w:id="44" w:name="_Toc215480101"/>
+      <w:bookmarkStart w:id="44" w:name="_Toc215482105"/>
       <w:r>
         <w:rPr>
           <w:szCs w:val="24"/>
@@ -8022,7 +7984,7 @@
         <w:pStyle w:val="Heading2"/>
         <w:spacing w:before="100" w:beforeAutospacing="1" w:after="100" w:afterAutospacing="1"/>
       </w:pPr>
-      <w:bookmarkStart w:id="45" w:name="_Toc215480102"/>
+      <w:bookmarkStart w:id="45" w:name="_Toc215482106"/>
       <w:r>
         <w:t>4</w:t>
       </w:r>
@@ -8209,7 +8171,7 @@
         <w:pStyle w:val="Heading2"/>
         <w:spacing w:before="100" w:beforeAutospacing="1" w:after="100" w:afterAutospacing="1"/>
       </w:pPr>
-      <w:bookmarkStart w:id="46" w:name="_Toc215480103"/>
+      <w:bookmarkStart w:id="46" w:name="_Toc215482107"/>
       <w:r>
         <w:t>4</w:t>
       </w:r>
@@ -8223,7 +8185,7 @@
         <w:pStyle w:val="Heading3"/>
         <w:spacing w:before="100" w:beforeAutospacing="1" w:after="100" w:afterAutospacing="1"/>
       </w:pPr>
-      <w:bookmarkStart w:id="47" w:name="_Toc215480104"/>
+      <w:bookmarkStart w:id="47" w:name="_Toc215482108"/>
       <w:r>
         <w:t>4</w:t>
       </w:r>
@@ -8430,7 +8392,7 @@
         <w:pStyle w:val="Heading3"/>
         <w:spacing w:before="100" w:beforeAutospacing="1" w:after="100" w:afterAutospacing="1"/>
       </w:pPr>
-      <w:bookmarkStart w:id="48" w:name="_Toc215480105"/>
+      <w:bookmarkStart w:id="48" w:name="_Toc215482109"/>
       <w:r>
         <w:t>4</w:t>
       </w:r>
@@ -8666,7 +8628,7 @@
         <w:pStyle w:val="Heading2"/>
         <w:spacing w:before="100" w:beforeAutospacing="1" w:after="100" w:afterAutospacing="1"/>
       </w:pPr>
-      <w:bookmarkStart w:id="49" w:name="_Toc215480106"/>
+      <w:bookmarkStart w:id="49" w:name="_Toc215482110"/>
       <w:r>
         <w:t>4</w:t>
       </w:r>
@@ -8692,7 +8654,7 @@
         <w:pStyle w:val="Heading3"/>
         <w:spacing w:before="100" w:beforeAutospacing="1" w:after="100" w:afterAutospacing="1"/>
       </w:pPr>
-      <w:bookmarkStart w:id="50" w:name="_Toc215480107"/>
+      <w:bookmarkStart w:id="50" w:name="_Toc215482111"/>
       <w:r>
         <w:t>4</w:t>
       </w:r>
@@ -9162,7 +9124,7 @@
         <w:pStyle w:val="Heading3"/>
         <w:spacing w:before="100" w:beforeAutospacing="1" w:after="100" w:afterAutospacing="1"/>
       </w:pPr>
-      <w:bookmarkStart w:id="51" w:name="_Toc215480108"/>
+      <w:bookmarkStart w:id="51" w:name="_Toc215482112"/>
       <w:r>
         <w:t>4</w:t>
       </w:r>
@@ -9329,7 +9291,7 @@
         <w:pStyle w:val="Heading2"/>
         <w:spacing w:before="100" w:beforeAutospacing="1" w:after="100" w:afterAutospacing="1"/>
       </w:pPr>
-      <w:bookmarkStart w:id="52" w:name="_Toc215480109"/>
+      <w:bookmarkStart w:id="52" w:name="_Toc215482113"/>
       <w:r>
         <w:t>4</w:t>
       </w:r>
@@ -9433,7 +9395,7 @@
         <w:keepNext/>
         <w:spacing w:before="100" w:beforeAutospacing="1" w:after="100" w:afterAutospacing="1"/>
       </w:pPr>
-      <w:bookmarkStart w:id="53" w:name="_Toc215480110"/>
+      <w:bookmarkStart w:id="53" w:name="_Toc215482114"/>
       <w:r>
         <w:t>4</w:t>
       </w:r>
@@ -9657,7 +9619,7 @@
         <w:keepNext/>
         <w:spacing w:before="100" w:beforeAutospacing="1" w:after="100" w:afterAutospacing="1"/>
       </w:pPr>
-      <w:bookmarkStart w:id="54" w:name="_Toc215480111"/>
+      <w:bookmarkStart w:id="54" w:name="_Toc215482115"/>
       <w:r>
         <w:t>4</w:t>
       </w:r>
@@ -9866,7 +9828,7 @@
       <w:pPr>
         <w:pStyle w:val="Heading3"/>
       </w:pPr>
-      <w:bookmarkStart w:id="55" w:name="_Toc215480112"/>
+      <w:bookmarkStart w:id="55" w:name="_Toc215482116"/>
       <w:r>
         <w:t>4</w:t>
       </w:r>
@@ -9963,7 +9925,7 @@
       <w:pPr>
         <w:pStyle w:val="Heading3"/>
       </w:pPr>
-      <w:bookmarkStart w:id="56" w:name="_Toc215480113"/>
+      <w:bookmarkStart w:id="56" w:name="_Toc215482117"/>
       <w:r>
         <w:t>4.4.4 Implications for System Optimization</w:t>
       </w:r>
@@ -10028,7 +9990,7 @@
         <w:pStyle w:val="Heading2"/>
         <w:spacing w:before="100" w:beforeAutospacing="1" w:after="100" w:afterAutospacing="1"/>
       </w:pPr>
-      <w:bookmarkStart w:id="57" w:name="_Toc215480114"/>
+      <w:bookmarkStart w:id="57" w:name="_Toc215482118"/>
       <w:r>
         <w:t>4</w:t>
       </w:r>
@@ -10201,7 +10163,7 @@
         <w:pStyle w:val="Heading2"/>
         <w:spacing w:before="100" w:beforeAutospacing="1" w:after="100" w:afterAutospacing="1"/>
       </w:pPr>
-      <w:bookmarkStart w:id="58" w:name="_Toc215480115"/>
+      <w:bookmarkStart w:id="58" w:name="_Toc215482119"/>
       <w:r>
         <w:lastRenderedPageBreak/>
         <w:t>4</w:t>
@@ -10371,7 +10333,7 @@
           <w:szCs w:val="24"/>
         </w:rPr>
       </w:pPr>
-      <w:bookmarkStart w:id="59" w:name="_Toc215480116"/>
+      <w:bookmarkStart w:id="59" w:name="_Toc215482120"/>
       <w:r>
         <w:rPr>
           <w:szCs w:val="24"/>
@@ -10489,7 +10451,7 @@
           <w:szCs w:val="24"/>
         </w:rPr>
       </w:pPr>
-      <w:bookmarkStart w:id="60" w:name="_Toc215480117"/>
+      <w:bookmarkStart w:id="60" w:name="_Toc215482121"/>
       <w:r>
         <w:rPr>
           <w:szCs w:val="24"/>
@@ -10693,7 +10655,7 @@
           <w:szCs w:val="24"/>
         </w:rPr>
       </w:pPr>
-      <w:bookmarkStart w:id="61" w:name="_Toc215480118"/>
+      <w:bookmarkStart w:id="61" w:name="_Toc215482122"/>
       <w:r>
         <w:rPr>
           <w:szCs w:val="24"/>
@@ -10806,7 +10768,7 @@
           <w:bCs/>
         </w:rPr>
       </w:pPr>
-      <w:bookmarkStart w:id="62" w:name="_Toc215480119"/>
+      <w:bookmarkStart w:id="62" w:name="_Toc215482123"/>
       <w:r>
         <w:rPr>
           <w:b/>
@@ -11441,7 +11403,7 @@
           <w:bCs/>
         </w:rPr>
       </w:pPr>
-      <w:bookmarkStart w:id="63" w:name="_Toc215480120"/>
+      <w:bookmarkStart w:id="63" w:name="_Toc215482124"/>
       <w:r>
         <w:rPr>
           <w:b/>
@@ -11525,7 +11487,25 @@
             <w:sz w:val="24"/>
             <w:szCs w:val="24"/>
           </w:rPr>
-          <w:t>https://github.com/kangss1/Project-Uber</w:t>
+          <w:t>https:</w:t>
+        </w:r>
+        <w:r>
+          <w:rPr>
+            <w:rStyle w:val="Hyperlink"/>
+            <w:rFonts w:ascii="Times New Roman" w:hAnsi="Times New Roman" w:cs="Times New Roman"/>
+            <w:sz w:val="24"/>
+            <w:szCs w:val="24"/>
+          </w:rPr>
+          <w:t>/</w:t>
+        </w:r>
+        <w:r>
+          <w:rPr>
+            <w:rStyle w:val="Hyperlink"/>
+            <w:rFonts w:ascii="Times New Roman" w:hAnsi="Times New Roman" w:cs="Times New Roman"/>
+            <w:sz w:val="24"/>
+            <w:szCs w:val="24"/>
+          </w:rPr>
+          <w:t>/github.com/kangss1/Project-Uber</w:t>
         </w:r>
       </w:hyperlink>
     </w:p>
